--- a/Fase 1/Evidencias Individuales/David_Gana_1.3_APT122_AutoevaluaciónFase1.docx
+++ b/Fase 1/Evidencias Individuales/David_Gana_1.3_APT122_AutoevaluaciónFase1.docx
@@ -56,10 +56,22 @@
           <w:lang w:val="es-CL" w:eastAsia="es-CL"/>
         </w:rPr>
       </w:r>
+      <w:r>
+        <w:rPr>
+          <w:rFonts w:asciiTheme="minorHAnsi" w:hAnsiTheme="minorHAnsi" w:eastAsiaTheme="minorEastAsia" w:cstheme="minorBidi"/>
+          <w:b/>
+          <w:bCs/>
+          <w:color w:val="000000"/>
+          <w:spacing w:val="-30"/>
+          <w:sz w:val="72"/>
+          <w:szCs w:val="72"/>
+          <w:lang w:val="es-CL" w:eastAsia="es-CL"/>
+        </w:rPr>
+      </w:r>
     </w:p>
     <w:p>
       <w:pPr>
-        <w:pStyle w:val="864"/>
+        <w:pStyle w:val="1046"/>
         <w:pBdr/>
         <w:tabs>
           <w:tab w:val="clear" w:leader="none" w:pos="4419"/>
@@ -142,6 +154,18 @@
           <w:lang w:val="es-CL" w:eastAsia="es-CL"/>
         </w:rPr>
       </w:r>
+      <w:r>
+        <w:rPr>
+          <w:rFonts w:asciiTheme="minorHAnsi" w:hAnsiTheme="minorHAnsi" w:eastAsiaTheme="minorEastAsia" w:cstheme="minorBidi"/>
+          <w:b/>
+          <w:bCs/>
+          <w:color w:val="000000"/>
+          <w:spacing w:val="-30"/>
+          <w:sz w:val="48"/>
+          <w:szCs w:val="48"/>
+          <w:lang w:val="es-CL" w:eastAsia="es-CL"/>
+        </w:rPr>
+      </w:r>
     </w:p>
     <w:tbl>
       <w:tblPr>
@@ -184,7 +208,7 @@
           </w:tcPr>
           <w:p>
             <w:pPr>
-              <w:pStyle w:val="864"/>
+              <w:pStyle w:val="1046"/>
               <w:pBdr/>
               <w:spacing/>
               <w:ind/>
@@ -208,6 +232,16 @@
                 <w:szCs w:val="22"/>
               </w:rPr>
               <w:t xml:space="preserve">Sigla</w:t>
+            </w:r>
+            <w:r>
+              <w:rPr>
+                <w:rFonts w:asciiTheme="minorHAnsi" w:hAnsiTheme="minorHAnsi" w:eastAsiaTheme="minorEastAsia" w:cstheme="minorBidi"/>
+                <w:b/>
+                <w:bCs/>
+                <w:color w:val="ffffff" w:themeColor="background1"/>
+                <w:sz w:val="22"/>
+                <w:szCs w:val="22"/>
+              </w:rPr>
             </w:r>
             <w:r>
               <w:rPr>
@@ -230,7 +264,7 @@
           </w:tcPr>
           <w:p>
             <w:pPr>
-              <w:pStyle w:val="864"/>
+              <w:pStyle w:val="1046"/>
               <w:pBdr/>
               <w:spacing/>
               <w:ind/>
@@ -254,6 +288,16 @@
                 <w:szCs w:val="22"/>
               </w:rPr>
               <w:t xml:space="preserve">Nombre Asignatura</w:t>
+            </w:r>
+            <w:r>
+              <w:rPr>
+                <w:rFonts w:asciiTheme="minorHAnsi" w:hAnsiTheme="minorHAnsi" w:eastAsiaTheme="minorEastAsia" w:cstheme="minorBidi"/>
+                <w:b/>
+                <w:bCs/>
+                <w:color w:val="ffffff" w:themeColor="background1"/>
+                <w:sz w:val="22"/>
+                <w:szCs w:val="22"/>
+              </w:rPr>
             </w:r>
             <w:r>
               <w:rPr>
@@ -276,7 +320,7 @@
           </w:tcPr>
           <w:p>
             <w:pPr>
-              <w:pStyle w:val="864"/>
+              <w:pStyle w:val="1046"/>
               <w:pBdr/>
               <w:spacing/>
               <w:ind/>
@@ -300,6 +344,16 @@
                 <w:szCs w:val="22"/>
               </w:rPr>
               <w:t xml:space="preserve">Tiempo Asignado</w:t>
+            </w:r>
+            <w:r>
+              <w:rPr>
+                <w:rFonts w:asciiTheme="minorHAnsi" w:hAnsiTheme="minorHAnsi" w:eastAsiaTheme="minorEastAsia" w:cstheme="minorBidi"/>
+                <w:b/>
+                <w:bCs/>
+                <w:color w:val="ffffff" w:themeColor="background1"/>
+                <w:sz w:val="22"/>
+                <w:szCs w:val="22"/>
+              </w:rPr>
             </w:r>
             <w:r>
               <w:rPr>
@@ -322,7 +376,7 @@
           </w:tcPr>
           <w:p>
             <w:pPr>
-              <w:pStyle w:val="864"/>
+              <w:pStyle w:val="1046"/>
               <w:pBdr/>
               <w:spacing/>
               <w:ind/>
@@ -357,6 +411,16 @@
                 <w:szCs w:val="22"/>
               </w:rPr>
               <w:t xml:space="preserve">onderación</w:t>
+            </w:r>
+            <w:r>
+              <w:rPr>
+                <w:rFonts w:asciiTheme="minorHAnsi" w:hAnsiTheme="minorHAnsi" w:eastAsiaTheme="minorEastAsia" w:cstheme="minorBidi"/>
+                <w:b/>
+                <w:bCs/>
+                <w:color w:val="ffffff" w:themeColor="background1"/>
+                <w:sz w:val="22"/>
+                <w:szCs w:val="22"/>
+              </w:rPr>
             </w:r>
             <w:r>
               <w:rPr>
@@ -385,7 +449,7 @@
           </w:tcPr>
           <w:p>
             <w:pPr>
-              <w:pStyle w:val="864"/>
+              <w:pStyle w:val="1046"/>
               <w:pBdr/>
               <w:spacing w:after="120" w:before="120"/>
               <w:ind/>
@@ -409,6 +473,16 @@
                 <w:szCs w:val="22"/>
               </w:rPr>
               <w:t xml:space="preserve">PTY4614</w:t>
+            </w:r>
+            <w:r>
+              <w:rPr>
+                <w:rFonts w:asciiTheme="minorHAnsi" w:hAnsiTheme="minorHAnsi" w:eastAsiaTheme="minorEastAsia" w:cstheme="minorBidi"/>
+                <w:b/>
+                <w:bCs/>
+                <w:color w:val="262626" w:themeColor="text1" w:themeTint="D9"/>
+                <w:sz w:val="22"/>
+                <w:szCs w:val="22"/>
+              </w:rPr>
             </w:r>
             <w:r>
               <w:rPr>
@@ -431,7 +505,7 @@
           </w:tcPr>
           <w:p>
             <w:pPr>
-              <w:pStyle w:val="864"/>
+              <w:pStyle w:val="1046"/>
               <w:pBdr/>
               <w:spacing w:after="120" w:before="120"/>
               <w:ind/>
@@ -461,7 +535,7 @@
           </w:tcPr>
           <w:p>
             <w:pPr>
-              <w:pStyle w:val="864"/>
+              <w:pStyle w:val="1046"/>
               <w:pBdr/>
               <w:tabs>
                 <w:tab w:val="clear" w:leader="none" w:pos="4419"/>
@@ -492,6 +566,14 @@
                 <w:szCs w:val="22"/>
               </w:rPr>
               <w:t xml:space="preserve">3</w:t>
+            </w:r>
+            <w:r>
+              <w:rPr>
+                <w:rFonts w:asciiTheme="minorHAnsi" w:hAnsiTheme="minorHAnsi" w:eastAsiaTheme="minorEastAsia" w:cstheme="minorBidi"/>
+                <w:color w:val="5b9bd5" w:themeColor="accent1"/>
+                <w:sz w:val="22"/>
+                <w:szCs w:val="22"/>
+              </w:rPr>
             </w:r>
             <w:r>
               <w:rPr>
@@ -511,7 +593,7 @@
           </w:tcPr>
           <w:p>
             <w:pPr>
-              <w:pStyle w:val="864"/>
+              <w:pStyle w:val="1046"/>
               <w:pBdr/>
               <w:spacing w:after="120" w:before="120"/>
               <w:ind/>
@@ -549,13 +631,24 @@
                 <w:lang w:eastAsia="es-CL"/>
               </w:rPr>
             </w:r>
+            <w:r>
+              <w:rPr>
+                <w:rFonts w:asciiTheme="minorHAnsi" w:hAnsiTheme="minorHAnsi" w:eastAsiaTheme="minorEastAsia" w:cstheme="minorBidi"/>
+                <w:b/>
+                <w:bCs/>
+                <w:color w:val="404040" w:themeColor="text1" w:themeTint="BF"/>
+                <w:sz w:val="22"/>
+                <w:szCs w:val="22"/>
+                <w:lang w:eastAsia="es-CL"/>
+              </w:rPr>
+            </w:r>
           </w:p>
         </w:tc>
       </w:tr>
     </w:tbl>
     <w:p>
       <w:pPr>
-        <w:pStyle w:val="864"/>
+        <w:pStyle w:val="1046"/>
         <w:pBdr/>
         <w:tabs>
           <w:tab w:val="clear" w:leader="none" w:pos="4419"/>
@@ -572,6 +665,16 @@
           <w:szCs w:val="22"/>
         </w:rPr>
       </w:pPr>
+      <w:r>
+        <w:rPr>
+          <w:rFonts w:asciiTheme="minorHAnsi" w:hAnsiTheme="minorHAnsi" w:eastAsiaTheme="minorEastAsia" w:cstheme="minorBidi"/>
+          <w:b/>
+          <w:bCs/>
+          <w:color w:val="000000" w:themeColor="text1"/>
+          <w:sz w:val="22"/>
+          <w:szCs w:val="22"/>
+        </w:rPr>
+      </w:r>
       <w:r>
         <w:rPr>
           <w:rFonts w:asciiTheme="minorHAnsi" w:hAnsiTheme="minorHAnsi" w:eastAsiaTheme="minorEastAsia" w:cstheme="minorBidi"/>
@@ -595,7 +698,7 @@
     </w:p>
     <w:p>
       <w:pPr>
-        <w:pStyle w:val="877"/>
+        <w:pStyle w:val="1059"/>
         <w:numPr>
           <w:ilvl w:val="0"/>
           <w:numId w:val="27"/>
@@ -639,10 +742,22 @@
           <w:lang w:val="es-CL" w:eastAsia="es-CL"/>
         </w:rPr>
       </w:r>
+      <w:r>
+        <w:rPr>
+          <w:rFonts w:eastAsiaTheme="minorEastAsia"/>
+          <w:b/>
+          <w:bCs/>
+          <w:color w:val="000000"/>
+          <w:spacing w:val="-30"/>
+          <w:sz w:val="40"/>
+          <w:szCs w:val="40"/>
+          <w:lang w:val="es-CL" w:eastAsia="es-CL"/>
+        </w:rPr>
+      </w:r>
     </w:p>
     <w:tbl>
       <w:tblPr>
-        <w:tblStyle w:val="873"/>
+        <w:tblStyle w:val="1055"/>
         <w:tblW w:w="0" w:type="auto"/>
         <w:tblBorders/>
         <w:tblLook w:val="04A0" w:firstRow="1" w:lastRow="0" w:firstColumn="1" w:lastColumn="0" w:noHBand="0" w:noVBand="1"/>
@@ -671,7 +786,7 @@
           </w:tcPr>
           <w:p>
             <w:pPr>
-              <w:pStyle w:val="864"/>
+              <w:pStyle w:val="1046"/>
               <w:pBdr/>
               <w:spacing w:after="120" w:before="120"/>
               <w:ind/>
@@ -685,6 +800,16 @@
                 <w:szCs w:val="22"/>
               </w:rPr>
             </w:pPr>
+            <w:r>
+              <w:rPr>
+                <w:rFonts w:asciiTheme="minorHAnsi" w:hAnsiTheme="minorHAnsi" w:eastAsiaTheme="minorEastAsia" w:cstheme="minorBidi"/>
+                <w:b/>
+                <w:bCs/>
+                <w:color w:val="000000" w:themeColor="text1"/>
+                <w:sz w:val="22"/>
+                <w:szCs w:val="22"/>
+              </w:rPr>
+            </w:r>
             <w:r>
               <w:rPr>
                 <w:rFonts w:asciiTheme="minorHAnsi" w:hAnsiTheme="minorHAnsi" w:eastAsiaTheme="minorEastAsia" w:cstheme="minorBidi"/>
@@ -721,7 +846,7 @@
           </w:tcPr>
           <w:p>
             <w:pPr>
-              <w:pStyle w:val="864"/>
+              <w:pStyle w:val="1046"/>
               <w:pBdr/>
               <w:tabs>
                 <w:tab w:val="clear" w:leader="none" w:pos="4419"/>
@@ -749,6 +874,16 @@
                 <w:szCs w:val="22"/>
               </w:rPr>
               <w:t xml:space="preserve">Heteroevaluación</w:t>
+            </w:r>
+            <w:r>
+              <w:rPr>
+                <w:rFonts w:asciiTheme="minorHAnsi" w:hAnsiTheme="minorHAnsi" w:eastAsiaTheme="minorEastAsia" w:cstheme="minorBidi"/>
+                <w:b/>
+                <w:bCs/>
+                <w:color w:val="ffffff" w:themeColor="background1"/>
+                <w:sz w:val="22"/>
+                <w:szCs w:val="22"/>
+              </w:rPr>
             </w:r>
             <w:r>
               <w:rPr>
@@ -775,7 +910,7 @@
           </w:tcPr>
           <w:p>
             <w:pPr>
-              <w:pStyle w:val="864"/>
+              <w:pStyle w:val="1046"/>
               <w:pBdr/>
               <w:tabs>
                 <w:tab w:val="clear" w:leader="none" w:pos="4419"/>
@@ -793,6 +928,16 @@
                 <w:szCs w:val="22"/>
               </w:rPr>
             </w:pPr>
+            <w:r>
+              <w:rPr>
+                <w:rFonts w:asciiTheme="minorHAnsi" w:hAnsiTheme="minorHAnsi" w:eastAsiaTheme="minorEastAsia" w:cstheme="minorBidi"/>
+                <w:b/>
+                <w:bCs/>
+                <w:color w:val="ffffff" w:themeColor="background1"/>
+                <w:sz w:val="22"/>
+                <w:szCs w:val="22"/>
+              </w:rPr>
+            </w:r>
             <w:r>
               <w:rPr>
                 <w:rFonts w:asciiTheme="minorHAnsi" w:hAnsiTheme="minorHAnsi" w:eastAsiaTheme="minorEastAsia" w:cstheme="minorBidi"/>
@@ -828,7 +973,7 @@
           </w:tcPr>
           <w:p>
             <w:pPr>
-              <w:pStyle w:val="864"/>
+              <w:pStyle w:val="1046"/>
               <w:pBdr/>
               <w:tabs>
                 <w:tab w:val="clear" w:leader="none" w:pos="4419"/>
@@ -846,6 +991,16 @@
                 <w:szCs w:val="22"/>
               </w:rPr>
             </w:pPr>
+            <w:r>
+              <w:rPr>
+                <w:rFonts w:asciiTheme="minorHAnsi" w:hAnsiTheme="minorHAnsi" w:eastAsiaTheme="minorEastAsia" w:cstheme="minorBidi"/>
+                <w:b/>
+                <w:bCs/>
+                <w:color w:val="auto"/>
+                <w:sz w:val="22"/>
+                <w:szCs w:val="22"/>
+              </w:rPr>
+            </w:r>
             <w:r>
               <w:rPr>
                 <w:rFonts w:asciiTheme="minorHAnsi" w:hAnsiTheme="minorHAnsi" w:eastAsiaTheme="minorEastAsia" w:cstheme="minorBidi"/>
@@ -882,7 +1037,7 @@
           </w:tcPr>
           <w:p>
             <w:pPr>
-              <w:pStyle w:val="864"/>
+              <w:pStyle w:val="1046"/>
               <w:pBdr/>
               <w:tabs>
                 <w:tab w:val="clear" w:leader="none" w:pos="4419"/>
@@ -910,6 +1065,16 @@
                 <w:szCs w:val="22"/>
               </w:rPr>
               <w:t xml:space="preserve">Coevaluación</w:t>
+            </w:r>
+            <w:r>
+              <w:rPr>
+                <w:rFonts w:asciiTheme="minorHAnsi" w:hAnsiTheme="minorHAnsi" w:eastAsiaTheme="minorEastAsia" w:cstheme="minorBidi"/>
+                <w:b/>
+                <w:bCs/>
+                <w:color w:val="ffffff" w:themeColor="background1"/>
+                <w:sz w:val="22"/>
+                <w:szCs w:val="22"/>
+              </w:rPr>
             </w:r>
             <w:r>
               <w:rPr>
@@ -936,7 +1101,7 @@
           </w:tcPr>
           <w:p>
             <w:pPr>
-              <w:pStyle w:val="864"/>
+              <w:pStyle w:val="1046"/>
               <w:pBdr/>
               <w:tabs>
                 <w:tab w:val="clear" w:leader="none" w:pos="4419"/>
@@ -954,6 +1119,16 @@
                 <w:szCs w:val="22"/>
               </w:rPr>
             </w:pPr>
+            <w:r>
+              <w:rPr>
+                <w:rFonts w:asciiTheme="minorHAnsi" w:hAnsiTheme="minorHAnsi" w:eastAsiaTheme="minorEastAsia" w:cstheme="minorBidi"/>
+                <w:b/>
+                <w:bCs/>
+                <w:color w:val="ffffff" w:themeColor="background1"/>
+                <w:sz w:val="22"/>
+                <w:szCs w:val="22"/>
+              </w:rPr>
+            </w:r>
             <w:r>
               <w:rPr>
                 <w:rFonts w:asciiTheme="minorHAnsi" w:hAnsiTheme="minorHAnsi" w:eastAsiaTheme="minorEastAsia" w:cstheme="minorBidi"/>
@@ -989,7 +1164,7 @@
           </w:tcPr>
           <w:p>
             <w:pPr>
-              <w:pStyle w:val="864"/>
+              <w:pStyle w:val="1046"/>
               <w:pBdr/>
               <w:tabs>
                 <w:tab w:val="clear" w:leader="none" w:pos="4419"/>
@@ -1017,6 +1192,16 @@
                 <w:szCs w:val="22"/>
               </w:rPr>
               <w:t xml:space="preserve">X</w:t>
+            </w:r>
+            <w:r>
+              <w:rPr>
+                <w:rFonts w:asciiTheme="minorHAnsi" w:hAnsiTheme="minorHAnsi" w:eastAsiaTheme="minorEastAsia" w:cstheme="minorBidi"/>
+                <w:b/>
+                <w:bCs/>
+                <w:color w:val="auto"/>
+                <w:sz w:val="22"/>
+                <w:szCs w:val="22"/>
+              </w:rPr>
             </w:r>
             <w:r>
               <w:rPr>
@@ -1044,7 +1229,7 @@
           </w:tcPr>
           <w:p>
             <w:pPr>
-              <w:pStyle w:val="864"/>
+              <w:pStyle w:val="1046"/>
               <w:pBdr/>
               <w:tabs>
                 <w:tab w:val="clear" w:leader="none" w:pos="4419"/>
@@ -1083,13 +1268,23 @@
                 <w:szCs w:val="22"/>
               </w:rPr>
             </w:r>
+            <w:r>
+              <w:rPr>
+                <w:rFonts w:asciiTheme="minorHAnsi" w:hAnsiTheme="minorHAnsi" w:eastAsiaTheme="minorEastAsia" w:cstheme="minorBidi"/>
+                <w:b/>
+                <w:bCs/>
+                <w:color w:val="ffffff" w:themeColor="background1"/>
+                <w:sz w:val="22"/>
+                <w:szCs w:val="22"/>
+              </w:rPr>
+            </w:r>
           </w:p>
         </w:tc>
       </w:tr>
     </w:tbl>
     <w:p>
       <w:pPr>
-        <w:pStyle w:val="864"/>
+        <w:pStyle w:val="1046"/>
         <w:pBdr/>
         <w:tabs>
           <w:tab w:val="clear" w:leader="none" w:pos="4419"/>
@@ -1106,6 +1301,16 @@
           <w:szCs w:val="22"/>
         </w:rPr>
       </w:pPr>
+      <w:r>
+        <w:rPr>
+          <w:rFonts w:asciiTheme="minorHAnsi" w:hAnsiTheme="minorHAnsi" w:eastAsiaTheme="minorEastAsia" w:cstheme="minorBidi"/>
+          <w:b/>
+          <w:bCs/>
+          <w:color w:val="000000" w:themeColor="text1"/>
+          <w:sz w:val="22"/>
+          <w:szCs w:val="22"/>
+        </w:rPr>
+      </w:r>
       <w:r>
         <w:rPr>
           <w:rFonts w:asciiTheme="minorHAnsi" w:hAnsiTheme="minorHAnsi" w:eastAsiaTheme="minorEastAsia" w:cstheme="minorBidi"/>
@@ -1129,7 +1334,7 @@
     </w:p>
     <w:p>
       <w:pPr>
-        <w:pStyle w:val="877"/>
+        <w:pStyle w:val="1059"/>
         <w:numPr>
           <w:ilvl w:val="0"/>
           <w:numId w:val="27"/>
@@ -1173,10 +1378,22 @@
           <w:lang w:val="es-CL" w:eastAsia="es-CL"/>
         </w:rPr>
       </w:r>
+      <w:r>
+        <w:rPr>
+          <w:rFonts w:eastAsiaTheme="minorEastAsia"/>
+          <w:b/>
+          <w:bCs/>
+          <w:color w:val="000000"/>
+          <w:spacing w:val="-30"/>
+          <w:sz w:val="40"/>
+          <w:szCs w:val="40"/>
+          <w:lang w:val="es-CL" w:eastAsia="es-CL"/>
+        </w:rPr>
+      </w:r>
     </w:p>
     <w:tbl>
       <w:tblPr>
-        <w:tblStyle w:val="873"/>
+        <w:tblStyle w:val="1055"/>
         <w:tblW w:w="5000" w:type="pct"/>
         <w:tblBorders>
           <w:top w:val="single" w:color="7f7f7f" w:themeColor="text1" w:themeTint="80" w:sz="4" w:space="0"/>
@@ -1208,7 +1425,7 @@
           </w:tcPr>
           <w:p>
             <w:pPr>
-              <w:pStyle w:val="864"/>
+              <w:pStyle w:val="1046"/>
               <w:pBdr/>
               <w:tabs>
                 <w:tab w:val="clear" w:leader="none" w:pos="4419"/>
@@ -1241,6 +1458,14 @@
                 <w:color w:val="ffffff" w:themeColor="background1"/>
               </w:rPr>
               <w:t xml:space="preserve"> de Aprendizaje</w:t>
+            </w:r>
+            <w:r>
+              <w:rPr>
+                <w:rFonts w:asciiTheme="minorHAnsi" w:hAnsiTheme="minorHAnsi" w:eastAsiaTheme="minorEastAsia" w:cstheme="minorBidi"/>
+                <w:b/>
+                <w:bCs/>
+                <w:color w:val="ffffff" w:themeColor="background1"/>
+              </w:rPr>
             </w:r>
             <w:r>
               <w:rPr>
@@ -1261,7 +1486,7 @@
           </w:tcPr>
           <w:p>
             <w:pPr>
-              <w:pStyle w:val="864"/>
+              <w:pStyle w:val="1046"/>
               <w:pBdr/>
               <w:tabs>
                 <w:tab w:val="clear" w:leader="none" w:pos="4419"/>
@@ -1294,6 +1519,14 @@
                 <w:color w:val="ffffff" w:themeColor="background1"/>
               </w:rPr>
               <w:t xml:space="preserve"> de Logro (IL)</w:t>
+            </w:r>
+            <w:r>
+              <w:rPr>
+                <w:rFonts w:asciiTheme="minorHAnsi" w:hAnsiTheme="minorHAnsi" w:eastAsiaTheme="minorEastAsia" w:cstheme="minorBidi"/>
+                <w:b/>
+                <w:bCs/>
+                <w:color w:val="ffffff" w:themeColor="background1"/>
+              </w:rPr>
             </w:r>
             <w:r>
               <w:rPr>
@@ -1314,7 +1547,7 @@
           </w:tcPr>
           <w:p>
             <w:pPr>
-              <w:pStyle w:val="864"/>
+              <w:pStyle w:val="1046"/>
               <w:pBdr/>
               <w:tabs>
                 <w:tab w:val="clear" w:leader="none" w:pos="4419"/>
@@ -1338,6 +1571,14 @@
                 <w:color w:val="ffffff" w:themeColor="background1"/>
               </w:rPr>
               <w:t xml:space="preserve">Indicador de Evaluación (IE)*</w:t>
+            </w:r>
+            <w:r>
+              <w:rPr>
+                <w:rFonts w:asciiTheme="minorHAnsi" w:hAnsiTheme="minorHAnsi" w:eastAsiaTheme="minorEastAsia" w:cstheme="minorBidi"/>
+                <w:b/>
+                <w:bCs/>
+                <w:color w:val="ffffff" w:themeColor="background1"/>
+              </w:rPr>
             </w:r>
             <w:r>
               <w:rPr>
@@ -1358,7 +1599,7 @@
           </w:tcPr>
           <w:p>
             <w:pPr>
-              <w:pStyle w:val="864"/>
+              <w:pStyle w:val="1046"/>
               <w:pBdr/>
               <w:tabs>
                 <w:tab w:val="clear" w:leader="none" w:pos="4419"/>
@@ -1382,6 +1623,14 @@
                 <w:color w:val="ffffff" w:themeColor="background1"/>
               </w:rPr>
               <w:t xml:space="preserve">Ponderación Indicador Logro</w:t>
+            </w:r>
+            <w:r>
+              <w:rPr>
+                <w:rFonts w:asciiTheme="minorHAnsi" w:hAnsiTheme="minorHAnsi" w:eastAsiaTheme="minorEastAsia" w:cstheme="minorBidi"/>
+                <w:b/>
+                <w:bCs/>
+                <w:color w:val="ffffff" w:themeColor="background1"/>
+              </w:rPr>
             </w:r>
             <w:r>
               <w:rPr>
@@ -1401,7 +1650,7 @@
           </w:tcPr>
           <w:p>
             <w:pPr>
-              <w:pStyle w:val="864"/>
+              <w:pStyle w:val="1046"/>
               <w:pBdr/>
               <w:tabs>
                 <w:tab w:val="clear" w:leader="none" w:pos="4419"/>
@@ -1425,6 +1674,14 @@
                 <w:color w:val="ffffff" w:themeColor="background1"/>
               </w:rPr>
               <w:t xml:space="preserve">Ponderación Indicador de Evaluación</w:t>
+            </w:r>
+            <w:r>
+              <w:rPr>
+                <w:rFonts w:asciiTheme="minorHAnsi" w:hAnsiTheme="minorHAnsi" w:eastAsiaTheme="minorEastAsia" w:cstheme="minorBidi"/>
+                <w:b/>
+                <w:bCs/>
+                <w:color w:val="ffffff" w:themeColor="background1"/>
+              </w:rPr>
             </w:r>
             <w:r>
               <w:rPr>
@@ -1481,6 +1738,15 @@
                 <w:lang w:eastAsia="ja-JP"/>
               </w:rPr>
             </w:r>
+            <w:r>
+              <w:rPr>
+                <w:rFonts w:asciiTheme="minorHAnsi" w:hAnsiTheme="minorHAnsi" w:eastAsiaTheme="minorEastAsia" w:cstheme="minorBidi"/>
+                <w:b/>
+                <w:bCs/>
+                <w:color w:val="3b3838" w:themeColor="background2" w:themeShade="40"/>
+                <w:lang w:eastAsia="ja-JP"/>
+              </w:rPr>
+            </w:r>
           </w:p>
           <w:p>
             <w:pPr>
@@ -1501,6 +1767,13 @@
                 <w:lang w:eastAsia="ja-JP"/>
               </w:rPr>
               <w:t xml:space="preserve">Diseña una propuesta de proyecto que considera los intereses profesionales y la integración de competencias del perfil de egreso.</w:t>
+            </w:r>
+            <w:r>
+              <w:rPr>
+                <w:rFonts w:asciiTheme="minorHAnsi" w:hAnsiTheme="minorHAnsi" w:eastAsiaTheme="minorEastAsia" w:cstheme="minorBidi"/>
+                <w:color w:val="3b3838" w:themeColor="background2" w:themeShade="40"/>
+                <w:lang w:eastAsia="ja-JP"/>
+              </w:rPr>
             </w:r>
             <w:r>
               <w:rPr>
@@ -1548,10 +1821,18 @@
                 <w:color w:val="3b3838" w:themeColor="background2" w:themeShade="40"/>
               </w:rPr>
             </w:r>
+            <w:r>
+              <w:rPr>
+                <w:rFonts w:asciiTheme="minorHAnsi" w:hAnsiTheme="minorHAnsi" w:eastAsiaTheme="minorEastAsia" w:cstheme="minorBidi"/>
+                <w:b/>
+                <w:bCs/>
+                <w:color w:val="3b3838" w:themeColor="background2" w:themeShade="40"/>
+              </w:rPr>
+            </w:r>
           </w:p>
           <w:p>
             <w:pPr>
-              <w:pStyle w:val="864"/>
+              <w:pStyle w:val="1046"/>
               <w:pBdr/>
               <w:tabs>
                 <w:tab w:val="clear" w:leader="none" w:pos="4419"/>
@@ -1571,6 +1852,12 @@
                 <w:color w:val="3b3838" w:themeColor="background2" w:themeShade="40"/>
               </w:rPr>
               <w:t xml:space="preserve">Fundamenta el Proyecto APT considerando intereses profesionales, competencias del perfil de egreso, factibilidad y relevancia.</w:t>
+            </w:r>
+            <w:r>
+              <w:rPr>
+                <w:rFonts w:asciiTheme="minorHAnsi" w:hAnsiTheme="minorHAnsi" w:eastAsiaTheme="minorEastAsia" w:cstheme="minorBidi"/>
+                <w:color w:val="3b3838" w:themeColor="background2" w:themeShade="40"/>
+              </w:rPr>
             </w:r>
             <w:r>
               <w:rPr>
@@ -1588,7 +1875,7 @@
           </w:tcPr>
           <w:p>
             <w:pPr>
-              <w:pStyle w:val="864"/>
+              <w:pStyle w:val="1046"/>
               <w:pBdr/>
               <w:tabs>
                 <w:tab w:val="clear" w:leader="none" w:pos="4419"/>
@@ -1608,6 +1895,12 @@
                 <w:color w:val="3b3838" w:themeColor="background2" w:themeShade="40"/>
               </w:rPr>
               <w:t xml:space="preserve">1. Describe brevemente en qué consiste el Proyecto APT, justificando su relevancia para el campo laboral de su carrera.</w:t>
+            </w:r>
+            <w:r>
+              <w:rPr>
+                <w:rFonts w:asciiTheme="minorHAnsi" w:hAnsiTheme="minorHAnsi" w:eastAsiaTheme="minorEastAsia" w:cstheme="minorBidi"/>
+                <w:color w:val="3b3838" w:themeColor="background2" w:themeShade="40"/>
+              </w:rPr>
             </w:r>
             <w:r>
               <w:rPr>
@@ -1626,7 +1919,7 @@
           </w:tcPr>
           <w:p>
             <w:pPr>
-              <w:pStyle w:val="864"/>
+              <w:pStyle w:val="1046"/>
               <w:pBdr/>
               <w:tabs>
                 <w:tab w:val="clear" w:leader="none" w:pos="4419"/>
@@ -1646,6 +1939,12 @@
                 <w:color w:val="3b3838" w:themeColor="background2" w:themeShade="40"/>
               </w:rPr>
               <w:t xml:space="preserve">20</w:t>
+            </w:r>
+            <w:r>
+              <w:rPr>
+                <w:rFonts w:asciiTheme="minorHAnsi" w:hAnsiTheme="minorHAnsi" w:eastAsiaTheme="minorEastAsia" w:cstheme="minorBidi"/>
+                <w:color w:val="3b3838" w:themeColor="background2" w:themeShade="40"/>
+              </w:rPr>
             </w:r>
             <w:r>
               <w:rPr>
@@ -1663,7 +1962,7 @@
           </w:tcPr>
           <w:p>
             <w:pPr>
-              <w:pStyle w:val="864"/>
+              <w:pStyle w:val="1046"/>
               <w:pBdr/>
               <w:tabs>
                 <w:tab w:val="clear" w:leader="none" w:pos="4419"/>
@@ -1689,6 +1988,15 @@
                 <w:lang w:eastAsia="es-CL"/>
               </w:rPr>
               <w:t xml:space="preserve">5</w:t>
+            </w:r>
+            <w:r>
+              <w:rPr>
+                <w:rFonts w:asciiTheme="minorHAnsi" w:hAnsiTheme="minorHAnsi" w:eastAsiaTheme="minorEastAsia" w:cstheme="minorBidi"/>
+                <w:b/>
+                <w:bCs/>
+                <w:color w:val="3b3838" w:themeColor="background2" w:themeShade="40"/>
+                <w:lang w:eastAsia="es-CL"/>
+              </w:rPr>
             </w:r>
             <w:r>
               <w:rPr>
@@ -1740,6 +2048,14 @@
                 <w:lang w:eastAsia="ja-JP"/>
               </w:rPr>
             </w:r>
+            <w:r>
+              <w:rPr>
+                <w:rFonts w:ascii="Calibri" w:hAnsi="Calibri" w:cs="Calibri"/>
+                <w:bCs/>
+                <w:color w:val="3b3838" w:themeColor="background2" w:themeShade="40"/>
+                <w:lang w:eastAsia="ja-JP"/>
+              </w:rPr>
+            </w:r>
           </w:p>
         </w:tc>
         <w:tc>
@@ -1774,6 +2090,13 @@
                 <w:color w:val="3b3838" w:themeColor="background2" w:themeShade="40"/>
               </w:rPr>
             </w:r>
+            <w:r>
+              <w:rPr>
+                <w:rFonts w:ascii="Calibri" w:hAnsi="Calibri" w:cs="Calibri"/>
+                <w:b/>
+                <w:color w:val="3b3838" w:themeColor="background2" w:themeShade="40"/>
+              </w:rPr>
+            </w:r>
           </w:p>
         </w:tc>
         <w:tc>
@@ -1784,7 +2107,7 @@
           </w:tcPr>
           <w:p>
             <w:pPr>
-              <w:pStyle w:val="864"/>
+              <w:pStyle w:val="1046"/>
               <w:pBdr/>
               <w:tabs>
                 <w:tab w:val="clear" w:leader="none" w:pos="4419"/>
@@ -1804,6 +2127,12 @@
                 <w:color w:val="3b3838" w:themeColor="background2" w:themeShade="40"/>
               </w:rPr>
               <w:t xml:space="preserve">2. Relaciona el Proyecto APT con las competencias del perfil de egreso de su Plan de Estudio.</w:t>
+            </w:r>
+            <w:r>
+              <w:rPr>
+                <w:rFonts w:asciiTheme="minorHAnsi" w:hAnsiTheme="minorHAnsi" w:eastAsiaTheme="minorEastAsia" w:cstheme="minorBidi"/>
+                <w:color w:val="3b3838" w:themeColor="background2" w:themeShade="40"/>
+              </w:rPr>
             </w:r>
             <w:r>
               <w:rPr>
@@ -1822,7 +2151,7 @@
           </w:tcPr>
           <w:p>
             <w:pPr>
-              <w:pStyle w:val="864"/>
+              <w:pStyle w:val="1046"/>
               <w:pBdr/>
               <w:tabs>
                 <w:tab w:val="clear" w:leader="none" w:pos="4419"/>
@@ -1837,6 +2166,13 @@
                 <w:color w:val="3b3838" w:themeColor="background2" w:themeShade="40"/>
               </w:rPr>
             </w:pPr>
+            <w:r>
+              <w:rPr>
+                <w:rFonts w:ascii="Calibri" w:hAnsi="Calibri" w:cs="Calibri"/>
+                <w:bCs/>
+                <w:color w:val="3b3838" w:themeColor="background2" w:themeShade="40"/>
+              </w:rPr>
+            </w:r>
             <w:r>
               <w:rPr>
                 <w:rFonts w:ascii="Calibri" w:hAnsi="Calibri" w:cs="Calibri"/>
@@ -1861,7 +2197,7 @@
           </w:tcPr>
           <w:p>
             <w:pPr>
-              <w:pStyle w:val="864"/>
+              <w:pStyle w:val="1046"/>
               <w:pBdr/>
               <w:tabs>
                 <w:tab w:val="clear" w:leader="none" w:pos="4419"/>
@@ -1887,6 +2223,15 @@
                 <w:lang w:eastAsia="es-CL"/>
               </w:rPr>
               <w:t xml:space="preserve">5</w:t>
+            </w:r>
+            <w:r>
+              <w:rPr>
+                <w:rFonts w:asciiTheme="minorHAnsi" w:hAnsiTheme="minorHAnsi" w:eastAsiaTheme="minorEastAsia" w:cstheme="minorBidi"/>
+                <w:b/>
+                <w:bCs/>
+                <w:color w:val="3b3838" w:themeColor="background2" w:themeShade="40"/>
+                <w:lang w:eastAsia="es-CL"/>
+              </w:rPr>
             </w:r>
             <w:r>
               <w:rPr>
@@ -1938,6 +2283,14 @@
                 <w:lang w:eastAsia="ja-JP"/>
               </w:rPr>
             </w:r>
+            <w:r>
+              <w:rPr>
+                <w:rFonts w:ascii="Calibri" w:hAnsi="Calibri" w:cs="Calibri"/>
+                <w:bCs/>
+                <w:color w:val="3b3838" w:themeColor="background2" w:themeShade="40"/>
+                <w:lang w:eastAsia="ja-JP"/>
+              </w:rPr>
+            </w:r>
           </w:p>
         </w:tc>
         <w:tc>
@@ -1972,6 +2325,13 @@
                 <w:color w:val="3b3838" w:themeColor="background2" w:themeShade="40"/>
               </w:rPr>
             </w:r>
+            <w:r>
+              <w:rPr>
+                <w:rFonts w:ascii="Calibri" w:hAnsi="Calibri" w:cs="Calibri"/>
+                <w:b/>
+                <w:color w:val="3b3838" w:themeColor="background2" w:themeShade="40"/>
+              </w:rPr>
+            </w:r>
           </w:p>
         </w:tc>
         <w:tc>
@@ -1982,7 +2342,7 @@
           </w:tcPr>
           <w:p>
             <w:pPr>
-              <w:pStyle w:val="864"/>
+              <w:pStyle w:val="1046"/>
               <w:pBdr/>
               <w:tabs>
                 <w:tab w:val="clear" w:leader="none" w:pos="4419"/>
@@ -2002,6 +2362,12 @@
                 <w:color w:val="3b3838" w:themeColor="background2" w:themeShade="40"/>
               </w:rPr>
               <w:t xml:space="preserve">3. Relaciona el Proyecto APT con sus intereses profesionales.</w:t>
+            </w:r>
+            <w:r>
+              <w:rPr>
+                <w:rFonts w:asciiTheme="minorHAnsi" w:hAnsiTheme="minorHAnsi" w:eastAsiaTheme="minorEastAsia" w:cstheme="minorBidi"/>
+                <w:color w:val="3b3838" w:themeColor="background2" w:themeShade="40"/>
+              </w:rPr>
             </w:r>
             <w:r>
               <w:rPr>
@@ -2020,7 +2386,7 @@
           </w:tcPr>
           <w:p>
             <w:pPr>
-              <w:pStyle w:val="864"/>
+              <w:pStyle w:val="1046"/>
               <w:pBdr/>
               <w:tabs>
                 <w:tab w:val="clear" w:leader="none" w:pos="4419"/>
@@ -2035,6 +2401,13 @@
                 <w:color w:val="3b3838" w:themeColor="background2" w:themeShade="40"/>
               </w:rPr>
             </w:pPr>
+            <w:r>
+              <w:rPr>
+                <w:rFonts w:ascii="Calibri" w:hAnsi="Calibri" w:cs="Calibri"/>
+                <w:bCs/>
+                <w:color w:val="3b3838" w:themeColor="background2" w:themeShade="40"/>
+              </w:rPr>
+            </w:r>
             <w:r>
               <w:rPr>
                 <w:rFonts w:ascii="Calibri" w:hAnsi="Calibri" w:cs="Calibri"/>
@@ -2059,7 +2432,7 @@
           </w:tcPr>
           <w:p>
             <w:pPr>
-              <w:pStyle w:val="864"/>
+              <w:pStyle w:val="1046"/>
               <w:pBdr/>
               <w:tabs>
                 <w:tab w:val="clear" w:leader="none" w:pos="4419"/>
@@ -2085,6 +2458,15 @@
                 <w:lang w:eastAsia="es-CL"/>
               </w:rPr>
               <w:t xml:space="preserve">5</w:t>
+            </w:r>
+            <w:r>
+              <w:rPr>
+                <w:rFonts w:asciiTheme="minorHAnsi" w:hAnsiTheme="minorHAnsi" w:eastAsiaTheme="minorEastAsia" w:cstheme="minorBidi"/>
+                <w:b/>
+                <w:bCs/>
+                <w:color w:val="3b3838" w:themeColor="background2" w:themeShade="40"/>
+                <w:lang w:eastAsia="es-CL"/>
+              </w:rPr>
             </w:r>
             <w:r>
               <w:rPr>
@@ -2136,6 +2518,14 @@
                 <w:lang w:eastAsia="ja-JP"/>
               </w:rPr>
             </w:r>
+            <w:r>
+              <w:rPr>
+                <w:rFonts w:ascii="Calibri" w:hAnsi="Calibri" w:cs="Calibri"/>
+                <w:bCs/>
+                <w:color w:val="3b3838" w:themeColor="background2" w:themeShade="40"/>
+                <w:lang w:eastAsia="ja-JP"/>
+              </w:rPr>
+            </w:r>
           </w:p>
         </w:tc>
         <w:tc>
@@ -2170,6 +2560,13 @@
                 <w:color w:val="3b3838" w:themeColor="background2" w:themeShade="40"/>
               </w:rPr>
             </w:r>
+            <w:r>
+              <w:rPr>
+                <w:rFonts w:ascii="Calibri" w:hAnsi="Calibri" w:cs="Calibri"/>
+                <w:b/>
+                <w:color w:val="3b3838" w:themeColor="background2" w:themeShade="40"/>
+              </w:rPr>
+            </w:r>
           </w:p>
         </w:tc>
         <w:tc>
@@ -2180,7 +2577,7 @@
           </w:tcPr>
           <w:p>
             <w:pPr>
-              <w:pStyle w:val="864"/>
+              <w:pStyle w:val="1046"/>
               <w:pBdr/>
               <w:tabs>
                 <w:tab w:val="clear" w:leader="none" w:pos="4419"/>
@@ -2200,6 +2597,12 @@
                 <w:color w:val="3b3838" w:themeColor="background2" w:themeShade="40"/>
               </w:rPr>
               <w:t xml:space="preserve">4.  Argumenta por qué el proyecto es factible de realizarse en el marco de la asignatura. </w:t>
+            </w:r>
+            <w:r>
+              <w:rPr>
+                <w:rFonts w:asciiTheme="minorHAnsi" w:hAnsiTheme="minorHAnsi" w:eastAsiaTheme="minorEastAsia" w:cstheme="minorBidi"/>
+                <w:color w:val="3b3838" w:themeColor="background2" w:themeShade="40"/>
+              </w:rPr>
             </w:r>
             <w:r>
               <w:rPr>
@@ -2218,7 +2621,7 @@
           </w:tcPr>
           <w:p>
             <w:pPr>
-              <w:pStyle w:val="864"/>
+              <w:pStyle w:val="1046"/>
               <w:pBdr/>
               <w:tabs>
                 <w:tab w:val="clear" w:leader="none" w:pos="4419"/>
@@ -2233,6 +2636,13 @@
                 <w:color w:val="3b3838" w:themeColor="background2" w:themeShade="40"/>
               </w:rPr>
             </w:pPr>
+            <w:r>
+              <w:rPr>
+                <w:rFonts w:ascii="Calibri" w:hAnsi="Calibri" w:cs="Calibri"/>
+                <w:bCs/>
+                <w:color w:val="3b3838" w:themeColor="background2" w:themeShade="40"/>
+              </w:rPr>
+            </w:r>
             <w:r>
               <w:rPr>
                 <w:rFonts w:ascii="Calibri" w:hAnsi="Calibri" w:cs="Calibri"/>
@@ -2257,7 +2667,7 @@
           </w:tcPr>
           <w:p>
             <w:pPr>
-              <w:pStyle w:val="864"/>
+              <w:pStyle w:val="1046"/>
               <w:pBdr/>
               <w:tabs>
                 <w:tab w:val="clear" w:leader="none" w:pos="4419"/>
@@ -2283,6 +2693,15 @@
                 <w:lang w:eastAsia="es-CL"/>
               </w:rPr>
               <w:t xml:space="preserve">5</w:t>
+            </w:r>
+            <w:r>
+              <w:rPr>
+                <w:rFonts w:asciiTheme="minorHAnsi" w:hAnsiTheme="minorHAnsi" w:eastAsiaTheme="minorEastAsia" w:cstheme="minorBidi"/>
+                <w:b/>
+                <w:bCs/>
+                <w:color w:val="3b3838" w:themeColor="background2" w:themeShade="40"/>
+                <w:lang w:eastAsia="es-CL"/>
+              </w:rPr>
             </w:r>
             <w:r>
               <w:rPr>
@@ -2309,7 +2728,7 @@
           </w:tcPr>
           <w:p>
             <w:pPr>
-              <w:pStyle w:val="864"/>
+              <w:pStyle w:val="1046"/>
               <w:pBdr/>
               <w:tabs>
                 <w:tab w:val="clear" w:leader="none" w:pos="4419"/>
@@ -2323,6 +2742,13 @@
                 <w:color w:val="3b3838" w:themeColor="background2" w:themeShade="40"/>
               </w:rPr>
             </w:pPr>
+            <w:r>
+              <w:rPr>
+                <w:rFonts w:ascii="Calibri" w:hAnsi="Calibri" w:cs="Calibri"/>
+                <w:bCs/>
+                <w:color w:val="3b3838" w:themeColor="background2" w:themeShade="40"/>
+              </w:rPr>
+            </w:r>
             <w:r>
               <w:rPr>
                 <w:rFonts w:ascii="Calibri" w:hAnsi="Calibri" w:cs="Calibri"/>
@@ -2348,7 +2774,7 @@
           </w:tcPr>
           <w:p>
             <w:pPr>
-              <w:pStyle w:val="864"/>
+              <w:pStyle w:val="1046"/>
               <w:pBdr/>
               <w:tabs>
                 <w:tab w:val="clear" w:leader="none" w:pos="4419"/>
@@ -2377,6 +2803,12 @@
                 <w:color w:val="3b3838" w:themeColor="background2" w:themeShade="40"/>
               </w:rPr>
               <w:t xml:space="preserve"> Establece objetivos y una metodología para el Proyecto APT que sean coherentes con la situación a abordar.</w:t>
+            </w:r>
+            <w:r>
+              <w:rPr>
+                <w:rFonts w:asciiTheme="minorHAnsi" w:hAnsiTheme="minorHAnsi" w:eastAsiaTheme="minorEastAsia" w:cstheme="minorBidi"/>
+                <w:color w:val="3b3838" w:themeColor="background2" w:themeShade="40"/>
+              </w:rPr>
             </w:r>
             <w:r>
               <w:rPr>
@@ -2394,7 +2826,7 @@
           </w:tcPr>
           <w:p>
             <w:pPr>
-              <w:pStyle w:val="864"/>
+              <w:pStyle w:val="1046"/>
               <w:pBdr/>
               <w:tabs>
                 <w:tab w:val="clear" w:leader="none" w:pos="4419"/>
@@ -2414,6 +2846,12 @@
                 <w:color w:val="3b3838" w:themeColor="background2" w:themeShade="40"/>
               </w:rPr>
               <w:t xml:space="preserve">5. Formula objetivos claros, concisos y coherentes con la disciplina y la situación a abordar.</w:t>
+            </w:r>
+            <w:r>
+              <w:rPr>
+                <w:rFonts w:asciiTheme="minorHAnsi" w:hAnsiTheme="minorHAnsi" w:eastAsiaTheme="minorEastAsia" w:cstheme="minorBidi"/>
+                <w:color w:val="3b3838" w:themeColor="background2" w:themeShade="40"/>
+              </w:rPr>
             </w:r>
             <w:r>
               <w:rPr>
@@ -2432,7 +2870,7 @@
           </w:tcPr>
           <w:p>
             <w:pPr>
-              <w:pStyle w:val="864"/>
+              <w:pStyle w:val="1046"/>
               <w:pBdr/>
               <w:spacing/>
               <w:ind/>
@@ -2448,6 +2886,12 @@
                 <w:color w:val="3b3838" w:themeColor="background2" w:themeShade="40"/>
               </w:rPr>
               <w:t xml:space="preserve">20</w:t>
+            </w:r>
+            <w:r>
+              <w:rPr>
+                <w:rFonts w:asciiTheme="minorHAnsi" w:hAnsiTheme="minorHAnsi" w:eastAsiaTheme="minorEastAsia" w:cstheme="minorBidi"/>
+                <w:color w:val="3b3838" w:themeColor="background2" w:themeShade="40"/>
+              </w:rPr>
             </w:r>
             <w:r>
               <w:rPr>
@@ -2465,7 +2909,7 @@
           </w:tcPr>
           <w:p>
             <w:pPr>
-              <w:pStyle w:val="864"/>
+              <w:pStyle w:val="1046"/>
               <w:pBdr/>
               <w:tabs>
                 <w:tab w:val="clear" w:leader="none" w:pos="4419"/>
@@ -2491,6 +2935,15 @@
                 <w:lang w:eastAsia="es-CL"/>
               </w:rPr>
               <w:t xml:space="preserve">10</w:t>
+            </w:r>
+            <w:r>
+              <w:rPr>
+                <w:rFonts w:asciiTheme="minorHAnsi" w:hAnsiTheme="minorHAnsi" w:eastAsiaTheme="minorEastAsia" w:cstheme="minorBidi"/>
+                <w:b/>
+                <w:bCs/>
+                <w:color w:val="3b3838" w:themeColor="background2" w:themeShade="40"/>
+                <w:lang w:eastAsia="es-CL"/>
+              </w:rPr>
             </w:r>
             <w:r>
               <w:rPr>
@@ -2515,7 +2968,7 @@
           </w:tcPr>
           <w:p>
             <w:pPr>
-              <w:pStyle w:val="864"/>
+              <w:pStyle w:val="1046"/>
               <w:pBdr/>
               <w:tabs>
                 <w:tab w:val="clear" w:leader="none" w:pos="4419"/>
@@ -2529,6 +2982,13 @@
                 <w:color w:val="3b3838" w:themeColor="background2" w:themeShade="40"/>
               </w:rPr>
             </w:pPr>
+            <w:r>
+              <w:rPr>
+                <w:rFonts w:ascii="Calibri" w:hAnsi="Calibri" w:cs="Calibri"/>
+                <w:bCs/>
+                <w:color w:val="3b3838" w:themeColor="background2" w:themeShade="40"/>
+              </w:rPr>
+            </w:r>
             <w:r>
               <w:rPr>
                 <w:rFonts w:ascii="Calibri" w:hAnsi="Calibri" w:cs="Calibri"/>
@@ -2554,7 +3014,7 @@
           </w:tcPr>
           <w:p>
             <w:pPr>
-              <w:pStyle w:val="864"/>
+              <w:pStyle w:val="1046"/>
               <w:pBdr/>
               <w:tabs>
                 <w:tab w:val="clear" w:leader="none" w:pos="4419"/>
@@ -2568,6 +3028,13 @@
                 <w:color w:val="3b3838" w:themeColor="background2" w:themeShade="40"/>
               </w:rPr>
             </w:pPr>
+            <w:r>
+              <w:rPr>
+                <w:rFonts w:ascii="Calibri" w:hAnsi="Calibri" w:cs="Calibri"/>
+                <w:b/>
+                <w:color w:val="3b3838" w:themeColor="background2" w:themeShade="40"/>
+              </w:rPr>
+            </w:r>
             <w:r>
               <w:rPr>
                 <w:rFonts w:ascii="Calibri" w:hAnsi="Calibri" w:cs="Calibri"/>
@@ -2592,7 +3059,7 @@
           </w:tcPr>
           <w:p>
             <w:pPr>
-              <w:pStyle w:val="864"/>
+              <w:pStyle w:val="1046"/>
               <w:pBdr/>
               <w:tabs>
                 <w:tab w:val="clear" w:leader="none" w:pos="4419"/>
@@ -2612,6 +3079,12 @@
                 <w:color w:val="3b3838" w:themeColor="background2" w:themeShade="40"/>
               </w:rPr>
               <w:t xml:space="preserve">6. Propone una metodología de trabajo que permite alcanzar los objetivos propuestos y es pertinente con los requerimientos disciplinares.</w:t>
+            </w:r>
+            <w:r>
+              <w:rPr>
+                <w:rFonts w:asciiTheme="minorHAnsi" w:hAnsiTheme="minorHAnsi" w:eastAsiaTheme="minorEastAsia" w:cstheme="minorBidi"/>
+                <w:color w:val="3b3838" w:themeColor="background2" w:themeShade="40"/>
+              </w:rPr>
             </w:r>
             <w:r>
               <w:rPr>
@@ -2630,7 +3103,7 @@
           </w:tcPr>
           <w:p>
             <w:pPr>
-              <w:pStyle w:val="864"/>
+              <w:pStyle w:val="1046"/>
               <w:pBdr/>
               <w:spacing/>
               <w:ind/>
@@ -2641,6 +3114,13 @@
                 <w:color w:val="3b3838" w:themeColor="background2" w:themeShade="40"/>
               </w:rPr>
             </w:pPr>
+            <w:r>
+              <w:rPr>
+                <w:rFonts w:ascii="Calibri" w:hAnsi="Calibri" w:cs="Calibri"/>
+                <w:bCs/>
+                <w:color w:val="3b3838" w:themeColor="background2" w:themeShade="40"/>
+              </w:rPr>
+            </w:r>
             <w:r>
               <w:rPr>
                 <w:rFonts w:ascii="Calibri" w:hAnsi="Calibri" w:cs="Calibri"/>
@@ -2665,7 +3145,7 @@
           </w:tcPr>
           <w:p>
             <w:pPr>
-              <w:pStyle w:val="864"/>
+              <w:pStyle w:val="1046"/>
               <w:pBdr/>
               <w:tabs>
                 <w:tab w:val="clear" w:leader="none" w:pos="4419"/>
@@ -2691,6 +3171,15 @@
                 <w:lang w:eastAsia="es-CL"/>
               </w:rPr>
               <w:t xml:space="preserve">10</w:t>
+            </w:r>
+            <w:r>
+              <w:rPr>
+                <w:rFonts w:asciiTheme="minorHAnsi" w:hAnsiTheme="minorHAnsi" w:eastAsiaTheme="minorEastAsia" w:cstheme="minorBidi"/>
+                <w:b/>
+                <w:bCs/>
+                <w:color w:val="3b3838" w:themeColor="background2" w:themeShade="40"/>
+                <w:lang w:eastAsia="es-CL"/>
+              </w:rPr>
             </w:r>
             <w:r>
               <w:rPr>
@@ -2717,7 +3206,7 @@
           </w:tcPr>
           <w:p>
             <w:pPr>
-              <w:pStyle w:val="864"/>
+              <w:pStyle w:val="1046"/>
               <w:pBdr/>
               <w:tabs>
                 <w:tab w:val="clear" w:leader="none" w:pos="4419"/>
@@ -2731,6 +3220,13 @@
                 <w:color w:val="3b3838" w:themeColor="background2" w:themeShade="40"/>
               </w:rPr>
             </w:pPr>
+            <w:r>
+              <w:rPr>
+                <w:rFonts w:ascii="Calibri" w:hAnsi="Calibri" w:cs="Calibri"/>
+                <w:bCs/>
+                <w:color w:val="3b3838" w:themeColor="background2" w:themeShade="40"/>
+              </w:rPr>
+            </w:r>
             <w:r>
               <w:rPr>
                 <w:rFonts w:ascii="Calibri" w:hAnsi="Calibri" w:cs="Calibri"/>
@@ -2756,7 +3252,7 @@
           </w:tcPr>
           <w:p>
             <w:pPr>
-              <w:pStyle w:val="864"/>
+              <w:pStyle w:val="1046"/>
               <w:pBdr/>
               <w:tabs>
                 <w:tab w:val="clear" w:leader="none" w:pos="4419"/>
@@ -2801,6 +3297,12 @@
                 <w:color w:val="3b3838" w:themeColor="background2" w:themeShade="40"/>
               </w:rPr>
               <w:t xml:space="preserve"> un plan de trabajo para su Proyecto APT y evidencias que permiten cumplir los objetivos propuestos, considerando recursos y tiempos pertinentes para el desarrollo de las actividades en el periodo académico establecido.</w:t>
+            </w:r>
+            <w:r>
+              <w:rPr>
+                <w:rFonts w:asciiTheme="minorHAnsi" w:hAnsiTheme="minorHAnsi" w:eastAsiaTheme="minorEastAsia" w:cstheme="minorBidi"/>
+                <w:color w:val="3b3838" w:themeColor="background2" w:themeShade="40"/>
+              </w:rPr>
             </w:r>
             <w:r>
               <w:rPr>
@@ -2818,7 +3320,7 @@
           </w:tcPr>
           <w:p>
             <w:pPr>
-              <w:pStyle w:val="864"/>
+              <w:pStyle w:val="1046"/>
               <w:pBdr/>
               <w:tabs>
                 <w:tab w:val="clear" w:leader="none" w:pos="4419"/>
@@ -2838,6 +3340,12 @@
                 <w:color w:val="3b3838" w:themeColor="background2" w:themeShade="40"/>
               </w:rPr>
               <w:t xml:space="preserve">7. Establece un plan de trabajo para su proyecto APT considerando los recursos, duración, facilitadores y obstaculizadores en el desarrollo de las actividades</w:t>
+            </w:r>
+            <w:r>
+              <w:rPr>
+                <w:rFonts w:asciiTheme="minorHAnsi" w:hAnsiTheme="minorHAnsi" w:eastAsiaTheme="minorEastAsia" w:cstheme="minorBidi"/>
+                <w:color w:val="3b3838" w:themeColor="background2" w:themeShade="40"/>
+              </w:rPr>
             </w:r>
             <w:r>
               <w:rPr>
@@ -2856,7 +3364,7 @@
           </w:tcPr>
           <w:p>
             <w:pPr>
-              <w:pStyle w:val="864"/>
+              <w:pStyle w:val="1046"/>
               <w:pBdr/>
               <w:spacing/>
               <w:ind/>
@@ -2872,6 +3380,12 @@
                 <w:color w:val="3b3838" w:themeColor="background2" w:themeShade="40"/>
               </w:rPr>
               <w:t xml:space="preserve">20</w:t>
+            </w:r>
+            <w:r>
+              <w:rPr>
+                <w:rFonts w:asciiTheme="minorHAnsi" w:hAnsiTheme="minorHAnsi" w:eastAsiaTheme="minorEastAsia" w:cstheme="minorBidi"/>
+                <w:color w:val="3b3838" w:themeColor="background2" w:themeShade="40"/>
+              </w:rPr>
             </w:r>
             <w:r>
               <w:rPr>
@@ -2889,7 +3403,7 @@
           </w:tcPr>
           <w:p>
             <w:pPr>
-              <w:pStyle w:val="864"/>
+              <w:pStyle w:val="1046"/>
               <w:pBdr/>
               <w:tabs>
                 <w:tab w:val="clear" w:leader="none" w:pos="4419"/>
@@ -2915,6 +3429,15 @@
                 <w:lang w:eastAsia="es-CL"/>
               </w:rPr>
               <w:t xml:space="preserve">10</w:t>
+            </w:r>
+            <w:r>
+              <w:rPr>
+                <w:rFonts w:asciiTheme="minorHAnsi" w:hAnsiTheme="minorHAnsi" w:eastAsiaTheme="minorEastAsia" w:cstheme="minorBidi"/>
+                <w:b/>
+                <w:bCs/>
+                <w:color w:val="3b3838" w:themeColor="background2" w:themeShade="40"/>
+                <w:lang w:eastAsia="es-CL"/>
+              </w:rPr>
             </w:r>
             <w:r>
               <w:rPr>
@@ -2939,7 +3462,7 @@
           </w:tcPr>
           <w:p>
             <w:pPr>
-              <w:pStyle w:val="864"/>
+              <w:pStyle w:val="1046"/>
               <w:pBdr/>
               <w:tabs>
                 <w:tab w:val="clear" w:leader="none" w:pos="4419"/>
@@ -2953,6 +3476,13 @@
                 <w:color w:val="3b3838" w:themeColor="background2" w:themeShade="40"/>
               </w:rPr>
             </w:pPr>
+            <w:r>
+              <w:rPr>
+                <w:rFonts w:ascii="Calibri" w:hAnsi="Calibri" w:cs="Calibri"/>
+                <w:bCs/>
+                <w:color w:val="3b3838" w:themeColor="background2" w:themeShade="40"/>
+              </w:rPr>
+            </w:r>
             <w:r>
               <w:rPr>
                 <w:rFonts w:ascii="Calibri" w:hAnsi="Calibri" w:cs="Calibri"/>
@@ -2978,7 +3508,7 @@
           </w:tcPr>
           <w:p>
             <w:pPr>
-              <w:pStyle w:val="864"/>
+              <w:pStyle w:val="1046"/>
               <w:pBdr/>
               <w:tabs>
                 <w:tab w:val="clear" w:leader="none" w:pos="4419"/>
@@ -2992,6 +3522,13 @@
                 <w:color w:val="3b3838" w:themeColor="background2" w:themeShade="40"/>
               </w:rPr>
             </w:pPr>
+            <w:r>
+              <w:rPr>
+                <w:rFonts w:ascii="Calibri" w:hAnsi="Calibri" w:cs="Calibri"/>
+                <w:b/>
+                <w:color w:val="3b3838" w:themeColor="background2" w:themeShade="40"/>
+              </w:rPr>
+            </w:r>
             <w:r>
               <w:rPr>
                 <w:rFonts w:ascii="Calibri" w:hAnsi="Calibri" w:cs="Calibri"/>
@@ -3016,7 +3553,7 @@
           </w:tcPr>
           <w:p>
             <w:pPr>
-              <w:pStyle w:val="864"/>
+              <w:pStyle w:val="1046"/>
               <w:pBdr/>
               <w:tabs>
                 <w:tab w:val="clear" w:leader="none" w:pos="4419"/>
@@ -3036,6 +3573,12 @@
                 <w:color w:val="3b3838" w:themeColor="background2" w:themeShade="40"/>
               </w:rPr>
               <w:t xml:space="preserve">8. Determina evidencias, justificando cómo estas dan cuenta del logro de las actividades del Proyecto APT.</w:t>
+            </w:r>
+            <w:r>
+              <w:rPr>
+                <w:rFonts w:asciiTheme="minorHAnsi" w:hAnsiTheme="minorHAnsi" w:eastAsiaTheme="minorEastAsia" w:cstheme="minorBidi"/>
+                <w:color w:val="3b3838" w:themeColor="background2" w:themeShade="40"/>
+              </w:rPr>
             </w:r>
             <w:r>
               <w:rPr>
@@ -3054,7 +3597,7 @@
           </w:tcPr>
           <w:p>
             <w:pPr>
-              <w:pStyle w:val="864"/>
+              <w:pStyle w:val="1046"/>
               <w:pBdr/>
               <w:spacing/>
               <w:ind/>
@@ -3065,6 +3608,13 @@
                 <w:color w:val="3b3838" w:themeColor="background2" w:themeShade="40"/>
               </w:rPr>
             </w:pPr>
+            <w:r>
+              <w:rPr>
+                <w:rFonts w:ascii="Calibri" w:hAnsi="Calibri" w:cs="Calibri"/>
+                <w:bCs/>
+                <w:color w:val="3b3838" w:themeColor="background2" w:themeShade="40"/>
+              </w:rPr>
+            </w:r>
             <w:r>
               <w:rPr>
                 <w:rFonts w:ascii="Calibri" w:hAnsi="Calibri" w:cs="Calibri"/>
@@ -3089,7 +3639,7 @@
           </w:tcPr>
           <w:p>
             <w:pPr>
-              <w:pStyle w:val="864"/>
+              <w:pStyle w:val="1046"/>
               <w:pBdr/>
               <w:tabs>
                 <w:tab w:val="clear" w:leader="none" w:pos="4419"/>
@@ -3115,6 +3665,15 @@
                 <w:lang w:eastAsia="es-CL"/>
               </w:rPr>
               <w:t xml:space="preserve">10</w:t>
+            </w:r>
+            <w:r>
+              <w:rPr>
+                <w:rFonts w:asciiTheme="minorHAnsi" w:hAnsiTheme="minorHAnsi" w:eastAsiaTheme="minorEastAsia" w:cstheme="minorBidi"/>
+                <w:b/>
+                <w:bCs/>
+                <w:color w:val="3b3838" w:themeColor="background2" w:themeShade="40"/>
+                <w:lang w:eastAsia="es-CL"/>
+              </w:rPr>
             </w:r>
             <w:r>
               <w:rPr>
@@ -3141,7 +3700,7 @@
           </w:tcPr>
           <w:p>
             <w:pPr>
-              <w:pStyle w:val="864"/>
+              <w:pStyle w:val="1046"/>
               <w:pBdr/>
               <w:tabs>
                 <w:tab w:val="clear" w:leader="none" w:pos="4419"/>
@@ -3155,6 +3714,13 @@
                 <w:color w:val="3b3838" w:themeColor="background2" w:themeShade="40"/>
               </w:rPr>
             </w:pPr>
+            <w:r>
+              <w:rPr>
+                <w:rFonts w:ascii="Calibri" w:hAnsi="Calibri" w:cs="Calibri"/>
+                <w:bCs/>
+                <w:color w:val="3b3838" w:themeColor="background2" w:themeShade="40"/>
+              </w:rPr>
+            </w:r>
             <w:r>
               <w:rPr>
                 <w:rFonts w:ascii="Calibri" w:hAnsi="Calibri" w:cs="Calibri"/>
@@ -3208,10 +3774,18 @@
                 <w:color w:val="3b3838" w:themeColor="background2" w:themeShade="40"/>
               </w:rPr>
             </w:r>
+            <w:r>
+              <w:rPr>
+                <w:rFonts w:asciiTheme="minorHAnsi" w:hAnsiTheme="minorHAnsi" w:eastAsiaTheme="minorEastAsia" w:cstheme="minorBidi"/>
+                <w:b/>
+                <w:bCs/>
+                <w:color w:val="3b3838" w:themeColor="background2" w:themeShade="40"/>
+              </w:rPr>
+            </w:r>
           </w:p>
           <w:p>
             <w:pPr>
-              <w:pStyle w:val="864"/>
+              <w:pStyle w:val="1046"/>
               <w:pBdr/>
               <w:tabs>
                 <w:tab w:val="clear" w:leader="none" w:pos="4419"/>
@@ -3231,6 +3805,12 @@
                 <w:color w:val="3b3838" w:themeColor="background2" w:themeShade="40"/>
               </w:rPr>
               <w:t xml:space="preserve">Cumple con aspectos formales en el diseño del Proyecto APT.</w:t>
+            </w:r>
+            <w:r>
+              <w:rPr>
+                <w:rFonts w:asciiTheme="minorHAnsi" w:hAnsiTheme="minorHAnsi" w:eastAsiaTheme="minorEastAsia" w:cstheme="minorBidi"/>
+                <w:color w:val="3b3838" w:themeColor="background2" w:themeShade="40"/>
+              </w:rPr>
             </w:r>
             <w:r>
               <w:rPr>
@@ -3248,7 +3828,7 @@
           </w:tcPr>
           <w:p>
             <w:pPr>
-              <w:pStyle w:val="864"/>
+              <w:pStyle w:val="1046"/>
               <w:pBdr/>
               <w:tabs>
                 <w:tab w:val="clear" w:leader="none" w:pos="4419"/>
@@ -3268,6 +3848,12 @@
                 <w:color w:val="3b3838" w:themeColor="background2" w:themeShade="40"/>
               </w:rPr>
               <w:t xml:space="preserve">9. Utiliza reglas de redacción, ortografía (literal, puntual, acentual) y las normas para citas y referencias. </w:t>
+            </w:r>
+            <w:r>
+              <w:rPr>
+                <w:rFonts w:asciiTheme="minorHAnsi" w:hAnsiTheme="minorHAnsi" w:eastAsiaTheme="minorEastAsia" w:cstheme="minorBidi"/>
+                <w:color w:val="3b3838" w:themeColor="background2" w:themeShade="40"/>
+              </w:rPr>
             </w:r>
             <w:r>
               <w:rPr>
@@ -3286,7 +3872,7 @@
           </w:tcPr>
           <w:p>
             <w:pPr>
-              <w:pStyle w:val="864"/>
+              <w:pStyle w:val="1046"/>
               <w:pBdr/>
               <w:spacing/>
               <w:ind/>
@@ -3302,6 +3888,12 @@
                 <w:color w:val="3b3838" w:themeColor="background2" w:themeShade="40"/>
               </w:rPr>
               <w:t xml:space="preserve">10</w:t>
+            </w:r>
+            <w:r>
+              <w:rPr>
+                <w:rFonts w:asciiTheme="minorHAnsi" w:hAnsiTheme="minorHAnsi" w:eastAsiaTheme="minorEastAsia" w:cstheme="minorBidi"/>
+                <w:color w:val="3b3838" w:themeColor="background2" w:themeShade="40"/>
+              </w:rPr>
             </w:r>
             <w:r>
               <w:rPr>
@@ -3319,7 +3911,7 @@
           </w:tcPr>
           <w:p>
             <w:pPr>
-              <w:pStyle w:val="864"/>
+              <w:pStyle w:val="1046"/>
               <w:pBdr/>
               <w:tabs>
                 <w:tab w:val="clear" w:leader="none" w:pos="4419"/>
@@ -3345,6 +3937,15 @@
                 <w:lang w:eastAsia="es-CL"/>
               </w:rPr>
               <w:t xml:space="preserve">5</w:t>
+            </w:r>
+            <w:r>
+              <w:rPr>
+                <w:rFonts w:asciiTheme="minorHAnsi" w:hAnsiTheme="minorHAnsi" w:eastAsiaTheme="minorEastAsia" w:cstheme="minorBidi"/>
+                <w:b/>
+                <w:bCs/>
+                <w:color w:val="3b3838" w:themeColor="background2" w:themeShade="40"/>
+                <w:lang w:eastAsia="es-CL"/>
+              </w:rPr>
             </w:r>
             <w:r>
               <w:rPr>
@@ -3369,7 +3970,7 @@
           </w:tcPr>
           <w:p>
             <w:pPr>
-              <w:pStyle w:val="864"/>
+              <w:pStyle w:val="1046"/>
               <w:pBdr/>
               <w:tabs>
                 <w:tab w:val="clear" w:leader="none" w:pos="4419"/>
@@ -3383,6 +3984,13 @@
                 <w:color w:val="3b3838" w:themeColor="background2" w:themeShade="40"/>
               </w:rPr>
             </w:pPr>
+            <w:r>
+              <w:rPr>
+                <w:rFonts w:ascii="Calibri" w:hAnsi="Calibri" w:cs="Calibri"/>
+                <w:bCs/>
+                <w:color w:val="3b3838" w:themeColor="background2" w:themeShade="40"/>
+              </w:rPr>
+            </w:r>
             <w:r>
               <w:rPr>
                 <w:rFonts w:ascii="Calibri" w:hAnsi="Calibri" w:cs="Calibri"/>
@@ -3431,6 +4039,13 @@
                 <w:color w:val="3b3838" w:themeColor="background2" w:themeShade="40"/>
               </w:rPr>
             </w:r>
+            <w:r>
+              <w:rPr>
+                <w:rFonts w:ascii="Calibri" w:hAnsi="Calibri" w:cs="Calibri"/>
+                <w:b/>
+                <w:color w:val="3b3838" w:themeColor="background2" w:themeShade="40"/>
+              </w:rPr>
+            </w:r>
           </w:p>
         </w:tc>
         <w:tc>
@@ -3441,7 +4056,7 @@
           </w:tcPr>
           <w:p>
             <w:pPr>
-              <w:pStyle w:val="864"/>
+              <w:pStyle w:val="1046"/>
               <w:pBdr/>
               <w:tabs>
                 <w:tab w:val="clear" w:leader="none" w:pos="4419"/>
@@ -3461,6 +4076,12 @@
                 <w:color w:val="3b3838" w:themeColor="background2" w:themeShade="40"/>
               </w:rPr>
               <w:t xml:space="preserve">10.  Cumple con el formato del informe establecido por la disciplina. </w:t>
+            </w:r>
+            <w:r>
+              <w:rPr>
+                <w:rFonts w:asciiTheme="minorHAnsi" w:hAnsiTheme="minorHAnsi" w:eastAsiaTheme="minorEastAsia" w:cstheme="minorBidi"/>
+                <w:color w:val="3b3838" w:themeColor="background2" w:themeShade="40"/>
+              </w:rPr>
             </w:r>
             <w:r>
               <w:rPr>
@@ -3479,7 +4100,7 @@
           </w:tcPr>
           <w:p>
             <w:pPr>
-              <w:pStyle w:val="864"/>
+              <w:pStyle w:val="1046"/>
               <w:pBdr/>
               <w:spacing/>
               <w:ind/>
@@ -3490,6 +4111,13 @@
                 <w:color w:val="3b3838" w:themeColor="background2" w:themeShade="40"/>
               </w:rPr>
             </w:pPr>
+            <w:r>
+              <w:rPr>
+                <w:rFonts w:ascii="Calibri" w:hAnsi="Calibri" w:cs="Calibri"/>
+                <w:bCs/>
+                <w:color w:val="3b3838" w:themeColor="background2" w:themeShade="40"/>
+              </w:rPr>
+            </w:r>
             <w:r>
               <w:rPr>
                 <w:rFonts w:ascii="Calibri" w:hAnsi="Calibri" w:cs="Calibri"/>
@@ -3514,7 +4142,7 @@
           </w:tcPr>
           <w:p>
             <w:pPr>
-              <w:pStyle w:val="864"/>
+              <w:pStyle w:val="1046"/>
               <w:pBdr/>
               <w:tabs>
                 <w:tab w:val="clear" w:leader="none" w:pos="4419"/>
@@ -3540,6 +4168,15 @@
                 <w:lang w:eastAsia="es-CL"/>
               </w:rPr>
               <w:t xml:space="preserve">5</w:t>
+            </w:r>
+            <w:r>
+              <w:rPr>
+                <w:rFonts w:asciiTheme="minorHAnsi" w:hAnsiTheme="minorHAnsi" w:eastAsiaTheme="minorEastAsia" w:cstheme="minorBidi"/>
+                <w:b/>
+                <w:bCs/>
+                <w:color w:val="3b3838" w:themeColor="background2" w:themeShade="40"/>
+                <w:lang w:eastAsia="es-CL"/>
+              </w:rPr>
             </w:r>
             <w:r>
               <w:rPr>
@@ -3566,7 +4203,7 @@
           </w:tcPr>
           <w:p>
             <w:pPr>
-              <w:pStyle w:val="864"/>
+              <w:pStyle w:val="1046"/>
               <w:pBdr/>
               <w:tabs>
                 <w:tab w:val="clear" w:leader="none" w:pos="4419"/>
@@ -3580,6 +4217,13 @@
                 <w:color w:val="262626" w:themeColor="text1" w:themeTint="D9"/>
               </w:rPr>
             </w:pPr>
+            <w:r>
+              <w:rPr>
+                <w:rFonts w:ascii="Calibri" w:hAnsi="Calibri" w:cs="Calibri"/>
+                <w:bCs/>
+                <w:color w:val="262626" w:themeColor="text1" w:themeTint="D9"/>
+              </w:rPr>
+            </w:r>
             <w:r>
               <w:rPr>
                 <w:rFonts w:ascii="Calibri" w:hAnsi="Calibri" w:cs="Calibri"/>
@@ -3633,10 +4277,18 @@
                 <w:color w:val="3b3838" w:themeColor="background2" w:themeShade="40"/>
               </w:rPr>
             </w:r>
+            <w:r>
+              <w:rPr>
+                <w:rFonts w:asciiTheme="minorHAnsi" w:hAnsiTheme="minorHAnsi" w:eastAsiaTheme="minorEastAsia" w:cstheme="minorBidi"/>
+                <w:b/>
+                <w:bCs/>
+                <w:color w:val="3b3838" w:themeColor="background2" w:themeShade="40"/>
+              </w:rPr>
+            </w:r>
           </w:p>
           <w:p>
             <w:pPr>
-              <w:pStyle w:val="864"/>
+              <w:pStyle w:val="1046"/>
               <w:pBdr/>
               <w:tabs>
                 <w:tab w:val="clear" w:leader="none" w:pos="4419"/>
@@ -3684,6 +4336,12 @@
                 <w:color w:val="3b3838" w:themeColor="background2" w:themeShade="40"/>
               </w:rPr>
               <w:t xml:space="preserve"> estándares definidos por la disciplina.</w:t>
+            </w:r>
+            <w:r>
+              <w:rPr>
+                <w:rFonts w:asciiTheme="minorHAnsi" w:hAnsiTheme="minorHAnsi" w:eastAsiaTheme="minorEastAsia" w:cstheme="minorBidi"/>
+                <w:color w:val="auto"/>
+              </w:rPr>
             </w:r>
             <w:r>
               <w:rPr>
@@ -3742,6 +4400,13 @@
                 <w:lang w:eastAsia="es-CL"/>
               </w:rPr>
             </w:r>
+            <w:r>
+              <w:rPr>
+                <w:rFonts w:asciiTheme="minorHAnsi" w:hAnsiTheme="minorHAnsi" w:eastAsiaTheme="minorEastAsia" w:cstheme="minorBidi"/>
+                <w:color w:val="000000" w:themeColor="text1"/>
+                <w:lang w:eastAsia="es-CL"/>
+              </w:rPr>
+            </w:r>
           </w:p>
         </w:tc>
         <w:tc>
@@ -3753,7 +4418,7 @@
           </w:tcPr>
           <w:p>
             <w:pPr>
-              <w:pStyle w:val="864"/>
+              <w:pStyle w:val="1046"/>
               <w:pBdr/>
               <w:spacing/>
               <w:ind/>
@@ -3769,6 +4434,12 @@
                 <w:color w:val="000000" w:themeColor="text1"/>
               </w:rPr>
               <w:t xml:space="preserve">30</w:t>
+            </w:r>
+            <w:r>
+              <w:rPr>
+                <w:rFonts w:asciiTheme="minorHAnsi" w:hAnsiTheme="minorHAnsi" w:eastAsiaTheme="minorEastAsia" w:cstheme="minorBidi"/>
+                <w:color w:val="000000" w:themeColor="text1"/>
+              </w:rPr>
             </w:r>
             <w:r>
               <w:rPr>
@@ -3786,7 +4457,7 @@
           </w:tcPr>
           <w:p>
             <w:pPr>
-              <w:pStyle w:val="864"/>
+              <w:pStyle w:val="1046"/>
               <w:pBdr/>
               <w:tabs>
                 <w:tab w:val="clear" w:leader="none" w:pos="4419"/>
@@ -3812,6 +4483,15 @@
                 <w:lang w:eastAsia="es-CL"/>
               </w:rPr>
               <w:t xml:space="preserve">20</w:t>
+            </w:r>
+            <w:r>
+              <w:rPr>
+                <w:rFonts w:asciiTheme="minorHAnsi" w:hAnsiTheme="minorHAnsi" w:eastAsiaTheme="minorEastAsia" w:cstheme="minorBidi"/>
+                <w:b/>
+                <w:bCs/>
+                <w:color w:val="000000"/>
+                <w:lang w:eastAsia="es-CL"/>
+              </w:rPr>
             </w:r>
             <w:r>
               <w:rPr>
@@ -3918,6 +4598,11 @@
                 <w:rFonts w:ascii="Calibri" w:hAnsi="Calibri" w:eastAsia="Calibri" w:cs="Calibri"/>
               </w:rPr>
             </w:r>
+            <w:r>
+              <w:rPr>
+                <w:rFonts w:ascii="Calibri" w:hAnsi="Calibri" w:eastAsia="Calibri" w:cs="Calibri"/>
+              </w:rPr>
+            </w:r>
           </w:p>
         </w:tc>
         <w:tc>
@@ -3946,7 +4631,7 @@
           </w:tcPr>
           <w:p>
             <w:pPr>
-              <w:pStyle w:val="864"/>
+              <w:pStyle w:val="1046"/>
               <w:pBdr/>
               <w:spacing/>
               <w:ind/>
@@ -3968,6 +4653,15 @@
                 <w:lang w:eastAsia="es-CL"/>
               </w:rPr>
               <w:t xml:space="preserve">10</w:t>
+            </w:r>
+            <w:r>
+              <w:rPr>
+                <w:rFonts w:asciiTheme="minorHAnsi" w:hAnsiTheme="minorHAnsi" w:eastAsiaTheme="minorEastAsia" w:cstheme="minorBidi"/>
+                <w:b/>
+                <w:bCs/>
+                <w:color w:val="000000" w:themeColor="text1"/>
+                <w:lang w:eastAsia="es-CL"/>
+              </w:rPr>
             </w:r>
             <w:r>
               <w:rPr>
@@ -3995,7 +4689,7 @@
           </w:tcPr>
           <w:p>
             <w:pPr>
-              <w:pStyle w:val="864"/>
+              <w:pStyle w:val="1046"/>
               <w:pBdr/>
               <w:tabs>
                 <w:tab w:val="clear" w:leader="none" w:pos="4419"/>
@@ -4019,6 +4713,14 @@
                 <w:color w:val="ffffff" w:themeColor="background1"/>
               </w:rPr>
               <w:t xml:space="preserve">Total</w:t>
+            </w:r>
+            <w:r>
+              <w:rPr>
+                <w:rFonts w:asciiTheme="minorHAnsi" w:hAnsiTheme="minorHAnsi" w:eastAsiaTheme="minorEastAsia" w:cstheme="minorBidi"/>
+                <w:b/>
+                <w:bCs/>
+                <w:color w:val="ffffff" w:themeColor="background1"/>
+              </w:rPr>
             </w:r>
             <w:r>
               <w:rPr>
@@ -4039,7 +4741,7 @@
           </w:tcPr>
           <w:p>
             <w:pPr>
-              <w:pStyle w:val="864"/>
+              <w:pStyle w:val="1046"/>
               <w:pBdr/>
               <w:tabs>
                 <w:tab w:val="clear" w:leader="none" w:pos="4419"/>
@@ -4063,6 +4765,14 @@
                 <w:color w:val="ffffff" w:themeColor="background1"/>
               </w:rPr>
               <w:t xml:space="preserve">100%</w:t>
+            </w:r>
+            <w:r>
+              <w:rPr>
+                <w:rFonts w:asciiTheme="minorHAnsi" w:hAnsiTheme="minorHAnsi" w:eastAsiaTheme="minorEastAsia" w:cstheme="minorBidi"/>
+                <w:b/>
+                <w:bCs/>
+                <w:color w:val="ffffff" w:themeColor="background1"/>
+              </w:rPr>
             </w:r>
             <w:r>
               <w:rPr>
@@ -4082,7 +4792,7 @@
           </w:tcPr>
           <w:p>
             <w:pPr>
-              <w:pStyle w:val="864"/>
+              <w:pStyle w:val="1046"/>
               <w:pBdr/>
               <w:tabs>
                 <w:tab w:val="clear" w:leader="none" w:pos="4419"/>
@@ -4115,13 +4825,21 @@
                 <w:color w:val="ffffff" w:themeColor="background1"/>
               </w:rPr>
             </w:r>
+            <w:r>
+              <w:rPr>
+                <w:rFonts w:asciiTheme="minorHAnsi" w:hAnsiTheme="minorHAnsi" w:eastAsiaTheme="minorEastAsia" w:cstheme="minorBidi"/>
+                <w:b/>
+                <w:bCs/>
+                <w:color w:val="ffffff" w:themeColor="background1"/>
+              </w:rPr>
+            </w:r>
           </w:p>
         </w:tc>
       </w:tr>
     </w:tbl>
     <w:p>
       <w:pPr>
-        <w:pStyle w:val="864"/>
+        <w:pStyle w:val="1046"/>
         <w:pBdr/>
         <w:tabs>
           <w:tab w:val="clear" w:leader="none" w:pos="4419"/>
@@ -4151,10 +4869,16 @@
           <w:color w:val="000000" w:themeColor="text1"/>
         </w:rPr>
       </w:r>
+      <w:r>
+        <w:rPr>
+          <w:rFonts w:asciiTheme="minorHAnsi" w:hAnsiTheme="minorHAnsi" w:eastAsiaTheme="minorEastAsia" w:cstheme="minorBidi"/>
+          <w:color w:val="000000" w:themeColor="text1"/>
+        </w:rPr>
+      </w:r>
     </w:p>
     <w:p>
       <w:pPr>
-        <w:pStyle w:val="877"/>
+        <w:pStyle w:val="1059"/>
         <w:numPr>
           <w:ilvl w:val="0"/>
           <w:numId w:val="27"/>
@@ -4198,10 +4922,22 @@
           <w:lang w:val="es-CL" w:eastAsia="es-CL"/>
         </w:rPr>
       </w:r>
+      <w:r>
+        <w:rPr>
+          <w:rFonts w:eastAsiaTheme="minorEastAsia"/>
+          <w:b/>
+          <w:bCs/>
+          <w:color w:val="000000"/>
+          <w:spacing w:val="-30"/>
+          <w:sz w:val="40"/>
+          <w:szCs w:val="40"/>
+          <w:lang w:val="es-CL" w:eastAsia="es-CL"/>
+        </w:rPr>
+      </w:r>
     </w:p>
     <w:p>
       <w:pPr>
-        <w:pStyle w:val="864"/>
+        <w:pStyle w:val="1046"/>
         <w:framePr w:hAnchor="text" w:hSpace="141" w:vAnchor="text" w:wrap="around" w:xAlign="center" w:y="1"/>
         <w:pBdr/>
         <w:tabs>
@@ -4219,6 +4955,16 @@
           <w:szCs w:val="22"/>
         </w:rPr>
       </w:pPr>
+      <w:r>
+        <w:rPr>
+          <w:rFonts w:asciiTheme="minorHAnsi" w:hAnsiTheme="minorHAnsi" w:eastAsiaTheme="minorEastAsia" w:cstheme="minorBidi"/>
+          <w:b/>
+          <w:bCs/>
+          <w:color w:val="000000" w:themeColor="text1"/>
+          <w:sz w:val="22"/>
+          <w:szCs w:val="22"/>
+        </w:rPr>
+      </w:r>
       <w:r>
         <w:rPr>
           <w:rFonts w:asciiTheme="minorHAnsi" w:hAnsiTheme="minorHAnsi" w:eastAsiaTheme="minorEastAsia" w:cstheme="minorBidi"/>
@@ -4275,7 +5021,7 @@
           </w:tcPr>
           <w:p>
             <w:pPr>
-              <w:pStyle w:val="864"/>
+              <w:pStyle w:val="1046"/>
               <w:pBdr/>
               <w:tabs>
                 <w:tab w:val="clear" w:leader="none" w:pos="4419"/>
@@ -4392,10 +5138,19 @@
                 <w:lang w:val="es-CL" w:eastAsia="es-CL"/>
               </w:rPr>
             </w:r>
+            <w:r>
+              <w:rPr>
+                <w:rFonts w:asciiTheme="minorHAnsi" w:hAnsiTheme="minorHAnsi" w:eastAsiaTheme="minorEastAsia" w:cstheme="minorBidi"/>
+                <w:color w:val="000000" w:themeColor="text1"/>
+                <w:sz w:val="22"/>
+                <w:szCs w:val="22"/>
+                <w:lang w:val="es-CL" w:eastAsia="es-CL"/>
+              </w:rPr>
+            </w:r>
           </w:p>
           <w:p>
             <w:pPr>
-              <w:pStyle w:val="864"/>
+              <w:pStyle w:val="1046"/>
               <w:pBdr/>
               <w:tabs>
                 <w:tab w:val="clear" w:leader="none" w:pos="4419"/>
@@ -4427,10 +5182,18 @@
                 <w:szCs w:val="22"/>
               </w:rPr>
             </w:r>
+            <w:r>
+              <w:rPr>
+                <w:rFonts w:asciiTheme="minorHAnsi" w:hAnsiTheme="minorHAnsi" w:eastAsiaTheme="minorEastAsia" w:cstheme="minorBidi"/>
+                <w:color w:val="000000" w:themeColor="text1"/>
+                <w:sz w:val="22"/>
+                <w:szCs w:val="22"/>
+              </w:rPr>
+            </w:r>
           </w:p>
           <w:p>
             <w:pPr>
-              <w:pStyle w:val="864"/>
+              <w:pStyle w:val="1046"/>
               <w:pBdr/>
               <w:tabs>
                 <w:tab w:val="clear" w:leader="none" w:pos="4419"/>
@@ -4564,10 +5327,17 @@
                 <w:szCs w:val="22"/>
               </w:rPr>
             </w:r>
+            <w:r>
+              <w:rPr>
+                <w:rFonts w:asciiTheme="minorHAnsi" w:hAnsiTheme="minorHAnsi" w:eastAsiaTheme="minorEastAsia" w:cstheme="minorBidi"/>
+                <w:sz w:val="22"/>
+                <w:szCs w:val="22"/>
+              </w:rPr>
+            </w:r>
           </w:p>
           <w:p>
             <w:pPr>
-              <w:pStyle w:val="864"/>
+              <w:pStyle w:val="1046"/>
               <w:pBdr/>
               <w:tabs>
                 <w:tab w:val="clear" w:leader="none" w:pos="4419"/>
@@ -4605,10 +5375,20 @@
                 <w:szCs w:val="22"/>
               </w:rPr>
             </w:r>
+            <w:r>
+              <w:rPr>
+                <w:rFonts w:asciiTheme="minorHAnsi" w:hAnsiTheme="minorHAnsi" w:eastAsiaTheme="minorEastAsia" w:cstheme="minorBidi"/>
+                <w:b/>
+                <w:bCs/>
+                <w:color w:val="000000" w:themeColor="text1"/>
+                <w:sz w:val="22"/>
+                <w:szCs w:val="22"/>
+              </w:rPr>
+            </w:r>
           </w:p>
           <w:p>
             <w:pPr>
-              <w:pStyle w:val="864"/>
+              <w:pStyle w:val="1046"/>
               <w:pBdr/>
               <w:tabs>
                 <w:tab w:val="clear" w:leader="none" w:pos="4419"/>
@@ -4641,10 +5421,18 @@
                 <w:szCs w:val="22"/>
               </w:rPr>
             </w:r>
+            <w:r>
+              <w:rPr>
+                <w:rFonts w:asciiTheme="minorHAnsi" w:hAnsiTheme="minorHAnsi" w:eastAsiaTheme="minorEastAsia" w:cstheme="minorBidi"/>
+                <w:b/>
+                <w:sz w:val="22"/>
+                <w:szCs w:val="22"/>
+              </w:rPr>
+            </w:r>
           </w:p>
           <w:p>
             <w:pPr>
-              <w:pStyle w:val="864"/>
+              <w:pStyle w:val="1046"/>
               <w:numPr>
                 <w:ilvl w:val="0"/>
                 <w:numId w:val="4"/>
@@ -4678,10 +5466,17 @@
                 <w:szCs w:val="22"/>
               </w:rPr>
             </w:r>
+            <w:r>
+              <w:rPr>
+                <w:rFonts w:asciiTheme="minorHAnsi" w:hAnsiTheme="minorHAnsi" w:eastAsiaTheme="minorEastAsia" w:cstheme="minorBidi"/>
+                <w:sz w:val="22"/>
+                <w:szCs w:val="22"/>
+              </w:rPr>
+            </w:r>
           </w:p>
           <w:p>
             <w:pPr>
-              <w:pStyle w:val="864"/>
+              <w:pStyle w:val="1046"/>
               <w:numPr>
                 <w:ilvl w:val="0"/>
                 <w:numId w:val="4"/>
@@ -4715,10 +5510,17 @@
                 <w:szCs w:val="22"/>
               </w:rPr>
             </w:r>
+            <w:r>
+              <w:rPr>
+                <w:rFonts w:asciiTheme="minorHAnsi" w:hAnsiTheme="minorHAnsi" w:eastAsiaTheme="minorEastAsia" w:cstheme="minorBidi"/>
+                <w:sz w:val="22"/>
+                <w:szCs w:val="22"/>
+              </w:rPr>
+            </w:r>
           </w:p>
           <w:p>
             <w:pPr>
-              <w:pStyle w:val="864"/>
+              <w:pStyle w:val="1046"/>
               <w:numPr>
                 <w:ilvl w:val="0"/>
                 <w:numId w:val="4"/>
@@ -4752,10 +5554,17 @@
                 <w:szCs w:val="22"/>
               </w:rPr>
             </w:r>
+            <w:r>
+              <w:rPr>
+                <w:rFonts w:asciiTheme="minorHAnsi" w:hAnsiTheme="minorHAnsi" w:eastAsiaTheme="minorEastAsia" w:cstheme="minorBidi"/>
+                <w:sz w:val="22"/>
+                <w:szCs w:val="22"/>
+              </w:rPr>
+            </w:r>
           </w:p>
           <w:p>
             <w:pPr>
-              <w:pStyle w:val="864"/>
+              <w:pStyle w:val="1046"/>
               <w:pBdr/>
               <w:tabs>
                 <w:tab w:val="clear" w:leader="none" w:pos="4419"/>
@@ -4784,6 +5593,13 @@
                 <w:szCs w:val="22"/>
               </w:rPr>
             </w:r>
+            <w:r>
+              <w:rPr>
+                <w:rFonts w:asciiTheme="minorHAnsi" w:hAnsiTheme="minorHAnsi" w:eastAsiaTheme="minorEastAsia" w:cstheme="minorBidi"/>
+                <w:sz w:val="22"/>
+                <w:szCs w:val="22"/>
+              </w:rPr>
+            </w:r>
           </w:p>
           <w:p>
             <w:pPr>
@@ -4800,7 +5616,7 @@
             </w:pPr>
             <w:r>
               <w:rPr>
-                <w:rStyle w:val="885"/>
+                <w:rStyle w:val="1067"/>
                 <w:rFonts w:ascii="Calibri" w:hAnsi="Calibri" w:eastAsia="Calibri" w:cs="Calibri"/>
                 <w:b/>
                 <w:bCs/>
@@ -4812,13 +5628,21 @@
             </w:r>
             <w:r>
               <w:rPr>
-                <w:rStyle w:val="886"/>
+                <w:rStyle w:val="1068"/>
                 <w:rFonts w:ascii="Calibri" w:hAnsi="Calibri" w:eastAsia="Calibri" w:cs="Calibri"/>
                 <w:color w:val="000000" w:themeColor="text1"/>
                 <w:sz w:val="22"/>
                 <w:szCs w:val="22"/>
               </w:rPr>
               <w:t xml:space="preserve"> </w:t>
+            </w:r>
+            <w:r>
+              <w:rPr>
+                <w:rFonts w:ascii="Calibri" w:hAnsi="Calibri" w:eastAsia="Calibri" w:cs="Calibri"/>
+                <w:color w:val="000000" w:themeColor="text1"/>
+                <w:sz w:val="22"/>
+                <w:szCs w:val="22"/>
+              </w:rPr>
             </w:r>
             <w:r>
               <w:rPr>
@@ -4831,7 +5655,7 @@
           </w:p>
           <w:p>
             <w:pPr>
-              <w:pStyle w:val="877"/>
+              <w:pStyle w:val="1059"/>
               <w:numPr>
                 <w:ilvl w:val="0"/>
                 <w:numId w:val="3"/>
@@ -4850,7 +5674,7 @@
             </w:pPr>
             <w:r>
               <w:rPr>
-                <w:rStyle w:val="885"/>
+                <w:rStyle w:val="1067"/>
                 <w:rFonts w:ascii="Calibri" w:hAnsi="Calibri" w:eastAsia="Calibri" w:cs="Calibri"/>
                 <w:color w:val="000000" w:themeColor="text1"/>
                 <w:sz w:val="22"/>
@@ -4861,7 +5685,7 @@
             </w:r>
             <w:r>
               <w:rPr>
-                <w:rStyle w:val="885"/>
+                <w:rStyle w:val="1067"/>
                 <w:rFonts w:ascii="Calibri" w:hAnsi="Calibri" w:eastAsia="Calibri" w:cs="Calibri"/>
                 <w:color w:val="000000" w:themeColor="text1"/>
                 <w:sz w:val="22"/>
@@ -4879,10 +5703,19 @@
                 <w:lang w:val="es-ES"/>
               </w:rPr>
             </w:r>
+            <w:r>
+              <w:rPr>
+                <w:rFonts w:ascii="Calibri" w:hAnsi="Calibri" w:eastAsia="Calibri" w:cs="Calibri"/>
+                <w:color w:val="000000" w:themeColor="text1"/>
+                <w:sz w:val="22"/>
+                <w:szCs w:val="22"/>
+                <w:lang w:val="es-ES"/>
+              </w:rPr>
+            </w:r>
           </w:p>
           <w:p>
             <w:pPr>
-              <w:pStyle w:val="877"/>
+              <w:pStyle w:val="1059"/>
               <w:numPr>
                 <w:ilvl w:val="0"/>
                 <w:numId w:val="3"/>
@@ -4901,7 +5734,7 @@
             </w:pPr>
             <w:r>
               <w:rPr>
-                <w:rStyle w:val="885"/>
+                <w:rStyle w:val="1067"/>
                 <w:rFonts w:ascii="Calibri" w:hAnsi="Calibri" w:eastAsia="Calibri" w:cs="Calibri"/>
                 <w:color w:val="000000" w:themeColor="text1"/>
                 <w:sz w:val="22"/>
@@ -4919,10 +5752,19 @@
                 <w:lang w:val="es-ES"/>
               </w:rPr>
             </w:r>
+            <w:r>
+              <w:rPr>
+                <w:rFonts w:ascii="Calibri" w:hAnsi="Calibri" w:eastAsia="Calibri" w:cs="Calibri"/>
+                <w:color w:val="000000" w:themeColor="text1"/>
+                <w:sz w:val="22"/>
+                <w:szCs w:val="22"/>
+                <w:lang w:val="es-ES"/>
+              </w:rPr>
+            </w:r>
           </w:p>
           <w:p>
             <w:pPr>
-              <w:pStyle w:val="877"/>
+              <w:pStyle w:val="1059"/>
               <w:numPr>
                 <w:ilvl w:val="0"/>
                 <w:numId w:val="3"/>
@@ -4941,7 +5783,7 @@
             </w:pPr>
             <w:r>
               <w:rPr>
-                <w:rStyle w:val="885"/>
+                <w:rStyle w:val="1067"/>
                 <w:rFonts w:ascii="Calibri" w:hAnsi="Calibri" w:eastAsia="Calibri" w:cs="Calibri"/>
                 <w:color w:val="000000" w:themeColor="text1"/>
                 <w:sz w:val="22"/>
@@ -4949,6 +5791,15 @@
                 <w:lang w:val="es-CL"/>
               </w:rPr>
               <w:t xml:space="preserve">Reflexión solo en inglés. </w:t>
+            </w:r>
+            <w:r>
+              <w:rPr>
+                <w:rFonts w:ascii="Calibri" w:hAnsi="Calibri" w:eastAsia="Calibri" w:cs="Calibri"/>
+                <w:color w:val="000000" w:themeColor="text1"/>
+                <w:sz w:val="22"/>
+                <w:szCs w:val="22"/>
+                <w:lang w:val="es-ES"/>
+              </w:rPr>
             </w:r>
             <w:r>
               <w:rPr>
@@ -4967,7 +5818,7 @@
               <w:ind/>
               <w:jc w:val="both"/>
               <w:rPr>
-                <w:rStyle w:val="885"/>
+                <w:rStyle w:val="1067"/>
                 <w:rFonts w:ascii="Calibri" w:hAnsi="Calibri" w:eastAsia="Calibri" w:cs="Calibri"/>
                 <w:b/>
                 <w:bCs/>
@@ -4988,7 +5839,18 @@
             </w:r>
             <w:r>
               <w:rPr>
-                <w:rStyle w:val="885"/>
+                <w:rStyle w:val="1067"/>
+                <w:rFonts w:ascii="Calibri" w:hAnsi="Calibri" w:eastAsia="Calibri" w:cs="Calibri"/>
+                <w:b/>
+                <w:bCs/>
+                <w:color w:val="000000" w:themeColor="text1"/>
+                <w:sz w:val="22"/>
+                <w:szCs w:val="22"/>
+              </w:rPr>
+            </w:r>
+            <w:r>
+              <w:rPr>
+                <w:rStyle w:val="1067"/>
                 <w:rFonts w:ascii="Calibri" w:hAnsi="Calibri" w:eastAsia="Calibri" w:cs="Calibri"/>
                 <w:b/>
                 <w:bCs/>
@@ -5014,7 +5876,7 @@
             </w:pPr>
             <w:r>
               <w:rPr>
-                <w:rStyle w:val="885"/>
+                <w:rStyle w:val="1067"/>
                 <w:rFonts w:ascii="Calibri" w:hAnsi="Calibri" w:eastAsia="Calibri" w:cs="Calibri"/>
                 <w:b/>
                 <w:color w:val="000000" w:themeColor="text1"/>
@@ -5022,6 +5884,15 @@
                 <w:szCs w:val="22"/>
               </w:rPr>
               <w:t xml:space="preserve">Tu informe debe contener:  </w:t>
+            </w:r>
+            <w:r>
+              <w:rPr>
+                <w:rFonts w:ascii="Calibri" w:hAnsi="Calibri" w:eastAsia="Calibri" w:cs="Calibri"/>
+                <w:b/>
+                <w:color w:val="000000" w:themeColor="text1"/>
+                <w:sz w:val="22"/>
+                <w:szCs w:val="22"/>
+              </w:rPr>
             </w:r>
             <w:r>
               <w:rPr>
@@ -5035,7 +5906,7 @@
           </w:p>
           <w:p>
             <w:pPr>
-              <w:pStyle w:val="877"/>
+              <w:pStyle w:val="1059"/>
               <w:numPr>
                 <w:ilvl w:val="0"/>
                 <w:numId w:val="15"/>
@@ -5054,7 +5925,7 @@
             </w:pPr>
             <w:r>
               <w:rPr>
-                <w:rStyle w:val="885"/>
+                <w:rStyle w:val="1067"/>
                 <w:rFonts w:ascii="Calibri" w:hAnsi="Calibri" w:eastAsia="Calibri" w:cs="Calibri"/>
                 <w:color w:val="000000" w:themeColor="text1"/>
                 <w:sz w:val="22"/>
@@ -5072,10 +5943,19 @@
                 <w:lang w:val="es-ES"/>
               </w:rPr>
             </w:r>
+            <w:r>
+              <w:rPr>
+                <w:rFonts w:ascii="Calibri" w:hAnsi="Calibri" w:eastAsia="Calibri" w:cs="Calibri"/>
+                <w:color w:val="000000" w:themeColor="text1"/>
+                <w:sz w:val="22"/>
+                <w:szCs w:val="22"/>
+                <w:lang w:val="es-ES"/>
+              </w:rPr>
+            </w:r>
           </w:p>
           <w:p>
             <w:pPr>
-              <w:pStyle w:val="877"/>
+              <w:pStyle w:val="1059"/>
               <w:numPr>
                 <w:ilvl w:val="0"/>
                 <w:numId w:val="15"/>
@@ -5094,7 +5974,7 @@
             </w:pPr>
             <w:r>
               <w:rPr>
-                <w:rStyle w:val="885"/>
+                <w:rStyle w:val="1067"/>
                 <w:rFonts w:ascii="Calibri" w:hAnsi="Calibri" w:eastAsia="Calibri" w:cs="Calibri"/>
                 <w:color w:val="000000" w:themeColor="text1"/>
                 <w:sz w:val="22"/>
@@ -5112,10 +5992,19 @@
                 <w:lang w:val="es-ES"/>
               </w:rPr>
             </w:r>
+            <w:r>
+              <w:rPr>
+                <w:rFonts w:ascii="Calibri" w:hAnsi="Calibri" w:eastAsia="Calibri" w:cs="Calibri"/>
+                <w:color w:val="000000" w:themeColor="text1"/>
+                <w:sz w:val="22"/>
+                <w:szCs w:val="22"/>
+                <w:lang w:val="es-ES"/>
+              </w:rPr>
+            </w:r>
           </w:p>
           <w:p>
             <w:pPr>
-              <w:pStyle w:val="877"/>
+              <w:pStyle w:val="1059"/>
               <w:numPr>
                 <w:ilvl w:val="0"/>
                 <w:numId w:val="15"/>
@@ -5134,7 +6023,7 @@
             </w:pPr>
             <w:r>
               <w:rPr>
-                <w:rStyle w:val="885"/>
+                <w:rStyle w:val="1067"/>
                 <w:rFonts w:ascii="Calibri" w:hAnsi="Calibri" w:eastAsia="Calibri" w:cs="Calibri"/>
                 <w:color w:val="000000" w:themeColor="text1"/>
                 <w:sz w:val="22"/>
@@ -5152,10 +6041,19 @@
                 <w:lang w:val="es-ES"/>
               </w:rPr>
             </w:r>
+            <w:r>
+              <w:rPr>
+                <w:rFonts w:ascii="Calibri" w:hAnsi="Calibri" w:eastAsia="Calibri" w:cs="Calibri"/>
+                <w:color w:val="000000" w:themeColor="text1"/>
+                <w:sz w:val="22"/>
+                <w:szCs w:val="22"/>
+                <w:lang w:val="es-ES"/>
+              </w:rPr>
+            </w:r>
           </w:p>
           <w:p>
             <w:pPr>
-              <w:pStyle w:val="877"/>
+              <w:pStyle w:val="1059"/>
               <w:numPr>
                 <w:ilvl w:val="0"/>
                 <w:numId w:val="15"/>
@@ -5174,7 +6072,7 @@
             </w:pPr>
             <w:r>
               <w:rPr>
-                <w:rStyle w:val="885"/>
+                <w:rStyle w:val="1067"/>
                 <w:rFonts w:ascii="Calibri" w:hAnsi="Calibri" w:eastAsia="Calibri" w:cs="Calibri"/>
                 <w:color w:val="000000" w:themeColor="text1"/>
                 <w:sz w:val="22"/>
@@ -5192,10 +6090,19 @@
                 <w:lang w:val="es-ES"/>
               </w:rPr>
             </w:r>
+            <w:r>
+              <w:rPr>
+                <w:rFonts w:ascii="Calibri" w:hAnsi="Calibri" w:eastAsia="Calibri" w:cs="Calibri"/>
+                <w:color w:val="000000" w:themeColor="text1"/>
+                <w:sz w:val="22"/>
+                <w:szCs w:val="22"/>
+                <w:lang w:val="es-ES"/>
+              </w:rPr>
+            </w:r>
           </w:p>
           <w:p>
             <w:pPr>
-              <w:pStyle w:val="877"/>
+              <w:pStyle w:val="1059"/>
               <w:numPr>
                 <w:ilvl w:val="0"/>
                 <w:numId w:val="15"/>
@@ -5214,7 +6121,7 @@
             </w:pPr>
             <w:r>
               <w:rPr>
-                <w:rStyle w:val="885"/>
+                <w:rStyle w:val="1067"/>
                 <w:rFonts w:ascii="Calibri" w:hAnsi="Calibri" w:eastAsia="Calibri" w:cs="Calibri"/>
                 <w:color w:val="000000" w:themeColor="text1"/>
                 <w:sz w:val="22"/>
@@ -5232,10 +6139,19 @@
                 <w:lang w:val="es-ES"/>
               </w:rPr>
             </w:r>
+            <w:r>
+              <w:rPr>
+                <w:rFonts w:ascii="Calibri" w:hAnsi="Calibri" w:eastAsia="Calibri" w:cs="Calibri"/>
+                <w:color w:val="000000" w:themeColor="text1"/>
+                <w:sz w:val="22"/>
+                <w:szCs w:val="22"/>
+                <w:lang w:val="es-ES"/>
+              </w:rPr>
+            </w:r>
           </w:p>
           <w:p>
             <w:pPr>
-              <w:pStyle w:val="877"/>
+              <w:pStyle w:val="1059"/>
               <w:numPr>
                 <w:ilvl w:val="0"/>
                 <w:numId w:val="15"/>
@@ -5254,7 +6170,7 @@
             </w:pPr>
             <w:r>
               <w:rPr>
-                <w:rStyle w:val="885"/>
+                <w:rStyle w:val="1067"/>
                 <w:rFonts w:ascii="Calibri" w:hAnsi="Calibri" w:eastAsia="Calibri" w:cs="Calibri"/>
                 <w:color w:val="000000" w:themeColor="text1"/>
                 <w:sz w:val="22"/>
@@ -5272,10 +6188,19 @@
                 <w:lang w:val="es-ES"/>
               </w:rPr>
             </w:r>
+            <w:r>
+              <w:rPr>
+                <w:rFonts w:ascii="Calibri" w:hAnsi="Calibri" w:eastAsia="Calibri" w:cs="Calibri"/>
+                <w:color w:val="000000" w:themeColor="text1"/>
+                <w:sz w:val="22"/>
+                <w:szCs w:val="22"/>
+                <w:lang w:val="es-ES"/>
+              </w:rPr>
+            </w:r>
           </w:p>
           <w:p>
             <w:pPr>
-              <w:pStyle w:val="877"/>
+              <w:pStyle w:val="1059"/>
               <w:numPr>
                 <w:ilvl w:val="0"/>
                 <w:numId w:val="15"/>
@@ -5294,7 +6219,7 @@
             </w:pPr>
             <w:r>
               <w:rPr>
-                <w:rStyle w:val="885"/>
+                <w:rStyle w:val="1067"/>
                 <w:rFonts w:ascii="Calibri" w:hAnsi="Calibri" w:eastAsia="Calibri" w:cs="Calibri"/>
                 <w:color w:val="000000" w:themeColor="text1"/>
                 <w:sz w:val="22"/>
@@ -5312,10 +6237,19 @@
                 <w:lang w:val="es-ES"/>
               </w:rPr>
             </w:r>
+            <w:r>
+              <w:rPr>
+                <w:rFonts w:ascii="Calibri" w:hAnsi="Calibri" w:eastAsia="Calibri" w:cs="Calibri"/>
+                <w:color w:val="000000" w:themeColor="text1"/>
+                <w:sz w:val="22"/>
+                <w:szCs w:val="22"/>
+                <w:lang w:val="es-ES"/>
+              </w:rPr>
+            </w:r>
           </w:p>
           <w:p>
             <w:pPr>
-              <w:pStyle w:val="877"/>
+              <w:pStyle w:val="1059"/>
               <w:numPr>
                 <w:ilvl w:val="0"/>
                 <w:numId w:val="15"/>
@@ -5334,7 +6268,7 @@
             </w:pPr>
             <w:r>
               <w:rPr>
-                <w:rStyle w:val="885"/>
+                <w:rStyle w:val="1067"/>
                 <w:rFonts w:ascii="Calibri" w:hAnsi="Calibri" w:eastAsia="Calibri" w:cs="Calibri"/>
                 <w:color w:val="000000" w:themeColor="text1"/>
                 <w:sz w:val="22"/>
@@ -5342,6 +6276,15 @@
                 <w:lang w:val="es-ES"/>
               </w:rPr>
               <w:t xml:space="preserve">Propuesta de evidencias que darán cuenta del logro de las actividades. </w:t>
+            </w:r>
+            <w:r>
+              <w:rPr>
+                <w:rFonts w:ascii="Calibri" w:hAnsi="Calibri" w:eastAsia="Calibri" w:cs="Calibri"/>
+                <w:color w:val="000000" w:themeColor="text1"/>
+                <w:sz w:val="22"/>
+                <w:szCs w:val="22"/>
+                <w:lang w:val="es-ES"/>
+              </w:rPr>
             </w:r>
             <w:r>
               <w:rPr>
@@ -5368,13 +6311,21 @@
             </w:pPr>
             <w:r>
               <w:rPr>
-                <w:rStyle w:val="886"/>
+                <w:rStyle w:val="1068"/>
                 <w:rFonts w:ascii="Calibri" w:hAnsi="Calibri" w:eastAsia="Calibri" w:cs="Calibri"/>
                 <w:color w:val="000000" w:themeColor="text1"/>
                 <w:sz w:val="22"/>
                 <w:szCs w:val="22"/>
               </w:rPr>
               <w:t xml:space="preserve"> </w:t>
+            </w:r>
+            <w:r>
+              <w:rPr>
+                <w:rFonts w:ascii="Calibri" w:hAnsi="Calibri" w:eastAsia="Calibri" w:cs="Calibri"/>
+                <w:color w:val="000000" w:themeColor="text1"/>
+                <w:sz w:val="22"/>
+                <w:szCs w:val="22"/>
+              </w:rPr>
             </w:r>
             <w:r>
               <w:rPr>
@@ -5401,7 +6352,7 @@
             </w:pPr>
             <w:r>
               <w:rPr>
-                <w:rStyle w:val="885"/>
+                <w:rStyle w:val="1067"/>
                 <w:rFonts w:ascii="Calibri" w:hAnsi="Calibri" w:eastAsia="Calibri" w:cs="Calibri"/>
                 <w:b/>
                 <w:color w:val="000000" w:themeColor="text1"/>
@@ -5409,6 +6360,15 @@
                 <w:szCs w:val="22"/>
               </w:rPr>
               <w:t xml:space="preserve">Aspectos formales: </w:t>
+            </w:r>
+            <w:r>
+              <w:rPr>
+                <w:rFonts w:ascii="Calibri" w:hAnsi="Calibri" w:eastAsia="Calibri" w:cs="Calibri"/>
+                <w:b/>
+                <w:color w:val="000000" w:themeColor="text1"/>
+                <w:sz w:val="22"/>
+                <w:szCs w:val="22"/>
+              </w:rPr>
             </w:r>
             <w:r>
               <w:rPr>
@@ -5422,7 +6382,7 @@
           </w:p>
           <w:p>
             <w:pPr>
-              <w:pStyle w:val="877"/>
+              <w:pStyle w:val="1059"/>
               <w:numPr>
                 <w:ilvl w:val="0"/>
                 <w:numId w:val="7"/>
@@ -5441,7 +6401,7 @@
             </w:pPr>
             <w:r>
               <w:rPr>
-                <w:rStyle w:val="885"/>
+                <w:rStyle w:val="1067"/>
                 <w:rFonts w:ascii="Calibri" w:hAnsi="Calibri" w:eastAsia="Calibri" w:cs="Calibri"/>
                 <w:color w:val="000000" w:themeColor="text1"/>
                 <w:sz w:val="22"/>
@@ -5459,10 +6419,19 @@
                 <w:lang w:val="es-ES"/>
               </w:rPr>
             </w:r>
+            <w:r>
+              <w:rPr>
+                <w:rFonts w:ascii="Calibri" w:hAnsi="Calibri" w:eastAsia="Calibri" w:cs="Calibri"/>
+                <w:color w:val="000000" w:themeColor="text1"/>
+                <w:sz w:val="22"/>
+                <w:szCs w:val="22"/>
+                <w:lang w:val="es-ES"/>
+              </w:rPr>
+            </w:r>
           </w:p>
           <w:p>
             <w:pPr>
-              <w:pStyle w:val="877"/>
+              <w:pStyle w:val="1059"/>
               <w:numPr>
                 <w:ilvl w:val="0"/>
                 <w:numId w:val="7"/>
@@ -5481,7 +6450,7 @@
             </w:pPr>
             <w:r>
               <w:rPr>
-                <w:rStyle w:val="885"/>
+                <w:rStyle w:val="1067"/>
                 <w:rFonts w:ascii="Calibri" w:hAnsi="Calibri" w:eastAsia="Calibri" w:cs="Calibri"/>
                 <w:color w:val="000000" w:themeColor="text1"/>
                 <w:sz w:val="22"/>
@@ -5489,6 +6458,15 @@
                 <w:lang w:val="es-ES"/>
               </w:rPr>
               <w:t xml:space="preserve">Respeta reglas de redacción, ortografía y normas de citas y referencias. </w:t>
+            </w:r>
+            <w:r>
+              <w:rPr>
+                <w:rFonts w:ascii="Calibri" w:hAnsi="Calibri" w:eastAsia="Calibri" w:cs="Calibri"/>
+                <w:color w:val="000000" w:themeColor="text1"/>
+                <w:sz w:val="22"/>
+                <w:szCs w:val="22"/>
+                <w:lang w:val="es-ES"/>
+              </w:rPr>
             </w:r>
             <w:r>
               <w:rPr>
@@ -5515,13 +6493,21 @@
             </w:pPr>
             <w:r>
               <w:rPr>
-                <w:rStyle w:val="886"/>
+                <w:rStyle w:val="1068"/>
                 <w:rFonts w:ascii="Calibri" w:hAnsi="Calibri" w:eastAsia="Calibri" w:cs="Calibri"/>
                 <w:color w:val="000000" w:themeColor="text1"/>
                 <w:sz w:val="22"/>
                 <w:szCs w:val="22"/>
               </w:rPr>
               <w:t xml:space="preserve"> </w:t>
+            </w:r>
+            <w:r>
+              <w:rPr>
+                <w:rFonts w:ascii="Calibri" w:hAnsi="Calibri" w:eastAsia="Calibri" w:cs="Calibri"/>
+                <w:color w:val="000000" w:themeColor="text1"/>
+                <w:sz w:val="22"/>
+                <w:szCs w:val="22"/>
+              </w:rPr>
             </w:r>
             <w:r>
               <w:rPr>
@@ -5548,7 +6534,7 @@
             </w:pPr>
             <w:r>
               <w:rPr>
-                <w:rStyle w:val="885"/>
+                <w:rStyle w:val="1067"/>
                 <w:rFonts w:ascii="Calibri" w:hAnsi="Calibri" w:eastAsia="Calibri" w:cs="Calibri"/>
                 <w:b/>
                 <w:color w:val="000000" w:themeColor="text1"/>
@@ -5556,6 +6542,15 @@
                 <w:szCs w:val="22"/>
               </w:rPr>
               <w:t xml:space="preserve">Indicadores de calidad: </w:t>
+            </w:r>
+            <w:r>
+              <w:rPr>
+                <w:rFonts w:ascii="Calibri" w:hAnsi="Calibri" w:eastAsia="Calibri" w:cs="Calibri"/>
+                <w:b/>
+                <w:color w:val="000000" w:themeColor="text1"/>
+                <w:sz w:val="22"/>
+                <w:szCs w:val="22"/>
+              </w:rPr>
             </w:r>
             <w:r>
               <w:rPr>
@@ -5569,7 +6564,7 @@
           </w:p>
           <w:p>
             <w:pPr>
-              <w:pStyle w:val="877"/>
+              <w:pStyle w:val="1059"/>
               <w:numPr>
                 <w:ilvl w:val="0"/>
                 <w:numId w:val="5"/>
@@ -5588,7 +6583,7 @@
             </w:pPr>
             <w:r>
               <w:rPr>
-                <w:rStyle w:val="885"/>
+                <w:rStyle w:val="1067"/>
                 <w:rFonts w:ascii="Calibri" w:hAnsi="Calibri" w:eastAsia="Calibri" w:cs="Calibri"/>
                 <w:color w:val="000000" w:themeColor="text1"/>
                 <w:sz w:val="22"/>
@@ -5606,10 +6601,19 @@
                 <w:lang w:val="es-ES"/>
               </w:rPr>
             </w:r>
+            <w:r>
+              <w:rPr>
+                <w:rFonts w:ascii="Calibri" w:hAnsi="Calibri" w:eastAsia="Calibri" w:cs="Calibri"/>
+                <w:color w:val="000000" w:themeColor="text1"/>
+                <w:sz w:val="22"/>
+                <w:szCs w:val="22"/>
+                <w:lang w:val="es-ES"/>
+              </w:rPr>
+            </w:r>
           </w:p>
           <w:p>
             <w:pPr>
-              <w:pStyle w:val="864"/>
+              <w:pStyle w:val="1046"/>
               <w:pBdr/>
               <w:tabs>
                 <w:tab w:val="clear" w:leader="none" w:pos="4419"/>
@@ -5638,10 +6642,17 @@
                 <w:szCs w:val="22"/>
               </w:rPr>
             </w:r>
+            <w:r>
+              <w:rPr>
+                <w:rFonts w:asciiTheme="minorHAnsi" w:hAnsiTheme="minorHAnsi" w:eastAsiaTheme="minorEastAsia" w:cstheme="minorBidi"/>
+                <w:sz w:val="22"/>
+                <w:szCs w:val="22"/>
+              </w:rPr>
+            </w:r>
           </w:p>
           <w:p>
             <w:pPr>
-              <w:pStyle w:val="864"/>
+              <w:pStyle w:val="1046"/>
               <w:pBdr/>
               <w:tabs>
                 <w:tab w:val="clear" w:leader="none" w:pos="4419"/>
@@ -5681,10 +6692,18 @@
                 <w:szCs w:val="22"/>
               </w:rPr>
             </w:r>
+            <w:r>
+              <w:rPr>
+                <w:rFonts w:asciiTheme="minorHAnsi" w:hAnsiTheme="minorHAnsi" w:eastAsiaTheme="minorEastAsia" w:cstheme="minorBidi"/>
+                <w:color w:val="5b9bd5" w:themeColor="accent1"/>
+                <w:sz w:val="22"/>
+                <w:szCs w:val="22"/>
+              </w:rPr>
+            </w:r>
           </w:p>
           <w:p>
             <w:pPr>
-              <w:pStyle w:val="864"/>
+              <w:pStyle w:val="1046"/>
               <w:pBdr/>
               <w:tabs>
                 <w:tab w:val="clear" w:leader="none" w:pos="4419"/>
@@ -5716,10 +6735,18 @@
                 <w:szCs w:val="22"/>
               </w:rPr>
             </w:r>
+            <w:r>
+              <w:rPr>
+                <w:rFonts w:asciiTheme="minorHAnsi" w:hAnsiTheme="minorHAnsi" w:eastAsiaTheme="minorEastAsia" w:cstheme="minorBidi"/>
+                <w:color w:val="5b9bd5" w:themeColor="accent1"/>
+                <w:sz w:val="22"/>
+                <w:szCs w:val="22"/>
+              </w:rPr>
+            </w:r>
           </w:p>
           <w:p>
             <w:pPr>
-              <w:pStyle w:val="864"/>
+              <w:pStyle w:val="1046"/>
               <w:pBdr/>
               <w:tabs>
                 <w:tab w:val="clear" w:leader="none" w:pos="4419"/>
@@ -5787,10 +6814,18 @@
                 <w:szCs w:val="22"/>
               </w:rPr>
             </w:r>
+            <w:r>
+              <w:rPr>
+                <w:rFonts w:asciiTheme="minorHAnsi" w:hAnsiTheme="minorHAnsi" w:eastAsiaTheme="minorEastAsia" w:cstheme="minorBidi"/>
+                <w:color w:val="5b9bd5" w:themeColor="accent1"/>
+                <w:sz w:val="22"/>
+                <w:szCs w:val="22"/>
+              </w:rPr>
+            </w:r>
           </w:p>
           <w:p>
             <w:pPr>
-              <w:pStyle w:val="864"/>
+              <w:pStyle w:val="1046"/>
               <w:pBdr/>
               <w:tabs>
                 <w:tab w:val="clear" w:leader="none" w:pos="4419"/>
@@ -5822,10 +6857,18 @@
                 <w:szCs w:val="22"/>
               </w:rPr>
             </w:r>
+            <w:r>
+              <w:rPr>
+                <w:rFonts w:asciiTheme="minorHAnsi" w:hAnsiTheme="minorHAnsi" w:eastAsiaTheme="minorEastAsia" w:cstheme="minorBidi"/>
+                <w:color w:val="5b9bd5" w:themeColor="accent1"/>
+                <w:sz w:val="22"/>
+                <w:szCs w:val="22"/>
+              </w:rPr>
+            </w:r>
           </w:p>
           <w:p>
             <w:pPr>
-              <w:pStyle w:val="864"/>
+              <w:pStyle w:val="1046"/>
               <w:pBdr/>
               <w:tabs>
                 <w:tab w:val="clear" w:leader="none" w:pos="4419"/>
@@ -5893,10 +6936,18 @@
                 <w:szCs w:val="22"/>
               </w:rPr>
             </w:r>
+            <w:r>
+              <w:rPr>
+                <w:rFonts w:asciiTheme="minorHAnsi" w:hAnsiTheme="minorHAnsi" w:eastAsiaTheme="minorEastAsia" w:cstheme="minorBidi"/>
+                <w:color w:val="5b9bd5" w:themeColor="accent1"/>
+                <w:sz w:val="22"/>
+                <w:szCs w:val="22"/>
+              </w:rPr>
+            </w:r>
           </w:p>
           <w:p>
             <w:pPr>
-              <w:pStyle w:val="864"/>
+              <w:pStyle w:val="1046"/>
               <w:pBdr/>
               <w:tabs>
                 <w:tab w:val="clear" w:leader="none" w:pos="4419"/>
@@ -5928,6 +6979,14 @@
                 <w:szCs w:val="22"/>
               </w:rPr>
             </w:r>
+            <w:r>
+              <w:rPr>
+                <w:rFonts w:asciiTheme="minorHAnsi" w:hAnsiTheme="minorHAnsi" w:eastAsiaTheme="minorEastAsia" w:cstheme="minorBidi"/>
+                <w:color w:val="5b9bd5" w:themeColor="accent1"/>
+                <w:sz w:val="22"/>
+                <w:szCs w:val="22"/>
+              </w:rPr>
+            </w:r>
           </w:p>
           <w:p>
             <w:pPr>
@@ -5957,10 +7016,18 @@
                 <w:szCs w:val="22"/>
               </w:rPr>
             </w:r>
+            <w:r>
+              <w:rPr>
+                <w:rFonts w:asciiTheme="minorHAnsi" w:hAnsiTheme="minorHAnsi" w:eastAsiaTheme="minorEastAsia" w:cstheme="minorBidi"/>
+                <w:color w:val="000000" w:themeColor="text1"/>
+                <w:sz w:val="22"/>
+                <w:szCs w:val="22"/>
+              </w:rPr>
+            </w:r>
           </w:p>
           <w:p>
             <w:pPr>
-              <w:pStyle w:val="864"/>
+              <w:pStyle w:val="1046"/>
               <w:pBdr/>
               <w:tabs>
                 <w:tab w:val="clear" w:leader="none" w:pos="4419"/>
@@ -6080,10 +7147,18 @@
                 <w:szCs w:val="22"/>
               </w:rPr>
             </w:r>
+            <w:r>
+              <w:rPr>
+                <w:rFonts w:asciiTheme="minorHAnsi" w:hAnsiTheme="minorHAnsi" w:eastAsiaTheme="minorEastAsia" w:cstheme="minorBidi"/>
+                <w:color w:val="5b9bd5" w:themeColor="accent1"/>
+                <w:sz w:val="22"/>
+                <w:szCs w:val="22"/>
+              </w:rPr>
+            </w:r>
           </w:p>
           <w:p>
             <w:pPr>
-              <w:pStyle w:val="864"/>
+              <w:pStyle w:val="1046"/>
               <w:pBdr/>
               <w:tabs>
                 <w:tab w:val="clear" w:leader="none" w:pos="4419"/>
@@ -6115,13 +7190,21 @@
                 <w:szCs w:val="22"/>
               </w:rPr>
             </w:r>
+            <w:r>
+              <w:rPr>
+                <w:rFonts w:asciiTheme="minorHAnsi" w:hAnsiTheme="minorHAnsi" w:eastAsiaTheme="minorEastAsia" w:cstheme="minorBidi"/>
+                <w:color w:val="5b9bd5" w:themeColor="accent1"/>
+                <w:sz w:val="22"/>
+                <w:szCs w:val="22"/>
+              </w:rPr>
+            </w:r>
           </w:p>
         </w:tc>
       </w:tr>
     </w:tbl>
     <w:p>
       <w:pPr>
-        <w:pStyle w:val="862"/>
+        <w:pStyle w:val="1044"/>
         <w:pBdr/>
         <w:spacing/>
         <w:ind/>
@@ -6133,6 +7216,14 @@
           <w:szCs w:val="22"/>
         </w:rPr>
       </w:pPr>
+      <w:r>
+        <w:rPr>
+          <w:rFonts w:asciiTheme="minorHAnsi" w:hAnsiTheme="minorHAnsi" w:eastAsiaTheme="minorEastAsia" w:cstheme="minorBidi"/>
+          <w:color w:val="000000" w:themeColor="text1"/>
+          <w:sz w:val="22"/>
+          <w:szCs w:val="22"/>
+        </w:rPr>
+      </w:r>
       <w:r>
         <w:rPr>
           <w:rFonts w:asciiTheme="minorHAnsi" w:hAnsiTheme="minorHAnsi" w:eastAsiaTheme="minorEastAsia" w:cstheme="minorBidi"/>
@@ -6170,10 +7261,15 @@
           <w:rFonts w:asciiTheme="minorHAnsi" w:hAnsiTheme="minorHAnsi" w:eastAsiaTheme="minorEastAsia" w:cstheme="minorBidi"/>
         </w:rPr>
       </w:r>
+      <w:r>
+        <w:rPr>
+          <w:rFonts w:asciiTheme="minorHAnsi" w:hAnsiTheme="minorHAnsi" w:eastAsiaTheme="minorEastAsia" w:cstheme="minorBidi"/>
+        </w:rPr>
+      </w:r>
     </w:p>
     <w:tbl>
       <w:tblPr>
-        <w:tblStyle w:val="873"/>
+        <w:tblStyle w:val="1055"/>
         <w:tblW w:w="0" w:type="auto"/>
         <w:tblBorders/>
         <w:tblLayout w:type="fixed"/>
@@ -6201,7 +7297,7 @@
           </w:tcPr>
           <w:p>
             <w:pPr>
-              <w:pStyle w:val="864"/>
+              <w:pStyle w:val="1046"/>
               <w:pBdr/>
               <w:tabs>
                 <w:tab w:val="clear" w:leader="none" w:pos="4419"/>
@@ -6223,6 +7319,12 @@
                 <w:color w:val="ffffff" w:themeColor="background1"/>
               </w:rPr>
               <w:t xml:space="preserve">Competencia del Perfil de Egreso</w:t>
+            </w:r>
+            <w:r>
+              <w:rPr>
+                <w:rFonts w:asciiTheme="minorHAnsi" w:hAnsiTheme="minorHAnsi" w:eastAsiaTheme="minorEastAsia" w:cstheme="minorBidi"/>
+                <w:color w:val="ffffff" w:themeColor="background1"/>
+              </w:rPr>
             </w:r>
             <w:r>
               <w:rPr>
@@ -6246,7 +7348,7 @@
           </w:tcPr>
           <w:p>
             <w:pPr>
-              <w:pStyle w:val="864"/>
+              <w:pStyle w:val="1046"/>
               <w:pBdr/>
               <w:tabs>
                 <w:tab w:val="clear" w:leader="none" w:pos="4419"/>
@@ -6268,6 +7370,12 @@
                 <w:color w:val="ffffff" w:themeColor="background1"/>
               </w:rPr>
               <w:t xml:space="preserve">Indicadores de Calidad</w:t>
+            </w:r>
+            <w:r>
+              <w:rPr>
+                <w:rFonts w:asciiTheme="minorHAnsi" w:hAnsiTheme="minorHAnsi" w:eastAsiaTheme="minorEastAsia" w:cstheme="minorBidi"/>
+                <w:color w:val="ffffff" w:themeColor="background1"/>
+              </w:rPr>
             </w:r>
             <w:r>
               <w:rPr>
@@ -6319,6 +7427,12 @@
                 <w:color w:val="000000" w:themeColor="text1"/>
               </w:rPr>
             </w:r>
+            <w:r>
+              <w:rPr>
+                <w:rFonts w:asciiTheme="minorHAnsi" w:hAnsiTheme="minorHAnsi" w:eastAsiaTheme="minorEastAsia" w:cstheme="minorBidi"/>
+                <w:color w:val="000000" w:themeColor="text1"/>
+              </w:rPr>
+            </w:r>
           </w:p>
         </w:tc>
         <w:tc>
@@ -6334,7 +7448,7 @@
           </w:tcPr>
           <w:p>
             <w:pPr>
-              <w:pStyle w:val="864"/>
+              <w:pStyle w:val="1046"/>
               <w:pBdr/>
               <w:tabs>
                 <w:tab w:val="clear" w:leader="none" w:pos="4419"/>
@@ -6368,6 +7482,12 @@
                 <w:color w:val="000000" w:themeColor="text1"/>
               </w:rPr>
               <w:t xml:space="preserve">Diseña pruebas de validación tanto de los productos como de los procesos utilizando buenas prácticas definidas por la industria.</w:t>
+            </w:r>
+            <w:r>
+              <w:rPr>
+                <w:rFonts w:asciiTheme="minorHAnsi" w:hAnsiTheme="minorHAnsi" w:eastAsiaTheme="minorEastAsia" w:cstheme="minorBidi"/>
+                <w:color w:val="000000" w:themeColor="text1"/>
+              </w:rPr>
             </w:r>
             <w:r>
               <w:rPr>
@@ -6435,6 +7555,12 @@
                 <w:color w:val="000000" w:themeColor="text1"/>
               </w:rPr>
             </w:r>
+            <w:r>
+              <w:rPr>
+                <w:rFonts w:asciiTheme="minorHAnsi" w:hAnsiTheme="minorHAnsi" w:eastAsiaTheme="minorEastAsia" w:cstheme="minorBidi"/>
+                <w:color w:val="000000" w:themeColor="text1"/>
+              </w:rPr>
+            </w:r>
           </w:p>
         </w:tc>
       </w:tr>
@@ -6509,6 +7635,12 @@
                 <w:color w:val="000000" w:themeColor="text1"/>
               </w:rPr>
             </w:r>
+            <w:r>
+              <w:rPr>
+                <w:rFonts w:asciiTheme="minorHAnsi" w:hAnsiTheme="minorHAnsi" w:eastAsiaTheme="minorEastAsia" w:cstheme="minorBidi"/>
+                <w:color w:val="000000" w:themeColor="text1"/>
+              </w:rPr>
+            </w:r>
           </w:p>
         </w:tc>
       </w:tr>
@@ -6530,7 +7662,7 @@
           </w:tcPr>
           <w:p>
             <w:pPr>
-              <w:pStyle w:val="864"/>
+              <w:pStyle w:val="1046"/>
               <w:pBdr/>
               <w:tabs>
                 <w:tab w:val="clear" w:leader="none" w:pos="4419"/>
@@ -6570,6 +7702,12 @@
                 <w:color w:val="000000" w:themeColor="text1"/>
               </w:rPr>
               <w:t xml:space="preserve"> los requerimientos de la organización.</w:t>
+            </w:r>
+            <w:r>
+              <w:rPr>
+                <w:rFonts w:asciiTheme="minorHAnsi" w:hAnsiTheme="minorHAnsi" w:eastAsiaTheme="minorEastAsia" w:cstheme="minorBidi"/>
+                <w:color w:val="000000" w:themeColor="text1"/>
+              </w:rPr>
             </w:r>
             <w:r>
               <w:rPr>
@@ -6621,6 +7759,12 @@
                 <w:color w:val="000000" w:themeColor="text1"/>
               </w:rPr>
               <w:t xml:space="preserve"> los requerimientos de la organización.</w:t>
+            </w:r>
+            <w:r>
+              <w:rPr>
+                <w:rFonts w:asciiTheme="minorHAnsi" w:hAnsiTheme="minorHAnsi" w:eastAsiaTheme="minorEastAsia" w:cstheme="minorBidi"/>
+                <w:color w:val="000000" w:themeColor="text1"/>
+              </w:rPr>
             </w:r>
             <w:r>
               <w:rPr>
@@ -6702,6 +7846,12 @@
                 <w:color w:val="000000" w:themeColor="text1"/>
               </w:rPr>
             </w:r>
+            <w:r>
+              <w:rPr>
+                <w:rFonts w:asciiTheme="minorHAnsi" w:hAnsiTheme="minorHAnsi" w:eastAsiaTheme="minorEastAsia" w:cstheme="minorBidi"/>
+                <w:color w:val="000000" w:themeColor="text1"/>
+              </w:rPr>
+            </w:r>
           </w:p>
         </w:tc>
       </w:tr>
@@ -6723,7 +7873,7 @@
           </w:tcPr>
           <w:p>
             <w:pPr>
-              <w:pStyle w:val="864"/>
+              <w:pStyle w:val="1046"/>
               <w:pBdr/>
               <w:tabs>
                 <w:tab w:val="clear" w:leader="none" w:pos="4419"/>
@@ -6763,6 +7913,12 @@
                 <w:color w:val="000000" w:themeColor="text1"/>
               </w:rPr>
               <w:t xml:space="preserve"> un diseño definido y escalable en el tiempo.</w:t>
+            </w:r>
+            <w:r>
+              <w:rPr>
+                <w:rFonts w:asciiTheme="minorHAnsi" w:hAnsiTheme="minorHAnsi" w:eastAsiaTheme="minorEastAsia" w:cstheme="minorBidi"/>
+                <w:color w:val="000000" w:themeColor="text1"/>
+              </w:rPr>
             </w:r>
             <w:r>
               <w:rPr>
@@ -6814,6 +7970,12 @@
                 <w:color w:val="000000" w:themeColor="text1"/>
               </w:rPr>
               <w:t xml:space="preserve"> un diseño definido y escalable en el tiempo.</w:t>
+            </w:r>
+            <w:r>
+              <w:rPr>
+                <w:rFonts w:asciiTheme="minorHAnsi" w:hAnsiTheme="minorHAnsi" w:eastAsiaTheme="minorEastAsia" w:cstheme="minorBidi"/>
+                <w:color w:val="000000" w:themeColor="text1"/>
+              </w:rPr>
             </w:r>
             <w:r>
               <w:rPr>
@@ -6895,6 +8057,12 @@
                 <w:color w:val="000000" w:themeColor="text1"/>
               </w:rPr>
             </w:r>
+            <w:r>
+              <w:rPr>
+                <w:rFonts w:asciiTheme="minorHAnsi" w:hAnsiTheme="minorHAnsi" w:eastAsiaTheme="minorEastAsia" w:cstheme="minorBidi"/>
+                <w:color w:val="000000" w:themeColor="text1"/>
+              </w:rPr>
+            </w:r>
           </w:p>
         </w:tc>
       </w:tr>
@@ -6916,7 +8084,7 @@
           </w:tcPr>
           <w:p>
             <w:pPr>
-              <w:pStyle w:val="864"/>
+              <w:pStyle w:val="1046"/>
               <w:pBdr/>
               <w:tabs>
                 <w:tab w:val="clear" w:leader="none" w:pos="4419"/>
@@ -6938,6 +8106,12 @@
                 <w:color w:val="000000" w:themeColor="text1"/>
               </w:rPr>
               <w:t xml:space="preserve">Desarrollar una solución de software utilizando técnicas que permitan sistematizar el proceso de desarrollo y mantenimiento, asegurando el logro de los objetivos.</w:t>
+            </w:r>
+            <w:r>
+              <w:rPr>
+                <w:rFonts w:asciiTheme="minorHAnsi" w:hAnsiTheme="minorHAnsi" w:eastAsiaTheme="minorEastAsia" w:cstheme="minorBidi"/>
+                <w:color w:val="000000" w:themeColor="text1"/>
+              </w:rPr>
             </w:r>
             <w:r>
               <w:rPr>
@@ -6975,6 +8149,12 @@
                 <w:color w:val="000000" w:themeColor="text1"/>
               </w:rPr>
               <w:t xml:space="preserve">4.1 Construye una solución de software utilizando técnicas que permitan sistematizar el proceso de desarrollo y mantenimiento, asegurando el logro de los objetivos.</w:t>
+            </w:r>
+            <w:r>
+              <w:rPr>
+                <w:rFonts w:asciiTheme="minorHAnsi" w:hAnsiTheme="minorHAnsi" w:eastAsiaTheme="minorEastAsia" w:cstheme="minorBidi"/>
+                <w:color w:val="000000" w:themeColor="text1"/>
+              </w:rPr>
             </w:r>
             <w:r>
               <w:rPr>
@@ -7042,6 +8222,12 @@
                 <w:color w:val="000000" w:themeColor="text1"/>
               </w:rPr>
             </w:r>
+            <w:r>
+              <w:rPr>
+                <w:rFonts w:asciiTheme="minorHAnsi" w:hAnsiTheme="minorHAnsi" w:eastAsiaTheme="minorEastAsia" w:cstheme="minorBidi"/>
+                <w:color w:val="000000" w:themeColor="text1"/>
+              </w:rPr>
+            </w:r>
           </w:p>
         </w:tc>
       </w:tr>
@@ -7102,13 +8288,19 @@
                 <w:color w:val="000000" w:themeColor="text1"/>
               </w:rPr>
             </w:r>
+            <w:r>
+              <w:rPr>
+                <w:rFonts w:asciiTheme="minorHAnsi" w:hAnsiTheme="minorHAnsi" w:eastAsiaTheme="minorEastAsia" w:cstheme="minorBidi"/>
+                <w:color w:val="000000" w:themeColor="text1"/>
+              </w:rPr>
+            </w:r>
           </w:p>
         </w:tc>
       </w:tr>
     </w:tbl>
     <w:p>
       <w:pPr>
-        <w:pStyle w:val="862"/>
+        <w:pStyle w:val="1044"/>
         <w:pBdr/>
         <w:spacing/>
         <w:ind/>
@@ -7121,6 +8313,15 @@
           <w:lang w:val="es-MX"/>
         </w:rPr>
       </w:pPr>
+      <w:r>
+        <w:rPr>
+          <w:rFonts w:asciiTheme="minorHAnsi" w:hAnsiTheme="minorHAnsi" w:eastAsiaTheme="minorEastAsia" w:cstheme="minorBidi"/>
+          <w:color w:val="000000" w:themeColor="text1"/>
+          <w:sz w:val="22"/>
+          <w:szCs w:val="22"/>
+          <w:lang w:val="es-MX"/>
+        </w:rPr>
+      </w:r>
       <w:r>
         <w:rPr>
           <w:rFonts w:asciiTheme="minorHAnsi" w:hAnsiTheme="minorHAnsi" w:eastAsiaTheme="minorEastAsia" w:cstheme="minorBidi"/>
@@ -7172,10 +8373,19 @@
           <w:lang w:val="es-MX"/>
         </w:rPr>
       </w:r>
+      <w:r>
+        <w:rPr>
+          <w:rFonts w:asciiTheme="minorHAnsi" w:hAnsiTheme="minorHAnsi" w:eastAsiaTheme="minorEastAsia" w:cstheme="minorBidi"/>
+          <w:color w:val="000000" w:themeColor="text1"/>
+          <w:sz w:val="22"/>
+          <w:szCs w:val="22"/>
+          <w:lang w:val="es-MX"/>
+        </w:rPr>
+      </w:r>
     </w:p>
     <w:p>
       <w:pPr>
-        <w:pStyle w:val="862"/>
+        <w:pStyle w:val="1044"/>
         <w:pBdr>
           <w:bottom w:val="single" w:color="000000" w:sz="4" w:space="0"/>
         </w:pBdr>
@@ -7218,6 +8428,18 @@
           <w:lang w:val="es-CL" w:eastAsia="es-CL"/>
         </w:rPr>
       </w:r>
+      <w:r>
+        <w:rPr>
+          <w:rFonts w:asciiTheme="minorHAnsi" w:hAnsiTheme="minorHAnsi" w:eastAsiaTheme="minorEastAsia" w:cstheme="minorBidi"/>
+          <w:b/>
+          <w:bCs/>
+          <w:color w:val="000000"/>
+          <w:spacing w:val="-30"/>
+          <w:sz w:val="56"/>
+          <w:szCs w:val="56"/>
+          <w:lang w:val="es-CL" w:eastAsia="es-CL"/>
+        </w:rPr>
+      </w:r>
     </w:p>
     <w:p>
       <w:pPr>
@@ -7255,6 +8477,15 @@
           <w:lang w:val="es-CL" w:eastAsia="es-CL"/>
         </w:rPr>
       </w:r>
+      <w:r>
+        <w:rPr>
+          <w:rFonts w:asciiTheme="minorHAnsi" w:hAnsiTheme="minorHAnsi" w:eastAsiaTheme="minorEastAsia" w:cstheme="minorBidi"/>
+          <w:color w:val="000000" w:themeColor="text1"/>
+          <w:sz w:val="22"/>
+          <w:szCs w:val="22"/>
+          <w:lang w:val="es-CL" w:eastAsia="es-CL"/>
+        </w:rPr>
+      </w:r>
     </w:p>
     <w:p>
       <w:pPr>
@@ -7267,6 +8498,13 @@
           <w:szCs w:val="22"/>
         </w:rPr>
       </w:pPr>
+      <w:r>
+        <w:rPr>
+          <w:rFonts w:asciiTheme="minorHAnsi" w:hAnsiTheme="minorHAnsi" w:eastAsiaTheme="minorEastAsia" w:cstheme="minorBidi"/>
+          <w:sz w:val="22"/>
+          <w:szCs w:val="22"/>
+        </w:rPr>
+      </w:r>
       <w:r>
         <w:rPr>
           <w:rFonts w:asciiTheme="minorHAnsi" w:hAnsiTheme="minorHAnsi" w:eastAsiaTheme="minorEastAsia" w:cstheme="minorBidi"/>
@@ -7351,6 +8589,16 @@
                 <w:szCs w:val="22"/>
               </w:rPr>
             </w:r>
+            <w:r>
+              <w:rPr>
+                <w:rFonts w:asciiTheme="minorHAnsi" w:hAnsiTheme="minorHAnsi" w:eastAsiaTheme="minorEastAsia" w:cstheme="minorBidi"/>
+                <w:b/>
+                <w:bCs/>
+                <w:color w:val="ffffff" w:themeColor="background1"/>
+                <w:sz w:val="22"/>
+                <w:szCs w:val="22"/>
+              </w:rPr>
+            </w:r>
           </w:p>
         </w:tc>
         <w:tc>
@@ -7399,6 +8647,16 @@
                 <w:szCs w:val="22"/>
               </w:rPr>
             </w:r>
+            <w:r>
+              <w:rPr>
+                <w:rFonts w:asciiTheme="minorHAnsi" w:hAnsiTheme="minorHAnsi" w:eastAsiaTheme="minorEastAsia" w:cstheme="minorBidi"/>
+                <w:b/>
+                <w:bCs/>
+                <w:color w:val="ffffff" w:themeColor="background1"/>
+                <w:sz w:val="22"/>
+                <w:szCs w:val="22"/>
+              </w:rPr>
+            </w:r>
           </w:p>
         </w:tc>
         <w:tc>
@@ -7433,6 +8691,16 @@
                 <w:szCs w:val="22"/>
               </w:rPr>
               <w:t xml:space="preserve">Descripción niveles de logro</w:t>
+            </w:r>
+            <w:r>
+              <w:rPr>
+                <w:rFonts w:asciiTheme="minorHAnsi" w:hAnsiTheme="minorHAnsi" w:eastAsiaTheme="minorEastAsia" w:cstheme="minorBidi"/>
+                <w:b/>
+                <w:bCs/>
+                <w:color w:val="ffffff" w:themeColor="background1"/>
+                <w:sz w:val="22"/>
+                <w:szCs w:val="22"/>
+              </w:rPr>
             </w:r>
             <w:r>
               <w:rPr>
@@ -7491,6 +8759,15 @@
                 <w:szCs w:val="22"/>
               </w:rPr>
             </w:r>
+            <w:r>
+              <w:rPr>
+                <w:rFonts w:asciiTheme="minorHAnsi" w:hAnsiTheme="minorHAnsi" w:eastAsiaTheme="minorEastAsia" w:cstheme="minorBidi"/>
+                <w:b/>
+                <w:bCs/>
+                <w:sz w:val="22"/>
+                <w:szCs w:val="22"/>
+              </w:rPr>
+            </w:r>
           </w:p>
         </w:tc>
         <w:tc>
@@ -7532,6 +8809,15 @@
                 <w:szCs w:val="22"/>
               </w:rPr>
             </w:r>
+            <w:r>
+              <w:rPr>
+                <w:rFonts w:asciiTheme="minorHAnsi" w:hAnsiTheme="minorHAnsi" w:eastAsiaTheme="minorEastAsia" w:cstheme="minorBidi"/>
+                <w:b/>
+                <w:bCs/>
+                <w:sz w:val="22"/>
+                <w:szCs w:val="22"/>
+              </w:rPr>
+            </w:r>
           </w:p>
         </w:tc>
         <w:tc>
@@ -7592,6 +8878,12 @@
                 <w:lang w:eastAsia="en-US"/>
               </w:rPr>
               <w:t xml:space="preserve">Se considera como el punto óptimo dentro del rango competente.</w:t>
+            </w:r>
+            <w:r>
+              <w:rPr>
+                <w:rFonts w:asciiTheme="minorHAnsi" w:hAnsiTheme="minorHAnsi" w:eastAsiaTheme="minorEastAsia" w:cstheme="minorBidi"/>
+                <w:lang w:eastAsia="es-CL"/>
+              </w:rPr>
             </w:r>
             <w:r>
               <w:rPr>
@@ -7615,7 +8907,7 @@
           </w:tcPr>
           <w:p>
             <w:pPr>
-              <w:pStyle w:val="879"/>
+              <w:pStyle w:val="1061"/>
               <w:pBdr/>
               <w:spacing/>
               <w:ind/>
@@ -7639,6 +8931,16 @@
                 <w:szCs w:val="22"/>
               </w:rPr>
               <w:t xml:space="preserve">Logrado </w:t>
+            </w:r>
+            <w:r>
+              <w:rPr>
+                <w:rFonts w:asciiTheme="minorHAnsi" w:hAnsiTheme="minorHAnsi" w:eastAsiaTheme="minorEastAsia" w:cstheme="minorBidi"/>
+                <w:b/>
+                <w:bCs/>
+                <w:color w:val="auto"/>
+                <w:sz w:val="22"/>
+                <w:szCs w:val="22"/>
+              </w:rPr>
             </w:r>
             <w:r>
               <w:rPr>
@@ -7691,6 +8993,15 @@
                 <w:szCs w:val="22"/>
               </w:rPr>
             </w:r>
+            <w:r>
+              <w:rPr>
+                <w:rFonts w:asciiTheme="minorHAnsi" w:hAnsiTheme="minorHAnsi" w:eastAsiaTheme="minorEastAsia" w:cstheme="minorBidi"/>
+                <w:b/>
+                <w:bCs/>
+                <w:sz w:val="22"/>
+                <w:szCs w:val="22"/>
+              </w:rPr>
+            </w:r>
           </w:p>
         </w:tc>
         <w:tc>
@@ -7765,6 +9076,12 @@
                 <w:lang w:eastAsia="en-US"/>
               </w:rPr>
               <w:t xml:space="preserve">.</w:t>
+            </w:r>
+            <w:r>
+              <w:rPr>
+                <w:rFonts w:asciiTheme="minorHAnsi" w:hAnsiTheme="minorHAnsi" w:eastAsiaTheme="minorEastAsia" w:cstheme="minorBidi"/>
+                <w:lang w:eastAsia="es-CL"/>
+              </w:rPr>
             </w:r>
             <w:r>
               <w:rPr>
@@ -7788,7 +9105,7 @@
           </w:tcPr>
           <w:p>
             <w:pPr>
-              <w:pStyle w:val="879"/>
+              <w:pStyle w:val="1061"/>
               <w:pBdr/>
               <w:spacing/>
               <w:ind/>
@@ -7812,6 +9129,16 @@
                 <w:szCs w:val="22"/>
               </w:rPr>
               <w:t xml:space="preserve">Logro incipiente </w:t>
+            </w:r>
+            <w:r>
+              <w:rPr>
+                <w:rFonts w:asciiTheme="minorHAnsi" w:hAnsiTheme="minorHAnsi" w:eastAsiaTheme="minorEastAsia" w:cstheme="minorBidi"/>
+                <w:b/>
+                <w:bCs/>
+                <w:color w:val="auto"/>
+                <w:sz w:val="22"/>
+                <w:szCs w:val="22"/>
+              </w:rPr>
             </w:r>
             <w:r>
               <w:rPr>
@@ -7866,6 +9193,16 @@
                 <w:lang w:eastAsia="en-US"/>
               </w:rPr>
             </w:r>
+            <w:r>
+              <w:rPr>
+                <w:rFonts w:asciiTheme="minorHAnsi" w:hAnsiTheme="minorHAnsi" w:eastAsiaTheme="minorEastAsia" w:cstheme="minorBidi"/>
+                <w:b/>
+                <w:bCs/>
+                <w:sz w:val="22"/>
+                <w:szCs w:val="22"/>
+                <w:lang w:eastAsia="en-US"/>
+              </w:rPr>
+            </w:r>
           </w:p>
         </w:tc>
         <w:tc>
@@ -7904,6 +9241,11 @@
                 <w:lang w:eastAsia="en-US"/>
               </w:rPr>
               <w:t xml:space="preserve"> que no permiten evidenciar los elementos básicos del logro del indicador, por lo que no puede ser considerado competente.</w:t>
+            </w:r>
+            <w:r>
+              <w:rPr>
+                <w:rFonts w:asciiTheme="minorHAnsi" w:hAnsiTheme="minorHAnsi" w:eastAsiaTheme="minorEastAsia" w:cstheme="minorBidi"/>
+              </w:rPr>
             </w:r>
             <w:r>
               <w:rPr>
@@ -7957,6 +9299,15 @@
                 <w:szCs w:val="22"/>
               </w:rPr>
             </w:r>
+            <w:r>
+              <w:rPr>
+                <w:rFonts w:asciiTheme="minorHAnsi" w:hAnsiTheme="minorHAnsi" w:eastAsiaTheme="minorEastAsia" w:cstheme="minorBidi"/>
+                <w:b/>
+                <w:bCs/>
+                <w:sz w:val="22"/>
+                <w:szCs w:val="22"/>
+              </w:rPr>
+            </w:r>
           </w:p>
         </w:tc>
         <w:tc>
@@ -8000,6 +9351,16 @@
                 <w:lang w:eastAsia="en-US"/>
               </w:rPr>
             </w:r>
+            <w:r>
+              <w:rPr>
+                <w:rFonts w:asciiTheme="minorHAnsi" w:hAnsiTheme="minorHAnsi" w:eastAsiaTheme="minorEastAsia" w:cstheme="minorBidi"/>
+                <w:b/>
+                <w:bCs/>
+                <w:sz w:val="22"/>
+                <w:szCs w:val="22"/>
+                <w:lang w:eastAsia="en-US"/>
+              </w:rPr>
+            </w:r>
           </w:p>
         </w:tc>
         <w:tc>
@@ -8039,6 +9400,12 @@
                 <w:lang w:eastAsia="es-CL"/>
               </w:rPr>
             </w:r>
+            <w:r>
+              <w:rPr>
+                <w:rFonts w:asciiTheme="minorHAnsi" w:hAnsiTheme="minorHAnsi" w:eastAsiaTheme="minorEastAsia" w:cstheme="minorBidi"/>
+                <w:lang w:eastAsia="es-CL"/>
+              </w:rPr>
+            </w:r>
           </w:p>
         </w:tc>
       </w:tr>
@@ -8054,6 +9421,13 @@
           <w:szCs w:val="22"/>
         </w:rPr>
       </w:pPr>
+      <w:r>
+        <w:rPr>
+          <w:rFonts w:asciiTheme="minorHAnsi" w:hAnsiTheme="minorHAnsi" w:eastAsiaTheme="minorEastAsia" w:cstheme="minorBidi"/>
+          <w:sz w:val="22"/>
+          <w:szCs w:val="22"/>
+        </w:rPr>
+      </w:r>
       <w:r>
         <w:rPr>
           <w:rFonts w:asciiTheme="minorHAnsi" w:hAnsiTheme="minorHAnsi" w:eastAsiaTheme="minorEastAsia" w:cstheme="minorBidi"/>
@@ -8071,7 +9445,7 @@
     </w:p>
     <w:tbl>
       <w:tblPr>
-        <w:tblStyle w:val="883"/>
+        <w:tblStyle w:val="1065"/>
         <w:tblW w:w="12994" w:type="dxa"/>
         <w:tblBorders>
           <w:top w:val="single" w:color="7f7f7f" w:themeColor="text1" w:themeTint="80" w:sz="4" w:space="0"/>
@@ -8134,6 +9508,14 @@
                 <w:lang w:eastAsia="es-CL"/>
               </w:rPr>
             </w:r>
+            <w:r>
+              <w:rPr>
+                <w:rFonts w:asciiTheme="minorHAnsi" w:hAnsiTheme="minorHAnsi" w:eastAsiaTheme="minorEastAsia" w:cstheme="minorBidi"/>
+                <w:b/>
+                <w:bCs/>
+                <w:lang w:eastAsia="es-CL"/>
+              </w:rPr>
+            </w:r>
           </w:p>
         </w:tc>
         <w:tc>
@@ -8192,6 +9574,14 @@
                 <w:lang w:eastAsia="es-CL"/>
               </w:rPr>
             </w:r>
+            <w:r>
+              <w:rPr>
+                <w:rFonts w:asciiTheme="minorHAnsi" w:hAnsiTheme="minorHAnsi" w:eastAsiaTheme="minorEastAsia" w:cstheme="minorBidi"/>
+                <w:b/>
+                <w:bCs/>
+                <w:lang w:eastAsia="es-CL"/>
+              </w:rPr>
+            </w:r>
           </w:p>
         </w:tc>
         <w:tc>
@@ -8223,6 +9613,14 @@
                 <w:lang w:eastAsia="es-CL"/>
               </w:rPr>
               <w:t xml:space="preserve">Ponderación del Indicador de Evaluación</w:t>
+            </w:r>
+            <w:r>
+              <w:rPr>
+                <w:rFonts w:asciiTheme="minorHAnsi" w:hAnsiTheme="minorHAnsi" w:eastAsiaTheme="minorEastAsia" w:cstheme="minorBidi"/>
+                <w:b/>
+                <w:bCs/>
+                <w:lang w:eastAsia="es-CL"/>
+              </w:rPr>
             </w:r>
             <w:r>
               <w:rPr>
@@ -8273,6 +9671,14 @@
                 <w:lang w:eastAsia="es-CL"/>
               </w:rPr>
             </w:r>
+            <w:r>
+              <w:rPr>
+                <w:rFonts w:ascii="Arial" w:hAnsi="Arial" w:cs="Arial"/>
+                <w:b/>
+                <w:bCs/>
+                <w:lang w:eastAsia="es-CL"/>
+              </w:rPr>
+            </w:r>
           </w:p>
         </w:tc>
         <w:tc>
@@ -8341,6 +9747,14 @@
                 <w:lang w:eastAsia="es-CL"/>
               </w:rPr>
             </w:r>
+            <w:r>
+              <w:rPr>
+                <w:rFonts w:asciiTheme="minorHAnsi" w:hAnsiTheme="minorHAnsi" w:eastAsiaTheme="minorEastAsia" w:cstheme="minorBidi"/>
+                <w:b/>
+                <w:bCs/>
+                <w:lang w:eastAsia="es-CL"/>
+              </w:rPr>
+            </w:r>
           </w:p>
         </w:tc>
         <w:tc>
@@ -8417,6 +9831,14 @@
                 <w:lang w:eastAsia="es-CL"/>
               </w:rPr>
             </w:r>
+            <w:r>
+              <w:rPr>
+                <w:rFonts w:asciiTheme="minorHAnsi" w:hAnsiTheme="minorHAnsi" w:eastAsiaTheme="minorEastAsia" w:cstheme="minorBidi"/>
+                <w:b/>
+                <w:bCs/>
+                <w:lang w:eastAsia="es-CL"/>
+              </w:rPr>
+            </w:r>
           </w:p>
         </w:tc>
         <w:tc>
@@ -8428,7 +9850,7 @@
           </w:tcPr>
           <w:p>
             <w:pPr>
-              <w:pStyle w:val="879"/>
+              <w:pStyle w:val="1061"/>
               <w:pBdr/>
               <w:spacing/>
               <w:ind/>
@@ -8452,6 +9874,16 @@
                 <w:szCs w:val="22"/>
               </w:rPr>
               <w:t xml:space="preserve">Logro incipiente </w:t>
+            </w:r>
+            <w:r>
+              <w:rPr>
+                <w:rFonts w:asciiTheme="minorHAnsi" w:hAnsiTheme="minorHAnsi" w:eastAsiaTheme="minorEastAsia" w:cstheme="minorBidi"/>
+                <w:b/>
+                <w:bCs/>
+                <w:color w:val="auto"/>
+                <w:sz w:val="22"/>
+                <w:szCs w:val="22"/>
+              </w:rPr>
             </w:r>
             <w:r>
               <w:rPr>
@@ -8503,6 +9935,14 @@
                 <w:lang w:eastAsia="es-CL"/>
               </w:rPr>
               <w:t xml:space="preserve">)</w:t>
+            </w:r>
+            <w:r>
+              <w:rPr>
+                <w:rFonts w:asciiTheme="minorHAnsi" w:hAnsiTheme="minorHAnsi" w:eastAsiaTheme="minorEastAsia" w:cstheme="minorBidi"/>
+                <w:b/>
+                <w:bCs/>
+                <w:lang w:eastAsia="es-CL"/>
+              </w:rPr>
             </w:r>
             <w:r>
               <w:rPr>
@@ -8560,6 +10000,14 @@
                 <w:lang w:eastAsia="es-CL"/>
               </w:rPr>
             </w:r>
+            <w:r>
+              <w:rPr>
+                <w:rFonts w:asciiTheme="minorHAnsi" w:hAnsiTheme="minorHAnsi" w:eastAsiaTheme="minorEastAsia" w:cstheme="minorBidi"/>
+                <w:b/>
+                <w:bCs/>
+                <w:lang w:eastAsia="es-CL"/>
+              </w:rPr>
+            </w:r>
           </w:p>
           <w:p>
             <w:pPr>
@@ -8600,6 +10048,14 @@
                 <w:lang w:eastAsia="es-CL"/>
               </w:rPr>
               <w:t xml:space="preserve">)</w:t>
+            </w:r>
+            <w:r>
+              <w:rPr>
+                <w:rFonts w:asciiTheme="minorHAnsi" w:hAnsiTheme="minorHAnsi" w:eastAsiaTheme="minorEastAsia" w:cstheme="minorBidi"/>
+                <w:b/>
+                <w:bCs/>
+                <w:lang w:eastAsia="es-CL"/>
+              </w:rPr>
             </w:r>
             <w:r>
               <w:rPr>
@@ -8629,6 +10085,14 @@
                 <w:lang w:eastAsia="es-CL"/>
               </w:rPr>
             </w:pPr>
+            <w:r>
+              <w:rPr>
+                <w:rFonts w:ascii="Arial" w:hAnsi="Arial" w:cs="Arial"/>
+                <w:b/>
+                <w:bCs/>
+                <w:lang w:eastAsia="es-CL"/>
+              </w:rPr>
+            </w:r>
             <w:r>
               <w:rPr>
                 <w:rFonts w:ascii="Arial" w:hAnsi="Arial" w:cs="Arial"/>
@@ -8684,6 +10148,13 @@
                 <w:lang w:eastAsia="es-CL"/>
               </w:rPr>
             </w:r>
+            <w:r>
+              <w:rPr>
+                <w:rFonts w:asciiTheme="minorHAnsi" w:hAnsiTheme="minorHAnsi" w:eastAsiaTheme="minorEastAsia" w:cstheme="minorBidi"/>
+                <w:color w:val="000000" w:themeColor="text1"/>
+                <w:lang w:eastAsia="es-CL"/>
+              </w:rPr>
+            </w:r>
           </w:p>
         </w:tc>
         <w:tc>
@@ -8751,6 +10222,13 @@
                 <w:lang w:eastAsia="es-CL"/>
               </w:rPr>
             </w:r>
+            <w:r>
+              <w:rPr>
+                <w:rFonts w:asciiTheme="minorHAnsi" w:hAnsiTheme="minorHAnsi" w:eastAsiaTheme="minorEastAsia" w:cstheme="minorBidi"/>
+                <w:color w:val="000000" w:themeColor="text1"/>
+                <w:highlight w:val="yellow"/>
+              </w:rPr>
+            </w:r>
           </w:p>
         </w:tc>
         <w:tc>
@@ -8812,6 +10290,13 @@
                 <w:lang w:eastAsia="es-CL"/>
               </w:rPr>
             </w:r>
+            <w:r>
+              <w:rPr>
+                <w:rFonts w:asciiTheme="minorHAnsi" w:hAnsiTheme="minorHAnsi" w:eastAsiaTheme="minorEastAsia" w:cstheme="minorBidi"/>
+                <w:color w:val="000000" w:themeColor="text1"/>
+                <w:lang w:eastAsia="es-CL"/>
+              </w:rPr>
+            </w:r>
           </w:p>
         </w:tc>
         <w:tc>
@@ -8880,6 +10365,13 @@
                 <w:lang w:eastAsia="es-CL"/>
               </w:rPr>
             </w:r>
+            <w:r>
+              <w:rPr>
+                <w:rFonts w:asciiTheme="minorHAnsi" w:hAnsiTheme="minorHAnsi" w:eastAsiaTheme="minorEastAsia" w:cstheme="minorBidi"/>
+                <w:color w:val="000000" w:themeColor="text1"/>
+                <w:lang w:eastAsia="es-CL"/>
+              </w:rPr>
+            </w:r>
           </w:p>
         </w:tc>
         <w:tc>
@@ -8940,6 +10432,13 @@
                 <w:color w:val="000000" w:themeColor="text1"/>
               </w:rPr>
               <w:t xml:space="preserve"> carrera. </w:t>
+            </w:r>
+            <w:r>
+              <w:rPr>
+                <w:rFonts w:asciiTheme="minorHAnsi" w:hAnsiTheme="minorHAnsi" w:eastAsiaTheme="minorEastAsia" w:cstheme="minorBidi"/>
+                <w:color w:val="000000" w:themeColor="text1"/>
+                <w:lang w:eastAsia="es-CL"/>
+              </w:rPr>
             </w:r>
             <w:r>
               <w:rPr>
@@ -9014,6 +10513,13 @@
                 <w:lang w:eastAsia="es-CL"/>
               </w:rPr>
             </w:r>
+            <w:r>
+              <w:rPr>
+                <w:rFonts w:asciiTheme="minorHAnsi" w:hAnsiTheme="minorHAnsi" w:eastAsiaTheme="minorEastAsia" w:cstheme="minorBidi"/>
+                <w:color w:val="000000" w:themeColor="text1"/>
+                <w:lang w:eastAsia="es-CL"/>
+              </w:rPr>
+            </w:r>
           </w:p>
         </w:tc>
         <w:tc>
@@ -9129,6 +10635,13 @@
                 <w:lang w:eastAsia="es-CL"/>
               </w:rPr>
             </w:r>
+            <w:r>
+              <w:rPr>
+                <w:rFonts w:asciiTheme="minorHAnsi" w:hAnsiTheme="minorHAnsi" w:eastAsiaTheme="minorEastAsia" w:cstheme="minorBidi"/>
+                <w:color w:val="000000" w:themeColor="text1"/>
+                <w:highlight w:val="yellow"/>
+              </w:rPr>
+            </w:r>
           </w:p>
         </w:tc>
         <w:tc>
@@ -9246,6 +10759,13 @@
                 <w:lang w:eastAsia="es-CL"/>
               </w:rPr>
             </w:r>
+            <w:r>
+              <w:rPr>
+                <w:rFonts w:asciiTheme="minorHAnsi" w:hAnsiTheme="minorHAnsi" w:eastAsiaTheme="minorEastAsia" w:cstheme="minorBidi"/>
+                <w:color w:val="000000" w:themeColor="text1"/>
+                <w:lang w:eastAsia="es-CL"/>
+              </w:rPr>
+            </w:r>
           </w:p>
         </w:tc>
         <w:tc>
@@ -9335,6 +10855,13 @@
                 <w:lang w:eastAsia="es-CL"/>
               </w:rPr>
             </w:r>
+            <w:r>
+              <w:rPr>
+                <w:rFonts w:asciiTheme="minorHAnsi" w:hAnsiTheme="minorHAnsi" w:eastAsiaTheme="minorEastAsia" w:cstheme="minorBidi"/>
+                <w:color w:val="000000" w:themeColor="text1"/>
+                <w:lang w:eastAsia="es-CL"/>
+              </w:rPr>
+            </w:r>
           </w:p>
         </w:tc>
         <w:tc>
@@ -9443,6 +10970,13 @@
                 <w:color w:val="000000" w:themeColor="text1"/>
               </w:rPr>
               <w:t xml:space="preserve"> perfil de egreso. </w:t>
+            </w:r>
+            <w:r>
+              <w:rPr>
+                <w:rFonts w:asciiTheme="minorHAnsi" w:hAnsiTheme="minorHAnsi" w:eastAsiaTheme="minorEastAsia" w:cstheme="minorBidi"/>
+                <w:color w:val="000000" w:themeColor="text1"/>
+                <w:lang w:eastAsia="es-CL"/>
+              </w:rPr>
             </w:r>
             <w:r>
               <w:rPr>
@@ -9482,6 +11016,15 @@
                 <w:lang w:eastAsia="es-CL"/>
               </w:rPr>
               <w:t xml:space="preserve">5</w:t>
+            </w:r>
+            <w:r>
+              <w:rPr>
+                <w:rFonts w:asciiTheme="minorHAnsi" w:hAnsiTheme="minorHAnsi" w:eastAsiaTheme="minorEastAsia" w:cstheme="minorBidi"/>
+                <w:b/>
+                <w:bCs/>
+                <w:color w:val="3b3838" w:themeColor="background2" w:themeShade="40"/>
+                <w:lang w:eastAsia="es-CL"/>
+              </w:rPr>
             </w:r>
             <w:r>
               <w:rPr>
@@ -9531,6 +11074,13 @@
                 <w:lang w:eastAsia="es-CL"/>
               </w:rPr>
             </w:r>
+            <w:r>
+              <w:rPr>
+                <w:rFonts w:asciiTheme="minorHAnsi" w:hAnsiTheme="minorHAnsi" w:eastAsiaTheme="minorEastAsia" w:cstheme="minorBidi"/>
+                <w:color w:val="000000" w:themeColor="text1"/>
+                <w:lang w:eastAsia="es-CL"/>
+              </w:rPr>
+            </w:r>
           </w:p>
           <w:p>
             <w:pPr>
@@ -9557,6 +11107,13 @@
                 <w:lang w:eastAsia="es-CL"/>
               </w:rPr>
             </w:r>
+            <w:r>
+              <w:rPr>
+                <w:rFonts w:asciiTheme="minorHAnsi" w:hAnsiTheme="minorHAnsi" w:eastAsiaTheme="minorEastAsia" w:cstheme="minorBidi"/>
+                <w:color w:val="000000" w:themeColor="text1"/>
+                <w:lang w:eastAsia="es-CL"/>
+              </w:rPr>
+            </w:r>
           </w:p>
           <w:p>
             <w:pPr>
@@ -9569,6 +11126,13 @@
                 <w:lang w:eastAsia="es-CL"/>
               </w:rPr>
             </w:pPr>
+            <w:r>
+              <w:rPr>
+                <w:rFonts w:asciiTheme="minorHAnsi" w:hAnsiTheme="minorHAnsi" w:eastAsiaTheme="minorEastAsia" w:cstheme="minorBidi"/>
+                <w:color w:val="000000" w:themeColor="text1"/>
+                <w:lang w:eastAsia="es-CL"/>
+              </w:rPr>
+            </w:r>
             <w:r>
               <w:rPr>
                 <w:rFonts w:asciiTheme="minorHAnsi" w:hAnsiTheme="minorHAnsi" w:eastAsiaTheme="minorEastAsia" w:cstheme="minorBidi"/>
@@ -9658,6 +11222,13 @@
                 <w:lang w:eastAsia="es-CL"/>
               </w:rPr>
             </w:r>
+            <w:r>
+              <w:rPr>
+                <w:rFonts w:asciiTheme="minorHAnsi" w:hAnsiTheme="minorHAnsi" w:eastAsiaTheme="minorEastAsia" w:cstheme="minorBidi"/>
+                <w:color w:val="000000" w:themeColor="text1"/>
+                <w:lang w:eastAsia="es-CL"/>
+              </w:rPr>
+            </w:r>
           </w:p>
         </w:tc>
         <w:tc>
@@ -9733,6 +11304,13 @@
                 <w:lang w:eastAsia="es-CL"/>
               </w:rPr>
             </w:r>
+            <w:r>
+              <w:rPr>
+                <w:rFonts w:asciiTheme="minorHAnsi" w:hAnsiTheme="minorHAnsi" w:eastAsiaTheme="minorEastAsia" w:cstheme="minorBidi"/>
+                <w:color w:val="000000" w:themeColor="text1"/>
+                <w:highlight w:val="yellow"/>
+              </w:rPr>
+            </w:r>
           </w:p>
         </w:tc>
         <w:tc>
@@ -9794,6 +11372,13 @@
                 <w:lang w:eastAsia="es-CL"/>
               </w:rPr>
             </w:r>
+            <w:r>
+              <w:rPr>
+                <w:rFonts w:asciiTheme="minorHAnsi" w:hAnsiTheme="minorHAnsi" w:eastAsiaTheme="minorEastAsia" w:cstheme="minorBidi"/>
+                <w:color w:val="000000" w:themeColor="text1"/>
+                <w:lang w:eastAsia="es-CL"/>
+              </w:rPr>
+            </w:r>
           </w:p>
         </w:tc>
         <w:tc>
@@ -9833,6 +11418,13 @@
                 <w:color w:val="000000" w:themeColor="text1"/>
               </w:rPr>
               <w:t xml:space="preserve"> intereses profesionales.</w:t>
+            </w:r>
+            <w:r>
+              <w:rPr>
+                <w:rFonts w:asciiTheme="minorHAnsi" w:hAnsiTheme="minorHAnsi" w:eastAsiaTheme="minorEastAsia" w:cstheme="minorBidi"/>
+                <w:color w:val="000000" w:themeColor="text1"/>
+                <w:lang w:eastAsia="es-CL"/>
+              </w:rPr>
             </w:r>
             <w:r>
               <w:rPr>
@@ -9872,6 +11464,15 @@
                 <w:lang w:eastAsia="es-CL"/>
               </w:rPr>
               <w:t xml:space="preserve">5</w:t>
+            </w:r>
+            <w:r>
+              <w:rPr>
+                <w:rFonts w:asciiTheme="minorHAnsi" w:hAnsiTheme="minorHAnsi" w:eastAsiaTheme="minorEastAsia" w:cstheme="minorBidi"/>
+                <w:b/>
+                <w:bCs/>
+                <w:color w:val="3b3838" w:themeColor="background2" w:themeShade="40"/>
+                <w:lang w:eastAsia="es-CL"/>
+              </w:rPr>
             </w:r>
             <w:r>
               <w:rPr>
@@ -9921,6 +11522,13 @@
                 <w:lang w:eastAsia="es-CL"/>
               </w:rPr>
             </w:r>
+            <w:r>
+              <w:rPr>
+                <w:rFonts w:asciiTheme="minorHAnsi" w:hAnsiTheme="minorHAnsi" w:eastAsiaTheme="minorEastAsia" w:cstheme="minorBidi"/>
+                <w:color w:val="000000" w:themeColor="text1"/>
+                <w:lang w:eastAsia="es-CL"/>
+              </w:rPr>
+            </w:r>
           </w:p>
         </w:tc>
         <w:tc>
@@ -9988,6 +11596,13 @@
                 <w:lang w:eastAsia="es-CL"/>
               </w:rPr>
             </w:r>
+            <w:r>
+              <w:rPr>
+                <w:rFonts w:asciiTheme="minorHAnsi" w:hAnsiTheme="minorHAnsi" w:eastAsiaTheme="minorEastAsia" w:cstheme="minorBidi"/>
+                <w:color w:val="000000" w:themeColor="text1"/>
+                <w:highlight w:val="yellow"/>
+              </w:rPr>
+            </w:r>
           </w:p>
         </w:tc>
         <w:tc>
@@ -10062,6 +11677,13 @@
                 <w:lang w:eastAsia="es-CL"/>
               </w:rPr>
             </w:r>
+            <w:r>
+              <w:rPr>
+                <w:rFonts w:asciiTheme="minorHAnsi" w:hAnsiTheme="minorHAnsi" w:eastAsiaTheme="minorEastAsia" w:cstheme="minorBidi"/>
+                <w:color w:val="000000" w:themeColor="text1"/>
+                <w:lang w:eastAsia="es-CL"/>
+              </w:rPr>
+            </w:r>
           </w:p>
         </w:tc>
         <w:tc>
@@ -10136,6 +11758,13 @@
                 <w:lang w:eastAsia="es-CL"/>
               </w:rPr>
             </w:r>
+            <w:r>
+              <w:rPr>
+                <w:rFonts w:asciiTheme="minorHAnsi" w:hAnsiTheme="minorHAnsi" w:eastAsiaTheme="minorEastAsia" w:cstheme="minorBidi"/>
+                <w:color w:val="000000" w:themeColor="text1"/>
+                <w:lang w:eastAsia="es-CL"/>
+              </w:rPr>
+            </w:r>
           </w:p>
         </w:tc>
         <w:tc>
@@ -10209,6 +11838,13 @@
                 <w:color w:val="000000" w:themeColor="text1"/>
               </w:rPr>
               <w:t xml:space="preserve">El proyecto presentado no es factible de realizarse en el tiempo asignado.</w:t>
+            </w:r>
+            <w:r>
+              <w:rPr>
+                <w:rFonts w:asciiTheme="minorHAnsi" w:hAnsiTheme="minorHAnsi" w:eastAsiaTheme="minorEastAsia" w:cstheme="minorBidi"/>
+                <w:color w:val="000000" w:themeColor="text1"/>
+                <w:lang w:eastAsia="es-CL"/>
+              </w:rPr>
             </w:r>
             <w:r>
               <w:rPr>
@@ -10248,6 +11884,15 @@
                 <w:lang w:eastAsia="es-CL"/>
               </w:rPr>
               <w:t xml:space="preserve">5</w:t>
+            </w:r>
+            <w:r>
+              <w:rPr>
+                <w:rFonts w:asciiTheme="minorHAnsi" w:hAnsiTheme="minorHAnsi" w:eastAsiaTheme="minorEastAsia" w:cstheme="minorBidi"/>
+                <w:b/>
+                <w:bCs/>
+                <w:color w:val="3b3838" w:themeColor="background2" w:themeShade="40"/>
+                <w:lang w:eastAsia="es-CL"/>
+              </w:rPr>
             </w:r>
             <w:r>
               <w:rPr>
@@ -10305,6 +11950,13 @@
                 <w:lang w:eastAsia="es-CL"/>
               </w:rPr>
             </w:r>
+            <w:r>
+              <w:rPr>
+                <w:rFonts w:asciiTheme="minorHAnsi" w:hAnsiTheme="minorHAnsi" w:eastAsiaTheme="minorEastAsia" w:cstheme="minorBidi"/>
+                <w:color w:val="000000" w:themeColor="text1"/>
+                <w:lang w:eastAsia="es-CL"/>
+              </w:rPr>
+            </w:r>
           </w:p>
         </w:tc>
         <w:tc>
@@ -10352,6 +12004,13 @@
                 <w:lang w:eastAsia="es-CL"/>
               </w:rPr>
             </w:r>
+            <w:r>
+              <w:rPr>
+                <w:rFonts w:asciiTheme="minorHAnsi" w:hAnsiTheme="minorHAnsi" w:eastAsiaTheme="minorEastAsia" w:cstheme="minorBidi"/>
+                <w:color w:val="000000" w:themeColor="text1"/>
+                <w:lang w:eastAsia="es-CL"/>
+              </w:rPr>
+            </w:r>
           </w:p>
         </w:tc>
         <w:tc>
@@ -10411,6 +12070,13 @@
                 <w:lang w:eastAsia="es-CL"/>
               </w:rPr>
             </w:r>
+            <w:r>
+              <w:rPr>
+                <w:rFonts w:asciiTheme="minorHAnsi" w:hAnsiTheme="minorHAnsi" w:eastAsiaTheme="minorEastAsia" w:cstheme="minorBidi"/>
+                <w:color w:val="000000" w:themeColor="text1"/>
+                <w:highlight w:val="yellow"/>
+              </w:rPr>
+            </w:r>
           </w:p>
         </w:tc>
         <w:tc>
@@ -10451,6 +12117,13 @@
                 <w:lang w:eastAsia="es-CL"/>
               </w:rPr>
             </w:r>
+            <w:r>
+              <w:rPr>
+                <w:rFonts w:asciiTheme="minorHAnsi" w:hAnsiTheme="minorHAnsi" w:eastAsiaTheme="minorEastAsia" w:cstheme="minorBidi"/>
+                <w:color w:val="000000" w:themeColor="text1"/>
+                <w:lang w:eastAsia="es-CL"/>
+              </w:rPr>
+            </w:r>
           </w:p>
         </w:tc>
         <w:tc>
@@ -10490,6 +12163,13 @@
                 <w:color w:val="000000" w:themeColor="text1"/>
               </w:rPr>
               <w:t xml:space="preserve"> objetivos o estos no son coherentes con la disciplina ni la situación a abordar.</w:t>
+            </w:r>
+            <w:r>
+              <w:rPr>
+                <w:rFonts w:asciiTheme="minorHAnsi" w:hAnsiTheme="minorHAnsi" w:eastAsiaTheme="minorEastAsia" w:cstheme="minorBidi"/>
+                <w:color w:val="000000" w:themeColor="text1"/>
+                <w:lang w:eastAsia="es-CL"/>
+              </w:rPr>
             </w:r>
             <w:r>
               <w:rPr>
@@ -10529,6 +12209,15 @@
                 <w:lang w:eastAsia="es-CL"/>
               </w:rPr>
               <w:t xml:space="preserve">10</w:t>
+            </w:r>
+            <w:r>
+              <w:rPr>
+                <w:rFonts w:asciiTheme="minorHAnsi" w:hAnsiTheme="minorHAnsi" w:eastAsiaTheme="minorEastAsia" w:cstheme="minorBidi"/>
+                <w:b/>
+                <w:bCs/>
+                <w:color w:val="3b3838" w:themeColor="background2" w:themeShade="40"/>
+                <w:lang w:eastAsia="es-CL"/>
+              </w:rPr>
             </w:r>
             <w:r>
               <w:rPr>
@@ -10578,6 +12267,13 @@
                 <w:lang w:eastAsia="es-CL"/>
               </w:rPr>
             </w:r>
+            <w:r>
+              <w:rPr>
+                <w:rFonts w:asciiTheme="minorHAnsi" w:hAnsiTheme="minorHAnsi" w:eastAsiaTheme="minorEastAsia" w:cstheme="minorBidi"/>
+                <w:color w:val="000000" w:themeColor="text1"/>
+                <w:lang w:eastAsia="es-CL"/>
+              </w:rPr>
+            </w:r>
           </w:p>
         </w:tc>
         <w:tc>
@@ -10629,6 +12325,13 @@
                 <w:lang w:eastAsia="es-CL"/>
               </w:rPr>
             </w:r>
+            <w:r>
+              <w:rPr>
+                <w:rFonts w:asciiTheme="minorHAnsi" w:hAnsiTheme="minorHAnsi" w:eastAsiaTheme="minorEastAsia" w:cstheme="minorBidi"/>
+                <w:color w:val="000000" w:themeColor="text1"/>
+                <w:highlight w:val="yellow"/>
+              </w:rPr>
+            </w:r>
           </w:p>
         </w:tc>
         <w:tc>
@@ -10683,6 +12386,13 @@
                 <w:lang w:eastAsia="es-CL"/>
               </w:rPr>
             </w:r>
+            <w:r>
+              <w:rPr>
+                <w:rFonts w:asciiTheme="minorHAnsi" w:hAnsiTheme="minorHAnsi" w:eastAsiaTheme="minorEastAsia" w:cstheme="minorBidi"/>
+                <w:color w:val="000000" w:themeColor="text1"/>
+                <w:lang w:eastAsia="es-CL"/>
+              </w:rPr>
+            </w:r>
           </w:p>
         </w:tc>
         <w:tc>
@@ -10723,6 +12433,13 @@
                 <w:lang w:eastAsia="es-CL"/>
               </w:rPr>
             </w:r>
+            <w:r>
+              <w:rPr>
+                <w:rFonts w:asciiTheme="minorHAnsi" w:hAnsiTheme="minorHAnsi" w:eastAsiaTheme="minorEastAsia" w:cstheme="minorBidi"/>
+                <w:color w:val="000000" w:themeColor="text1"/>
+                <w:lang w:eastAsia="es-CL"/>
+              </w:rPr>
+            </w:r>
           </w:p>
         </w:tc>
         <w:tc>
@@ -10762,6 +12479,13 @@
                 <w:color w:val="000000" w:themeColor="text1"/>
               </w:rPr>
               <w:t xml:space="preserve"> una metodología, o bien esta no es pertinente para lograr los objetivos propuestos. </w:t>
+            </w:r>
+            <w:r>
+              <w:rPr>
+                <w:rFonts w:asciiTheme="minorHAnsi" w:hAnsiTheme="minorHAnsi" w:eastAsiaTheme="minorEastAsia" w:cstheme="minorBidi"/>
+                <w:color w:val="000000" w:themeColor="text1"/>
+                <w:lang w:eastAsia="es-CL"/>
+              </w:rPr>
             </w:r>
             <w:r>
               <w:rPr>
@@ -10801,6 +12525,15 @@
                 <w:lang w:eastAsia="es-CL"/>
               </w:rPr>
               <w:t xml:space="preserve">10</w:t>
+            </w:r>
+            <w:r>
+              <w:rPr>
+                <w:rFonts w:asciiTheme="minorHAnsi" w:hAnsiTheme="minorHAnsi" w:eastAsiaTheme="minorEastAsia" w:cstheme="minorBidi"/>
+                <w:b/>
+                <w:bCs/>
+                <w:color w:val="3b3838" w:themeColor="background2" w:themeShade="40"/>
+                <w:lang w:eastAsia="es-CL"/>
+              </w:rPr>
             </w:r>
             <w:r>
               <w:rPr>
@@ -10866,6 +12599,13 @@
                 <w:lang w:eastAsia="es-CL"/>
               </w:rPr>
             </w:r>
+            <w:r>
+              <w:rPr>
+                <w:rFonts w:asciiTheme="minorHAnsi" w:hAnsiTheme="minorHAnsi" w:eastAsiaTheme="minorEastAsia" w:cstheme="minorBidi"/>
+                <w:color w:val="000000" w:themeColor="text1"/>
+                <w:lang w:eastAsia="es-CL"/>
+              </w:rPr>
+            </w:r>
           </w:p>
           <w:p>
             <w:pPr>
@@ -10878,6 +12618,13 @@
                 <w:lang w:eastAsia="es-CL"/>
               </w:rPr>
             </w:pPr>
+            <w:r>
+              <w:rPr>
+                <w:rFonts w:asciiTheme="minorHAnsi" w:hAnsiTheme="minorHAnsi" w:eastAsiaTheme="minorEastAsia" w:cstheme="minorBidi"/>
+                <w:color w:val="000000" w:themeColor="text1"/>
+                <w:lang w:eastAsia="es-CL"/>
+              </w:rPr>
+            </w:r>
             <w:r>
               <w:rPr>
                 <w:rFonts w:asciiTheme="minorHAnsi" w:hAnsiTheme="minorHAnsi" w:eastAsiaTheme="minorEastAsia" w:cstheme="minorBidi"/>
@@ -10967,6 +12714,13 @@
                 <w:lang w:eastAsia="es-CL"/>
               </w:rPr>
             </w:r>
+            <w:r>
+              <w:rPr>
+                <w:rFonts w:asciiTheme="minorHAnsi" w:hAnsiTheme="minorHAnsi" w:eastAsiaTheme="minorEastAsia" w:cstheme="minorBidi"/>
+                <w:color w:val="000000" w:themeColor="text1"/>
+                <w:highlight w:val="yellow"/>
+              </w:rPr>
+            </w:r>
           </w:p>
         </w:tc>
         <w:tc>
@@ -11028,6 +12782,13 @@
                 <w:lang w:eastAsia="es-CL"/>
               </w:rPr>
             </w:r>
+            <w:r>
+              <w:rPr>
+                <w:rFonts w:asciiTheme="minorHAnsi" w:hAnsiTheme="minorHAnsi" w:eastAsiaTheme="minorEastAsia" w:cstheme="minorBidi"/>
+                <w:color w:val="000000" w:themeColor="text1"/>
+                <w:lang w:eastAsia="es-CL"/>
+              </w:rPr>
+            </w:r>
           </w:p>
         </w:tc>
         <w:tc>
@@ -11089,6 +12850,13 @@
                 <w:lang w:eastAsia="es-CL"/>
               </w:rPr>
             </w:r>
+            <w:r>
+              <w:rPr>
+                <w:rFonts w:asciiTheme="minorHAnsi" w:hAnsiTheme="minorHAnsi" w:eastAsiaTheme="minorEastAsia" w:cstheme="minorBidi"/>
+                <w:color w:val="000000" w:themeColor="text1"/>
+                <w:lang w:eastAsia="es-CL"/>
+              </w:rPr>
+            </w:r>
           </w:p>
         </w:tc>
         <w:tc>
@@ -11163,6 +12931,13 @@
                 <w:color w:val="000000" w:themeColor="text1"/>
               </w:rPr>
               <w:t xml:space="preserve">proyecto APT.</w:t>
+            </w:r>
+            <w:r>
+              <w:rPr>
+                <w:rFonts w:asciiTheme="minorHAnsi" w:hAnsiTheme="minorHAnsi" w:eastAsiaTheme="minorEastAsia" w:cstheme="minorBidi"/>
+                <w:color w:val="000000" w:themeColor="text1"/>
+                <w:lang w:eastAsia="es-CL"/>
+              </w:rPr>
             </w:r>
             <w:r>
               <w:rPr>
@@ -11202,6 +12977,15 @@
                 <w:lang w:eastAsia="es-CL"/>
               </w:rPr>
               <w:t xml:space="preserve">10</w:t>
+            </w:r>
+            <w:r>
+              <w:rPr>
+                <w:rFonts w:asciiTheme="minorHAnsi" w:hAnsiTheme="minorHAnsi" w:eastAsiaTheme="minorEastAsia" w:cstheme="minorBidi"/>
+                <w:b/>
+                <w:bCs/>
+                <w:color w:val="3b3838" w:themeColor="background2" w:themeShade="40"/>
+                <w:lang w:eastAsia="es-CL"/>
+              </w:rPr>
             </w:r>
             <w:r>
               <w:rPr>
@@ -11251,6 +13035,13 @@
                 <w:lang w:eastAsia="es-CL"/>
               </w:rPr>
             </w:r>
+            <w:r>
+              <w:rPr>
+                <w:rFonts w:asciiTheme="minorHAnsi" w:hAnsiTheme="minorHAnsi" w:eastAsiaTheme="minorEastAsia" w:cstheme="minorBidi"/>
+                <w:color w:val="000000" w:themeColor="text1"/>
+                <w:lang w:eastAsia="es-CL"/>
+              </w:rPr>
+            </w:r>
           </w:p>
         </w:tc>
         <w:tc>
@@ -11334,6 +13125,13 @@
                 <w:lang w:eastAsia="es-CL"/>
               </w:rPr>
             </w:r>
+            <w:r>
+              <w:rPr>
+                <w:rFonts w:asciiTheme="minorHAnsi" w:hAnsiTheme="minorHAnsi" w:eastAsiaTheme="minorEastAsia" w:cstheme="minorBidi"/>
+                <w:color w:val="000000" w:themeColor="text1"/>
+                <w:highlight w:val="yellow"/>
+              </w:rPr>
+            </w:r>
           </w:p>
         </w:tc>
         <w:tc>
@@ -11400,6 +13198,12 @@
                 <w:color w:val="000000" w:themeColor="text1"/>
               </w:rPr>
             </w:r>
+            <w:r>
+              <w:rPr>
+                <w:rFonts w:asciiTheme="minorHAnsi" w:hAnsiTheme="minorHAnsi" w:eastAsiaTheme="minorEastAsia" w:cstheme="minorBidi"/>
+                <w:color w:val="000000" w:themeColor="text1"/>
+              </w:rPr>
+            </w:r>
           </w:p>
         </w:tc>
         <w:tc>
@@ -11475,6 +13279,13 @@
                 <w:lang w:eastAsia="es-CL"/>
               </w:rPr>
             </w:r>
+            <w:r>
+              <w:rPr>
+                <w:rFonts w:asciiTheme="minorHAnsi" w:hAnsiTheme="minorHAnsi" w:eastAsiaTheme="minorEastAsia" w:cstheme="minorBidi"/>
+                <w:color w:val="000000" w:themeColor="text1"/>
+                <w:lang w:eastAsia="es-CL"/>
+              </w:rPr>
+            </w:r>
           </w:p>
         </w:tc>
         <w:tc>
@@ -11528,6 +13339,13 @@
                 <w:color w:val="000000" w:themeColor="text1"/>
               </w:rPr>
               <w:t xml:space="preserve"> proyecto.</w:t>
+            </w:r>
+            <w:r>
+              <w:rPr>
+                <w:rFonts w:asciiTheme="minorHAnsi" w:hAnsiTheme="minorHAnsi" w:eastAsiaTheme="minorEastAsia" w:cstheme="minorBidi"/>
+                <w:color w:val="000000" w:themeColor="text1"/>
+                <w:lang w:eastAsia="es-CL"/>
+              </w:rPr>
             </w:r>
             <w:r>
               <w:rPr>
@@ -11567,6 +13385,15 @@
                 <w:lang w:eastAsia="es-CL"/>
               </w:rPr>
               <w:t xml:space="preserve">10</w:t>
+            </w:r>
+            <w:r>
+              <w:rPr>
+                <w:rFonts w:asciiTheme="minorHAnsi" w:hAnsiTheme="minorHAnsi" w:eastAsiaTheme="minorEastAsia" w:cstheme="minorBidi"/>
+                <w:b/>
+                <w:bCs/>
+                <w:color w:val="3b3838" w:themeColor="background2" w:themeShade="40"/>
+                <w:lang w:eastAsia="es-CL"/>
+              </w:rPr>
             </w:r>
             <w:r>
               <w:rPr>
@@ -11616,6 +13443,13 @@
                 <w:lang w:eastAsia="es-CL"/>
               </w:rPr>
             </w:r>
+            <w:r>
+              <w:rPr>
+                <w:rFonts w:asciiTheme="minorHAnsi" w:hAnsiTheme="minorHAnsi" w:eastAsiaTheme="minorEastAsia" w:cstheme="minorBidi"/>
+                <w:color w:val="000000" w:themeColor="text1"/>
+                <w:lang w:eastAsia="es-CL"/>
+              </w:rPr>
+            </w:r>
           </w:p>
         </w:tc>
         <w:tc>
@@ -11695,6 +13529,13 @@
                 <w:lang w:eastAsia="es-CL"/>
               </w:rPr>
             </w:r>
+            <w:r>
+              <w:rPr>
+                <w:rFonts w:asciiTheme="minorHAnsi" w:hAnsiTheme="minorHAnsi" w:eastAsiaTheme="minorEastAsia" w:cstheme="minorBidi"/>
+                <w:color w:val="000000" w:themeColor="text1"/>
+                <w:highlight w:val="yellow"/>
+              </w:rPr>
+            </w:r>
           </w:p>
         </w:tc>
         <w:tc>
@@ -11728,6 +13569,13 @@
                 <w:lang w:eastAsia="es-CL"/>
               </w:rPr>
             </w:r>
+            <w:r>
+              <w:rPr>
+                <w:rFonts w:asciiTheme="minorHAnsi" w:hAnsiTheme="minorHAnsi" w:eastAsiaTheme="minorEastAsia" w:cstheme="minorBidi"/>
+                <w:color w:val="000000" w:themeColor="text1"/>
+                <w:lang w:eastAsia="es-CL"/>
+              </w:rPr>
+            </w:r>
           </w:p>
         </w:tc>
         <w:tc>
@@ -11761,6 +13609,13 @@
                 <w:lang w:eastAsia="es-CL"/>
               </w:rPr>
             </w:r>
+            <w:r>
+              <w:rPr>
+                <w:rFonts w:asciiTheme="minorHAnsi" w:hAnsiTheme="minorHAnsi" w:eastAsiaTheme="minorEastAsia" w:cstheme="minorBidi"/>
+                <w:color w:val="000000" w:themeColor="text1"/>
+                <w:lang w:eastAsia="es-CL"/>
+              </w:rPr>
+            </w:r>
           </w:p>
         </w:tc>
         <w:tc>
@@ -11786,6 +13641,13 @@
                 <w:color w:val="000000" w:themeColor="text1"/>
               </w:rPr>
               <w:t xml:space="preserve">El texto presenta más de 10 errores de ortografía, redacción o en las citas y referencias del informe.</w:t>
+            </w:r>
+            <w:r>
+              <w:rPr>
+                <w:rFonts w:asciiTheme="minorHAnsi" w:hAnsiTheme="minorHAnsi" w:eastAsiaTheme="minorEastAsia" w:cstheme="minorBidi"/>
+                <w:color w:val="000000" w:themeColor="text1"/>
+                <w:lang w:eastAsia="es-CL"/>
+              </w:rPr>
             </w:r>
             <w:r>
               <w:rPr>
@@ -11825,6 +13687,15 @@
                 <w:lang w:eastAsia="es-CL"/>
               </w:rPr>
               <w:t xml:space="preserve">5</w:t>
+            </w:r>
+            <w:r>
+              <w:rPr>
+                <w:rFonts w:asciiTheme="minorHAnsi" w:hAnsiTheme="minorHAnsi" w:eastAsiaTheme="minorEastAsia" w:cstheme="minorBidi"/>
+                <w:b/>
+                <w:bCs/>
+                <w:color w:val="3b3838" w:themeColor="background2" w:themeShade="40"/>
+                <w:lang w:eastAsia="es-CL"/>
+              </w:rPr>
             </w:r>
             <w:r>
               <w:rPr>
@@ -11874,6 +13745,13 @@
                 <w:lang w:eastAsia="es-CL"/>
               </w:rPr>
             </w:r>
+            <w:r>
+              <w:rPr>
+                <w:rFonts w:asciiTheme="minorHAnsi" w:hAnsiTheme="minorHAnsi" w:eastAsiaTheme="minorEastAsia" w:cstheme="minorBidi"/>
+                <w:color w:val="000000" w:themeColor="text1"/>
+                <w:lang w:eastAsia="es-CL"/>
+              </w:rPr>
+            </w:r>
           </w:p>
         </w:tc>
         <w:tc>
@@ -11909,6 +13787,13 @@
                 <w:lang w:eastAsia="es-CL"/>
               </w:rPr>
             </w:r>
+            <w:r>
+              <w:rPr>
+                <w:rFonts w:asciiTheme="minorHAnsi" w:hAnsiTheme="minorHAnsi" w:eastAsiaTheme="minorEastAsia" w:cstheme="minorBidi"/>
+                <w:color w:val="000000" w:themeColor="text1"/>
+                <w:highlight w:val="yellow"/>
+              </w:rPr>
+            </w:r>
           </w:p>
         </w:tc>
         <w:tc>
@@ -11942,6 +13827,13 @@
                 <w:lang w:eastAsia="es-CL"/>
               </w:rPr>
             </w:r>
+            <w:r>
+              <w:rPr>
+                <w:rFonts w:asciiTheme="minorHAnsi" w:hAnsiTheme="minorHAnsi" w:eastAsiaTheme="minorEastAsia" w:cstheme="minorBidi"/>
+                <w:color w:val="000000" w:themeColor="text1"/>
+                <w:lang w:eastAsia="es-CL"/>
+              </w:rPr>
+            </w:r>
           </w:p>
         </w:tc>
         <w:tc>
@@ -11975,6 +13867,13 @@
                 <w:lang w:eastAsia="es-CL"/>
               </w:rPr>
             </w:r>
+            <w:r>
+              <w:rPr>
+                <w:rFonts w:asciiTheme="minorHAnsi" w:hAnsiTheme="minorHAnsi" w:eastAsiaTheme="minorEastAsia" w:cstheme="minorBidi"/>
+                <w:color w:val="000000" w:themeColor="text1"/>
+                <w:lang w:eastAsia="es-CL"/>
+              </w:rPr>
+            </w:r>
           </w:p>
         </w:tc>
         <w:tc>
@@ -12000,6 +13899,13 @@
                 <w:color w:val="000000" w:themeColor="text1"/>
               </w:rPr>
               <w:t xml:space="preserve">El informe cumple con menos de la mitad de los aspectos del formato establecido por la disciplina</w:t>
+            </w:r>
+            <w:r>
+              <w:rPr>
+                <w:rFonts w:asciiTheme="minorHAnsi" w:hAnsiTheme="minorHAnsi" w:eastAsiaTheme="minorEastAsia" w:cstheme="minorBidi"/>
+                <w:color w:val="000000" w:themeColor="text1"/>
+                <w:lang w:eastAsia="es-CL"/>
+              </w:rPr>
             </w:r>
             <w:r>
               <w:rPr>
@@ -12039,6 +13945,15 @@
                 <w:lang w:eastAsia="es-CL"/>
               </w:rPr>
               <w:t xml:space="preserve">5</w:t>
+            </w:r>
+            <w:r>
+              <w:rPr>
+                <w:rFonts w:asciiTheme="minorHAnsi" w:hAnsiTheme="minorHAnsi" w:eastAsiaTheme="minorEastAsia" w:cstheme="minorBidi"/>
+                <w:b/>
+                <w:bCs/>
+                <w:color w:val="3b3838" w:themeColor="background2" w:themeShade="40"/>
+                <w:lang w:eastAsia="es-CL"/>
+              </w:rPr>
             </w:r>
             <w:r>
               <w:rPr>
@@ -12128,6 +14043,13 @@
                 <w:lang w:eastAsia="es-CL"/>
               </w:rPr>
             </w:r>
+            <w:r>
+              <w:rPr>
+                <w:rFonts w:asciiTheme="minorHAnsi" w:hAnsiTheme="minorHAnsi" w:eastAsiaTheme="minorEastAsia" w:cstheme="minorBidi"/>
+                <w:color w:val="000000" w:themeColor="text1"/>
+                <w:lang w:eastAsia="es-CL"/>
+              </w:rPr>
+            </w:r>
           </w:p>
         </w:tc>
         <w:tc>
@@ -12164,6 +14086,13 @@
                 <w:lang w:eastAsia="es-CL"/>
               </w:rPr>
             </w:r>
+            <w:r>
+              <w:rPr>
+                <w:rFonts w:asciiTheme="minorHAnsi" w:hAnsiTheme="minorHAnsi" w:eastAsiaTheme="minorEastAsia" w:cstheme="minorBidi"/>
+                <w:color w:val="000000" w:themeColor="text1"/>
+                <w:highlight w:val="yellow"/>
+              </w:rPr>
+            </w:r>
           </w:p>
         </w:tc>
         <w:tc>
@@ -12198,6 +14127,13 @@
                 <w:lang w:eastAsia="es-CL"/>
               </w:rPr>
             </w:r>
+            <w:r>
+              <w:rPr>
+                <w:rFonts w:asciiTheme="minorHAnsi" w:hAnsiTheme="minorHAnsi" w:eastAsiaTheme="minorEastAsia" w:cstheme="minorBidi"/>
+                <w:color w:val="000000" w:themeColor="text1"/>
+                <w:lang w:eastAsia="es-CL"/>
+              </w:rPr>
+            </w:r>
           </w:p>
         </w:tc>
         <w:tc>
@@ -12232,6 +14168,13 @@
                 <w:lang w:eastAsia="es-CL"/>
               </w:rPr>
             </w:r>
+            <w:r>
+              <w:rPr>
+                <w:rFonts w:asciiTheme="minorHAnsi" w:hAnsiTheme="minorHAnsi" w:eastAsiaTheme="minorEastAsia" w:cstheme="minorBidi"/>
+                <w:color w:val="000000" w:themeColor="text1"/>
+                <w:lang w:eastAsia="es-CL"/>
+              </w:rPr>
+            </w:r>
           </w:p>
         </w:tc>
         <w:tc>
@@ -12258,6 +14201,13 @@
                 <w:lang w:eastAsia="es-CL"/>
               </w:rPr>
               <w:t xml:space="preserve">El informe no cumple con los indicadores de calidad disciplinarios requeridos en el diseño del Proyecto APT.</w:t>
+            </w:r>
+            <w:r>
+              <w:rPr>
+                <w:rFonts w:asciiTheme="minorHAnsi" w:hAnsiTheme="minorHAnsi" w:eastAsiaTheme="minorEastAsia" w:cstheme="minorBidi"/>
+                <w:color w:val="000000" w:themeColor="text1"/>
+                <w:lang w:eastAsia="es-CL"/>
+              </w:rPr>
             </w:r>
             <w:r>
               <w:rPr>
@@ -12307,6 +14257,15 @@
                 <w:lang w:eastAsia="es-CL"/>
               </w:rPr>
               <w:t xml:space="preserve">0</w:t>
+            </w:r>
+            <w:r>
+              <w:rPr>
+                <w:rFonts w:asciiTheme="minorHAnsi" w:hAnsiTheme="minorHAnsi" w:eastAsiaTheme="minorEastAsia" w:cstheme="minorBidi"/>
+                <w:b/>
+                <w:bCs/>
+                <w:color w:val="3b3838" w:themeColor="background2" w:themeShade="40"/>
+                <w:lang w:eastAsia="es-CL"/>
+              </w:rPr>
             </w:r>
             <w:r>
               <w:rPr>
@@ -12388,6 +14347,13 @@
                 <w:lang w:eastAsia="es-CL"/>
               </w:rPr>
             </w:r>
+            <w:r>
+              <w:rPr>
+                <w:rFonts w:asciiTheme="minorHAnsi" w:hAnsiTheme="minorHAnsi" w:eastAsiaTheme="minorEastAsia" w:cstheme="minorBidi"/>
+                <w:color w:val="000000" w:themeColor="text1"/>
+                <w:lang w:eastAsia="es-CL"/>
+              </w:rPr>
+            </w:r>
           </w:p>
           <w:p>
             <w:pPr>
@@ -12411,6 +14377,12 @@
                 <w:color w:val="000000" w:themeColor="text1"/>
               </w:rPr>
             </w:r>
+            <w:r>
+              <w:rPr>
+                <w:rFonts w:ascii="Calibri" w:hAnsi="Calibri" w:eastAsia="Calibri" w:cs="Calibri"/>
+                <w:color w:val="000000" w:themeColor="text1"/>
+              </w:rPr>
+            </w:r>
           </w:p>
           <w:p>
             <w:pPr>
@@ -12422,6 +14394,12 @@
                 <w:color w:val="000000" w:themeColor="text1"/>
               </w:rPr>
             </w:pPr>
+            <w:r>
+              <w:rPr>
+                <w:rFonts w:ascii="Calibri" w:hAnsi="Calibri" w:eastAsia="Calibri" w:cs="Calibri"/>
+                <w:color w:val="000000" w:themeColor="text1"/>
+              </w:rPr>
+            </w:r>
             <w:r>
               <w:rPr>
                 <w:rFonts w:ascii="Calibri" w:hAnsi="Calibri" w:eastAsia="Calibri" w:cs="Calibri"/>
@@ -12474,6 +14452,13 @@
                 <w:highlight w:val="yellow"/>
               </w:rPr>
             </w:r>
+            <w:r>
+              <w:rPr>
+                <w:rFonts w:eastAsia="Calibri" w:asciiTheme="minorHAnsi" w:hAnsiTheme="minorHAnsi" w:cstheme="minorHAnsi"/>
+                <w:color w:val="000000" w:themeColor="text1"/>
+                <w:highlight w:val="yellow"/>
+              </w:rPr>
+            </w:r>
           </w:p>
         </w:tc>
         <w:tc>
@@ -12510,6 +14495,12 @@
                 <w:color w:val="000000" w:themeColor="text1"/>
               </w:rPr>
             </w:r>
+            <w:r>
+              <w:rPr>
+                <w:rFonts w:eastAsia="Calibri" w:asciiTheme="minorHAnsi" w:hAnsiTheme="minorHAnsi" w:cstheme="minorHAnsi"/>
+                <w:color w:val="000000" w:themeColor="text1"/>
+              </w:rPr>
+            </w:r>
           </w:p>
         </w:tc>
         <w:tc>
@@ -12546,6 +14537,12 @@
                 <w:color w:val="000000" w:themeColor="text1"/>
               </w:rPr>
             </w:r>
+            <w:r>
+              <w:rPr>
+                <w:rFonts w:eastAsia="Calibri" w:asciiTheme="minorHAnsi" w:hAnsiTheme="minorHAnsi" w:cstheme="minorHAnsi"/>
+                <w:color w:val="000000" w:themeColor="text1"/>
+              </w:rPr>
+            </w:r>
           </w:p>
         </w:tc>
         <w:tc>
@@ -12574,6 +14571,11 @@
                 <w:rFonts w:asciiTheme="minorHAnsi" w:hAnsiTheme="minorHAnsi" w:cstheme="minorHAnsi"/>
               </w:rPr>
             </w:r>
+            <w:r>
+              <w:rPr>
+                <w:rFonts w:asciiTheme="minorHAnsi" w:hAnsiTheme="minorHAnsi" w:cstheme="minorHAnsi"/>
+              </w:rPr>
+            </w:r>
           </w:p>
           <w:p>
             <w:pPr>
@@ -12601,6 +14603,11 @@
                 <w:rFonts w:asciiTheme="minorHAnsi" w:hAnsiTheme="minorHAnsi" w:cstheme="minorHAnsi"/>
               </w:rPr>
             </w:r>
+            <w:r>
+              <w:rPr>
+                <w:rFonts w:asciiTheme="minorHAnsi" w:hAnsiTheme="minorHAnsi" w:cstheme="minorHAnsi"/>
+              </w:rPr>
+            </w:r>
           </w:p>
           <w:p>
             <w:pPr>
@@ -12617,6 +14624,12 @@
                 <w:rFonts w:asciiTheme="minorHAnsi" w:hAnsiTheme="minorHAnsi" w:cstheme="minorHAnsi"/>
               </w:rPr>
               <w:t xml:space="preserve">utilizando estructuras gramaticales y vocabulario con errores graves.</w:t>
+            </w:r>
+            <w:r>
+              <w:rPr>
+                <w:rFonts w:eastAsia="Calibri" w:asciiTheme="minorHAnsi" w:hAnsiTheme="minorHAnsi" w:cstheme="minorHAnsi"/>
+                <w:color w:val="000000" w:themeColor="text1"/>
+              </w:rPr>
             </w:r>
             <w:r>
               <w:rPr>
@@ -12653,6 +14666,14 @@
                 <w:color w:val="000000" w:themeColor="text1"/>
               </w:rPr>
               <w:t xml:space="preserve">10</w:t>
+            </w:r>
+            <w:r>
+              <w:rPr>
+                <w:rFonts w:ascii="Calibri" w:hAnsi="Calibri" w:eastAsia="Calibri" w:cs="Calibri"/>
+                <w:b/>
+                <w:bCs/>
+                <w:color w:val="000000" w:themeColor="text1"/>
+              </w:rPr>
             </w:r>
             <w:r>
               <w:rPr>
@@ -12709,6 +14730,15 @@
                 <w:lang w:eastAsia="es-CL"/>
               </w:rPr>
             </w:r>
+            <w:r>
+              <w:rPr>
+                <w:rFonts w:asciiTheme="minorHAnsi" w:hAnsiTheme="minorHAnsi" w:eastAsiaTheme="minorEastAsia" w:cstheme="minorBidi"/>
+                <w:b/>
+                <w:bCs/>
+                <w:color w:val="3b3838" w:themeColor="background2" w:themeShade="40"/>
+                <w:lang w:eastAsia="es-CL"/>
+              </w:rPr>
+            </w:r>
           </w:p>
         </w:tc>
         <w:tc>
@@ -12750,10 +14780,324 @@
                 <w:lang w:eastAsia="es-CL"/>
               </w:rPr>
             </w:r>
+            <w:r>
+              <w:rPr>
+                <w:rFonts w:asciiTheme="minorHAnsi" w:hAnsiTheme="minorHAnsi" w:eastAsiaTheme="minorEastAsia" w:cstheme="minorBidi"/>
+                <w:b/>
+                <w:bCs/>
+                <w:color w:val="3b3838" w:themeColor="background2" w:themeShade="40"/>
+                <w:lang w:eastAsia="es-CL"/>
+              </w:rPr>
+            </w:r>
           </w:p>
         </w:tc>
       </w:tr>
     </w:tbl>
+    <w:p>
+      <w:pPr>
+        <w:pBdr/>
+        <w:spacing/>
+        <w:ind/>
+        <w:rPr>
+          <w:rFonts w:asciiTheme="minorHAnsi" w:hAnsiTheme="minorHAnsi" w:eastAsiaTheme="minorEastAsia" w:cstheme="minorBidi"/>
+          <w:color w:val="000000"/>
+          <w:sz w:val="22"/>
+          <w:szCs w:val="22"/>
+          <w:u w:val="single"/>
+        </w:rPr>
+      </w:pPr>
+      <w:r>
+        <w:rPr>
+          <w:rFonts w:asciiTheme="minorHAnsi" w:hAnsiTheme="minorHAnsi" w:eastAsiaTheme="minorEastAsia" w:cstheme="minorBidi"/>
+          <w:color w:val="000000"/>
+          <w:sz w:val="22"/>
+          <w:szCs w:val="22"/>
+          <w:u w:val="single"/>
+        </w:rPr>
+      </w:r>
+      <w:r>
+        <w:rPr>
+          <w:rFonts w:asciiTheme="minorHAnsi" w:hAnsiTheme="minorHAnsi" w:eastAsiaTheme="minorEastAsia" w:cstheme="minorBidi"/>
+          <w:color w:val="000000"/>
+          <w:sz w:val="22"/>
+          <w:szCs w:val="22"/>
+          <w:u w:val="single"/>
+        </w:rPr>
+      </w:r>
+      <w:r>
+        <w:rPr>
+          <w:rFonts w:asciiTheme="minorHAnsi" w:hAnsiTheme="minorHAnsi" w:eastAsiaTheme="minorEastAsia" w:cstheme="minorBidi"/>
+          <w:color w:val="000000"/>
+          <w:sz w:val="22"/>
+          <w:szCs w:val="22"/>
+          <w:u w:val="single"/>
+        </w:rPr>
+      </w:r>
+    </w:p>
+    <w:p>
+      <w:pPr>
+        <w:pStyle w:val="991"/>
+        <w:pBdr>
+          <w:top w:val="none" w:color="000000" w:sz="4" w:space="0"/>
+          <w:left w:val="none" w:color="000000" w:sz="4" w:space="0"/>
+          <w:bottom w:val="none" w:color="000000" w:sz="4" w:space="0"/>
+          <w:right w:val="none" w:color="000000" w:sz="4" w:space="0"/>
+        </w:pBdr>
+        <w:spacing/>
+        <w:ind w:right="0" w:firstLine="0" w:left="0"/>
+        <w:rPr/>
+      </w:pPr>
+      <w:r>
+        <w:rPr>
+          <w:rFonts w:ascii="Times New Roman" w:hAnsi="Times New Roman" w:eastAsia="Times New Roman" w:cs="Times New Roman"/>
+          <w:b/>
+          <w:color w:val="000000"/>
+          <w:sz w:val="24"/>
+        </w:rPr>
+        <w:t xml:space="preserve">Secciones Requeridas del Informe</w:t>
+      </w:r>
+      <w:r/>
+    </w:p>
+    <w:p>
+      <w:pPr>
+        <w:pStyle w:val="992"/>
+        <w:pBdr>
+          <w:top w:val="none" w:color="000000" w:sz="4" w:space="0"/>
+          <w:left w:val="none" w:color="000000" w:sz="4" w:space="0"/>
+          <w:bottom w:val="none" w:color="000000" w:sz="4" w:space="0"/>
+          <w:right w:val="none" w:color="000000" w:sz="4" w:space="0"/>
+        </w:pBdr>
+        <w:spacing/>
+        <w:ind w:right="0" w:firstLine="0" w:left="0"/>
+        <w:rPr/>
+      </w:pPr>
+      <w:r>
+        <w:rPr>
+          <w:rFonts w:ascii="Times New Roman" w:hAnsi="Times New Roman" w:eastAsia="Times New Roman" w:cs="Times New Roman"/>
+          <w:b/>
+          <w:color w:val="000000"/>
+          <w:sz w:val="20"/>
+        </w:rPr>
+        <w:t xml:space="preserve">Abstract (Español)</w:t>
+      </w:r>
+      <w:r/>
+    </w:p>
+    <w:p>
+      <w:pPr>
+        <w:pBdr>
+          <w:top w:val="none" w:color="000000" w:sz="4" w:space="0"/>
+          <w:left w:val="none" w:color="000000" w:sz="4" w:space="0"/>
+          <w:bottom w:val="none" w:color="000000" w:sz="4" w:space="0"/>
+          <w:right w:val="none" w:color="000000" w:sz="4" w:space="0"/>
+        </w:pBdr>
+        <w:spacing/>
+        <w:ind w:right="0" w:firstLine="0" w:left="0"/>
+        <w:rPr/>
+      </w:pPr>
+      <w:r>
+        <w:rPr>
+          <w:rFonts w:ascii="Times New Roman" w:hAnsi="Times New Roman" w:eastAsia="Times New Roman" w:cs="Times New Roman"/>
+          <w:color w:val="000000"/>
+          <w:sz w:val="24"/>
+        </w:rPr>
+        <w:t xml:space="preserve">Este proyecto aborda el diseño e implementación de una solución de software escalable para resolver problemáticas de gestión y centralización de información en una organización cliente. Mediante una arquitectura orientada a servicios, un modelo de base de </w:t>
+      </w:r>
+      <w:r>
+        <w:rPr>
+          <w:rFonts w:ascii="Times New Roman" w:hAnsi="Times New Roman" w:eastAsia="Times New Roman" w:cs="Times New Roman"/>
+          <w:color w:val="000000"/>
+          <w:sz w:val="24"/>
+        </w:rPr>
+        <w:t xml:space="preserve">datos normalizado y un pipeline ágil basado en Scrum, se desarrollan módulos backend robustos y una interfaz web intuitiva. La propuesta integra pruebas de validación sistemáticas y mecanismos de despliegue controlado, asegurando disponibilidad, consistenc</w:t>
+      </w:r>
+      <w:r>
+        <w:rPr>
+          <w:rFonts w:ascii="Times New Roman" w:hAnsi="Times New Roman" w:eastAsia="Times New Roman" w:cs="Times New Roman"/>
+          <w:color w:val="000000"/>
+          <w:sz w:val="24"/>
+        </w:rPr>
+        <w:t xml:space="preserve">ia en los datos y un impacto positivo demostrable en los procesos operativos del usuario final.</w:t>
+      </w:r>
+      <w:r/>
+    </w:p>
+    <w:p>
+      <w:pPr>
+        <w:pStyle w:val="992"/>
+        <w:pBdr>
+          <w:top w:val="none" w:color="000000" w:sz="4" w:space="0"/>
+          <w:left w:val="none" w:color="000000" w:sz="4" w:space="0"/>
+          <w:bottom w:val="none" w:color="000000" w:sz="4" w:space="0"/>
+          <w:right w:val="none" w:color="000000" w:sz="4" w:space="0"/>
+        </w:pBdr>
+        <w:spacing/>
+        <w:ind w:right="0" w:firstLine="0" w:left="0"/>
+        <w:rPr/>
+      </w:pPr>
+      <w:r>
+        <w:rPr>
+          <w:rFonts w:ascii="Times New Roman" w:hAnsi="Times New Roman" w:eastAsia="Times New Roman" w:cs="Times New Roman"/>
+          <w:b/>
+          <w:color w:val="000000"/>
+          <w:sz w:val="20"/>
+        </w:rPr>
+        <w:t xml:space="preserve">Abstract (English)</w:t>
+      </w:r>
+      <w:r/>
+    </w:p>
+    <w:p>
+      <w:pPr>
+        <w:pBdr>
+          <w:top w:val="none" w:color="000000" w:sz="4" w:space="0"/>
+          <w:left w:val="none" w:color="000000" w:sz="4" w:space="0"/>
+          <w:bottom w:val="none" w:color="000000" w:sz="4" w:space="0"/>
+          <w:right w:val="none" w:color="000000" w:sz="4" w:space="0"/>
+        </w:pBdr>
+        <w:spacing/>
+        <w:ind w:right="0" w:firstLine="0" w:left="0"/>
+        <w:rPr/>
+      </w:pPr>
+      <w:r>
+        <w:rPr>
+          <w:rFonts w:ascii="Times New Roman" w:hAnsi="Times New Roman" w:eastAsia="Times New Roman" w:cs="Times New Roman"/>
+          <w:color w:val="000000"/>
+          <w:sz w:val="24"/>
+        </w:rPr>
+        <w:t xml:space="preserve">This project addresses the design and implementation of an enterprise-grade, scalable software solution aimed at solving information management and process centralization challenges for a client organization. Utilizing a service-oriented architecture, a no</w:t>
+      </w:r>
+      <w:r>
+        <w:rPr>
+          <w:rFonts w:ascii="Times New Roman" w:hAnsi="Times New Roman" w:eastAsia="Times New Roman" w:cs="Times New Roman"/>
+          <w:color w:val="000000"/>
+          <w:sz w:val="24"/>
+        </w:rPr>
+        <w:t xml:space="preserve">rmalized database schema, and an agile workflow governed by the Scrum framework, the project delivers reliable backend micro-components and an intuitive web interface. The solution incorporates systematic validation testing and controlled deployment practi</w:t>
+      </w:r>
+      <w:r>
+        <w:rPr>
+          <w:rFonts w:ascii="Times New Roman" w:hAnsi="Times New Roman" w:eastAsia="Times New Roman" w:cs="Times New Roman"/>
+          <w:color w:val="000000"/>
+          <w:sz w:val="24"/>
+        </w:rPr>
+        <w:t xml:space="preserve">ces, ensuring high availability, data integrity, and measurable operational efficiency for stakeholders.</w:t>
+      </w:r>
+      <w:r/>
+    </w:p>
+    <w:p>
+      <w:pPr>
+        <w:pStyle w:val="992"/>
+        <w:pBdr>
+          <w:top w:val="none" w:color="000000" w:sz="4" w:space="0"/>
+          <w:left w:val="none" w:color="000000" w:sz="4" w:space="0"/>
+          <w:bottom w:val="none" w:color="000000" w:sz="4" w:space="0"/>
+          <w:right w:val="none" w:color="000000" w:sz="4" w:space="0"/>
+        </w:pBdr>
+        <w:spacing/>
+        <w:ind w:right="0" w:firstLine="0" w:left="0"/>
+        <w:rPr/>
+      </w:pPr>
+      <w:r>
+        <w:rPr>
+          <w:rFonts w:ascii="Times New Roman" w:hAnsi="Times New Roman" w:eastAsia="Times New Roman" w:cs="Times New Roman"/>
+          <w:b/>
+          <w:color w:val="000000"/>
+          <w:sz w:val="20"/>
+        </w:rPr>
+        <w:t xml:space="preserve">Individual Conclusions (English)</w:t>
+      </w:r>
+      <w:r/>
+    </w:p>
+    <w:p>
+      <w:pPr>
+        <w:pBdr>
+          <w:top w:val="none" w:color="000000" w:sz="4" w:space="0"/>
+          <w:left w:val="none" w:color="000000" w:sz="4" w:space="0"/>
+          <w:bottom w:val="none" w:color="000000" w:sz="4" w:space="0"/>
+          <w:right w:val="none" w:color="000000" w:sz="4" w:space="0"/>
+        </w:pBdr>
+        <w:spacing/>
+        <w:ind w:right="0" w:firstLine="0" w:left="0"/>
+        <w:rPr/>
+      </w:pPr>
+      <w:r>
+        <w:rPr>
+          <w:rFonts w:ascii="Times New Roman" w:hAnsi="Times New Roman" w:eastAsia="Times New Roman" w:cs="Times New Roman"/>
+          <w:color w:val="000000"/>
+          <w:sz w:val="24"/>
+        </w:rPr>
+        <w:t xml:space="preserve">The successful scoping of this Phase 1 establishes a clear baseline for technical execution. Aligning project milestones directly with the graduation profile competencies guarantees that every deliverable contributes to enterprise software engineering stan</w:t>
+      </w:r>
+      <w:r>
+        <w:rPr>
+          <w:rFonts w:ascii="Times New Roman" w:hAnsi="Times New Roman" w:eastAsia="Times New Roman" w:cs="Times New Roman"/>
+          <w:color w:val="000000"/>
+          <w:sz w:val="24"/>
+        </w:rPr>
+        <w:t xml:space="preserve">dards. Structuring the backend architecture and database models early minimizes architectural debt, while adopting Scrum allows for iterative feedback and proactive risk mitigation throughout upcoming sprints.</w:t>
+      </w:r>
+      <w:r/>
+    </w:p>
+    <w:p>
+      <w:pPr>
+        <w:pStyle w:val="992"/>
+        <w:pBdr>
+          <w:top w:val="none" w:color="000000" w:sz="4" w:space="0"/>
+          <w:left w:val="none" w:color="000000" w:sz="4" w:space="0"/>
+          <w:bottom w:val="none" w:color="000000" w:sz="4" w:space="0"/>
+          <w:right w:val="none" w:color="000000" w:sz="4" w:space="0"/>
+        </w:pBdr>
+        <w:spacing/>
+        <w:ind w:right="0" w:firstLine="0" w:left="0"/>
+        <w:rPr/>
+      </w:pPr>
+      <w:r>
+        <w:rPr>
+          <w:rFonts w:ascii="Times New Roman" w:hAnsi="Times New Roman" w:eastAsia="Times New Roman" w:cs="Times New Roman"/>
+          <w:b/>
+          <w:color w:val="000000"/>
+          <w:sz w:val="20"/>
+        </w:rPr>
+        <w:t xml:space="preserve">Individual Reflection (English)</w:t>
+      </w:r>
+      <w:r/>
+    </w:p>
+    <w:p>
+      <w:pPr>
+        <w:pBdr>
+          <w:top w:val="none" w:color="000000" w:sz="4" w:space="0"/>
+          <w:left w:val="none" w:color="000000" w:sz="4" w:space="0"/>
+          <w:bottom w:val="none" w:color="000000" w:sz="4" w:space="0"/>
+          <w:right w:val="none" w:color="000000" w:sz="4" w:space="0"/>
+        </w:pBdr>
+        <w:spacing/>
+        <w:ind w:right="0" w:firstLine="0" w:left="0"/>
+        <w:rPr/>
+      </w:pPr>
+      <w:r>
+        <w:rPr>
+          <w:rFonts w:ascii="Times New Roman" w:hAnsi="Times New Roman" w:eastAsia="Times New Roman" w:cs="Times New Roman"/>
+          <w:color w:val="000000"/>
+          <w:sz w:val="24"/>
+        </w:rPr>
+        <w:t xml:space="preserve">Developing this Capstone project represents a critical bridge between academic training and professional practice. It challenges me to consolidate advanced technical competencies—particularly in database modeling, backend development, and agile project exe</w:t>
+      </w:r>
+      <w:r>
+        <w:rPr>
+          <w:rFonts w:ascii="Times New Roman" w:hAnsi="Times New Roman" w:eastAsia="Times New Roman" w:cs="Times New Roman"/>
+          <w:color w:val="000000"/>
+          <w:sz w:val="24"/>
+        </w:rPr>
+        <w:t xml:space="preserve">cution—while confronting real-world engineering constraints such as testing coverage, code maintenance, and delivery deadlines. This process reinforces my analytical approach to solving complex problems and directly advances my long-term career goals in sc</w:t>
+      </w:r>
+      <w:r>
+        <w:rPr>
+          <w:rFonts w:ascii="Times New Roman" w:hAnsi="Times New Roman" w:eastAsia="Times New Roman" w:cs="Times New Roman"/>
+          <w:color w:val="000000"/>
+          <w:sz w:val="24"/>
+        </w:rPr>
+        <w:t xml:space="preserve">alable software architecture and industrial technology systems.</w:t>
+      </w:r>
+      <w:r/>
+    </w:p>
     <w:p>
       <w:pPr>
         <w:pBdr/>
@@ -12837,7 +15181,7 @@
 <w:ftr xmlns:wpc="http://schemas.microsoft.com/office/word/2010/wordprocessingCanvas" xmlns:mc="http://schemas.openxmlformats.org/markup-compatibility/2006" xmlns:o="urn:schemas-microsoft-com:office:office" xmlns:r="http://schemas.openxmlformats.org/officeDocument/2006/relationships" xmlns:m="http://schemas.openxmlformats.org/officeDocument/2006/math" xmlns:v="urn:schemas-microsoft-com:vml" xmlns:wp14="http://schemas.microsoft.com/office/word/2010/wordprocessingDrawing" xmlns:wp="http://schemas.openxmlformats.org/drawingml/2006/wordprocessingDrawing" xmlns:w10="urn:schemas-microsoft-com:office:word" xmlns:w="http://schemas.openxmlformats.org/wordprocessingml/2006/main" xmlns:w14="http://schemas.microsoft.com/office/word/2010/wordml" xmlns:w15="http://schemas.microsoft.com/office/word/2012/wordml" xmlns:wpg="http://schemas.microsoft.com/office/word/2010/wordprocessingGroup" xmlns:wpi="http://schemas.microsoft.com/office/word/2010/wordprocessingInk" xmlns:wne="http://schemas.microsoft.com/office/word/2006/wordml" xmlns:a="http://schemas.openxmlformats.org/drawingml/2006/main" xmlns:wps="http://schemas.microsoft.com/office/word/2010/wordprocessingShape" mc:Ignorable="w14 w15 wp14">
   <w:p>
     <w:pPr>
-      <w:pStyle w:val="864"/>
+      <w:pStyle w:val="1046"/>
       <w:pBdr/>
       <w:spacing/>
       <w:ind/>
@@ -12998,6 +15342,11 @@
                                     <w:color w:val="7f7f7f" w:themeColor="text1" w:themeTint="80"/>
                                   </w:rPr>
                                 </w:r>
+                                <w:r>
+                                  <w:rPr>
+                                    <w:color w:val="7f7f7f" w:themeColor="text1" w:themeTint="80"/>
+                                  </w:rPr>
+                                </w:r>
                               </w:p>
                             </w:sdtContent>
                           </w:sdt>
@@ -13011,6 +15360,11 @@
                                 <w:color w:val="808080" w:themeColor="background1" w:themeShade="80"/>
                               </w:rPr>
                             </w:pPr>
+                            <w:r>
+                              <w:rPr>
+                                <w:color w:val="808080" w:themeColor="background1" w:themeShade="80"/>
+                              </w:rPr>
+                            </w:r>
                             <w:r>
                               <w:rPr>
                                 <w:color w:val="808080" w:themeColor="background1" w:themeShade="80"/>
@@ -13093,6 +15447,11 @@
                               <w:color w:val="7f7f7f" w:themeColor="text1" w:themeTint="80"/>
                             </w:rPr>
                           </w:r>
+                          <w:r>
+                            <w:rPr>
+                              <w:color w:val="7f7f7f" w:themeColor="text1" w:themeTint="80"/>
+                            </w:rPr>
+                          </w:r>
                         </w:p>
                       </w:sdtContent>
                     </w:sdt>
@@ -13106,6 +15465,11 @@
                           <w:color w:val="808080" w:themeColor="background1" w:themeShade="80"/>
                         </w:rPr>
                       </w:pPr>
+                      <w:r>
+                        <w:rPr>
+                          <w:color w:val="808080" w:themeColor="background1" w:themeShade="80"/>
+                        </w:rPr>
+                      </w:r>
                       <w:r>
                         <w:rPr>
                           <w:color w:val="808080" w:themeColor="background1" w:themeShade="80"/>
@@ -13251,6 +15615,14 @@
                               <w:szCs w:val="22"/>
                             </w:rPr>
                           </w:r>
+                          <w:r>
+                            <w:rPr>
+                              <w:rFonts w:ascii="Arial" w:hAnsi="Arial" w:cs="Arial"/>
+                              <w:color w:val="ffffff" w:themeColor="background1"/>
+                              <w:sz w:val="22"/>
+                              <w:szCs w:val="22"/>
+                            </w:rPr>
+                          </w:r>
                         </w:p>
                       </w:txbxContent>
                     </wps:txbx>
@@ -13343,6 +15715,14 @@
                         <w:szCs w:val="22"/>
                       </w:rPr>
                     </w:r>
+                    <w:r>
+                      <w:rPr>
+                        <w:rFonts w:ascii="Arial" w:hAnsi="Arial" w:cs="Arial"/>
+                        <w:color w:val="ffffff" w:themeColor="background1"/>
+                        <w:sz w:val="22"/>
+                        <w:szCs w:val="22"/>
+                      </w:rPr>
+                    </w:r>
                   </w:p>
                 </w:txbxContent>
               </v:textbox>
@@ -13350,6 +15730,12 @@
           </w:pict>
         </mc:Fallback>
       </mc:AlternateContent>
+    </w:r>
+    <w:r>
+      <w:rPr>
+        <w:rFonts w:ascii="Arial" w:hAnsi="Arial" w:cs="Arial"/>
+        <w:sz w:val="18"/>
+      </w:rPr>
     </w:r>
     <w:r>
       <w:rPr>
@@ -13398,7 +15784,7 @@
 <w:hdr xmlns:wpc="http://schemas.microsoft.com/office/word/2010/wordprocessingCanvas" xmlns:mc="http://schemas.openxmlformats.org/markup-compatibility/2006" xmlns:o="urn:schemas-microsoft-com:office:office" xmlns:r="http://schemas.openxmlformats.org/officeDocument/2006/relationships" xmlns:m="http://schemas.openxmlformats.org/officeDocument/2006/math" xmlns:v="urn:schemas-microsoft-com:vml" xmlns:wp14="http://schemas.microsoft.com/office/word/2010/wordprocessingDrawing" xmlns:wp="http://schemas.openxmlformats.org/drawingml/2006/wordprocessingDrawing" xmlns:w10="urn:schemas-microsoft-com:office:word" xmlns:w="http://schemas.openxmlformats.org/wordprocessingml/2006/main" xmlns:w14="http://schemas.microsoft.com/office/word/2010/wordml" xmlns:w15="http://schemas.microsoft.com/office/word/2012/wordml" xmlns:wpg="http://schemas.microsoft.com/office/word/2010/wordprocessingGroup" xmlns:wpi="http://schemas.microsoft.com/office/word/2010/wordprocessingInk" xmlns:wne="http://schemas.microsoft.com/office/word/2006/wordml" xmlns:a="http://schemas.openxmlformats.org/drawingml/2006/main" xmlns:wps="http://schemas.microsoft.com/office/word/2010/wordprocessingShape" mc:Ignorable="w14 w15 wp14">
   <w:p>
     <w:pPr>
-      <w:pStyle w:val="862"/>
+      <w:pStyle w:val="1044"/>
       <w:pBdr/>
       <w:tabs>
         <w:tab w:val="clear" w:leader="none" w:pos="4419"/>
@@ -13516,6 +15902,13 @@
           </w:pict>
         </mc:Fallback>
       </mc:AlternateContent>
+    </w:r>
+    <w:r>
+      <w:rPr>
+        <w:rFonts w:ascii="Arial" w:hAnsi="Arial" w:cs="Arial"/>
+        <w:b/>
+        <w:sz w:val="10"/>
+      </w:rPr>
     </w:r>
     <w:r>
       <w:rPr>
@@ -18073,9 +20466,9 @@
     <w:lsdException w:name="Bibliography" w:uiPriority="37"/>
     <w:lsdException w:name="TOC Heading" w:uiPriority="39" w:qFormat="1"/>
   </w:latentStyles>
-  <w:style w:type="table" w:styleId="13">
+  <w:style w:type="table" w:styleId="864">
     <w:name w:val="Table Grid Light"/>
-    <w:basedOn w:val="860"/>
+    <w:basedOn w:val="1042"/>
     <w:uiPriority w:val="59"/>
     <w:pPr>
       <w:pBdr/>
@@ -18272,9 +20665,9 @@
       </w:tcPr>
     </w:tblStylePr>
   </w:style>
-  <w:style w:type="table" w:styleId="15">
+  <w:style w:type="table" w:styleId="865">
     <w:name w:val="Plain Table 2"/>
-    <w:basedOn w:val="860"/>
+    <w:basedOn w:val="1042"/>
     <w:uiPriority w:val="59"/>
     <w:pPr>
       <w:pBdr/>
@@ -18505,9 +20898,9 @@
       </w:tcPr>
     </w:tblStylePr>
   </w:style>
-  <w:style w:type="table" w:styleId="16">
+  <w:style w:type="table" w:styleId="866">
     <w:name w:val="Plain Table 3"/>
-    <w:basedOn w:val="860"/>
+    <w:basedOn w:val="1042"/>
     <w:uiPriority w:val="99"/>
     <w:pPr>
       <w:pBdr/>
@@ -18735,9 +21128,9 @@
       </w:tcPr>
     </w:tblStylePr>
   </w:style>
-  <w:style w:type="table" w:styleId="17">
+  <w:style w:type="table" w:styleId="867">
     <w:name w:val="Plain Table 4"/>
-    <w:basedOn w:val="860"/>
+    <w:basedOn w:val="1042"/>
     <w:uiPriority w:val="99"/>
     <w:pPr>
       <w:pBdr/>
@@ -18951,9 +21344,9 @@
       </w:tcPr>
     </w:tblStylePr>
   </w:style>
-  <w:style w:type="table" w:styleId="18">
+  <w:style w:type="table" w:styleId="868">
     <w:name w:val="Plain Table 5"/>
-    <w:basedOn w:val="860"/>
+    <w:basedOn w:val="1042"/>
     <w:uiPriority w:val="99"/>
     <w:pPr>
       <w:pBdr/>
@@ -19184,9 +21577,9 @@
       </w:tcPr>
     </w:tblStylePr>
   </w:style>
-  <w:style w:type="table" w:styleId="19">
+  <w:style w:type="table" w:styleId="869">
     <w:name w:val="Grid Table 1 Light"/>
-    <w:basedOn w:val="860"/>
+    <w:basedOn w:val="1042"/>
     <w:uiPriority w:val="99"/>
     <w:pPr>
       <w:pBdr/>
@@ -19407,9 +21800,9 @@
       </w:tcPr>
     </w:tblStylePr>
   </w:style>
-  <w:style w:type="table" w:styleId="20">
+  <w:style w:type="table" w:styleId="870">
     <w:name w:val="Grid Table 1 Light - Accent 1"/>
-    <w:basedOn w:val="860"/>
+    <w:basedOn w:val="1042"/>
     <w:uiPriority w:val="99"/>
     <w:pPr>
       <w:pBdr/>
@@ -19630,9 +22023,9 @@
       </w:tcPr>
     </w:tblStylePr>
   </w:style>
-  <w:style w:type="table" w:styleId="21">
+  <w:style w:type="table" w:styleId="871">
     <w:name w:val="Grid Table 1 Light - Accent 2"/>
-    <w:basedOn w:val="860"/>
+    <w:basedOn w:val="1042"/>
     <w:uiPriority w:val="99"/>
     <w:pPr>
       <w:pBdr/>
@@ -19853,9 +22246,9 @@
       </w:tcPr>
     </w:tblStylePr>
   </w:style>
-  <w:style w:type="table" w:styleId="22">
+  <w:style w:type="table" w:styleId="872">
     <w:name w:val="Grid Table 1 Light - Accent 3"/>
-    <w:basedOn w:val="860"/>
+    <w:basedOn w:val="1042"/>
     <w:uiPriority w:val="99"/>
     <w:pPr>
       <w:pBdr/>
@@ -20076,9 +22469,9 @@
       </w:tcPr>
     </w:tblStylePr>
   </w:style>
-  <w:style w:type="table" w:styleId="23">
+  <w:style w:type="table" w:styleId="873">
     <w:name w:val="Grid Table 1 Light - Accent 4"/>
-    <w:basedOn w:val="860"/>
+    <w:basedOn w:val="1042"/>
     <w:uiPriority w:val="99"/>
     <w:pPr>
       <w:pBdr/>
@@ -20299,9 +22692,9 @@
       </w:tcPr>
     </w:tblStylePr>
   </w:style>
-  <w:style w:type="table" w:styleId="24">
+  <w:style w:type="table" w:styleId="874">
     <w:name w:val="Grid Table 1 Light - Accent 5"/>
-    <w:basedOn w:val="860"/>
+    <w:basedOn w:val="1042"/>
     <w:uiPriority w:val="99"/>
     <w:pPr>
       <w:pBdr/>
@@ -20522,9 +22915,9 @@
       </w:tcPr>
     </w:tblStylePr>
   </w:style>
-  <w:style w:type="table" w:styleId="25">
+  <w:style w:type="table" w:styleId="875">
     <w:name w:val="Grid Table 1 Light - Accent 6"/>
-    <w:basedOn w:val="860"/>
+    <w:basedOn w:val="1042"/>
     <w:uiPriority w:val="99"/>
     <w:pPr>
       <w:pBdr/>
@@ -20745,9 +23138,9 @@
       </w:tcPr>
     </w:tblStylePr>
   </w:style>
-  <w:style w:type="table" w:styleId="26">
+  <w:style w:type="table" w:styleId="876">
     <w:name w:val="Grid Table 2"/>
-    <w:basedOn w:val="860"/>
+    <w:basedOn w:val="1042"/>
     <w:uiPriority w:val="99"/>
     <w:pPr>
       <w:pBdr/>
@@ -20977,9 +23370,9 @@
       </w:tcPr>
     </w:tblStylePr>
   </w:style>
-  <w:style w:type="table" w:styleId="27">
+  <w:style w:type="table" w:styleId="877">
     <w:name w:val="Grid Table 2 - Accent 1"/>
-    <w:basedOn w:val="860"/>
+    <w:basedOn w:val="1042"/>
     <w:uiPriority w:val="99"/>
     <w:pPr>
       <w:pBdr/>
@@ -21209,9 +23602,9 @@
       </w:tcPr>
     </w:tblStylePr>
   </w:style>
-  <w:style w:type="table" w:styleId="28">
+  <w:style w:type="table" w:styleId="878">
     <w:name w:val="Grid Table 2 - Accent 2"/>
-    <w:basedOn w:val="860"/>
+    <w:basedOn w:val="1042"/>
     <w:uiPriority w:val="99"/>
     <w:pPr>
       <w:pBdr/>
@@ -21441,9 +23834,9 @@
       </w:tcPr>
     </w:tblStylePr>
   </w:style>
-  <w:style w:type="table" w:styleId="29">
+  <w:style w:type="table" w:styleId="879">
     <w:name w:val="Grid Table 2 - Accent 3"/>
-    <w:basedOn w:val="860"/>
+    <w:basedOn w:val="1042"/>
     <w:uiPriority w:val="99"/>
     <w:pPr>
       <w:pBdr/>
@@ -21673,9 +24066,9 @@
       </w:tcPr>
     </w:tblStylePr>
   </w:style>
-  <w:style w:type="table" w:styleId="30">
+  <w:style w:type="table" w:styleId="880">
     <w:name w:val="Grid Table 2 - Accent 4"/>
-    <w:basedOn w:val="860"/>
+    <w:basedOn w:val="1042"/>
     <w:uiPriority w:val="99"/>
     <w:pPr>
       <w:pBdr/>
@@ -21905,9 +24298,9 @@
       </w:tcPr>
     </w:tblStylePr>
   </w:style>
-  <w:style w:type="table" w:styleId="31">
+  <w:style w:type="table" w:styleId="881">
     <w:name w:val="Grid Table 2 - Accent 5"/>
-    <w:basedOn w:val="860"/>
+    <w:basedOn w:val="1042"/>
     <w:uiPriority w:val="99"/>
     <w:pPr>
       <w:pBdr/>
@@ -22137,9 +24530,9 @@
       </w:tcPr>
     </w:tblStylePr>
   </w:style>
-  <w:style w:type="table" w:styleId="32">
+  <w:style w:type="table" w:styleId="882">
     <w:name w:val="Grid Table 2 - Accent 6"/>
-    <w:basedOn w:val="860"/>
+    <w:basedOn w:val="1042"/>
     <w:uiPriority w:val="99"/>
     <w:pPr>
       <w:pBdr/>
@@ -22369,9 +24762,9 @@
       </w:tcPr>
     </w:tblStylePr>
   </w:style>
-  <w:style w:type="table" w:styleId="33">
+  <w:style w:type="table" w:styleId="883">
     <w:name w:val="Grid Table 3"/>
-    <w:basedOn w:val="860"/>
+    <w:basedOn w:val="1042"/>
     <w:uiPriority w:val="99"/>
     <w:pPr>
       <w:pBdr/>
@@ -22470,29 +24863,6 @@
         <w:tblBorders/>
       </w:tblPr>
       <w:tcPr>
-        <w:shd w:color="ffffff"/>
-        <w:tcBorders>
-          <w:top w:val="none" w:color="000000" w:sz="4" w:space="0"/>
-          <w:left w:val="none" w:color="000000" w:sz="4" w:space="0"/>
-          <w:bottom w:val="none" w:color="000000" w:sz="4" w:space="0"/>
-          <w:right w:val="none" w:color="000000" w:sz="4" w:space="0"/>
-        </w:tcBorders>
-      </w:tcPr>
-    </w:tblStylePr>
-    <w:tblStylePr w:type="firstRow">
-      <w:rPr>
-        <w:b/>
-        <w:color w:val="404040"/>
-      </w:rPr>
-      <w:pPr>
-        <w:pBdr/>
-        <w:spacing/>
-        <w:ind/>
-      </w:pPr>
-      <w:tblPr>
-        <w:tblBorders/>
-      </w:tblPr>
-      <w:tcPr>
         <w:shd w:val="clear" w:color="ffffff"/>
         <w:tcBorders>
           <w:top w:val="none" w:color="000000" w:sz="4" w:space="0"/>
@@ -22502,30 +24872,7 @@
         </w:tcBorders>
       </w:tcPr>
     </w:tblStylePr>
-    <w:tblStylePr w:type="lastCol">
-      <w:rPr>
-        <w:i/>
-        <w:color w:val="404040"/>
-      </w:rPr>
-      <w:pPr>
-        <w:pBdr/>
-        <w:spacing/>
-        <w:ind/>
-      </w:pPr>
-      <w:tblPr>
-        <w:tblBorders/>
-      </w:tblPr>
-      <w:tcPr>
-        <w:shd w:color="ffffff"/>
-        <w:tcBorders>
-          <w:top w:val="none" w:color="000000" w:sz="4" w:space="0"/>
-          <w:left w:val="none" w:color="000000" w:sz="4" w:space="0"/>
-          <w:bottom w:val="none" w:color="000000" w:sz="4" w:space="0"/>
-          <w:right w:val="none" w:color="000000" w:sz="4" w:space="0"/>
-        </w:tcBorders>
-      </w:tcPr>
-    </w:tblStylePr>
-    <w:tblStylePr w:type="lastRow">
+    <w:tblStylePr w:type="firstRow">
       <w:rPr>
         <w:b/>
         <w:color w:val="404040"/>
@@ -22548,6 +24895,52 @@
         </w:tcBorders>
       </w:tcPr>
     </w:tblStylePr>
+    <w:tblStylePr w:type="lastCol">
+      <w:rPr>
+        <w:i/>
+        <w:color w:val="404040"/>
+      </w:rPr>
+      <w:pPr>
+        <w:pBdr/>
+        <w:spacing/>
+        <w:ind/>
+      </w:pPr>
+      <w:tblPr>
+        <w:tblBorders/>
+      </w:tblPr>
+      <w:tcPr>
+        <w:shd w:val="clear" w:color="ffffff"/>
+        <w:tcBorders>
+          <w:top w:val="none" w:color="000000" w:sz="4" w:space="0"/>
+          <w:left w:val="none" w:color="000000" w:sz="4" w:space="0"/>
+          <w:bottom w:val="none" w:color="000000" w:sz="4" w:space="0"/>
+          <w:right w:val="none" w:color="000000" w:sz="4" w:space="0"/>
+        </w:tcBorders>
+      </w:tcPr>
+    </w:tblStylePr>
+    <w:tblStylePr w:type="lastRow">
+      <w:rPr>
+        <w:b/>
+        <w:color w:val="404040"/>
+      </w:rPr>
+      <w:pPr>
+        <w:pBdr/>
+        <w:spacing/>
+        <w:ind/>
+      </w:pPr>
+      <w:tblPr>
+        <w:tblBorders/>
+      </w:tblPr>
+      <w:tcPr>
+        <w:shd w:val="clear" w:color="ffffff"/>
+        <w:tcBorders>
+          <w:top w:val="none" w:color="000000" w:sz="4" w:space="0"/>
+          <w:left w:val="none" w:color="000000" w:sz="4" w:space="0"/>
+          <w:bottom w:val="none" w:color="000000" w:sz="4" w:space="0"/>
+          <w:right w:val="none" w:color="000000" w:sz="4" w:space="0"/>
+        </w:tcBorders>
+      </w:tcPr>
+    </w:tblStylePr>
     <w:tblStylePr w:type="nwCell">
       <w:pPr>
         <w:pBdr/>
@@ -22614,9 +25007,9 @@
       </w:tcPr>
     </w:tblStylePr>
   </w:style>
-  <w:style w:type="table" w:styleId="34">
+  <w:style w:type="table" w:styleId="884">
     <w:name w:val="Grid Table 3 - Accent 1"/>
-    <w:basedOn w:val="860"/>
+    <w:basedOn w:val="1042"/>
     <w:uiPriority w:val="99"/>
     <w:pPr>
       <w:pBdr/>
@@ -22715,29 +25108,6 @@
         <w:tblBorders/>
       </w:tblPr>
       <w:tcPr>
-        <w:shd w:color="ffffff"/>
-        <w:tcBorders>
-          <w:top w:val="none" w:color="000000" w:sz="4" w:space="0"/>
-          <w:left w:val="none" w:color="000000" w:sz="4" w:space="0"/>
-          <w:bottom w:val="none" w:color="000000" w:sz="4" w:space="0"/>
-          <w:right w:val="none" w:color="000000" w:sz="4" w:space="0"/>
-        </w:tcBorders>
-      </w:tcPr>
-    </w:tblStylePr>
-    <w:tblStylePr w:type="firstRow">
-      <w:rPr>
-        <w:b/>
-        <w:color w:val="404040"/>
-      </w:rPr>
-      <w:pPr>
-        <w:pBdr/>
-        <w:spacing/>
-        <w:ind/>
-      </w:pPr>
-      <w:tblPr>
-        <w:tblBorders/>
-      </w:tblPr>
-      <w:tcPr>
         <w:shd w:val="clear" w:color="ffffff"/>
         <w:tcBorders>
           <w:top w:val="none" w:color="000000" w:sz="4" w:space="0"/>
@@ -22747,30 +25117,7 @@
         </w:tcBorders>
       </w:tcPr>
     </w:tblStylePr>
-    <w:tblStylePr w:type="lastCol">
-      <w:rPr>
-        <w:i/>
-        <w:color w:val="404040"/>
-      </w:rPr>
-      <w:pPr>
-        <w:pBdr/>
-        <w:spacing/>
-        <w:ind/>
-      </w:pPr>
-      <w:tblPr>
-        <w:tblBorders/>
-      </w:tblPr>
-      <w:tcPr>
-        <w:shd w:color="ffffff"/>
-        <w:tcBorders>
-          <w:top w:val="none" w:color="000000" w:sz="4" w:space="0"/>
-          <w:left w:val="none" w:color="000000" w:sz="4" w:space="0"/>
-          <w:bottom w:val="none" w:color="000000" w:sz="4" w:space="0"/>
-          <w:right w:val="none" w:color="000000" w:sz="4" w:space="0"/>
-        </w:tcBorders>
-      </w:tcPr>
-    </w:tblStylePr>
-    <w:tblStylePr w:type="lastRow">
+    <w:tblStylePr w:type="firstRow">
       <w:rPr>
         <w:b/>
         <w:color w:val="404040"/>
@@ -22793,6 +25140,52 @@
         </w:tcBorders>
       </w:tcPr>
     </w:tblStylePr>
+    <w:tblStylePr w:type="lastCol">
+      <w:rPr>
+        <w:i/>
+        <w:color w:val="404040"/>
+      </w:rPr>
+      <w:pPr>
+        <w:pBdr/>
+        <w:spacing/>
+        <w:ind/>
+      </w:pPr>
+      <w:tblPr>
+        <w:tblBorders/>
+      </w:tblPr>
+      <w:tcPr>
+        <w:shd w:val="clear" w:color="ffffff"/>
+        <w:tcBorders>
+          <w:top w:val="none" w:color="000000" w:sz="4" w:space="0"/>
+          <w:left w:val="none" w:color="000000" w:sz="4" w:space="0"/>
+          <w:bottom w:val="none" w:color="000000" w:sz="4" w:space="0"/>
+          <w:right w:val="none" w:color="000000" w:sz="4" w:space="0"/>
+        </w:tcBorders>
+      </w:tcPr>
+    </w:tblStylePr>
+    <w:tblStylePr w:type="lastRow">
+      <w:rPr>
+        <w:b/>
+        <w:color w:val="404040"/>
+      </w:rPr>
+      <w:pPr>
+        <w:pBdr/>
+        <w:spacing/>
+        <w:ind/>
+      </w:pPr>
+      <w:tblPr>
+        <w:tblBorders/>
+      </w:tblPr>
+      <w:tcPr>
+        <w:shd w:val="clear" w:color="ffffff"/>
+        <w:tcBorders>
+          <w:top w:val="none" w:color="000000" w:sz="4" w:space="0"/>
+          <w:left w:val="none" w:color="000000" w:sz="4" w:space="0"/>
+          <w:bottom w:val="none" w:color="000000" w:sz="4" w:space="0"/>
+          <w:right w:val="none" w:color="000000" w:sz="4" w:space="0"/>
+        </w:tcBorders>
+      </w:tcPr>
+    </w:tblStylePr>
     <w:tblStylePr w:type="nwCell">
       <w:pPr>
         <w:pBdr/>
@@ -22859,9 +25252,9 @@
       </w:tcPr>
     </w:tblStylePr>
   </w:style>
-  <w:style w:type="table" w:styleId="35">
+  <w:style w:type="table" w:styleId="885">
     <w:name w:val="Grid Table 3 - Accent 2"/>
-    <w:basedOn w:val="860"/>
+    <w:basedOn w:val="1042"/>
     <w:uiPriority w:val="99"/>
     <w:pPr>
       <w:pBdr/>
@@ -22960,29 +25353,6 @@
         <w:tblBorders/>
       </w:tblPr>
       <w:tcPr>
-        <w:shd w:color="ffffff"/>
-        <w:tcBorders>
-          <w:top w:val="none" w:color="000000" w:sz="4" w:space="0"/>
-          <w:left w:val="none" w:color="000000" w:sz="4" w:space="0"/>
-          <w:bottom w:val="none" w:color="000000" w:sz="4" w:space="0"/>
-          <w:right w:val="none" w:color="000000" w:sz="4" w:space="0"/>
-        </w:tcBorders>
-      </w:tcPr>
-    </w:tblStylePr>
-    <w:tblStylePr w:type="firstRow">
-      <w:rPr>
-        <w:b/>
-        <w:color w:val="404040"/>
-      </w:rPr>
-      <w:pPr>
-        <w:pBdr/>
-        <w:spacing/>
-        <w:ind/>
-      </w:pPr>
-      <w:tblPr>
-        <w:tblBorders/>
-      </w:tblPr>
-      <w:tcPr>
         <w:shd w:val="clear" w:color="ffffff"/>
         <w:tcBorders>
           <w:top w:val="none" w:color="000000" w:sz="4" w:space="0"/>
@@ -22992,30 +25362,7 @@
         </w:tcBorders>
       </w:tcPr>
     </w:tblStylePr>
-    <w:tblStylePr w:type="lastCol">
-      <w:rPr>
-        <w:i/>
-        <w:color w:val="404040"/>
-      </w:rPr>
-      <w:pPr>
-        <w:pBdr/>
-        <w:spacing/>
-        <w:ind/>
-      </w:pPr>
-      <w:tblPr>
-        <w:tblBorders/>
-      </w:tblPr>
-      <w:tcPr>
-        <w:shd w:color="ffffff"/>
-        <w:tcBorders>
-          <w:top w:val="none" w:color="000000" w:sz="4" w:space="0"/>
-          <w:left w:val="none" w:color="000000" w:sz="4" w:space="0"/>
-          <w:bottom w:val="none" w:color="000000" w:sz="4" w:space="0"/>
-          <w:right w:val="none" w:color="000000" w:sz="4" w:space="0"/>
-        </w:tcBorders>
-      </w:tcPr>
-    </w:tblStylePr>
-    <w:tblStylePr w:type="lastRow">
+    <w:tblStylePr w:type="firstRow">
       <w:rPr>
         <w:b/>
         <w:color w:val="404040"/>
@@ -23038,6 +25385,52 @@
         </w:tcBorders>
       </w:tcPr>
     </w:tblStylePr>
+    <w:tblStylePr w:type="lastCol">
+      <w:rPr>
+        <w:i/>
+        <w:color w:val="404040"/>
+      </w:rPr>
+      <w:pPr>
+        <w:pBdr/>
+        <w:spacing/>
+        <w:ind/>
+      </w:pPr>
+      <w:tblPr>
+        <w:tblBorders/>
+      </w:tblPr>
+      <w:tcPr>
+        <w:shd w:val="clear" w:color="ffffff"/>
+        <w:tcBorders>
+          <w:top w:val="none" w:color="000000" w:sz="4" w:space="0"/>
+          <w:left w:val="none" w:color="000000" w:sz="4" w:space="0"/>
+          <w:bottom w:val="none" w:color="000000" w:sz="4" w:space="0"/>
+          <w:right w:val="none" w:color="000000" w:sz="4" w:space="0"/>
+        </w:tcBorders>
+      </w:tcPr>
+    </w:tblStylePr>
+    <w:tblStylePr w:type="lastRow">
+      <w:rPr>
+        <w:b/>
+        <w:color w:val="404040"/>
+      </w:rPr>
+      <w:pPr>
+        <w:pBdr/>
+        <w:spacing/>
+        <w:ind/>
+      </w:pPr>
+      <w:tblPr>
+        <w:tblBorders/>
+      </w:tblPr>
+      <w:tcPr>
+        <w:shd w:val="clear" w:color="ffffff"/>
+        <w:tcBorders>
+          <w:top w:val="none" w:color="000000" w:sz="4" w:space="0"/>
+          <w:left w:val="none" w:color="000000" w:sz="4" w:space="0"/>
+          <w:bottom w:val="none" w:color="000000" w:sz="4" w:space="0"/>
+          <w:right w:val="none" w:color="000000" w:sz="4" w:space="0"/>
+        </w:tcBorders>
+      </w:tcPr>
+    </w:tblStylePr>
     <w:tblStylePr w:type="nwCell">
       <w:pPr>
         <w:pBdr/>
@@ -23104,9 +25497,9 @@
       </w:tcPr>
     </w:tblStylePr>
   </w:style>
-  <w:style w:type="table" w:styleId="36">
+  <w:style w:type="table" w:styleId="886">
     <w:name w:val="Grid Table 3 - Accent 3"/>
-    <w:basedOn w:val="860"/>
+    <w:basedOn w:val="1042"/>
     <w:uiPriority w:val="99"/>
     <w:pPr>
       <w:pBdr/>
@@ -23205,29 +25598,6 @@
         <w:tblBorders/>
       </w:tblPr>
       <w:tcPr>
-        <w:shd w:color="ffffff"/>
-        <w:tcBorders>
-          <w:top w:val="none" w:color="000000" w:sz="4" w:space="0"/>
-          <w:left w:val="none" w:color="000000" w:sz="4" w:space="0"/>
-          <w:bottom w:val="none" w:color="000000" w:sz="4" w:space="0"/>
-          <w:right w:val="none" w:color="000000" w:sz="4" w:space="0"/>
-        </w:tcBorders>
-      </w:tcPr>
-    </w:tblStylePr>
-    <w:tblStylePr w:type="firstRow">
-      <w:rPr>
-        <w:b/>
-        <w:color w:val="404040"/>
-      </w:rPr>
-      <w:pPr>
-        <w:pBdr/>
-        <w:spacing/>
-        <w:ind/>
-      </w:pPr>
-      <w:tblPr>
-        <w:tblBorders/>
-      </w:tblPr>
-      <w:tcPr>
         <w:shd w:val="clear" w:color="ffffff"/>
         <w:tcBorders>
           <w:top w:val="none" w:color="000000" w:sz="4" w:space="0"/>
@@ -23237,30 +25607,7 @@
         </w:tcBorders>
       </w:tcPr>
     </w:tblStylePr>
-    <w:tblStylePr w:type="lastCol">
-      <w:rPr>
-        <w:i/>
-        <w:color w:val="404040"/>
-      </w:rPr>
-      <w:pPr>
-        <w:pBdr/>
-        <w:spacing/>
-        <w:ind/>
-      </w:pPr>
-      <w:tblPr>
-        <w:tblBorders/>
-      </w:tblPr>
-      <w:tcPr>
-        <w:shd w:color="ffffff"/>
-        <w:tcBorders>
-          <w:top w:val="none" w:color="000000" w:sz="4" w:space="0"/>
-          <w:left w:val="none" w:color="000000" w:sz="4" w:space="0"/>
-          <w:bottom w:val="none" w:color="000000" w:sz="4" w:space="0"/>
-          <w:right w:val="none" w:color="000000" w:sz="4" w:space="0"/>
-        </w:tcBorders>
-      </w:tcPr>
-    </w:tblStylePr>
-    <w:tblStylePr w:type="lastRow">
+    <w:tblStylePr w:type="firstRow">
       <w:rPr>
         <w:b/>
         <w:color w:val="404040"/>
@@ -23283,6 +25630,52 @@
         </w:tcBorders>
       </w:tcPr>
     </w:tblStylePr>
+    <w:tblStylePr w:type="lastCol">
+      <w:rPr>
+        <w:i/>
+        <w:color w:val="404040"/>
+      </w:rPr>
+      <w:pPr>
+        <w:pBdr/>
+        <w:spacing/>
+        <w:ind/>
+      </w:pPr>
+      <w:tblPr>
+        <w:tblBorders/>
+      </w:tblPr>
+      <w:tcPr>
+        <w:shd w:val="clear" w:color="ffffff"/>
+        <w:tcBorders>
+          <w:top w:val="none" w:color="000000" w:sz="4" w:space="0"/>
+          <w:left w:val="none" w:color="000000" w:sz="4" w:space="0"/>
+          <w:bottom w:val="none" w:color="000000" w:sz="4" w:space="0"/>
+          <w:right w:val="none" w:color="000000" w:sz="4" w:space="0"/>
+        </w:tcBorders>
+      </w:tcPr>
+    </w:tblStylePr>
+    <w:tblStylePr w:type="lastRow">
+      <w:rPr>
+        <w:b/>
+        <w:color w:val="404040"/>
+      </w:rPr>
+      <w:pPr>
+        <w:pBdr/>
+        <w:spacing/>
+        <w:ind/>
+      </w:pPr>
+      <w:tblPr>
+        <w:tblBorders/>
+      </w:tblPr>
+      <w:tcPr>
+        <w:shd w:val="clear" w:color="ffffff"/>
+        <w:tcBorders>
+          <w:top w:val="none" w:color="000000" w:sz="4" w:space="0"/>
+          <w:left w:val="none" w:color="000000" w:sz="4" w:space="0"/>
+          <w:bottom w:val="none" w:color="000000" w:sz="4" w:space="0"/>
+          <w:right w:val="none" w:color="000000" w:sz="4" w:space="0"/>
+        </w:tcBorders>
+      </w:tcPr>
+    </w:tblStylePr>
     <w:tblStylePr w:type="nwCell">
       <w:pPr>
         <w:pBdr/>
@@ -23349,9 +25742,9 @@
       </w:tcPr>
     </w:tblStylePr>
   </w:style>
-  <w:style w:type="table" w:styleId="37">
+  <w:style w:type="table" w:styleId="887">
     <w:name w:val="Grid Table 3 - Accent 4"/>
-    <w:basedOn w:val="860"/>
+    <w:basedOn w:val="1042"/>
     <w:uiPriority w:val="99"/>
     <w:pPr>
       <w:pBdr/>
@@ -23450,29 +25843,6 @@
         <w:tblBorders/>
       </w:tblPr>
       <w:tcPr>
-        <w:shd w:color="ffffff"/>
-        <w:tcBorders>
-          <w:top w:val="none" w:color="000000" w:sz="4" w:space="0"/>
-          <w:left w:val="none" w:color="000000" w:sz="4" w:space="0"/>
-          <w:bottom w:val="none" w:color="000000" w:sz="4" w:space="0"/>
-          <w:right w:val="none" w:color="000000" w:sz="4" w:space="0"/>
-        </w:tcBorders>
-      </w:tcPr>
-    </w:tblStylePr>
-    <w:tblStylePr w:type="firstRow">
-      <w:rPr>
-        <w:b/>
-        <w:color w:val="404040"/>
-      </w:rPr>
-      <w:pPr>
-        <w:pBdr/>
-        <w:spacing/>
-        <w:ind/>
-      </w:pPr>
-      <w:tblPr>
-        <w:tblBorders/>
-      </w:tblPr>
-      <w:tcPr>
         <w:shd w:val="clear" w:color="ffffff"/>
         <w:tcBorders>
           <w:top w:val="none" w:color="000000" w:sz="4" w:space="0"/>
@@ -23482,30 +25852,7 @@
         </w:tcBorders>
       </w:tcPr>
     </w:tblStylePr>
-    <w:tblStylePr w:type="lastCol">
-      <w:rPr>
-        <w:i/>
-        <w:color w:val="404040"/>
-      </w:rPr>
-      <w:pPr>
-        <w:pBdr/>
-        <w:spacing/>
-        <w:ind/>
-      </w:pPr>
-      <w:tblPr>
-        <w:tblBorders/>
-      </w:tblPr>
-      <w:tcPr>
-        <w:shd w:color="ffffff"/>
-        <w:tcBorders>
-          <w:top w:val="none" w:color="000000" w:sz="4" w:space="0"/>
-          <w:left w:val="none" w:color="000000" w:sz="4" w:space="0"/>
-          <w:bottom w:val="none" w:color="000000" w:sz="4" w:space="0"/>
-          <w:right w:val="none" w:color="000000" w:sz="4" w:space="0"/>
-        </w:tcBorders>
-      </w:tcPr>
-    </w:tblStylePr>
-    <w:tblStylePr w:type="lastRow">
+    <w:tblStylePr w:type="firstRow">
       <w:rPr>
         <w:b/>
         <w:color w:val="404040"/>
@@ -23528,6 +25875,52 @@
         </w:tcBorders>
       </w:tcPr>
     </w:tblStylePr>
+    <w:tblStylePr w:type="lastCol">
+      <w:rPr>
+        <w:i/>
+        <w:color w:val="404040"/>
+      </w:rPr>
+      <w:pPr>
+        <w:pBdr/>
+        <w:spacing/>
+        <w:ind/>
+      </w:pPr>
+      <w:tblPr>
+        <w:tblBorders/>
+      </w:tblPr>
+      <w:tcPr>
+        <w:shd w:val="clear" w:color="ffffff"/>
+        <w:tcBorders>
+          <w:top w:val="none" w:color="000000" w:sz="4" w:space="0"/>
+          <w:left w:val="none" w:color="000000" w:sz="4" w:space="0"/>
+          <w:bottom w:val="none" w:color="000000" w:sz="4" w:space="0"/>
+          <w:right w:val="none" w:color="000000" w:sz="4" w:space="0"/>
+        </w:tcBorders>
+      </w:tcPr>
+    </w:tblStylePr>
+    <w:tblStylePr w:type="lastRow">
+      <w:rPr>
+        <w:b/>
+        <w:color w:val="404040"/>
+      </w:rPr>
+      <w:pPr>
+        <w:pBdr/>
+        <w:spacing/>
+        <w:ind/>
+      </w:pPr>
+      <w:tblPr>
+        <w:tblBorders/>
+      </w:tblPr>
+      <w:tcPr>
+        <w:shd w:val="clear" w:color="ffffff"/>
+        <w:tcBorders>
+          <w:top w:val="none" w:color="000000" w:sz="4" w:space="0"/>
+          <w:left w:val="none" w:color="000000" w:sz="4" w:space="0"/>
+          <w:bottom w:val="none" w:color="000000" w:sz="4" w:space="0"/>
+          <w:right w:val="none" w:color="000000" w:sz="4" w:space="0"/>
+        </w:tcBorders>
+      </w:tcPr>
+    </w:tblStylePr>
     <w:tblStylePr w:type="nwCell">
       <w:pPr>
         <w:pBdr/>
@@ -23594,9 +25987,9 @@
       </w:tcPr>
     </w:tblStylePr>
   </w:style>
-  <w:style w:type="table" w:styleId="38">
+  <w:style w:type="table" w:styleId="888">
     <w:name w:val="Grid Table 3 - Accent 5"/>
-    <w:basedOn w:val="860"/>
+    <w:basedOn w:val="1042"/>
     <w:uiPriority w:val="99"/>
     <w:pPr>
       <w:pBdr/>
@@ -23695,29 +26088,6 @@
         <w:tblBorders/>
       </w:tblPr>
       <w:tcPr>
-        <w:shd w:color="ffffff"/>
-        <w:tcBorders>
-          <w:top w:val="none" w:color="000000" w:sz="4" w:space="0"/>
-          <w:left w:val="none" w:color="000000" w:sz="4" w:space="0"/>
-          <w:bottom w:val="none" w:color="000000" w:sz="4" w:space="0"/>
-          <w:right w:val="none" w:color="000000" w:sz="4" w:space="0"/>
-        </w:tcBorders>
-      </w:tcPr>
-    </w:tblStylePr>
-    <w:tblStylePr w:type="firstRow">
-      <w:rPr>
-        <w:b/>
-        <w:color w:val="404040"/>
-      </w:rPr>
-      <w:pPr>
-        <w:pBdr/>
-        <w:spacing/>
-        <w:ind/>
-      </w:pPr>
-      <w:tblPr>
-        <w:tblBorders/>
-      </w:tblPr>
-      <w:tcPr>
         <w:shd w:val="clear" w:color="ffffff"/>
         <w:tcBorders>
           <w:top w:val="none" w:color="000000" w:sz="4" w:space="0"/>
@@ -23727,30 +26097,7 @@
         </w:tcBorders>
       </w:tcPr>
     </w:tblStylePr>
-    <w:tblStylePr w:type="lastCol">
-      <w:rPr>
-        <w:i/>
-        <w:color w:val="404040"/>
-      </w:rPr>
-      <w:pPr>
-        <w:pBdr/>
-        <w:spacing/>
-        <w:ind/>
-      </w:pPr>
-      <w:tblPr>
-        <w:tblBorders/>
-      </w:tblPr>
-      <w:tcPr>
-        <w:shd w:color="ffffff"/>
-        <w:tcBorders>
-          <w:top w:val="none" w:color="000000" w:sz="4" w:space="0"/>
-          <w:left w:val="none" w:color="000000" w:sz="4" w:space="0"/>
-          <w:bottom w:val="none" w:color="000000" w:sz="4" w:space="0"/>
-          <w:right w:val="none" w:color="000000" w:sz="4" w:space="0"/>
-        </w:tcBorders>
-      </w:tcPr>
-    </w:tblStylePr>
-    <w:tblStylePr w:type="lastRow">
+    <w:tblStylePr w:type="firstRow">
       <w:rPr>
         <w:b/>
         <w:color w:val="404040"/>
@@ -23773,6 +26120,52 @@
         </w:tcBorders>
       </w:tcPr>
     </w:tblStylePr>
+    <w:tblStylePr w:type="lastCol">
+      <w:rPr>
+        <w:i/>
+        <w:color w:val="404040"/>
+      </w:rPr>
+      <w:pPr>
+        <w:pBdr/>
+        <w:spacing/>
+        <w:ind/>
+      </w:pPr>
+      <w:tblPr>
+        <w:tblBorders/>
+      </w:tblPr>
+      <w:tcPr>
+        <w:shd w:val="clear" w:color="ffffff"/>
+        <w:tcBorders>
+          <w:top w:val="none" w:color="000000" w:sz="4" w:space="0"/>
+          <w:left w:val="none" w:color="000000" w:sz="4" w:space="0"/>
+          <w:bottom w:val="none" w:color="000000" w:sz="4" w:space="0"/>
+          <w:right w:val="none" w:color="000000" w:sz="4" w:space="0"/>
+        </w:tcBorders>
+      </w:tcPr>
+    </w:tblStylePr>
+    <w:tblStylePr w:type="lastRow">
+      <w:rPr>
+        <w:b/>
+        <w:color w:val="404040"/>
+      </w:rPr>
+      <w:pPr>
+        <w:pBdr/>
+        <w:spacing/>
+        <w:ind/>
+      </w:pPr>
+      <w:tblPr>
+        <w:tblBorders/>
+      </w:tblPr>
+      <w:tcPr>
+        <w:shd w:val="clear" w:color="ffffff"/>
+        <w:tcBorders>
+          <w:top w:val="none" w:color="000000" w:sz="4" w:space="0"/>
+          <w:left w:val="none" w:color="000000" w:sz="4" w:space="0"/>
+          <w:bottom w:val="none" w:color="000000" w:sz="4" w:space="0"/>
+          <w:right w:val="none" w:color="000000" w:sz="4" w:space="0"/>
+        </w:tcBorders>
+      </w:tcPr>
+    </w:tblStylePr>
     <w:tblStylePr w:type="nwCell">
       <w:pPr>
         <w:pBdr/>
@@ -23839,9 +26232,9 @@
       </w:tcPr>
     </w:tblStylePr>
   </w:style>
-  <w:style w:type="table" w:styleId="39">
+  <w:style w:type="table" w:styleId="889">
     <w:name w:val="Grid Table 3 - Accent 6"/>
-    <w:basedOn w:val="860"/>
+    <w:basedOn w:val="1042"/>
     <w:uiPriority w:val="99"/>
     <w:pPr>
       <w:pBdr/>
@@ -23940,29 +26333,6 @@
         <w:tblBorders/>
       </w:tblPr>
       <w:tcPr>
-        <w:shd w:color="ffffff"/>
-        <w:tcBorders>
-          <w:top w:val="none" w:color="000000" w:sz="4" w:space="0"/>
-          <w:left w:val="none" w:color="000000" w:sz="4" w:space="0"/>
-          <w:bottom w:val="none" w:color="000000" w:sz="4" w:space="0"/>
-          <w:right w:val="none" w:color="000000" w:sz="4" w:space="0"/>
-        </w:tcBorders>
-      </w:tcPr>
-    </w:tblStylePr>
-    <w:tblStylePr w:type="firstRow">
-      <w:rPr>
-        <w:b/>
-        <w:color w:val="404040"/>
-      </w:rPr>
-      <w:pPr>
-        <w:pBdr/>
-        <w:spacing/>
-        <w:ind/>
-      </w:pPr>
-      <w:tblPr>
-        <w:tblBorders/>
-      </w:tblPr>
-      <w:tcPr>
         <w:shd w:val="clear" w:color="ffffff"/>
         <w:tcBorders>
           <w:top w:val="none" w:color="000000" w:sz="4" w:space="0"/>
@@ -23972,30 +26342,7 @@
         </w:tcBorders>
       </w:tcPr>
     </w:tblStylePr>
-    <w:tblStylePr w:type="lastCol">
-      <w:rPr>
-        <w:i/>
-        <w:color w:val="404040"/>
-      </w:rPr>
-      <w:pPr>
-        <w:pBdr/>
-        <w:spacing/>
-        <w:ind/>
-      </w:pPr>
-      <w:tblPr>
-        <w:tblBorders/>
-      </w:tblPr>
-      <w:tcPr>
-        <w:shd w:color="ffffff"/>
-        <w:tcBorders>
-          <w:top w:val="none" w:color="000000" w:sz="4" w:space="0"/>
-          <w:left w:val="none" w:color="000000" w:sz="4" w:space="0"/>
-          <w:bottom w:val="none" w:color="000000" w:sz="4" w:space="0"/>
-          <w:right w:val="none" w:color="000000" w:sz="4" w:space="0"/>
-        </w:tcBorders>
-      </w:tcPr>
-    </w:tblStylePr>
-    <w:tblStylePr w:type="lastRow">
+    <w:tblStylePr w:type="firstRow">
       <w:rPr>
         <w:b/>
         <w:color w:val="404040"/>
@@ -24018,6 +26365,52 @@
         </w:tcBorders>
       </w:tcPr>
     </w:tblStylePr>
+    <w:tblStylePr w:type="lastCol">
+      <w:rPr>
+        <w:i/>
+        <w:color w:val="404040"/>
+      </w:rPr>
+      <w:pPr>
+        <w:pBdr/>
+        <w:spacing/>
+        <w:ind/>
+      </w:pPr>
+      <w:tblPr>
+        <w:tblBorders/>
+      </w:tblPr>
+      <w:tcPr>
+        <w:shd w:val="clear" w:color="ffffff"/>
+        <w:tcBorders>
+          <w:top w:val="none" w:color="000000" w:sz="4" w:space="0"/>
+          <w:left w:val="none" w:color="000000" w:sz="4" w:space="0"/>
+          <w:bottom w:val="none" w:color="000000" w:sz="4" w:space="0"/>
+          <w:right w:val="none" w:color="000000" w:sz="4" w:space="0"/>
+        </w:tcBorders>
+      </w:tcPr>
+    </w:tblStylePr>
+    <w:tblStylePr w:type="lastRow">
+      <w:rPr>
+        <w:b/>
+        <w:color w:val="404040"/>
+      </w:rPr>
+      <w:pPr>
+        <w:pBdr/>
+        <w:spacing/>
+        <w:ind/>
+      </w:pPr>
+      <w:tblPr>
+        <w:tblBorders/>
+      </w:tblPr>
+      <w:tcPr>
+        <w:shd w:val="clear" w:color="ffffff"/>
+        <w:tcBorders>
+          <w:top w:val="none" w:color="000000" w:sz="4" w:space="0"/>
+          <w:left w:val="none" w:color="000000" w:sz="4" w:space="0"/>
+          <w:bottom w:val="none" w:color="000000" w:sz="4" w:space="0"/>
+          <w:right w:val="none" w:color="000000" w:sz="4" w:space="0"/>
+        </w:tcBorders>
+      </w:tcPr>
+    </w:tblStylePr>
     <w:tblStylePr w:type="nwCell">
       <w:pPr>
         <w:pBdr/>
@@ -24084,9 +26477,9 @@
       </w:tcPr>
     </w:tblStylePr>
   </w:style>
-  <w:style w:type="table" w:styleId="40">
+  <w:style w:type="table" w:styleId="890">
     <w:name w:val="Grid Table 4"/>
-    <w:basedOn w:val="860"/>
+    <w:basedOn w:val="1042"/>
     <w:uiPriority w:val="59"/>
     <w:pPr>
       <w:pBdr/>
@@ -24317,9 +26710,9 @@
       </w:tcPr>
     </w:tblStylePr>
   </w:style>
-  <w:style w:type="table" w:styleId="41">
+  <w:style w:type="table" w:styleId="891">
     <w:name w:val="Grid Table 4 - Accent 1"/>
-    <w:basedOn w:val="860"/>
+    <w:basedOn w:val="1042"/>
     <w:uiPriority w:val="59"/>
     <w:pPr>
       <w:pBdr/>
@@ -24550,9 +26943,9 @@
       </w:tcPr>
     </w:tblStylePr>
   </w:style>
-  <w:style w:type="table" w:styleId="42">
+  <w:style w:type="table" w:styleId="892">
     <w:name w:val="Grid Table 4 - Accent 2"/>
-    <w:basedOn w:val="860"/>
+    <w:basedOn w:val="1042"/>
     <w:uiPriority w:val="59"/>
     <w:pPr>
       <w:pBdr/>
@@ -24783,9 +27176,9 @@
       </w:tcPr>
     </w:tblStylePr>
   </w:style>
-  <w:style w:type="table" w:styleId="43">
+  <w:style w:type="table" w:styleId="893">
     <w:name w:val="Grid Table 4 - Accent 3"/>
-    <w:basedOn w:val="860"/>
+    <w:basedOn w:val="1042"/>
     <w:uiPriority w:val="59"/>
     <w:pPr>
       <w:pBdr/>
@@ -25016,9 +27409,9 @@
       </w:tcPr>
     </w:tblStylePr>
   </w:style>
-  <w:style w:type="table" w:styleId="44">
+  <w:style w:type="table" w:styleId="894">
     <w:name w:val="Grid Table 4 - Accent 4"/>
-    <w:basedOn w:val="860"/>
+    <w:basedOn w:val="1042"/>
     <w:uiPriority w:val="59"/>
     <w:pPr>
       <w:pBdr/>
@@ -25249,9 +27642,9 @@
       </w:tcPr>
     </w:tblStylePr>
   </w:style>
-  <w:style w:type="table" w:styleId="45">
+  <w:style w:type="table" w:styleId="895">
     <w:name w:val="Grid Table 4 - Accent 5"/>
-    <w:basedOn w:val="860"/>
+    <w:basedOn w:val="1042"/>
     <w:uiPriority w:val="59"/>
     <w:pPr>
       <w:pBdr/>
@@ -25482,9 +27875,9 @@
       </w:tcPr>
     </w:tblStylePr>
   </w:style>
-  <w:style w:type="table" w:styleId="46">
+  <w:style w:type="table" w:styleId="896">
     <w:name w:val="Grid Table 4 - Accent 6"/>
-    <w:basedOn w:val="860"/>
+    <w:basedOn w:val="1042"/>
     <w:uiPriority w:val="59"/>
     <w:pPr>
       <w:pBdr/>
@@ -25715,9 +28108,9 @@
       </w:tcPr>
     </w:tblStylePr>
   </w:style>
-  <w:style w:type="table" w:styleId="47">
+  <w:style w:type="table" w:styleId="897">
     <w:name w:val="Grid Table 5 Dark"/>
-    <w:basedOn w:val="860"/>
+    <w:basedOn w:val="1042"/>
     <w:uiPriority w:val="99"/>
     <w:pPr>
       <w:pBdr/>
@@ -25943,9 +28336,9 @@
       </w:tcPr>
     </w:tblStylePr>
   </w:style>
-  <w:style w:type="table" w:styleId="48">
+  <w:style w:type="table" w:styleId="898">
     <w:name w:val="Grid Table 5 Dark- Accent 1"/>
-    <w:basedOn w:val="860"/>
+    <w:basedOn w:val="1042"/>
     <w:uiPriority w:val="99"/>
     <w:pPr>
       <w:pBdr/>
@@ -26171,9 +28564,9 @@
       </w:tcPr>
     </w:tblStylePr>
   </w:style>
-  <w:style w:type="table" w:styleId="49">
+  <w:style w:type="table" w:styleId="899">
     <w:name w:val="Grid Table 5 Dark - Accent 2"/>
-    <w:basedOn w:val="860"/>
+    <w:basedOn w:val="1042"/>
     <w:uiPriority w:val="99"/>
     <w:pPr>
       <w:pBdr/>
@@ -26399,9 +28792,9 @@
       </w:tcPr>
     </w:tblStylePr>
   </w:style>
-  <w:style w:type="table" w:styleId="50">
+  <w:style w:type="table" w:styleId="900">
     <w:name w:val="Grid Table 5 Dark - Accent 3"/>
-    <w:basedOn w:val="860"/>
+    <w:basedOn w:val="1042"/>
     <w:uiPriority w:val="99"/>
     <w:pPr>
       <w:pBdr/>
@@ -26627,9 +29020,9 @@
       </w:tcPr>
     </w:tblStylePr>
   </w:style>
-  <w:style w:type="table" w:styleId="51">
+  <w:style w:type="table" w:styleId="901">
     <w:name w:val="Grid Table 5 Dark- Accent 4"/>
-    <w:basedOn w:val="860"/>
+    <w:basedOn w:val="1042"/>
     <w:uiPriority w:val="99"/>
     <w:pPr>
       <w:pBdr/>
@@ -26855,9 +29248,9 @@
       </w:tcPr>
     </w:tblStylePr>
   </w:style>
-  <w:style w:type="table" w:styleId="52">
+  <w:style w:type="table" w:styleId="902">
     <w:name w:val="Grid Table 5 Dark - Accent 5"/>
-    <w:basedOn w:val="860"/>
+    <w:basedOn w:val="1042"/>
     <w:uiPriority w:val="99"/>
     <w:pPr>
       <w:pBdr/>
@@ -27083,9 +29476,9 @@
       </w:tcPr>
     </w:tblStylePr>
   </w:style>
-  <w:style w:type="table" w:styleId="53">
+  <w:style w:type="table" w:styleId="903">
     <w:name w:val="Grid Table 5 Dark - Accent 6"/>
-    <w:basedOn w:val="860"/>
+    <w:basedOn w:val="1042"/>
     <w:uiPriority w:val="99"/>
     <w:pPr>
       <w:pBdr/>
@@ -27311,9 +29704,9 @@
       </w:tcPr>
     </w:tblStylePr>
   </w:style>
-  <w:style w:type="table" w:styleId="54">
+  <w:style w:type="table" w:styleId="904">
     <w:name w:val="Grid Table 6 Colorful"/>
-    <w:basedOn w:val="860"/>
+    <w:basedOn w:val="1042"/>
     <w:uiPriority w:val="99"/>
     <w:pPr>
       <w:pBdr/>
@@ -27541,9 +29934,9 @@
       </w:tcPr>
     </w:tblStylePr>
   </w:style>
-  <w:style w:type="table" w:styleId="55">
+  <w:style w:type="table" w:styleId="905">
     <w:name w:val="Grid Table 6 Colorful - Accent 1"/>
-    <w:basedOn w:val="860"/>
+    <w:basedOn w:val="1042"/>
     <w:uiPriority w:val="99"/>
     <w:pPr>
       <w:pBdr/>
@@ -27771,9 +30164,9 @@
       </w:tcPr>
     </w:tblStylePr>
   </w:style>
-  <w:style w:type="table" w:styleId="56">
+  <w:style w:type="table" w:styleId="906">
     <w:name w:val="Grid Table 6 Colorful - Accent 2"/>
-    <w:basedOn w:val="860"/>
+    <w:basedOn w:val="1042"/>
     <w:uiPriority w:val="99"/>
     <w:pPr>
       <w:pBdr/>
@@ -28001,9 +30394,9 @@
       </w:tcPr>
     </w:tblStylePr>
   </w:style>
-  <w:style w:type="table" w:styleId="57">
+  <w:style w:type="table" w:styleId="907">
     <w:name w:val="Grid Table 6 Colorful - Accent 3"/>
-    <w:basedOn w:val="860"/>
+    <w:basedOn w:val="1042"/>
     <w:uiPriority w:val="99"/>
     <w:pPr>
       <w:pBdr/>
@@ -28231,9 +30624,9 @@
       </w:tcPr>
     </w:tblStylePr>
   </w:style>
-  <w:style w:type="table" w:styleId="58">
+  <w:style w:type="table" w:styleId="908">
     <w:name w:val="Grid Table 6 Colorful - Accent 4"/>
-    <w:basedOn w:val="860"/>
+    <w:basedOn w:val="1042"/>
     <w:uiPriority w:val="99"/>
     <w:pPr>
       <w:pBdr/>
@@ -28461,9 +30854,9 @@
       </w:tcPr>
     </w:tblStylePr>
   </w:style>
-  <w:style w:type="table" w:styleId="59">
+  <w:style w:type="table" w:styleId="909">
     <w:name w:val="Grid Table 6 Colorful - Accent 5"/>
-    <w:basedOn w:val="860"/>
+    <w:basedOn w:val="1042"/>
     <w:uiPriority w:val="99"/>
     <w:pPr>
       <w:pBdr/>
@@ -28691,9 +31084,9 @@
       </w:tcPr>
     </w:tblStylePr>
   </w:style>
-  <w:style w:type="table" w:styleId="60">
+  <w:style w:type="table" w:styleId="910">
     <w:name w:val="Grid Table 6 Colorful - Accent 6"/>
-    <w:basedOn w:val="860"/>
+    <w:basedOn w:val="1042"/>
     <w:uiPriority w:val="99"/>
     <w:pPr>
       <w:pBdr/>
@@ -28921,9 +31314,9 @@
       </w:tcPr>
     </w:tblStylePr>
   </w:style>
-  <w:style w:type="table" w:styleId="61">
+  <w:style w:type="table" w:styleId="911">
     <w:name w:val="Grid Table 7 Colorful"/>
-    <w:basedOn w:val="860"/>
+    <w:basedOn w:val="1042"/>
     <w:uiPriority w:val="99"/>
     <w:pPr>
       <w:pBdr/>
@@ -29025,11 +31418,11 @@
         <w:tblBorders/>
       </w:tblPr>
       <w:tcPr>
-        <w:shd w:color="ffffff"/>
+        <w:shd w:val="clear" w:color="ffffff"/>
         <w:tcBorders>
-          <w:top w:val="none"/>
-          <w:left w:val="none"/>
-          <w:bottom w:val="none"/>
+          <w:top w:val="none" w:color="000000" w:sz="4" w:space="0"/>
+          <w:left w:val="none" w:color="000000" w:sz="4" w:space="0"/>
+          <w:bottom w:val="none" w:color="000000" w:sz="4" w:space="0"/>
           <w:right w:val="single" w:color="000000" w:themeColor="text1" w:themeTint="80" w:sz="4" w:space="0"/>
         </w:tcBorders>
       </w:tcPr>
@@ -29052,10 +31445,10 @@
       <w:tcPr>
         <w:shd w:val="clear" w:color="ffffff" w:themeColor="light1" w:fill="ffffff" w:themeFill="light1"/>
         <w:tcBorders>
-          <w:top w:val="none"/>
-          <w:left w:val="none"/>
+          <w:top w:val="none" w:color="000000" w:sz="4" w:space="0"/>
+          <w:left w:val="none" w:color="000000" w:sz="4" w:space="0"/>
           <w:bottom w:val="single" w:color="000000" w:themeColor="text1" w:themeTint="80" w:sz="4" w:space="0"/>
-          <w:right w:val="none"/>
+          <w:right w:val="none" w:color="000000" w:sz="4" w:space="0"/>
         </w:tcBorders>
       </w:tcPr>
     </w:tblStylePr>
@@ -29075,12 +31468,12 @@
         <w:tblBorders/>
       </w:tblPr>
       <w:tcPr>
-        <w:shd w:color="ffffff"/>
+        <w:shd w:val="clear" w:color="ffffff"/>
         <w:tcBorders>
-          <w:top w:val="none"/>
+          <w:top w:val="none" w:color="000000" w:sz="4" w:space="0"/>
           <w:left w:val="single" w:color="000000" w:themeColor="text1" w:themeTint="80" w:sz="4" w:space="0"/>
-          <w:bottom w:val="none"/>
-          <w:right w:val="none"/>
+          <w:bottom w:val="none" w:color="000000" w:sz="4" w:space="0"/>
+          <w:right w:val="none" w:color="000000" w:sz="4" w:space="0"/>
         </w:tcBorders>
       </w:tcPr>
     </w:tblStylePr>
@@ -29103,9 +31496,9 @@
         <w:shd w:val="clear" w:color="ffffff" w:themeColor="light1" w:fill="ffffff" w:themeFill="light1"/>
         <w:tcBorders>
           <w:top w:val="single" w:color="000000" w:themeColor="text1" w:themeTint="80" w:sz="4" w:space="0"/>
-          <w:left w:val="none"/>
-          <w:bottom w:val="none"/>
-          <w:right w:val="none"/>
+          <w:left w:val="none" w:color="000000" w:sz="4" w:space="0"/>
+          <w:bottom w:val="none" w:color="000000" w:sz="4" w:space="0"/>
+          <w:right w:val="none" w:color="000000" w:sz="4" w:space="0"/>
         </w:tcBorders>
       </w:tcPr>
     </w:tblStylePr>
@@ -29175,9 +31568,9 @@
       </w:tcPr>
     </w:tblStylePr>
   </w:style>
-  <w:style w:type="table" w:styleId="62">
+  <w:style w:type="table" w:styleId="912">
     <w:name w:val="Grid Table 7 Colorful - Accent 1"/>
-    <w:basedOn w:val="860"/>
+    <w:basedOn w:val="1042"/>
     <w:uiPriority w:val="99"/>
     <w:pPr>
       <w:pBdr/>
@@ -29279,11 +31672,11 @@
         <w:tblBorders/>
       </w:tblPr>
       <w:tcPr>
-        <w:shd w:color="ffffff"/>
+        <w:shd w:val="clear" w:color="ffffff"/>
         <w:tcBorders>
-          <w:top w:val="none"/>
-          <w:left w:val="none"/>
-          <w:bottom w:val="none"/>
+          <w:top w:val="none" w:color="000000" w:sz="4" w:space="0"/>
+          <w:left w:val="none" w:color="000000" w:sz="4" w:space="0"/>
+          <w:bottom w:val="none" w:color="000000" w:sz="4" w:space="0"/>
           <w:right w:val="single" w:color="000000" w:themeColor="accent1" w:themeTint="80" w:sz="4" w:space="0"/>
         </w:tcBorders>
       </w:tcPr>
@@ -29306,10 +31699,10 @@
       <w:tcPr>
         <w:shd w:val="clear" w:color="ffffff" w:themeColor="light1" w:fill="ffffff" w:themeFill="light1"/>
         <w:tcBorders>
-          <w:top w:val="none"/>
-          <w:left w:val="none"/>
+          <w:top w:val="none" w:color="000000" w:sz="4" w:space="0"/>
+          <w:left w:val="none" w:color="000000" w:sz="4" w:space="0"/>
           <w:bottom w:val="single" w:color="000000" w:themeColor="accent1" w:themeTint="80" w:sz="4" w:space="0"/>
-          <w:right w:val="none"/>
+          <w:right w:val="none" w:color="000000" w:sz="4" w:space="0"/>
         </w:tcBorders>
       </w:tcPr>
     </w:tblStylePr>
@@ -29329,12 +31722,12 @@
         <w:tblBorders/>
       </w:tblPr>
       <w:tcPr>
-        <w:shd w:color="ffffff"/>
+        <w:shd w:val="clear" w:color="ffffff"/>
         <w:tcBorders>
-          <w:top w:val="none"/>
+          <w:top w:val="none" w:color="000000" w:sz="4" w:space="0"/>
           <w:left w:val="single" w:color="000000" w:themeColor="accent1" w:themeTint="80" w:sz="4" w:space="0"/>
-          <w:bottom w:val="none"/>
-          <w:right w:val="none"/>
+          <w:bottom w:val="none" w:color="000000" w:sz="4" w:space="0"/>
+          <w:right w:val="none" w:color="000000" w:sz="4" w:space="0"/>
         </w:tcBorders>
       </w:tcPr>
     </w:tblStylePr>
@@ -29357,9 +31750,9 @@
         <w:shd w:val="clear" w:color="ffffff" w:themeColor="light1" w:fill="ffffff" w:themeFill="light1"/>
         <w:tcBorders>
           <w:top w:val="single" w:color="000000" w:themeColor="accent1" w:themeTint="80" w:sz="4" w:space="0"/>
-          <w:left w:val="none"/>
-          <w:bottom w:val="none"/>
-          <w:right w:val="none"/>
+          <w:left w:val="none" w:color="000000" w:sz="4" w:space="0"/>
+          <w:bottom w:val="none" w:color="000000" w:sz="4" w:space="0"/>
+          <w:right w:val="none" w:color="000000" w:sz="4" w:space="0"/>
         </w:tcBorders>
       </w:tcPr>
     </w:tblStylePr>
@@ -29429,9 +31822,9 @@
       </w:tcPr>
     </w:tblStylePr>
   </w:style>
-  <w:style w:type="table" w:styleId="63">
+  <w:style w:type="table" w:styleId="913">
     <w:name w:val="Grid Table 7 Colorful - Accent 2"/>
-    <w:basedOn w:val="860"/>
+    <w:basedOn w:val="1042"/>
     <w:uiPriority w:val="99"/>
     <w:pPr>
       <w:pBdr/>
@@ -29533,11 +31926,11 @@
         <w:tblBorders/>
       </w:tblPr>
       <w:tcPr>
-        <w:shd w:color="ffffff"/>
+        <w:shd w:val="clear" w:color="ffffff"/>
         <w:tcBorders>
-          <w:top w:val="none"/>
-          <w:left w:val="none"/>
-          <w:bottom w:val="none"/>
+          <w:top w:val="none" w:color="000000" w:sz="4" w:space="0"/>
+          <w:left w:val="none" w:color="000000" w:sz="4" w:space="0"/>
+          <w:bottom w:val="none" w:color="000000" w:sz="4" w:space="0"/>
           <w:right w:val="single" w:color="000000" w:themeColor="accent2" w:themeTint="97" w:sz="4" w:space="0"/>
         </w:tcBorders>
       </w:tcPr>
@@ -29560,10 +31953,10 @@
       <w:tcPr>
         <w:shd w:val="clear" w:color="ffffff" w:themeColor="light1" w:fill="ffffff" w:themeFill="light1"/>
         <w:tcBorders>
-          <w:top w:val="none"/>
-          <w:left w:val="none"/>
+          <w:top w:val="none" w:color="000000" w:sz="4" w:space="0"/>
+          <w:left w:val="none" w:color="000000" w:sz="4" w:space="0"/>
           <w:bottom w:val="single" w:color="000000" w:themeColor="accent2" w:themeTint="97" w:sz="4" w:space="0"/>
-          <w:right w:val="none"/>
+          <w:right w:val="none" w:color="000000" w:sz="4" w:space="0"/>
         </w:tcBorders>
       </w:tcPr>
     </w:tblStylePr>
@@ -29583,12 +31976,12 @@
         <w:tblBorders/>
       </w:tblPr>
       <w:tcPr>
-        <w:shd w:color="ffffff"/>
+        <w:shd w:val="clear" w:color="ffffff"/>
         <w:tcBorders>
-          <w:top w:val="none"/>
+          <w:top w:val="none" w:color="000000" w:sz="4" w:space="0"/>
           <w:left w:val="single" w:color="000000" w:themeColor="accent2" w:themeTint="97" w:sz="4" w:space="0"/>
-          <w:bottom w:val="none"/>
-          <w:right w:val="none"/>
+          <w:bottom w:val="none" w:color="000000" w:sz="4" w:space="0"/>
+          <w:right w:val="none" w:color="000000" w:sz="4" w:space="0"/>
         </w:tcBorders>
       </w:tcPr>
     </w:tblStylePr>
@@ -29611,9 +32004,9 @@
         <w:shd w:val="clear" w:color="ffffff" w:themeColor="light1" w:fill="ffffff" w:themeFill="light1"/>
         <w:tcBorders>
           <w:top w:val="single" w:color="000000" w:themeColor="accent2" w:themeTint="97" w:sz="4" w:space="0"/>
-          <w:left w:val="none"/>
-          <w:bottom w:val="none"/>
-          <w:right w:val="none"/>
+          <w:left w:val="none" w:color="000000" w:sz="4" w:space="0"/>
+          <w:bottom w:val="none" w:color="000000" w:sz="4" w:space="0"/>
+          <w:right w:val="none" w:color="000000" w:sz="4" w:space="0"/>
         </w:tcBorders>
       </w:tcPr>
     </w:tblStylePr>
@@ -29683,9 +32076,9 @@
       </w:tcPr>
     </w:tblStylePr>
   </w:style>
-  <w:style w:type="table" w:styleId="64">
+  <w:style w:type="table" w:styleId="914">
     <w:name w:val="Grid Table 7 Colorful - Accent 3"/>
-    <w:basedOn w:val="860"/>
+    <w:basedOn w:val="1042"/>
     <w:uiPriority w:val="99"/>
     <w:pPr>
       <w:pBdr/>
@@ -29787,11 +32180,11 @@
         <w:tblBorders/>
       </w:tblPr>
       <w:tcPr>
-        <w:shd w:color="ffffff"/>
+        <w:shd w:val="clear" w:color="ffffff"/>
         <w:tcBorders>
-          <w:top w:val="none"/>
-          <w:left w:val="none"/>
-          <w:bottom w:val="none"/>
+          <w:top w:val="none" w:color="000000" w:sz="4" w:space="0"/>
+          <w:left w:val="none" w:color="000000" w:sz="4" w:space="0"/>
+          <w:bottom w:val="none" w:color="000000" w:sz="4" w:space="0"/>
           <w:right w:val="single" w:color="000000" w:themeColor="accent3" w:themeTint="FE" w:sz="4" w:space="0"/>
         </w:tcBorders>
       </w:tcPr>
@@ -29814,10 +32207,10 @@
       <w:tcPr>
         <w:shd w:val="clear" w:color="ffffff" w:themeColor="light1" w:fill="ffffff" w:themeFill="light1"/>
         <w:tcBorders>
-          <w:top w:val="none"/>
-          <w:left w:val="none"/>
+          <w:top w:val="none" w:color="000000" w:sz="4" w:space="0"/>
+          <w:left w:val="none" w:color="000000" w:sz="4" w:space="0"/>
           <w:bottom w:val="single" w:color="000000" w:themeColor="accent3" w:themeTint="FE" w:sz="4" w:space="0"/>
-          <w:right w:val="none"/>
+          <w:right w:val="none" w:color="000000" w:sz="4" w:space="0"/>
         </w:tcBorders>
       </w:tcPr>
     </w:tblStylePr>
@@ -29837,12 +32230,12 @@
         <w:tblBorders/>
       </w:tblPr>
       <w:tcPr>
-        <w:shd w:color="ffffff"/>
+        <w:shd w:val="clear" w:color="ffffff"/>
         <w:tcBorders>
-          <w:top w:val="none"/>
+          <w:top w:val="none" w:color="000000" w:sz="4" w:space="0"/>
           <w:left w:val="single" w:color="000000" w:themeColor="accent3" w:themeTint="FE" w:sz="4" w:space="0"/>
-          <w:bottom w:val="none"/>
-          <w:right w:val="none"/>
+          <w:bottom w:val="none" w:color="000000" w:sz="4" w:space="0"/>
+          <w:right w:val="none" w:color="000000" w:sz="4" w:space="0"/>
         </w:tcBorders>
       </w:tcPr>
     </w:tblStylePr>
@@ -29865,9 +32258,9 @@
         <w:shd w:val="clear" w:color="ffffff" w:themeColor="light1" w:fill="ffffff" w:themeFill="light1"/>
         <w:tcBorders>
           <w:top w:val="single" w:color="000000" w:themeColor="accent3" w:themeTint="FE" w:sz="4" w:space="0"/>
-          <w:left w:val="none"/>
-          <w:bottom w:val="none"/>
-          <w:right w:val="none"/>
+          <w:left w:val="none" w:color="000000" w:sz="4" w:space="0"/>
+          <w:bottom w:val="none" w:color="000000" w:sz="4" w:space="0"/>
+          <w:right w:val="none" w:color="000000" w:sz="4" w:space="0"/>
         </w:tcBorders>
       </w:tcPr>
     </w:tblStylePr>
@@ -29937,9 +32330,9 @@
       </w:tcPr>
     </w:tblStylePr>
   </w:style>
-  <w:style w:type="table" w:styleId="65">
+  <w:style w:type="table" w:styleId="915">
     <w:name w:val="Grid Table 7 Colorful - Accent 4"/>
-    <w:basedOn w:val="860"/>
+    <w:basedOn w:val="1042"/>
     <w:uiPriority w:val="99"/>
     <w:pPr>
       <w:pBdr/>
@@ -30041,11 +32434,11 @@
         <w:tblBorders/>
       </w:tblPr>
       <w:tcPr>
-        <w:shd w:color="ffffff"/>
+        <w:shd w:val="clear" w:color="ffffff"/>
         <w:tcBorders>
-          <w:top w:val="none"/>
-          <w:left w:val="none"/>
-          <w:bottom w:val="none"/>
+          <w:top w:val="none" w:color="000000" w:sz="4" w:space="0"/>
+          <w:left w:val="none" w:color="000000" w:sz="4" w:space="0"/>
+          <w:bottom w:val="none" w:color="000000" w:sz="4" w:space="0"/>
           <w:right w:val="single" w:color="000000" w:themeColor="accent4" w:themeTint="9A" w:sz="4" w:space="0"/>
         </w:tcBorders>
       </w:tcPr>
@@ -30068,10 +32461,10 @@
       <w:tcPr>
         <w:shd w:val="clear" w:color="ffffff" w:themeColor="light1" w:fill="ffffff" w:themeFill="light1"/>
         <w:tcBorders>
-          <w:top w:val="none"/>
-          <w:left w:val="none"/>
+          <w:top w:val="none" w:color="000000" w:sz="4" w:space="0"/>
+          <w:left w:val="none" w:color="000000" w:sz="4" w:space="0"/>
           <w:bottom w:val="single" w:color="000000" w:themeColor="accent4" w:themeTint="9A" w:sz="4" w:space="0"/>
-          <w:right w:val="none"/>
+          <w:right w:val="none" w:color="000000" w:sz="4" w:space="0"/>
         </w:tcBorders>
       </w:tcPr>
     </w:tblStylePr>
@@ -30091,12 +32484,12 @@
         <w:tblBorders/>
       </w:tblPr>
       <w:tcPr>
-        <w:shd w:color="ffffff"/>
+        <w:shd w:val="clear" w:color="ffffff"/>
         <w:tcBorders>
-          <w:top w:val="none"/>
+          <w:top w:val="none" w:color="000000" w:sz="4" w:space="0"/>
           <w:left w:val="single" w:color="000000" w:themeColor="accent4" w:themeTint="9A" w:sz="4" w:space="0"/>
-          <w:bottom w:val="none"/>
-          <w:right w:val="none"/>
+          <w:bottom w:val="none" w:color="000000" w:sz="4" w:space="0"/>
+          <w:right w:val="none" w:color="000000" w:sz="4" w:space="0"/>
         </w:tcBorders>
       </w:tcPr>
     </w:tblStylePr>
@@ -30119,9 +32512,9 @@
         <w:shd w:val="clear" w:color="ffffff" w:themeColor="light1" w:fill="ffffff" w:themeFill="light1"/>
         <w:tcBorders>
           <w:top w:val="single" w:color="000000" w:themeColor="accent4" w:themeTint="9A" w:sz="4" w:space="0"/>
-          <w:left w:val="none"/>
-          <w:bottom w:val="none"/>
-          <w:right w:val="none"/>
+          <w:left w:val="none" w:color="000000" w:sz="4" w:space="0"/>
+          <w:bottom w:val="none" w:color="000000" w:sz="4" w:space="0"/>
+          <w:right w:val="none" w:color="000000" w:sz="4" w:space="0"/>
         </w:tcBorders>
       </w:tcPr>
     </w:tblStylePr>
@@ -30191,9 +32584,9 @@
       </w:tcPr>
     </w:tblStylePr>
   </w:style>
-  <w:style w:type="table" w:styleId="66">
+  <w:style w:type="table" w:styleId="916">
     <w:name w:val="Grid Table 7 Colorful - Accent 5"/>
-    <w:basedOn w:val="860"/>
+    <w:basedOn w:val="1042"/>
     <w:uiPriority w:val="99"/>
     <w:pPr>
       <w:pBdr/>
@@ -30295,11 +32688,11 @@
         <w:tblBorders/>
       </w:tblPr>
       <w:tcPr>
-        <w:shd w:color="ffffff"/>
+        <w:shd w:val="clear" w:color="ffffff"/>
         <w:tcBorders>
-          <w:top w:val="none"/>
-          <w:left w:val="none"/>
-          <w:bottom w:val="none"/>
+          <w:top w:val="none" w:color="000000" w:sz="4" w:space="0"/>
+          <w:left w:val="none" w:color="000000" w:sz="4" w:space="0"/>
+          <w:bottom w:val="none" w:color="000000" w:sz="4" w:space="0"/>
           <w:right w:val="single" w:color="000000" w:themeColor="accent5" w:themeTint="90" w:sz="4" w:space="0"/>
         </w:tcBorders>
       </w:tcPr>
@@ -30322,10 +32715,10 @@
       <w:tcPr>
         <w:shd w:val="clear" w:color="ffffff" w:themeColor="light1" w:fill="ffffff" w:themeFill="light1"/>
         <w:tcBorders>
-          <w:top w:val="none"/>
-          <w:left w:val="none"/>
+          <w:top w:val="none" w:color="000000" w:sz="4" w:space="0"/>
+          <w:left w:val="none" w:color="000000" w:sz="4" w:space="0"/>
           <w:bottom w:val="single" w:color="000000" w:themeColor="accent5" w:themeTint="90" w:sz="4" w:space="0"/>
-          <w:right w:val="none"/>
+          <w:right w:val="none" w:color="000000" w:sz="4" w:space="0"/>
         </w:tcBorders>
       </w:tcPr>
     </w:tblStylePr>
@@ -30345,12 +32738,12 @@
         <w:tblBorders/>
       </w:tblPr>
       <w:tcPr>
-        <w:shd w:color="ffffff"/>
+        <w:shd w:val="clear" w:color="ffffff"/>
         <w:tcBorders>
-          <w:top w:val="none"/>
+          <w:top w:val="none" w:color="000000" w:sz="4" w:space="0"/>
           <w:left w:val="single" w:color="000000" w:themeColor="accent5" w:themeTint="90" w:sz="4" w:space="0"/>
-          <w:bottom w:val="none"/>
-          <w:right w:val="none"/>
+          <w:bottom w:val="none" w:color="000000" w:sz="4" w:space="0"/>
+          <w:right w:val="none" w:color="000000" w:sz="4" w:space="0"/>
         </w:tcBorders>
       </w:tcPr>
     </w:tblStylePr>
@@ -30373,9 +32766,9 @@
         <w:shd w:val="clear" w:color="ffffff" w:themeColor="light1" w:fill="ffffff" w:themeFill="light1"/>
         <w:tcBorders>
           <w:top w:val="single" w:color="000000" w:themeColor="accent5" w:themeTint="90" w:sz="4" w:space="0"/>
-          <w:left w:val="none"/>
-          <w:bottom w:val="none"/>
-          <w:right w:val="none"/>
+          <w:left w:val="none" w:color="000000" w:sz="4" w:space="0"/>
+          <w:bottom w:val="none" w:color="000000" w:sz="4" w:space="0"/>
+          <w:right w:val="none" w:color="000000" w:sz="4" w:space="0"/>
         </w:tcBorders>
       </w:tcPr>
     </w:tblStylePr>
@@ -30445,9 +32838,9 @@
       </w:tcPr>
     </w:tblStylePr>
   </w:style>
-  <w:style w:type="table" w:styleId="67">
+  <w:style w:type="table" w:styleId="917">
     <w:name w:val="Grid Table 7 Colorful - Accent 6"/>
-    <w:basedOn w:val="860"/>
+    <w:basedOn w:val="1042"/>
     <w:uiPriority w:val="99"/>
     <w:pPr>
       <w:pBdr/>
@@ -30549,11 +32942,11 @@
         <w:tblBorders/>
       </w:tblPr>
       <w:tcPr>
-        <w:shd w:color="ffffff"/>
+        <w:shd w:val="clear" w:color="ffffff"/>
         <w:tcBorders>
-          <w:top w:val="none"/>
-          <w:left w:val="none"/>
-          <w:bottom w:val="none"/>
+          <w:top w:val="none" w:color="000000" w:sz="4" w:space="0"/>
+          <w:left w:val="none" w:color="000000" w:sz="4" w:space="0"/>
+          <w:bottom w:val="none" w:color="000000" w:sz="4" w:space="0"/>
           <w:right w:val="single" w:color="000000" w:themeColor="accent6" w:themeTint="90" w:sz="4" w:space="0"/>
         </w:tcBorders>
       </w:tcPr>
@@ -30576,10 +32969,10 @@
       <w:tcPr>
         <w:shd w:val="clear" w:color="ffffff" w:themeColor="light1" w:fill="ffffff" w:themeFill="light1"/>
         <w:tcBorders>
-          <w:top w:val="none"/>
-          <w:left w:val="none"/>
+          <w:top w:val="none" w:color="000000" w:sz="4" w:space="0"/>
+          <w:left w:val="none" w:color="000000" w:sz="4" w:space="0"/>
           <w:bottom w:val="single" w:color="000000" w:themeColor="accent6" w:themeTint="90" w:sz="4" w:space="0"/>
-          <w:right w:val="none"/>
+          <w:right w:val="none" w:color="000000" w:sz="4" w:space="0"/>
         </w:tcBorders>
       </w:tcPr>
     </w:tblStylePr>
@@ -30599,12 +32992,12 @@
         <w:tblBorders/>
       </w:tblPr>
       <w:tcPr>
-        <w:shd w:color="ffffff"/>
+        <w:shd w:val="clear" w:color="ffffff"/>
         <w:tcBorders>
-          <w:top w:val="none"/>
+          <w:top w:val="none" w:color="000000" w:sz="4" w:space="0"/>
           <w:left w:val="single" w:color="000000" w:themeColor="accent6" w:themeTint="90" w:sz="4" w:space="0"/>
-          <w:bottom w:val="none"/>
-          <w:right w:val="none"/>
+          <w:bottom w:val="none" w:color="000000" w:sz="4" w:space="0"/>
+          <w:right w:val="none" w:color="000000" w:sz="4" w:space="0"/>
         </w:tcBorders>
       </w:tcPr>
     </w:tblStylePr>
@@ -30627,9 +33020,9 @@
         <w:shd w:val="clear" w:color="ffffff" w:themeColor="light1" w:fill="ffffff" w:themeFill="light1"/>
         <w:tcBorders>
           <w:top w:val="single" w:color="000000" w:themeColor="accent6" w:themeTint="90" w:sz="4" w:space="0"/>
-          <w:left w:val="none"/>
-          <w:bottom w:val="none"/>
-          <w:right w:val="none"/>
+          <w:left w:val="none" w:color="000000" w:sz="4" w:space="0"/>
+          <w:bottom w:val="none" w:color="000000" w:sz="4" w:space="0"/>
+          <w:right w:val="none" w:color="000000" w:sz="4" w:space="0"/>
         </w:tcBorders>
       </w:tcPr>
     </w:tblStylePr>
@@ -30699,9 +33092,9 @@
       </w:tcPr>
     </w:tblStylePr>
   </w:style>
-  <w:style w:type="table" w:styleId="68">
+  <w:style w:type="table" w:styleId="918">
     <w:name w:val="List Table 1 Light"/>
-    <w:basedOn w:val="860"/>
+    <w:basedOn w:val="1042"/>
     <w:uiPriority w:val="99"/>
     <w:pPr>
       <w:pBdr/>
@@ -30915,9 +33308,9 @@
       </w:tcPr>
     </w:tblStylePr>
   </w:style>
-  <w:style w:type="table" w:styleId="69">
+  <w:style w:type="table" w:styleId="919">
     <w:name w:val="List Table 1 Light - Accent 1"/>
-    <w:basedOn w:val="860"/>
+    <w:basedOn w:val="1042"/>
     <w:uiPriority w:val="99"/>
     <w:pPr>
       <w:pBdr/>
@@ -31131,9 +33524,9 @@
       </w:tcPr>
     </w:tblStylePr>
   </w:style>
-  <w:style w:type="table" w:styleId="70">
+  <w:style w:type="table" w:styleId="920">
     <w:name w:val="List Table 1 Light - Accent 2"/>
-    <w:basedOn w:val="860"/>
+    <w:basedOn w:val="1042"/>
     <w:uiPriority w:val="99"/>
     <w:pPr>
       <w:pBdr/>
@@ -31347,9 +33740,9 @@
       </w:tcPr>
     </w:tblStylePr>
   </w:style>
-  <w:style w:type="table" w:styleId="71">
+  <w:style w:type="table" w:styleId="921">
     <w:name w:val="List Table 1 Light - Accent 3"/>
-    <w:basedOn w:val="860"/>
+    <w:basedOn w:val="1042"/>
     <w:uiPriority w:val="99"/>
     <w:pPr>
       <w:pBdr/>
@@ -31563,9 +33956,9 @@
       </w:tcPr>
     </w:tblStylePr>
   </w:style>
-  <w:style w:type="table" w:styleId="72">
+  <w:style w:type="table" w:styleId="922">
     <w:name w:val="List Table 1 Light - Accent 4"/>
-    <w:basedOn w:val="860"/>
+    <w:basedOn w:val="1042"/>
     <w:uiPriority w:val="99"/>
     <w:pPr>
       <w:pBdr/>
@@ -31779,9 +34172,9 @@
       </w:tcPr>
     </w:tblStylePr>
   </w:style>
-  <w:style w:type="table" w:styleId="73">
+  <w:style w:type="table" w:styleId="923">
     <w:name w:val="List Table 1 Light - Accent 5"/>
-    <w:basedOn w:val="860"/>
+    <w:basedOn w:val="1042"/>
     <w:uiPriority w:val="99"/>
     <w:pPr>
       <w:pBdr/>
@@ -31995,9 +34388,9 @@
       </w:tcPr>
     </w:tblStylePr>
   </w:style>
-  <w:style w:type="table" w:styleId="74">
+  <w:style w:type="table" w:styleId="924">
     <w:name w:val="List Table 1 Light - Accent 6"/>
-    <w:basedOn w:val="860"/>
+    <w:basedOn w:val="1042"/>
     <w:uiPriority w:val="99"/>
     <w:pPr>
       <w:pBdr/>
@@ -32211,9 +34604,9 @@
       </w:tcPr>
     </w:tblStylePr>
   </w:style>
-  <w:style w:type="table" w:styleId="75">
+  <w:style w:type="table" w:styleId="925">
     <w:name w:val="List Table 2"/>
-    <w:basedOn w:val="860"/>
+    <w:basedOn w:val="1042"/>
     <w:uiPriority w:val="99"/>
     <w:pPr>
       <w:pBdr/>
@@ -32449,9 +34842,9 @@
       </w:tcPr>
     </w:tblStylePr>
   </w:style>
-  <w:style w:type="table" w:styleId="76">
+  <w:style w:type="table" w:styleId="926">
     <w:name w:val="List Table 2 - Accent 1"/>
-    <w:basedOn w:val="860"/>
+    <w:basedOn w:val="1042"/>
     <w:uiPriority w:val="99"/>
     <w:pPr>
       <w:pBdr/>
@@ -32687,9 +35080,9 @@
       </w:tcPr>
     </w:tblStylePr>
   </w:style>
-  <w:style w:type="table" w:styleId="77">
+  <w:style w:type="table" w:styleId="927">
     <w:name w:val="List Table 2 - Accent 2"/>
-    <w:basedOn w:val="860"/>
+    <w:basedOn w:val="1042"/>
     <w:uiPriority w:val="99"/>
     <w:pPr>
       <w:pBdr/>
@@ -32925,9 +35318,9 @@
       </w:tcPr>
     </w:tblStylePr>
   </w:style>
-  <w:style w:type="table" w:styleId="78">
+  <w:style w:type="table" w:styleId="928">
     <w:name w:val="List Table 2 - Accent 3"/>
-    <w:basedOn w:val="860"/>
+    <w:basedOn w:val="1042"/>
     <w:uiPriority w:val="99"/>
     <w:pPr>
       <w:pBdr/>
@@ -33163,9 +35556,9 @@
       </w:tcPr>
     </w:tblStylePr>
   </w:style>
-  <w:style w:type="table" w:styleId="79">
+  <w:style w:type="table" w:styleId="929">
     <w:name w:val="List Table 2 - Accent 4"/>
-    <w:basedOn w:val="860"/>
+    <w:basedOn w:val="1042"/>
     <w:uiPriority w:val="99"/>
     <w:pPr>
       <w:pBdr/>
@@ -33401,9 +35794,9 @@
       </w:tcPr>
     </w:tblStylePr>
   </w:style>
-  <w:style w:type="table" w:styleId="80">
+  <w:style w:type="table" w:styleId="930">
     <w:name w:val="List Table 2 - Accent 5"/>
-    <w:basedOn w:val="860"/>
+    <w:basedOn w:val="1042"/>
     <w:uiPriority w:val="99"/>
     <w:pPr>
       <w:pBdr/>
@@ -33639,9 +36032,9 @@
       </w:tcPr>
     </w:tblStylePr>
   </w:style>
-  <w:style w:type="table" w:styleId="81">
+  <w:style w:type="table" w:styleId="931">
     <w:name w:val="List Table 2 - Accent 6"/>
-    <w:basedOn w:val="860"/>
+    <w:basedOn w:val="1042"/>
     <w:uiPriority w:val="99"/>
     <w:pPr>
       <w:pBdr/>
@@ -33877,9 +36270,9 @@
       </w:tcPr>
     </w:tblStylePr>
   </w:style>
-  <w:style w:type="table" w:styleId="82">
+  <w:style w:type="table" w:styleId="932">
     <w:name w:val="List Table 3"/>
-    <w:basedOn w:val="860"/>
+    <w:basedOn w:val="1042"/>
     <w:uiPriority w:val="99"/>
     <w:pPr>
       <w:pBdr/>
@@ -34105,9 +36498,9 @@
       </w:tcPr>
     </w:tblStylePr>
   </w:style>
-  <w:style w:type="table" w:styleId="83">
+  <w:style w:type="table" w:styleId="933">
     <w:name w:val="List Table 3 - Accent 1"/>
-    <w:basedOn w:val="860"/>
+    <w:basedOn w:val="1042"/>
     <w:uiPriority w:val="99"/>
     <w:pPr>
       <w:pBdr/>
@@ -34333,9 +36726,9 @@
       </w:tcPr>
     </w:tblStylePr>
   </w:style>
-  <w:style w:type="table" w:styleId="84">
+  <w:style w:type="table" w:styleId="934">
     <w:name w:val="List Table 3 - Accent 2"/>
-    <w:basedOn w:val="860"/>
+    <w:basedOn w:val="1042"/>
     <w:uiPriority w:val="99"/>
     <w:pPr>
       <w:pBdr/>
@@ -34561,9 +36954,9 @@
       </w:tcPr>
     </w:tblStylePr>
   </w:style>
-  <w:style w:type="table" w:styleId="85">
+  <w:style w:type="table" w:styleId="935">
     <w:name w:val="List Table 3 - Accent 3"/>
-    <w:basedOn w:val="860"/>
+    <w:basedOn w:val="1042"/>
     <w:uiPriority w:val="99"/>
     <w:pPr>
       <w:pBdr/>
@@ -34789,9 +37182,9 @@
       </w:tcPr>
     </w:tblStylePr>
   </w:style>
-  <w:style w:type="table" w:styleId="86">
+  <w:style w:type="table" w:styleId="936">
     <w:name w:val="List Table 3 - Accent 4"/>
-    <w:basedOn w:val="860"/>
+    <w:basedOn w:val="1042"/>
     <w:uiPriority w:val="99"/>
     <w:pPr>
       <w:pBdr/>
@@ -35017,9 +37410,9 @@
       </w:tcPr>
     </w:tblStylePr>
   </w:style>
-  <w:style w:type="table" w:styleId="87">
+  <w:style w:type="table" w:styleId="937">
     <w:name w:val="List Table 3 - Accent 5"/>
-    <w:basedOn w:val="860"/>
+    <w:basedOn w:val="1042"/>
     <w:uiPriority w:val="99"/>
     <w:pPr>
       <w:pBdr/>
@@ -35245,9 +37638,9 @@
       </w:tcPr>
     </w:tblStylePr>
   </w:style>
-  <w:style w:type="table" w:styleId="88">
+  <w:style w:type="table" w:styleId="938">
     <w:name w:val="List Table 3 - Accent 6"/>
-    <w:basedOn w:val="860"/>
+    <w:basedOn w:val="1042"/>
     <w:uiPriority w:val="99"/>
     <w:pPr>
       <w:pBdr/>
@@ -35473,9 +37866,9 @@
       </w:tcPr>
     </w:tblStylePr>
   </w:style>
-  <w:style w:type="table" w:styleId="89">
+  <w:style w:type="table" w:styleId="939">
     <w:name w:val="List Table 4"/>
-    <w:basedOn w:val="860"/>
+    <w:basedOn w:val="1042"/>
     <w:uiPriority w:val="99"/>
     <w:pPr>
       <w:pBdr/>
@@ -35698,9 +38091,9 @@
       </w:tcPr>
     </w:tblStylePr>
   </w:style>
-  <w:style w:type="table" w:styleId="90">
+  <w:style w:type="table" w:styleId="940">
     <w:name w:val="List Table 4 - Accent 1"/>
-    <w:basedOn w:val="860"/>
+    <w:basedOn w:val="1042"/>
     <w:uiPriority w:val="99"/>
     <w:pPr>
       <w:pBdr/>
@@ -35923,9 +38316,9 @@
       </w:tcPr>
     </w:tblStylePr>
   </w:style>
-  <w:style w:type="table" w:styleId="91">
+  <w:style w:type="table" w:styleId="941">
     <w:name w:val="List Table 4 - Accent 2"/>
-    <w:basedOn w:val="860"/>
+    <w:basedOn w:val="1042"/>
     <w:uiPriority w:val="99"/>
     <w:pPr>
       <w:pBdr/>
@@ -36148,9 +38541,9 @@
       </w:tcPr>
     </w:tblStylePr>
   </w:style>
-  <w:style w:type="table" w:styleId="92">
+  <w:style w:type="table" w:styleId="942">
     <w:name w:val="List Table 4 - Accent 3"/>
-    <w:basedOn w:val="860"/>
+    <w:basedOn w:val="1042"/>
     <w:uiPriority w:val="99"/>
     <w:pPr>
       <w:pBdr/>
@@ -36373,9 +38766,9 @@
       </w:tcPr>
     </w:tblStylePr>
   </w:style>
-  <w:style w:type="table" w:styleId="93">
+  <w:style w:type="table" w:styleId="943">
     <w:name w:val="List Table 4 - Accent 4"/>
-    <w:basedOn w:val="860"/>
+    <w:basedOn w:val="1042"/>
     <w:uiPriority w:val="99"/>
     <w:pPr>
       <w:pBdr/>
@@ -36598,9 +38991,9 @@
       </w:tcPr>
     </w:tblStylePr>
   </w:style>
-  <w:style w:type="table" w:styleId="94">
+  <w:style w:type="table" w:styleId="944">
     <w:name w:val="List Table 4 - Accent 5"/>
-    <w:basedOn w:val="860"/>
+    <w:basedOn w:val="1042"/>
     <w:uiPriority w:val="99"/>
     <w:pPr>
       <w:pBdr/>
@@ -36823,9 +39216,9 @@
       </w:tcPr>
     </w:tblStylePr>
   </w:style>
-  <w:style w:type="table" w:styleId="95">
+  <w:style w:type="table" w:styleId="945">
     <w:name w:val="List Table 4 - Accent 6"/>
-    <w:basedOn w:val="860"/>
+    <w:basedOn w:val="1042"/>
     <w:uiPriority w:val="99"/>
     <w:pPr>
       <w:pBdr/>
@@ -37048,9 +39441,9 @@
       </w:tcPr>
     </w:tblStylePr>
   </w:style>
-  <w:style w:type="table" w:styleId="96">
+  <w:style w:type="table" w:styleId="946">
     <w:name w:val="List Table 5 Dark"/>
-    <w:basedOn w:val="860"/>
+    <w:basedOn w:val="1042"/>
     <w:uiPriority w:val="99"/>
     <w:pPr>
       <w:pBdr/>
@@ -37290,9 +39683,9 @@
       </w:tcPr>
     </w:tblStylePr>
   </w:style>
-  <w:style w:type="table" w:styleId="97">
+  <w:style w:type="table" w:styleId="947">
     <w:name w:val="List Table 5 Dark - Accent 1"/>
-    <w:basedOn w:val="860"/>
+    <w:basedOn w:val="1042"/>
     <w:uiPriority w:val="99"/>
     <w:pPr>
       <w:pBdr/>
@@ -37532,9 +39925,9 @@
       </w:tcPr>
     </w:tblStylePr>
   </w:style>
-  <w:style w:type="table" w:styleId="98">
+  <w:style w:type="table" w:styleId="948">
     <w:name w:val="List Table 5 Dark - Accent 2"/>
-    <w:basedOn w:val="860"/>
+    <w:basedOn w:val="1042"/>
     <w:uiPriority w:val="99"/>
     <w:pPr>
       <w:pBdr/>
@@ -37774,9 +40167,9 @@
       </w:tcPr>
     </w:tblStylePr>
   </w:style>
-  <w:style w:type="table" w:styleId="99">
+  <w:style w:type="table" w:styleId="949">
     <w:name w:val="List Table 5 Dark - Accent 3"/>
-    <w:basedOn w:val="860"/>
+    <w:basedOn w:val="1042"/>
     <w:uiPriority w:val="99"/>
     <w:pPr>
       <w:pBdr/>
@@ -38016,9 +40409,9 @@
       </w:tcPr>
     </w:tblStylePr>
   </w:style>
-  <w:style w:type="table" w:styleId="100">
+  <w:style w:type="table" w:styleId="950">
     <w:name w:val="List Table 5 Dark - Accent 4"/>
-    <w:basedOn w:val="860"/>
+    <w:basedOn w:val="1042"/>
     <w:uiPriority w:val="99"/>
     <w:pPr>
       <w:pBdr/>
@@ -38258,9 +40651,9 @@
       </w:tcPr>
     </w:tblStylePr>
   </w:style>
-  <w:style w:type="table" w:styleId="101">
+  <w:style w:type="table" w:styleId="951">
     <w:name w:val="List Table 5 Dark - Accent 5"/>
-    <w:basedOn w:val="860"/>
+    <w:basedOn w:val="1042"/>
     <w:uiPriority w:val="99"/>
     <w:pPr>
       <w:pBdr/>
@@ -38500,9 +40893,9 @@
       </w:tcPr>
     </w:tblStylePr>
   </w:style>
-  <w:style w:type="table" w:styleId="102">
+  <w:style w:type="table" w:styleId="952">
     <w:name w:val="List Table 5 Dark - Accent 6"/>
-    <w:basedOn w:val="860"/>
+    <w:basedOn w:val="1042"/>
     <w:uiPriority w:val="99"/>
     <w:pPr>
       <w:pBdr/>
@@ -38742,9 +41135,9 @@
       </w:tcPr>
     </w:tblStylePr>
   </w:style>
-  <w:style w:type="table" w:styleId="103">
+  <w:style w:type="table" w:styleId="953">
     <w:name w:val="List Table 6 Colorful"/>
-    <w:basedOn w:val="860"/>
+    <w:basedOn w:val="1042"/>
     <w:uiPriority w:val="99"/>
     <w:pPr>
       <w:pBdr/>
@@ -38965,9 +41358,9 @@
       </w:tcPr>
     </w:tblStylePr>
   </w:style>
-  <w:style w:type="table" w:styleId="104">
+  <w:style w:type="table" w:styleId="954">
     <w:name w:val="List Table 6 Colorful - Accent 1"/>
-    <w:basedOn w:val="860"/>
+    <w:basedOn w:val="1042"/>
     <w:uiPriority w:val="99"/>
     <w:pPr>
       <w:pBdr/>
@@ -39188,9 +41581,9 @@
       </w:tcPr>
     </w:tblStylePr>
   </w:style>
-  <w:style w:type="table" w:styleId="105">
+  <w:style w:type="table" w:styleId="955">
     <w:name w:val="List Table 6 Colorful - Accent 2"/>
-    <w:basedOn w:val="860"/>
+    <w:basedOn w:val="1042"/>
     <w:uiPriority w:val="99"/>
     <w:pPr>
       <w:pBdr/>
@@ -39411,9 +41804,9 @@
       </w:tcPr>
     </w:tblStylePr>
   </w:style>
-  <w:style w:type="table" w:styleId="106">
+  <w:style w:type="table" w:styleId="956">
     <w:name w:val="List Table 6 Colorful - Accent 3"/>
-    <w:basedOn w:val="860"/>
+    <w:basedOn w:val="1042"/>
     <w:uiPriority w:val="99"/>
     <w:pPr>
       <w:pBdr/>
@@ -39634,9 +42027,9 @@
       </w:tcPr>
     </w:tblStylePr>
   </w:style>
-  <w:style w:type="table" w:styleId="107">
+  <w:style w:type="table" w:styleId="957">
     <w:name w:val="List Table 6 Colorful - Accent 4"/>
-    <w:basedOn w:val="860"/>
+    <w:basedOn w:val="1042"/>
     <w:uiPriority w:val="99"/>
     <w:pPr>
       <w:pBdr/>
@@ -39857,9 +42250,9 @@
       </w:tcPr>
     </w:tblStylePr>
   </w:style>
-  <w:style w:type="table" w:styleId="108">
+  <w:style w:type="table" w:styleId="958">
     <w:name w:val="List Table 6 Colorful - Accent 5"/>
-    <w:basedOn w:val="860"/>
+    <w:basedOn w:val="1042"/>
     <w:uiPriority w:val="99"/>
     <w:pPr>
       <w:pBdr/>
@@ -40080,9 +42473,9 @@
       </w:tcPr>
     </w:tblStylePr>
   </w:style>
-  <w:style w:type="table" w:styleId="109">
+  <w:style w:type="table" w:styleId="959">
     <w:name w:val="List Table 6 Colorful - Accent 6"/>
-    <w:basedOn w:val="860"/>
+    <w:basedOn w:val="1042"/>
     <w:uiPriority w:val="99"/>
     <w:pPr>
       <w:pBdr/>
@@ -40303,9 +42696,9 @@
       </w:tcPr>
     </w:tblStylePr>
   </w:style>
-  <w:style w:type="table" w:styleId="110">
+  <w:style w:type="table" w:styleId="960">
     <w:name w:val="List Table 7 Colorful"/>
-    <w:basedOn w:val="860"/>
+    <w:basedOn w:val="1042"/>
     <w:uiPriority w:val="99"/>
     <w:pPr>
       <w:pBdr/>
@@ -40404,11 +42797,11 @@
         <w:tblBorders/>
       </w:tblPr>
       <w:tcPr>
-        <w:shd w:color="ffffff"/>
+        <w:shd w:val="clear" w:color="ffffff"/>
         <w:tcBorders>
-          <w:top w:val="none"/>
-          <w:left w:val="none"/>
-          <w:bottom w:val="none"/>
+          <w:top w:val="none" w:color="000000" w:sz="4" w:space="0"/>
+          <w:left w:val="none" w:color="000000" w:sz="4" w:space="0"/>
+          <w:bottom w:val="none" w:color="000000" w:sz="4" w:space="0"/>
           <w:right w:val="single" w:color="000000" w:themeColor="text1" w:themeTint="80" w:sz="4" w:space="0"/>
         </w:tcBorders>
       </w:tcPr>
@@ -40431,10 +42824,10 @@
       <w:tcPr>
         <w:shd w:val="clear" w:color="ffffff" w:themeColor="light1" w:fill="ffffff" w:themeFill="light1"/>
         <w:tcBorders>
-          <w:top w:val="none"/>
-          <w:left w:val="none"/>
+          <w:top w:val="none" w:color="000000" w:sz="4" w:space="0"/>
+          <w:left w:val="none" w:color="000000" w:sz="4" w:space="0"/>
           <w:bottom w:val="single" w:color="000000" w:themeColor="text1" w:themeTint="80" w:sz="4" w:space="0"/>
-          <w:right w:val="none"/>
+          <w:right w:val="none" w:color="000000" w:sz="4" w:space="0"/>
         </w:tcBorders>
       </w:tcPr>
     </w:tblStylePr>
@@ -40454,12 +42847,12 @@
         <w:tblBorders/>
       </w:tblPr>
       <w:tcPr>
-        <w:shd w:color="ffffff"/>
+        <w:shd w:val="clear" w:color="ffffff"/>
         <w:tcBorders>
-          <w:top w:val="none"/>
+          <w:top w:val="none" w:color="000000" w:sz="4" w:space="0"/>
           <w:left w:val="single" w:color="000000" w:themeColor="text1" w:themeTint="80" w:sz="4" w:space="0"/>
-          <w:bottom w:val="none"/>
-          <w:right w:val="none"/>
+          <w:bottom w:val="none" w:color="000000" w:sz="4" w:space="0"/>
+          <w:right w:val="none" w:color="000000" w:sz="4" w:space="0"/>
         </w:tcBorders>
       </w:tcPr>
     </w:tblStylePr>
@@ -40482,9 +42875,9 @@
         <w:shd w:val="clear" w:color="ffffff" w:themeColor="light1" w:fill="ffffff" w:themeFill="light1"/>
         <w:tcBorders>
           <w:top w:val="single" w:color="000000" w:themeColor="text1" w:themeTint="80" w:sz="4" w:space="0"/>
-          <w:left w:val="none"/>
-          <w:bottom w:val="none"/>
-          <w:right w:val="none"/>
+          <w:left w:val="none" w:color="000000" w:sz="4" w:space="0"/>
+          <w:bottom w:val="none" w:color="000000" w:sz="4" w:space="0"/>
+          <w:right w:val="none" w:color="000000" w:sz="4" w:space="0"/>
         </w:tcBorders>
       </w:tcPr>
     </w:tblStylePr>
@@ -40559,9 +42952,9 @@
       </w:tcPr>
     </w:tblStylePr>
   </w:style>
-  <w:style w:type="table" w:styleId="111">
+  <w:style w:type="table" w:styleId="961">
     <w:name w:val="List Table 7 Colorful - Accent 1"/>
-    <w:basedOn w:val="860"/>
+    <w:basedOn w:val="1042"/>
     <w:uiPriority w:val="99"/>
     <w:pPr>
       <w:pBdr/>
@@ -40660,11 +43053,11 @@
         <w:tblBorders/>
       </w:tblPr>
       <w:tcPr>
-        <w:shd w:color="ffffff"/>
+        <w:shd w:val="clear" w:color="ffffff"/>
         <w:tcBorders>
-          <w:top w:val="none"/>
-          <w:left w:val="none"/>
-          <w:bottom w:val="none"/>
+          <w:top w:val="none" w:color="000000" w:sz="4" w:space="0"/>
+          <w:left w:val="none" w:color="000000" w:sz="4" w:space="0"/>
+          <w:bottom w:val="none" w:color="000000" w:sz="4" w:space="0"/>
           <w:right w:val="single" w:color="000000" w:themeColor="accent1" w:sz="4" w:space="0"/>
         </w:tcBorders>
       </w:tcPr>
@@ -40687,10 +43080,10 @@
       <w:tcPr>
         <w:shd w:val="clear" w:color="ffffff" w:themeColor="light1" w:fill="ffffff" w:themeFill="light1"/>
         <w:tcBorders>
-          <w:top w:val="none"/>
-          <w:left w:val="none"/>
+          <w:top w:val="none" w:color="000000" w:sz="4" w:space="0"/>
+          <w:left w:val="none" w:color="000000" w:sz="4" w:space="0"/>
           <w:bottom w:val="single" w:color="000000" w:themeColor="accent1" w:sz="4" w:space="0"/>
-          <w:right w:val="none"/>
+          <w:right w:val="none" w:color="000000" w:sz="4" w:space="0"/>
         </w:tcBorders>
       </w:tcPr>
     </w:tblStylePr>
@@ -40710,12 +43103,12 @@
         <w:tblBorders/>
       </w:tblPr>
       <w:tcPr>
-        <w:shd w:color="ffffff"/>
+        <w:shd w:val="clear" w:color="ffffff"/>
         <w:tcBorders>
-          <w:top w:val="none"/>
+          <w:top w:val="none" w:color="000000" w:sz="4" w:space="0"/>
           <w:left w:val="single" w:color="000000" w:themeColor="accent1" w:sz="4" w:space="0"/>
-          <w:bottom w:val="none"/>
-          <w:right w:val="none"/>
+          <w:bottom w:val="none" w:color="000000" w:sz="4" w:space="0"/>
+          <w:right w:val="none" w:color="000000" w:sz="4" w:space="0"/>
         </w:tcBorders>
       </w:tcPr>
     </w:tblStylePr>
@@ -40738,9 +43131,9 @@
         <w:shd w:val="clear" w:color="ffffff" w:themeColor="light1" w:fill="ffffff" w:themeFill="light1"/>
         <w:tcBorders>
           <w:top w:val="single" w:color="000000" w:themeColor="accent1" w:sz="4" w:space="0"/>
-          <w:left w:val="none"/>
-          <w:bottom w:val="none"/>
-          <w:right w:val="none"/>
+          <w:left w:val="none" w:color="000000" w:sz="4" w:space="0"/>
+          <w:bottom w:val="none" w:color="000000" w:sz="4" w:space="0"/>
+          <w:right w:val="none" w:color="000000" w:sz="4" w:space="0"/>
         </w:tcBorders>
       </w:tcPr>
     </w:tblStylePr>
@@ -40815,9 +43208,9 @@
       </w:tcPr>
     </w:tblStylePr>
   </w:style>
-  <w:style w:type="table" w:styleId="112">
+  <w:style w:type="table" w:styleId="962">
     <w:name w:val="List Table 7 Colorful - Accent 2"/>
-    <w:basedOn w:val="860"/>
+    <w:basedOn w:val="1042"/>
     <w:uiPriority w:val="99"/>
     <w:pPr>
       <w:pBdr/>
@@ -40916,11 +43309,11 @@
         <w:tblBorders/>
       </w:tblPr>
       <w:tcPr>
-        <w:shd w:color="ffffff"/>
+        <w:shd w:val="clear" w:color="ffffff"/>
         <w:tcBorders>
-          <w:top w:val="none"/>
-          <w:left w:val="none"/>
-          <w:bottom w:val="none"/>
+          <w:top w:val="none" w:color="000000" w:sz="4" w:space="0"/>
+          <w:left w:val="none" w:color="000000" w:sz="4" w:space="0"/>
+          <w:bottom w:val="none" w:color="000000" w:sz="4" w:space="0"/>
           <w:right w:val="single" w:color="000000" w:themeColor="accent2" w:themeTint="97" w:sz="4" w:space="0"/>
         </w:tcBorders>
       </w:tcPr>
@@ -40943,10 +43336,10 @@
       <w:tcPr>
         <w:shd w:val="clear" w:color="ffffff" w:themeColor="light1" w:fill="ffffff" w:themeFill="light1"/>
         <w:tcBorders>
-          <w:top w:val="none"/>
-          <w:left w:val="none"/>
+          <w:top w:val="none" w:color="000000" w:sz="4" w:space="0"/>
+          <w:left w:val="none" w:color="000000" w:sz="4" w:space="0"/>
           <w:bottom w:val="single" w:color="000000" w:themeColor="accent2" w:themeTint="97" w:sz="4" w:space="0"/>
-          <w:right w:val="none"/>
+          <w:right w:val="none" w:color="000000" w:sz="4" w:space="0"/>
         </w:tcBorders>
       </w:tcPr>
     </w:tblStylePr>
@@ -40966,12 +43359,12 @@
         <w:tblBorders/>
       </w:tblPr>
       <w:tcPr>
-        <w:shd w:color="ffffff"/>
+        <w:shd w:val="clear" w:color="ffffff"/>
         <w:tcBorders>
-          <w:top w:val="none"/>
+          <w:top w:val="none" w:color="000000" w:sz="4" w:space="0"/>
           <w:left w:val="single" w:color="000000" w:themeColor="accent2" w:themeTint="97" w:sz="4" w:space="0"/>
-          <w:bottom w:val="none"/>
-          <w:right w:val="none"/>
+          <w:bottom w:val="none" w:color="000000" w:sz="4" w:space="0"/>
+          <w:right w:val="none" w:color="000000" w:sz="4" w:space="0"/>
         </w:tcBorders>
       </w:tcPr>
     </w:tblStylePr>
@@ -40994,9 +43387,9 @@
         <w:shd w:val="clear" w:color="ffffff" w:themeColor="light1" w:fill="ffffff" w:themeFill="light1"/>
         <w:tcBorders>
           <w:top w:val="single" w:color="000000" w:themeColor="accent2" w:themeTint="97" w:sz="4" w:space="0"/>
-          <w:left w:val="none"/>
-          <w:bottom w:val="none"/>
-          <w:right w:val="none"/>
+          <w:left w:val="none" w:color="000000" w:sz="4" w:space="0"/>
+          <w:bottom w:val="none" w:color="000000" w:sz="4" w:space="0"/>
+          <w:right w:val="none" w:color="000000" w:sz="4" w:space="0"/>
         </w:tcBorders>
       </w:tcPr>
     </w:tblStylePr>
@@ -41071,9 +43464,9 @@
       </w:tcPr>
     </w:tblStylePr>
   </w:style>
-  <w:style w:type="table" w:styleId="113">
+  <w:style w:type="table" w:styleId="963">
     <w:name w:val="List Table 7 Colorful - Accent 3"/>
-    <w:basedOn w:val="860"/>
+    <w:basedOn w:val="1042"/>
     <w:uiPriority w:val="99"/>
     <w:pPr>
       <w:pBdr/>
@@ -41172,11 +43565,11 @@
         <w:tblBorders/>
       </w:tblPr>
       <w:tcPr>
-        <w:shd w:color="ffffff"/>
+        <w:shd w:val="clear" w:color="ffffff"/>
         <w:tcBorders>
-          <w:top w:val="none"/>
-          <w:left w:val="none"/>
-          <w:bottom w:val="none"/>
+          <w:top w:val="none" w:color="000000" w:sz="4" w:space="0"/>
+          <w:left w:val="none" w:color="000000" w:sz="4" w:space="0"/>
+          <w:bottom w:val="none" w:color="000000" w:sz="4" w:space="0"/>
           <w:right w:val="single" w:color="000000" w:themeColor="accent3" w:themeTint="98" w:sz="4" w:space="0"/>
         </w:tcBorders>
       </w:tcPr>
@@ -41199,10 +43592,10 @@
       <w:tcPr>
         <w:shd w:val="clear" w:color="ffffff" w:themeColor="light1" w:fill="ffffff" w:themeFill="light1"/>
         <w:tcBorders>
-          <w:top w:val="none"/>
-          <w:left w:val="none"/>
+          <w:top w:val="none" w:color="000000" w:sz="4" w:space="0"/>
+          <w:left w:val="none" w:color="000000" w:sz="4" w:space="0"/>
           <w:bottom w:val="single" w:color="000000" w:themeColor="accent3" w:themeTint="98" w:sz="4" w:space="0"/>
-          <w:right w:val="none"/>
+          <w:right w:val="none" w:color="000000" w:sz="4" w:space="0"/>
         </w:tcBorders>
       </w:tcPr>
     </w:tblStylePr>
@@ -41222,12 +43615,12 @@
         <w:tblBorders/>
       </w:tblPr>
       <w:tcPr>
-        <w:shd w:color="ffffff"/>
+        <w:shd w:val="clear" w:color="ffffff"/>
         <w:tcBorders>
-          <w:top w:val="none"/>
+          <w:top w:val="none" w:color="000000" w:sz="4" w:space="0"/>
           <w:left w:val="single" w:color="000000" w:themeColor="accent3" w:themeTint="98" w:sz="4" w:space="0"/>
-          <w:bottom w:val="none"/>
-          <w:right w:val="none"/>
+          <w:bottom w:val="none" w:color="000000" w:sz="4" w:space="0"/>
+          <w:right w:val="none" w:color="000000" w:sz="4" w:space="0"/>
         </w:tcBorders>
       </w:tcPr>
     </w:tblStylePr>
@@ -41250,9 +43643,9 @@
         <w:shd w:val="clear" w:color="ffffff" w:themeColor="light1" w:fill="ffffff" w:themeFill="light1"/>
         <w:tcBorders>
           <w:top w:val="single" w:color="000000" w:themeColor="accent3" w:themeTint="98" w:sz="4" w:space="0"/>
-          <w:left w:val="none"/>
-          <w:bottom w:val="none"/>
-          <w:right w:val="none"/>
+          <w:left w:val="none" w:color="000000" w:sz="4" w:space="0"/>
+          <w:bottom w:val="none" w:color="000000" w:sz="4" w:space="0"/>
+          <w:right w:val="none" w:color="000000" w:sz="4" w:space="0"/>
         </w:tcBorders>
       </w:tcPr>
     </w:tblStylePr>
@@ -41327,9 +43720,9 @@
       </w:tcPr>
     </w:tblStylePr>
   </w:style>
-  <w:style w:type="table" w:styleId="114">
+  <w:style w:type="table" w:styleId="964">
     <w:name w:val="List Table 7 Colorful - Accent 4"/>
-    <w:basedOn w:val="860"/>
+    <w:basedOn w:val="1042"/>
     <w:uiPriority w:val="99"/>
     <w:pPr>
       <w:pBdr/>
@@ -41428,11 +43821,11 @@
         <w:tblBorders/>
       </w:tblPr>
       <w:tcPr>
-        <w:shd w:color="ffffff"/>
+        <w:shd w:val="clear" w:color="ffffff"/>
         <w:tcBorders>
-          <w:top w:val="none"/>
-          <w:left w:val="none"/>
-          <w:bottom w:val="none"/>
+          <w:top w:val="none" w:color="000000" w:sz="4" w:space="0"/>
+          <w:left w:val="none" w:color="000000" w:sz="4" w:space="0"/>
+          <w:bottom w:val="none" w:color="000000" w:sz="4" w:space="0"/>
           <w:right w:val="single" w:color="000000" w:themeColor="accent4" w:themeTint="9A" w:sz="4" w:space="0"/>
         </w:tcBorders>
       </w:tcPr>
@@ -41455,10 +43848,10 @@
       <w:tcPr>
         <w:shd w:val="clear" w:color="ffffff" w:themeColor="light1" w:fill="ffffff" w:themeFill="light1"/>
         <w:tcBorders>
-          <w:top w:val="none"/>
-          <w:left w:val="none"/>
+          <w:top w:val="none" w:color="000000" w:sz="4" w:space="0"/>
+          <w:left w:val="none" w:color="000000" w:sz="4" w:space="0"/>
           <w:bottom w:val="single" w:color="000000" w:themeColor="accent4" w:themeTint="9A" w:sz="4" w:space="0"/>
-          <w:right w:val="none"/>
+          <w:right w:val="none" w:color="000000" w:sz="4" w:space="0"/>
         </w:tcBorders>
       </w:tcPr>
     </w:tblStylePr>
@@ -41478,12 +43871,12 @@
         <w:tblBorders/>
       </w:tblPr>
       <w:tcPr>
-        <w:shd w:color="ffffff"/>
+        <w:shd w:val="clear" w:color="ffffff"/>
         <w:tcBorders>
-          <w:top w:val="none"/>
+          <w:top w:val="none" w:color="000000" w:sz="4" w:space="0"/>
           <w:left w:val="single" w:color="000000" w:themeColor="accent4" w:themeTint="9A" w:sz="4" w:space="0"/>
-          <w:bottom w:val="none"/>
-          <w:right w:val="none"/>
+          <w:bottom w:val="none" w:color="000000" w:sz="4" w:space="0"/>
+          <w:right w:val="none" w:color="000000" w:sz="4" w:space="0"/>
         </w:tcBorders>
       </w:tcPr>
     </w:tblStylePr>
@@ -41506,9 +43899,9 @@
         <w:shd w:val="clear" w:color="ffffff" w:themeColor="light1" w:fill="ffffff" w:themeFill="light1"/>
         <w:tcBorders>
           <w:top w:val="single" w:color="000000" w:themeColor="accent4" w:themeTint="9A" w:sz="4" w:space="0"/>
-          <w:left w:val="none"/>
-          <w:bottom w:val="none"/>
-          <w:right w:val="none"/>
+          <w:left w:val="none" w:color="000000" w:sz="4" w:space="0"/>
+          <w:bottom w:val="none" w:color="000000" w:sz="4" w:space="0"/>
+          <w:right w:val="none" w:color="000000" w:sz="4" w:space="0"/>
         </w:tcBorders>
       </w:tcPr>
     </w:tblStylePr>
@@ -41583,9 +43976,9 @@
       </w:tcPr>
     </w:tblStylePr>
   </w:style>
-  <w:style w:type="table" w:styleId="115">
+  <w:style w:type="table" w:styleId="965">
     <w:name w:val="List Table 7 Colorful - Accent 5"/>
-    <w:basedOn w:val="860"/>
+    <w:basedOn w:val="1042"/>
     <w:uiPriority w:val="99"/>
     <w:pPr>
       <w:pBdr/>
@@ -41684,11 +44077,11 @@
         <w:tblBorders/>
       </w:tblPr>
       <w:tcPr>
-        <w:shd w:color="ffffff"/>
+        <w:shd w:val="clear" w:color="ffffff"/>
         <w:tcBorders>
-          <w:top w:val="none"/>
-          <w:left w:val="none"/>
-          <w:bottom w:val="none"/>
+          <w:top w:val="none" w:color="000000" w:sz="4" w:space="0"/>
+          <w:left w:val="none" w:color="000000" w:sz="4" w:space="0"/>
+          <w:bottom w:val="none" w:color="000000" w:sz="4" w:space="0"/>
           <w:right w:val="single" w:color="000000" w:themeColor="accent5" w:themeTint="9A" w:sz="4" w:space="0"/>
         </w:tcBorders>
       </w:tcPr>
@@ -41711,10 +44104,10 @@
       <w:tcPr>
         <w:shd w:val="clear" w:color="ffffff" w:themeColor="light1" w:fill="ffffff" w:themeFill="light1"/>
         <w:tcBorders>
-          <w:top w:val="none"/>
-          <w:left w:val="none"/>
+          <w:top w:val="none" w:color="000000" w:sz="4" w:space="0"/>
+          <w:left w:val="none" w:color="000000" w:sz="4" w:space="0"/>
           <w:bottom w:val="single" w:color="000000" w:themeColor="accent5" w:themeTint="9A" w:sz="4" w:space="0"/>
-          <w:right w:val="none"/>
+          <w:right w:val="none" w:color="000000" w:sz="4" w:space="0"/>
         </w:tcBorders>
       </w:tcPr>
     </w:tblStylePr>
@@ -41734,12 +44127,12 @@
         <w:tblBorders/>
       </w:tblPr>
       <w:tcPr>
-        <w:shd w:color="ffffff"/>
+        <w:shd w:val="clear" w:color="ffffff"/>
         <w:tcBorders>
-          <w:top w:val="none"/>
+          <w:top w:val="none" w:color="000000" w:sz="4" w:space="0"/>
           <w:left w:val="single" w:color="000000" w:themeColor="accent5" w:themeTint="9A" w:sz="4" w:space="0"/>
-          <w:bottom w:val="none"/>
-          <w:right w:val="none"/>
+          <w:bottom w:val="none" w:color="000000" w:sz="4" w:space="0"/>
+          <w:right w:val="none" w:color="000000" w:sz="4" w:space="0"/>
         </w:tcBorders>
       </w:tcPr>
     </w:tblStylePr>
@@ -41762,9 +44155,9 @@
         <w:shd w:val="clear" w:color="ffffff" w:themeColor="light1" w:fill="ffffff" w:themeFill="light1"/>
         <w:tcBorders>
           <w:top w:val="single" w:color="000000" w:themeColor="accent5" w:themeTint="9A" w:sz="4" w:space="0"/>
-          <w:left w:val="none"/>
-          <w:bottom w:val="none"/>
-          <w:right w:val="none"/>
+          <w:left w:val="none" w:color="000000" w:sz="4" w:space="0"/>
+          <w:bottom w:val="none" w:color="000000" w:sz="4" w:space="0"/>
+          <w:right w:val="none" w:color="000000" w:sz="4" w:space="0"/>
         </w:tcBorders>
       </w:tcPr>
     </w:tblStylePr>
@@ -41839,9 +44232,9 @@
       </w:tcPr>
     </w:tblStylePr>
   </w:style>
-  <w:style w:type="table" w:styleId="116">
+  <w:style w:type="table" w:styleId="966">
     <w:name w:val="List Table 7 Colorful - Accent 6"/>
-    <w:basedOn w:val="860"/>
+    <w:basedOn w:val="1042"/>
     <w:uiPriority w:val="99"/>
     <w:pPr>
       <w:pBdr/>
@@ -41940,11 +44333,11 @@
         <w:tblBorders/>
       </w:tblPr>
       <w:tcPr>
-        <w:shd w:color="ffffff"/>
+        <w:shd w:val="clear" w:color="ffffff"/>
         <w:tcBorders>
-          <w:top w:val="none"/>
-          <w:left w:val="none"/>
-          <w:bottom w:val="none"/>
+          <w:top w:val="none" w:color="000000" w:sz="4" w:space="0"/>
+          <w:left w:val="none" w:color="000000" w:sz="4" w:space="0"/>
+          <w:bottom w:val="none" w:color="000000" w:sz="4" w:space="0"/>
           <w:right w:val="single" w:color="000000" w:themeColor="accent6" w:themeTint="98" w:sz="4" w:space="0"/>
         </w:tcBorders>
       </w:tcPr>
@@ -41967,10 +44360,10 @@
       <w:tcPr>
         <w:shd w:val="clear" w:color="ffffff" w:themeColor="light1" w:fill="ffffff" w:themeFill="light1"/>
         <w:tcBorders>
-          <w:top w:val="none"/>
-          <w:left w:val="none"/>
+          <w:top w:val="none" w:color="000000" w:sz="4" w:space="0"/>
+          <w:left w:val="none" w:color="000000" w:sz="4" w:space="0"/>
           <w:bottom w:val="single" w:color="000000" w:themeColor="accent6" w:themeTint="98" w:sz="4" w:space="0"/>
-          <w:right w:val="none"/>
+          <w:right w:val="none" w:color="000000" w:sz="4" w:space="0"/>
         </w:tcBorders>
       </w:tcPr>
     </w:tblStylePr>
@@ -41990,12 +44383,12 @@
         <w:tblBorders/>
       </w:tblPr>
       <w:tcPr>
-        <w:shd w:color="ffffff"/>
+        <w:shd w:val="clear" w:color="ffffff"/>
         <w:tcBorders>
-          <w:top w:val="none"/>
+          <w:top w:val="none" w:color="000000" w:sz="4" w:space="0"/>
           <w:left w:val="single" w:color="000000" w:themeColor="accent6" w:themeTint="98" w:sz="4" w:space="0"/>
-          <w:bottom w:val="none"/>
-          <w:right w:val="none"/>
+          <w:bottom w:val="none" w:color="000000" w:sz="4" w:space="0"/>
+          <w:right w:val="none" w:color="000000" w:sz="4" w:space="0"/>
         </w:tcBorders>
       </w:tcPr>
     </w:tblStylePr>
@@ -42018,9 +44411,9 @@
         <w:shd w:val="clear" w:color="ffffff" w:themeColor="light1" w:fill="ffffff" w:themeFill="light1"/>
         <w:tcBorders>
           <w:top w:val="single" w:color="000000" w:themeColor="accent6" w:themeTint="98" w:sz="4" w:space="0"/>
-          <w:left w:val="none"/>
-          <w:bottom w:val="none"/>
-          <w:right w:val="none"/>
+          <w:left w:val="none" w:color="000000" w:sz="4" w:space="0"/>
+          <w:bottom w:val="none" w:color="000000" w:sz="4" w:space="0"/>
+          <w:right w:val="none" w:color="000000" w:sz="4" w:space="0"/>
         </w:tcBorders>
       </w:tcPr>
     </w:tblStylePr>
@@ -42095,9 +44488,9 @@
       </w:tcPr>
     </w:tblStylePr>
   </w:style>
-  <w:style w:type="table" w:styleId="117">
+  <w:style w:type="table" w:styleId="967">
     <w:name w:val="Lined - Accent"/>
-    <w:basedOn w:val="860"/>
+    <w:basedOn w:val="1042"/>
     <w:uiPriority w:val="99"/>
     <w:pPr>
       <w:pBdr/>
@@ -42332,9 +44725,9 @@
       </w:tcPr>
     </w:tblStylePr>
   </w:style>
-  <w:style w:type="table" w:styleId="118">
+  <w:style w:type="table" w:styleId="968">
     <w:name w:val="Lined - Accent 1"/>
-    <w:basedOn w:val="860"/>
+    <w:basedOn w:val="1042"/>
     <w:uiPriority w:val="99"/>
     <w:pPr>
       <w:pBdr/>
@@ -42569,9 +44962,9 @@
       </w:tcPr>
     </w:tblStylePr>
   </w:style>
-  <w:style w:type="table" w:styleId="119">
+  <w:style w:type="table" w:styleId="969">
     <w:name w:val="Lined - Accent 2"/>
-    <w:basedOn w:val="860"/>
+    <w:basedOn w:val="1042"/>
     <w:uiPriority w:val="99"/>
     <w:pPr>
       <w:pBdr/>
@@ -42806,9 +45199,9 @@
       </w:tcPr>
     </w:tblStylePr>
   </w:style>
-  <w:style w:type="table" w:styleId="120">
+  <w:style w:type="table" w:styleId="970">
     <w:name w:val="Lined - Accent 3"/>
-    <w:basedOn w:val="860"/>
+    <w:basedOn w:val="1042"/>
     <w:uiPriority w:val="99"/>
     <w:pPr>
       <w:pBdr/>
@@ -43043,9 +45436,9 @@
       </w:tcPr>
     </w:tblStylePr>
   </w:style>
-  <w:style w:type="table" w:styleId="121">
+  <w:style w:type="table" w:styleId="971">
     <w:name w:val="Lined - Accent 4"/>
-    <w:basedOn w:val="860"/>
+    <w:basedOn w:val="1042"/>
     <w:uiPriority w:val="99"/>
     <w:pPr>
       <w:pBdr/>
@@ -43280,9 +45673,9 @@
       </w:tcPr>
     </w:tblStylePr>
   </w:style>
-  <w:style w:type="table" w:styleId="122">
+  <w:style w:type="table" w:styleId="972">
     <w:name w:val="Lined - Accent 5"/>
-    <w:basedOn w:val="860"/>
+    <w:basedOn w:val="1042"/>
     <w:uiPriority w:val="99"/>
     <w:pPr>
       <w:pBdr/>
@@ -43517,9 +45910,9 @@
       </w:tcPr>
     </w:tblStylePr>
   </w:style>
-  <w:style w:type="table" w:styleId="123">
+  <w:style w:type="table" w:styleId="973">
     <w:name w:val="Lined - Accent 6"/>
-    <w:basedOn w:val="860"/>
+    <w:basedOn w:val="1042"/>
     <w:uiPriority w:val="99"/>
     <w:pPr>
       <w:pBdr/>
@@ -43754,9 +46147,9 @@
       </w:tcPr>
     </w:tblStylePr>
   </w:style>
-  <w:style w:type="table" w:styleId="124">
+  <w:style w:type="table" w:styleId="974">
     <w:name w:val="Bordered &amp; Lined - Accent"/>
-    <w:basedOn w:val="860"/>
+    <w:basedOn w:val="1042"/>
     <w:uiPriority w:val="99"/>
     <w:pPr>
       <w:pBdr/>
@@ -43998,9 +46391,9 @@
       </w:tcPr>
     </w:tblStylePr>
   </w:style>
-  <w:style w:type="table" w:styleId="125">
+  <w:style w:type="table" w:styleId="975">
     <w:name w:val="Bordered &amp; Lined - Accent 1"/>
-    <w:basedOn w:val="860"/>
+    <w:basedOn w:val="1042"/>
     <w:uiPriority w:val="99"/>
     <w:pPr>
       <w:pBdr/>
@@ -44242,9 +46635,9 @@
       </w:tcPr>
     </w:tblStylePr>
   </w:style>
-  <w:style w:type="table" w:styleId="126">
+  <w:style w:type="table" w:styleId="976">
     <w:name w:val="Bordered &amp; Lined - Accent 2"/>
-    <w:basedOn w:val="860"/>
+    <w:basedOn w:val="1042"/>
     <w:uiPriority w:val="99"/>
     <w:pPr>
       <w:pBdr/>
@@ -44486,9 +46879,9 @@
       </w:tcPr>
     </w:tblStylePr>
   </w:style>
-  <w:style w:type="table" w:styleId="127">
+  <w:style w:type="table" w:styleId="977">
     <w:name w:val="Bordered &amp; Lined - Accent 3"/>
-    <w:basedOn w:val="860"/>
+    <w:basedOn w:val="1042"/>
     <w:uiPriority w:val="99"/>
     <w:pPr>
       <w:pBdr/>
@@ -44730,9 +47123,9 @@
       </w:tcPr>
     </w:tblStylePr>
   </w:style>
-  <w:style w:type="table" w:styleId="128">
+  <w:style w:type="table" w:styleId="978">
     <w:name w:val="Bordered &amp; Lined - Accent 4"/>
-    <w:basedOn w:val="860"/>
+    <w:basedOn w:val="1042"/>
     <w:uiPriority w:val="99"/>
     <w:pPr>
       <w:pBdr/>
@@ -44974,9 +47367,9 @@
       </w:tcPr>
     </w:tblStylePr>
   </w:style>
-  <w:style w:type="table" w:styleId="129">
+  <w:style w:type="table" w:styleId="979">
     <w:name w:val="Bordered &amp; Lined - Accent 5"/>
-    <w:basedOn w:val="860"/>
+    <w:basedOn w:val="1042"/>
     <w:uiPriority w:val="99"/>
     <w:pPr>
       <w:pBdr/>
@@ -45218,9 +47611,9 @@
       </w:tcPr>
     </w:tblStylePr>
   </w:style>
-  <w:style w:type="table" w:styleId="130">
+  <w:style w:type="table" w:styleId="980">
     <w:name w:val="Bordered &amp; Lined - Accent 6"/>
-    <w:basedOn w:val="860"/>
+    <w:basedOn w:val="1042"/>
     <w:uiPriority w:val="99"/>
     <w:pPr>
       <w:pBdr/>
@@ -45462,9 +47855,9 @@
       </w:tcPr>
     </w:tblStylePr>
   </w:style>
-  <w:style w:type="table" w:styleId="131">
+  <w:style w:type="table" w:styleId="981">
     <w:name w:val="Bordered"/>
-    <w:basedOn w:val="860"/>
+    <w:basedOn w:val="1042"/>
     <w:uiPriority w:val="99"/>
     <w:pPr>
       <w:pBdr/>
@@ -45693,9 +48086,9 @@
       </w:tcPr>
     </w:tblStylePr>
   </w:style>
-  <w:style w:type="table" w:styleId="132">
+  <w:style w:type="table" w:styleId="982">
     <w:name w:val="Bordered - Accent 1"/>
-    <w:basedOn w:val="860"/>
+    <w:basedOn w:val="1042"/>
     <w:uiPriority w:val="99"/>
     <w:pPr>
       <w:pBdr/>
@@ -45924,9 +48317,9 @@
       </w:tcPr>
     </w:tblStylePr>
   </w:style>
-  <w:style w:type="table" w:styleId="133">
+  <w:style w:type="table" w:styleId="983">
     <w:name w:val="Bordered - Accent 2"/>
-    <w:basedOn w:val="860"/>
+    <w:basedOn w:val="1042"/>
     <w:uiPriority w:val="99"/>
     <w:pPr>
       <w:pBdr/>
@@ -46155,9 +48548,9 @@
       </w:tcPr>
     </w:tblStylePr>
   </w:style>
-  <w:style w:type="table" w:styleId="134">
+  <w:style w:type="table" w:styleId="984">
     <w:name w:val="Bordered - Accent 3"/>
-    <w:basedOn w:val="860"/>
+    <w:basedOn w:val="1042"/>
     <w:uiPriority w:val="99"/>
     <w:pPr>
       <w:pBdr/>
@@ -46386,9 +48779,9 @@
       </w:tcPr>
     </w:tblStylePr>
   </w:style>
-  <w:style w:type="table" w:styleId="135">
+  <w:style w:type="table" w:styleId="985">
     <w:name w:val="Bordered - Accent 4"/>
-    <w:basedOn w:val="860"/>
+    <w:basedOn w:val="1042"/>
     <w:uiPriority w:val="99"/>
     <w:pPr>
       <w:pBdr/>
@@ -46617,9 +49010,9 @@
       </w:tcPr>
     </w:tblStylePr>
   </w:style>
-  <w:style w:type="table" w:styleId="136">
+  <w:style w:type="table" w:styleId="986">
     <w:name w:val="Bordered - Accent 5"/>
-    <w:basedOn w:val="860"/>
+    <w:basedOn w:val="1042"/>
     <w:uiPriority w:val="99"/>
     <w:pPr>
       <w:pBdr/>
@@ -46848,9 +49241,9 @@
       </w:tcPr>
     </w:tblStylePr>
   </w:style>
-  <w:style w:type="table" w:styleId="137">
+  <w:style w:type="table" w:styleId="987">
     <w:name w:val="Bordered - Accent 6"/>
-    <w:basedOn w:val="860"/>
+    <w:basedOn w:val="1042"/>
     <w:uiPriority w:val="99"/>
     <w:pPr>
       <w:pBdr/>
@@ -47079,11 +49472,11 @@
       </w:tcPr>
     </w:tblStylePr>
   </w:style>
-  <w:style w:type="paragraph" w:styleId="139">
+  <w:style w:type="paragraph" w:styleId="988">
     <w:name w:val="Heading 1"/>
-    <w:basedOn w:val="858"/>
-    <w:next w:val="858"/>
-    <w:link w:val="150"/>
+    <w:basedOn w:val="1040"/>
+    <w:next w:val="1040"/>
+    <w:link w:val="997"/>
     <w:uiPriority w:val="9"/>
     <w:qFormat/>
     <w:pPr>
@@ -47101,11 +49494,11 @@
       <w:szCs w:val="40"/>
     </w:rPr>
   </w:style>
-  <w:style w:type="paragraph" w:styleId="140">
+  <w:style w:type="paragraph" w:styleId="989">
     <w:name w:val="Heading 2"/>
-    <w:basedOn w:val="858"/>
-    <w:next w:val="858"/>
-    <w:link w:val="151"/>
+    <w:basedOn w:val="1040"/>
+    <w:next w:val="1040"/>
+    <w:link w:val="998"/>
     <w:uiPriority w:val="9"/>
     <w:unhideWhenUsed/>
     <w:qFormat/>
@@ -47124,11 +49517,11 @@
       <w:szCs w:val="32"/>
     </w:rPr>
   </w:style>
-  <w:style w:type="paragraph" w:styleId="141">
+  <w:style w:type="paragraph" w:styleId="990">
     <w:name w:val="Heading 3"/>
-    <w:basedOn w:val="858"/>
-    <w:next w:val="858"/>
-    <w:link w:val="152"/>
+    <w:basedOn w:val="1040"/>
+    <w:next w:val="1040"/>
+    <w:link w:val="999"/>
     <w:uiPriority w:val="9"/>
     <w:unhideWhenUsed/>
     <w:qFormat/>
@@ -47147,11 +49540,11 @@
       <w:szCs w:val="28"/>
     </w:rPr>
   </w:style>
-  <w:style w:type="paragraph" w:styleId="142">
+  <w:style w:type="paragraph" w:styleId="991">
     <w:name w:val="Heading 4"/>
-    <w:basedOn w:val="858"/>
-    <w:next w:val="858"/>
-    <w:link w:val="153"/>
+    <w:basedOn w:val="1040"/>
+    <w:next w:val="1040"/>
+    <w:link w:val="1000"/>
     <w:uiPriority w:val="9"/>
     <w:unhideWhenUsed/>
     <w:qFormat/>
@@ -47170,11 +49563,11 @@
       <w:color w:val="0f4761" w:themeColor="accent1" w:themeShade="BF"/>
     </w:rPr>
   </w:style>
-  <w:style w:type="paragraph" w:styleId="143">
+  <w:style w:type="paragraph" w:styleId="992">
     <w:name w:val="Heading 5"/>
-    <w:basedOn w:val="858"/>
-    <w:next w:val="858"/>
-    <w:link w:val="154"/>
+    <w:basedOn w:val="1040"/>
+    <w:next w:val="1040"/>
+    <w:link w:val="1001"/>
     <w:uiPriority w:val="9"/>
     <w:unhideWhenUsed/>
     <w:qFormat/>
@@ -47191,11 +49584,11 @@
       <w:color w:val="0f4761" w:themeColor="accent1" w:themeShade="BF"/>
     </w:rPr>
   </w:style>
-  <w:style w:type="paragraph" w:styleId="144">
+  <w:style w:type="paragraph" w:styleId="993">
     <w:name w:val="Heading 6"/>
-    <w:basedOn w:val="858"/>
-    <w:next w:val="858"/>
-    <w:link w:val="155"/>
+    <w:basedOn w:val="1040"/>
+    <w:next w:val="1040"/>
+    <w:link w:val="1002"/>
     <w:uiPriority w:val="9"/>
     <w:unhideWhenUsed/>
     <w:qFormat/>
@@ -47214,11 +49607,11 @@
       <w:color w:val="595959" w:themeColor="text1" w:themeTint="A6"/>
     </w:rPr>
   </w:style>
-  <w:style w:type="paragraph" w:styleId="145">
+  <w:style w:type="paragraph" w:styleId="994">
     <w:name w:val="Heading 7"/>
-    <w:basedOn w:val="858"/>
-    <w:next w:val="858"/>
-    <w:link w:val="156"/>
+    <w:basedOn w:val="1040"/>
+    <w:next w:val="1040"/>
+    <w:link w:val="1003"/>
     <w:uiPriority w:val="9"/>
     <w:unhideWhenUsed/>
     <w:qFormat/>
@@ -47235,11 +49628,11 @@
       <w:color w:val="595959" w:themeColor="text1" w:themeTint="A6"/>
     </w:rPr>
   </w:style>
-  <w:style w:type="paragraph" w:styleId="146">
+  <w:style w:type="paragraph" w:styleId="995">
     <w:name w:val="Heading 8"/>
-    <w:basedOn w:val="858"/>
-    <w:next w:val="858"/>
-    <w:link w:val="157"/>
+    <w:basedOn w:val="1040"/>
+    <w:next w:val="1040"/>
+    <w:link w:val="1004"/>
     <w:uiPriority w:val="9"/>
     <w:unhideWhenUsed/>
     <w:qFormat/>
@@ -47258,11 +49651,11 @@
       <w:color w:val="272727" w:themeColor="text1" w:themeTint="D8"/>
     </w:rPr>
   </w:style>
-  <w:style w:type="paragraph" w:styleId="147">
+  <w:style w:type="paragraph" w:styleId="996">
     <w:name w:val="Heading 9"/>
-    <w:basedOn w:val="858"/>
-    <w:next w:val="858"/>
-    <w:link w:val="158"/>
+    <w:basedOn w:val="1040"/>
+    <w:next w:val="1040"/>
+    <w:link w:val="1005"/>
     <w:uiPriority w:val="9"/>
     <w:unhideWhenUsed/>
     <w:qFormat/>
@@ -47281,10 +49674,10 @@
       <w:color w:val="272727" w:themeColor="text1" w:themeTint="D8"/>
     </w:rPr>
   </w:style>
-  <w:style w:type="character" w:styleId="150">
+  <w:style w:type="character" w:styleId="997">
     <w:name w:val="Heading 1 Char"/>
-    <w:basedOn w:val="859"/>
-    <w:link w:val="139"/>
+    <w:basedOn w:val="1041"/>
+    <w:link w:val="988"/>
     <w:uiPriority w:val="9"/>
     <w:pPr>
       <w:pBdr/>
@@ -47298,10 +49691,10 @@
       <w:szCs w:val="40"/>
     </w:rPr>
   </w:style>
-  <w:style w:type="character" w:styleId="151">
+  <w:style w:type="character" w:styleId="998">
     <w:name w:val="Heading 2 Char"/>
-    <w:basedOn w:val="859"/>
-    <w:link w:val="140"/>
+    <w:basedOn w:val="1041"/>
+    <w:link w:val="989"/>
     <w:uiPriority w:val="9"/>
     <w:pPr>
       <w:pBdr/>
@@ -47315,10 +49708,10 @@
       <w:szCs w:val="32"/>
     </w:rPr>
   </w:style>
-  <w:style w:type="character" w:styleId="152">
+  <w:style w:type="character" w:styleId="999">
     <w:name w:val="Heading 3 Char"/>
-    <w:basedOn w:val="859"/>
-    <w:link w:val="141"/>
+    <w:basedOn w:val="1041"/>
+    <w:link w:val="990"/>
     <w:uiPriority w:val="9"/>
     <w:pPr>
       <w:pBdr/>
@@ -47332,10 +49725,10 @@
       <w:szCs w:val="28"/>
     </w:rPr>
   </w:style>
-  <w:style w:type="character" w:styleId="153">
+  <w:style w:type="character" w:styleId="1000">
     <w:name w:val="Heading 4 Char"/>
-    <w:basedOn w:val="859"/>
-    <w:link w:val="142"/>
+    <w:basedOn w:val="1041"/>
+    <w:link w:val="991"/>
     <w:uiPriority w:val="9"/>
     <w:pPr>
       <w:pBdr/>
@@ -47349,10 +49742,10 @@
       <w:color w:val="0f4761" w:themeColor="accent1" w:themeShade="BF"/>
     </w:rPr>
   </w:style>
-  <w:style w:type="character" w:styleId="154">
+  <w:style w:type="character" w:styleId="1001">
     <w:name w:val="Heading 5 Char"/>
-    <w:basedOn w:val="859"/>
-    <w:link w:val="143"/>
+    <w:basedOn w:val="1041"/>
+    <w:link w:val="992"/>
     <w:uiPriority w:val="9"/>
     <w:pPr>
       <w:pBdr/>
@@ -47364,10 +49757,10 @@
       <w:color w:val="0f4761" w:themeColor="accent1" w:themeShade="BF"/>
     </w:rPr>
   </w:style>
-  <w:style w:type="character" w:styleId="155">
+  <w:style w:type="character" w:styleId="1002">
     <w:name w:val="Heading 6 Char"/>
-    <w:basedOn w:val="859"/>
-    <w:link w:val="144"/>
+    <w:basedOn w:val="1041"/>
+    <w:link w:val="993"/>
     <w:uiPriority w:val="9"/>
     <w:pPr>
       <w:pBdr/>
@@ -47381,10 +49774,10 @@
       <w:color w:val="595959" w:themeColor="text1" w:themeTint="A6"/>
     </w:rPr>
   </w:style>
-  <w:style w:type="character" w:styleId="156">
+  <w:style w:type="character" w:styleId="1003">
     <w:name w:val="Heading 7 Char"/>
-    <w:basedOn w:val="859"/>
-    <w:link w:val="145"/>
+    <w:basedOn w:val="1041"/>
+    <w:link w:val="994"/>
     <w:uiPriority w:val="9"/>
     <w:pPr>
       <w:pBdr/>
@@ -47396,10 +49789,10 @@
       <w:color w:val="595959" w:themeColor="text1" w:themeTint="A6"/>
     </w:rPr>
   </w:style>
-  <w:style w:type="character" w:styleId="157">
+  <w:style w:type="character" w:styleId="1004">
     <w:name w:val="Heading 8 Char"/>
-    <w:basedOn w:val="859"/>
-    <w:link w:val="146"/>
+    <w:basedOn w:val="1041"/>
+    <w:link w:val="995"/>
     <w:uiPriority w:val="9"/>
     <w:pPr>
       <w:pBdr/>
@@ -47413,10 +49806,10 @@
       <w:color w:val="272727" w:themeColor="text1" w:themeTint="D8"/>
     </w:rPr>
   </w:style>
-  <w:style w:type="character" w:styleId="158">
+  <w:style w:type="character" w:styleId="1005">
     <w:name w:val="Heading 9 Char"/>
-    <w:basedOn w:val="859"/>
-    <w:link w:val="147"/>
+    <w:basedOn w:val="1041"/>
+    <w:link w:val="996"/>
     <w:uiPriority w:val="9"/>
     <w:pPr>
       <w:pBdr/>
@@ -47430,10 +49823,10 @@
       <w:color w:val="272727" w:themeColor="text1" w:themeTint="D8"/>
     </w:rPr>
   </w:style>
-  <w:style w:type="character" w:styleId="160">
+  <w:style w:type="character" w:styleId="1006">
     <w:name w:val="Title Char"/>
-    <w:basedOn w:val="859"/>
-    <w:link w:val="888"/>
+    <w:basedOn w:val="1041"/>
+    <w:link w:val="1070"/>
     <w:uiPriority w:val="10"/>
     <w:pPr>
       <w:pBdr/>
@@ -47447,11 +49840,11 @@
       <w:szCs w:val="56"/>
     </w:rPr>
   </w:style>
-  <w:style w:type="paragraph" w:styleId="161">
+  <w:style w:type="paragraph" w:styleId="1007">
     <w:name w:val="Subtitle"/>
-    <w:basedOn w:val="858"/>
-    <w:next w:val="858"/>
-    <w:link w:val="162"/>
+    <w:basedOn w:val="1040"/>
+    <w:next w:val="1040"/>
+    <w:link w:val="1008"/>
     <w:uiPriority w:val="11"/>
     <w:qFormat/>
     <w:pPr>
@@ -47469,10 +49862,10 @@
       <w:szCs w:val="28"/>
     </w:rPr>
   </w:style>
-  <w:style w:type="character" w:styleId="162">
+  <w:style w:type="character" w:styleId="1008">
     <w:name w:val="Subtitle Char"/>
-    <w:basedOn w:val="859"/>
-    <w:link w:val="161"/>
+    <w:basedOn w:val="1041"/>
+    <w:link w:val="1007"/>
     <w:uiPriority w:val="11"/>
     <w:pPr>
       <w:pBdr/>
@@ -47486,11 +49879,11 @@
       <w:szCs w:val="28"/>
     </w:rPr>
   </w:style>
-  <w:style w:type="paragraph" w:styleId="163">
+  <w:style w:type="paragraph" w:styleId="1009">
     <w:name w:val="Quote"/>
-    <w:basedOn w:val="858"/>
-    <w:next w:val="858"/>
-    <w:link w:val="164"/>
+    <w:basedOn w:val="1040"/>
+    <w:next w:val="1040"/>
+    <w:link w:val="1010"/>
     <w:uiPriority w:val="29"/>
     <w:qFormat/>
     <w:pPr>
@@ -47505,10 +49898,10 @@
       <w:color w:val="404040" w:themeColor="text1" w:themeTint="BF"/>
     </w:rPr>
   </w:style>
-  <w:style w:type="character" w:styleId="164">
+  <w:style w:type="character" w:styleId="1010">
     <w:name w:val="Quote Char"/>
-    <w:basedOn w:val="859"/>
-    <w:link w:val="163"/>
+    <w:basedOn w:val="1041"/>
+    <w:link w:val="1009"/>
     <w:uiPriority w:val="29"/>
     <w:pPr>
       <w:pBdr/>
@@ -47521,9 +49914,9 @@
       <w:color w:val="404040" w:themeColor="text1" w:themeTint="BF"/>
     </w:rPr>
   </w:style>
-  <w:style w:type="character" w:styleId="166">
+  <w:style w:type="character" w:styleId="1011">
     <w:name w:val="Intense Emphasis"/>
-    <w:basedOn w:val="859"/>
+    <w:basedOn w:val="1041"/>
     <w:uiPriority w:val="21"/>
     <w:qFormat/>
     <w:pPr>
@@ -47537,11 +49930,11 @@
       <w:color w:val="0f4761" w:themeColor="accent1" w:themeShade="BF"/>
     </w:rPr>
   </w:style>
-  <w:style w:type="paragraph" w:styleId="167">
+  <w:style w:type="paragraph" w:styleId="1012">
     <w:name w:val="Intense Quote"/>
-    <w:basedOn w:val="858"/>
-    <w:next w:val="858"/>
-    <w:link w:val="168"/>
+    <w:basedOn w:val="1040"/>
+    <w:next w:val="1040"/>
+    <w:link w:val="1013"/>
     <w:uiPriority w:val="30"/>
     <w:qFormat/>
     <w:pPr>
@@ -47559,10 +49952,10 @@
       <w:color w:val="0f4761" w:themeColor="accent1" w:themeShade="BF"/>
     </w:rPr>
   </w:style>
-  <w:style w:type="character" w:styleId="168">
+  <w:style w:type="character" w:styleId="1013">
     <w:name w:val="Intense Quote Char"/>
-    <w:basedOn w:val="859"/>
-    <w:link w:val="167"/>
+    <w:basedOn w:val="1041"/>
+    <w:link w:val="1012"/>
     <w:uiPriority w:val="30"/>
     <w:pPr>
       <w:pBdr/>
@@ -47575,9 +49968,9 @@
       <w:color w:val="0f4761" w:themeColor="accent1" w:themeShade="BF"/>
     </w:rPr>
   </w:style>
-  <w:style w:type="character" w:styleId="169">
+  <w:style w:type="character" w:styleId="1014">
     <w:name w:val="Intense Reference"/>
-    <w:basedOn w:val="859"/>
+    <w:basedOn w:val="1041"/>
     <w:uiPriority w:val="32"/>
     <w:qFormat/>
     <w:pPr>
@@ -47593,9 +49986,9 @@
       <w:spacing w:val="5"/>
     </w:rPr>
   </w:style>
-  <w:style w:type="paragraph" w:styleId="170">
+  <w:style w:type="paragraph" w:styleId="1015">
     <w:name w:val="No Spacing"/>
-    <w:basedOn w:val="858"/>
+    <w:basedOn w:val="1040"/>
     <w:uiPriority w:val="1"/>
     <w:qFormat/>
     <w:pPr>
@@ -47604,9 +49997,9 @@
       <w:ind/>
     </w:pPr>
   </w:style>
-  <w:style w:type="character" w:styleId="171">
+  <w:style w:type="character" w:styleId="1016">
     <w:name w:val="Subtle Emphasis"/>
-    <w:basedOn w:val="859"/>
+    <w:basedOn w:val="1041"/>
     <w:uiPriority w:val="19"/>
     <w:qFormat/>
     <w:pPr>
@@ -47620,9 +50013,9 @@
       <w:color w:val="404040" w:themeColor="text1" w:themeTint="BF"/>
     </w:rPr>
   </w:style>
-  <w:style w:type="character" w:styleId="172">
+  <w:style w:type="character" w:styleId="1017">
     <w:name w:val="Emphasis"/>
-    <w:basedOn w:val="859"/>
+    <w:basedOn w:val="1041"/>
     <w:uiPriority w:val="20"/>
     <w:qFormat/>
     <w:pPr>
@@ -47635,9 +50028,9 @@
       <w:iCs/>
     </w:rPr>
   </w:style>
-  <w:style w:type="character" w:styleId="174">
+  <w:style w:type="character" w:styleId="1018">
     <w:name w:val="Subtle Reference"/>
-    <w:basedOn w:val="859"/>
+    <w:basedOn w:val="1041"/>
     <w:uiPriority w:val="31"/>
     <w:qFormat/>
     <w:pPr>
@@ -47650,9 +50043,9 @@
       <w:color w:val="5a5a5a" w:themeColor="text1" w:themeTint="A5"/>
     </w:rPr>
   </w:style>
-  <w:style w:type="character" w:styleId="175">
+  <w:style w:type="character" w:styleId="1019">
     <w:name w:val="Book Title"/>
-    <w:basedOn w:val="859"/>
+    <w:basedOn w:val="1041"/>
     <w:uiPriority w:val="33"/>
     <w:qFormat/>
     <w:pPr>
@@ -47668,10 +50061,10 @@
       <w:spacing w:val="5"/>
     </w:rPr>
   </w:style>
-  <w:style w:type="character" w:styleId="177">
+  <w:style w:type="character" w:styleId="1020">
     <w:name w:val="Header Char"/>
-    <w:basedOn w:val="859"/>
-    <w:link w:val="862"/>
+    <w:basedOn w:val="1041"/>
+    <w:link w:val="1044"/>
     <w:uiPriority w:val="99"/>
     <w:pPr>
       <w:pBdr/>
@@ -47679,10 +50072,10 @@
       <w:ind/>
     </w:pPr>
   </w:style>
-  <w:style w:type="character" w:styleId="179">
+  <w:style w:type="character" w:styleId="1021">
     <w:name w:val="Footer Char"/>
-    <w:basedOn w:val="859"/>
-    <w:link w:val="864"/>
+    <w:basedOn w:val="1041"/>
+    <w:link w:val="1046"/>
     <w:uiPriority w:val="99"/>
     <w:pPr>
       <w:pBdr/>
@@ -47690,10 +50083,10 @@
       <w:ind/>
     </w:pPr>
   </w:style>
-  <w:style w:type="paragraph" w:styleId="180">
+  <w:style w:type="paragraph" w:styleId="1022">
     <w:name w:val="Caption"/>
-    <w:basedOn w:val="858"/>
-    <w:next w:val="858"/>
+    <w:basedOn w:val="1040"/>
+    <w:next w:val="1040"/>
     <w:uiPriority w:val="35"/>
     <w:unhideWhenUsed/>
     <w:qFormat/>
@@ -47710,10 +50103,10 @@
       <w:szCs w:val="18"/>
     </w:rPr>
   </w:style>
-  <w:style w:type="character" w:styleId="182">
+  <w:style w:type="character" w:styleId="1023">
     <w:name w:val="Footnote Text Char"/>
-    <w:basedOn w:val="859"/>
-    <w:link w:val="874"/>
+    <w:basedOn w:val="1041"/>
+    <w:link w:val="1056"/>
     <w:uiPriority w:val="99"/>
     <w:semiHidden/>
     <w:pPr>
@@ -47726,10 +50119,10 @@
       <w:szCs w:val="20"/>
     </w:rPr>
   </w:style>
-  <w:style w:type="paragraph" w:styleId="184">
+  <w:style w:type="paragraph" w:styleId="1024">
     <w:name w:val="endnote text"/>
-    <w:basedOn w:val="858"/>
-    <w:link w:val="185"/>
+    <w:basedOn w:val="1040"/>
+    <w:link w:val="1025"/>
     <w:uiPriority w:val="99"/>
     <w:semiHidden/>
     <w:unhideWhenUsed/>
@@ -47743,10 +50136,10 @@
       <w:szCs w:val="20"/>
     </w:rPr>
   </w:style>
-  <w:style w:type="character" w:styleId="185">
+  <w:style w:type="character" w:styleId="1025">
     <w:name w:val="Endnote Text Char"/>
-    <w:basedOn w:val="859"/>
-    <w:link w:val="184"/>
+    <w:basedOn w:val="1041"/>
+    <w:link w:val="1024"/>
     <w:uiPriority w:val="99"/>
     <w:semiHidden/>
     <w:pPr>
@@ -47759,9 +50152,9 @@
       <w:szCs w:val="20"/>
     </w:rPr>
   </w:style>
-  <w:style w:type="character" w:styleId="186">
+  <w:style w:type="character" w:styleId="1026">
     <w:name w:val="endnote reference"/>
-    <w:basedOn w:val="859"/>
+    <w:basedOn w:val="1041"/>
     <w:uiPriority w:val="99"/>
     <w:semiHidden/>
     <w:unhideWhenUsed/>
@@ -47774,9 +50167,9 @@
       <w:vertAlign w:val="superscript"/>
     </w:rPr>
   </w:style>
-  <w:style w:type="character" w:styleId="188">
+  <w:style w:type="character" w:styleId="1027">
     <w:name w:val="FollowedHyperlink"/>
-    <w:basedOn w:val="859"/>
+    <w:basedOn w:val="1041"/>
     <w:uiPriority w:val="99"/>
     <w:semiHidden/>
     <w:unhideWhenUsed/>
@@ -47790,10 +50183,10 @@
       <w:u w:val="single"/>
     </w:rPr>
   </w:style>
-  <w:style w:type="paragraph" w:styleId="189">
+  <w:style w:type="paragraph" w:styleId="1028">
     <w:name w:val="toc 1"/>
-    <w:basedOn w:val="858"/>
-    <w:next w:val="858"/>
+    <w:basedOn w:val="1040"/>
+    <w:next w:val="1040"/>
     <w:uiPriority w:val="39"/>
     <w:unhideWhenUsed/>
     <w:pPr>
@@ -47802,10 +50195,10 @@
       <w:ind/>
     </w:pPr>
   </w:style>
-  <w:style w:type="paragraph" w:styleId="190">
+  <w:style w:type="paragraph" w:styleId="1029">
     <w:name w:val="toc 2"/>
-    <w:basedOn w:val="858"/>
-    <w:next w:val="858"/>
+    <w:basedOn w:val="1040"/>
+    <w:next w:val="1040"/>
     <w:uiPriority w:val="39"/>
     <w:unhideWhenUsed/>
     <w:pPr>
@@ -47814,10 +50207,10 @@
       <w:ind w:left="220"/>
     </w:pPr>
   </w:style>
-  <w:style w:type="paragraph" w:styleId="191">
+  <w:style w:type="paragraph" w:styleId="1030">
     <w:name w:val="toc 3"/>
-    <w:basedOn w:val="858"/>
-    <w:next w:val="858"/>
+    <w:basedOn w:val="1040"/>
+    <w:next w:val="1040"/>
     <w:uiPriority w:val="39"/>
     <w:unhideWhenUsed/>
     <w:pPr>
@@ -47826,10 +50219,10 @@
       <w:ind w:left="440"/>
     </w:pPr>
   </w:style>
-  <w:style w:type="paragraph" w:styleId="192">
+  <w:style w:type="paragraph" w:styleId="1031">
     <w:name w:val="toc 4"/>
-    <w:basedOn w:val="858"/>
-    <w:next w:val="858"/>
+    <w:basedOn w:val="1040"/>
+    <w:next w:val="1040"/>
     <w:uiPriority w:val="39"/>
     <w:unhideWhenUsed/>
     <w:pPr>
@@ -47838,10 +50231,10 @@
       <w:ind w:left="660"/>
     </w:pPr>
   </w:style>
-  <w:style w:type="paragraph" w:styleId="193">
+  <w:style w:type="paragraph" w:styleId="1032">
     <w:name w:val="toc 5"/>
-    <w:basedOn w:val="858"/>
-    <w:next w:val="858"/>
+    <w:basedOn w:val="1040"/>
+    <w:next w:val="1040"/>
     <w:uiPriority w:val="39"/>
     <w:unhideWhenUsed/>
     <w:pPr>
@@ -47850,10 +50243,10 @@
       <w:ind w:left="880"/>
     </w:pPr>
   </w:style>
-  <w:style w:type="paragraph" w:styleId="194">
+  <w:style w:type="paragraph" w:styleId="1033">
     <w:name w:val="toc 6"/>
-    <w:basedOn w:val="858"/>
-    <w:next w:val="858"/>
+    <w:basedOn w:val="1040"/>
+    <w:next w:val="1040"/>
     <w:uiPriority w:val="39"/>
     <w:unhideWhenUsed/>
     <w:pPr>
@@ -47862,10 +50255,10 @@
       <w:ind w:left="1100"/>
     </w:pPr>
   </w:style>
-  <w:style w:type="paragraph" w:styleId="195">
+  <w:style w:type="paragraph" w:styleId="1034">
     <w:name w:val="toc 7"/>
-    <w:basedOn w:val="858"/>
-    <w:next w:val="858"/>
+    <w:basedOn w:val="1040"/>
+    <w:next w:val="1040"/>
     <w:uiPriority w:val="39"/>
     <w:unhideWhenUsed/>
     <w:pPr>
@@ -47874,10 +50267,10 @@
       <w:ind w:left="1320"/>
     </w:pPr>
   </w:style>
-  <w:style w:type="paragraph" w:styleId="196">
+  <w:style w:type="paragraph" w:styleId="1035">
     <w:name w:val="toc 8"/>
-    <w:basedOn w:val="858"/>
-    <w:next w:val="858"/>
+    <w:basedOn w:val="1040"/>
+    <w:next w:val="1040"/>
     <w:uiPriority w:val="39"/>
     <w:unhideWhenUsed/>
     <w:pPr>
@@ -47886,10 +50279,10 @@
       <w:ind w:left="1540"/>
     </w:pPr>
   </w:style>
-  <w:style w:type="paragraph" w:styleId="197">
+  <w:style w:type="paragraph" w:styleId="1036">
     <w:name w:val="toc 9"/>
-    <w:basedOn w:val="858"/>
-    <w:next w:val="858"/>
+    <w:basedOn w:val="1040"/>
+    <w:next w:val="1040"/>
     <w:uiPriority w:val="39"/>
     <w:unhideWhenUsed/>
     <w:pPr>
@@ -47898,9 +50291,9 @@
       <w:ind w:left="1760"/>
     </w:pPr>
   </w:style>
-  <w:style w:type="character" w:styleId="198">
+  <w:style w:type="character" w:styleId="1037">
     <w:name w:val="Placeholder Text"/>
-    <w:basedOn w:val="859"/>
+    <w:basedOn w:val="1041"/>
     <w:uiPriority w:val="99"/>
     <w:semiHidden/>
     <w:pPr>
@@ -47912,7 +50305,7 @@
       <w:color w:val="666666"/>
     </w:rPr>
   </w:style>
-  <w:style w:type="paragraph" w:styleId="208">
+  <w:style w:type="paragraph" w:styleId="1038">
     <w:name w:val="TOC Heading"/>
     <w:uiPriority w:val="39"/>
     <w:unhideWhenUsed/>
@@ -47922,10 +50315,10 @@
       <w:ind/>
     </w:pPr>
   </w:style>
-  <w:style w:type="paragraph" w:styleId="209">
+  <w:style w:type="paragraph" w:styleId="1039">
     <w:name w:val="table of figures"/>
-    <w:basedOn w:val="858"/>
-    <w:next w:val="858"/>
+    <w:basedOn w:val="1040"/>
+    <w:next w:val="1040"/>
     <w:uiPriority w:val="99"/>
     <w:unhideWhenUsed/>
     <w:pPr>
@@ -47934,7 +50327,7 @@
       <w:ind/>
     </w:pPr>
   </w:style>
-  <w:style w:type="paragraph" w:styleId="858" w:default="1">
+  <w:style w:type="paragraph" w:styleId="1040" w:default="1">
     <w:name w:val="Normal"/>
     <w:qFormat/>
     <w:pPr>
@@ -47949,7 +50342,7 @@
       <w:lang w:val="es-ES" w:eastAsia="es-ES"/>
     </w:rPr>
   </w:style>
-  <w:style w:type="character" w:styleId="859" w:default="1">
+  <w:style w:type="character" w:styleId="1041" w:default="1">
     <w:name w:val="Default Paragraph Font"/>
     <w:uiPriority w:val="1"/>
     <w:semiHidden/>
@@ -47960,7 +50353,7 @@
       <w:ind/>
     </w:pPr>
   </w:style>
-  <w:style w:type="table" w:styleId="860" w:default="1">
+  <w:style w:type="table" w:styleId="1042" w:default="1">
     <w:name w:val="Normal Table"/>
     <w:uiPriority w:val="99"/>
     <w:semiHidden/>
@@ -48153,7 +50546,7 @@
       </w:tcPr>
     </w:tblStylePr>
   </w:style>
-  <w:style w:type="numbering" w:styleId="861" w:default="1">
+  <w:style w:type="numbering" w:styleId="1043" w:default="1">
     <w:name w:val="No List"/>
     <w:uiPriority w:val="99"/>
     <w:semiHidden/>
@@ -48164,10 +50557,10 @@
       <w:ind/>
     </w:pPr>
   </w:style>
-  <w:style w:type="paragraph" w:styleId="862">
+  <w:style w:type="paragraph" w:styleId="1044">
     <w:name w:val="Header"/>
-    <w:basedOn w:val="858"/>
-    <w:link w:val="863"/>
+    <w:basedOn w:val="1040"/>
+    <w:link w:val="1045"/>
     <w:unhideWhenUsed/>
     <w:pPr>
       <w:pBdr/>
@@ -48179,20 +50572,20 @@
       <w:ind/>
     </w:pPr>
   </w:style>
-  <w:style w:type="character" w:styleId="863" w:customStyle="1">
+  <w:style w:type="character" w:styleId="1045" w:customStyle="1">
     <w:name w:val="Encabezado Car"/>
-    <w:basedOn w:val="859"/>
-    <w:link w:val="862"/>
+    <w:basedOn w:val="1041"/>
+    <w:link w:val="1044"/>
     <w:pPr>
       <w:pBdr/>
       <w:spacing/>
       <w:ind/>
     </w:pPr>
   </w:style>
-  <w:style w:type="paragraph" w:styleId="864">
+  <w:style w:type="paragraph" w:styleId="1046">
     <w:name w:val="Footer"/>
-    <w:basedOn w:val="858"/>
-    <w:link w:val="865"/>
+    <w:basedOn w:val="1040"/>
+    <w:link w:val="1047"/>
     <w:uiPriority w:val="99"/>
     <w:unhideWhenUsed/>
     <w:pPr>
@@ -48205,10 +50598,10 @@
       <w:ind/>
     </w:pPr>
   </w:style>
-  <w:style w:type="character" w:styleId="865" w:customStyle="1">
+  <w:style w:type="character" w:styleId="1047" w:customStyle="1">
     <w:name w:val="Pie de página Car"/>
-    <w:basedOn w:val="859"/>
-    <w:link w:val="864"/>
+    <w:basedOn w:val="1041"/>
+    <w:link w:val="1046"/>
     <w:uiPriority w:val="99"/>
     <w:pPr>
       <w:pBdr/>
@@ -48216,10 +50609,10 @@
       <w:ind/>
     </w:pPr>
   </w:style>
-  <w:style w:type="paragraph" w:styleId="866">
+  <w:style w:type="paragraph" w:styleId="1048">
     <w:name w:val="Balloon Text"/>
-    <w:basedOn w:val="858"/>
-    <w:link w:val="867"/>
+    <w:basedOn w:val="1040"/>
+    <w:link w:val="1049"/>
     <w:uiPriority w:val="99"/>
     <w:semiHidden/>
     <w:unhideWhenUsed/>
@@ -48235,10 +50628,10 @@
       <w:lang w:val="es-CL" w:eastAsia="en-US"/>
     </w:rPr>
   </w:style>
-  <w:style w:type="character" w:styleId="867" w:customStyle="1">
+  <w:style w:type="character" w:styleId="1049" w:customStyle="1">
     <w:name w:val="Texto de globo Car"/>
-    <w:basedOn w:val="859"/>
-    <w:link w:val="866"/>
+    <w:basedOn w:val="1041"/>
+    <w:link w:val="1048"/>
     <w:uiPriority w:val="99"/>
     <w:semiHidden/>
     <w:pPr>
@@ -48252,9 +50645,9 @@
       <w:szCs w:val="16"/>
     </w:rPr>
   </w:style>
-  <w:style w:type="character" w:styleId="868">
+  <w:style w:type="character" w:styleId="1050">
     <w:name w:val="annotation reference"/>
-    <w:basedOn w:val="859"/>
+    <w:basedOn w:val="1041"/>
     <w:uiPriority w:val="99"/>
     <w:semiHidden/>
     <w:unhideWhenUsed/>
@@ -48268,10 +50661,10 @@
       <w:szCs w:val="16"/>
     </w:rPr>
   </w:style>
-  <w:style w:type="paragraph" w:styleId="869">
+  <w:style w:type="paragraph" w:styleId="1051">
     <w:name w:val="annotation text"/>
-    <w:basedOn w:val="858"/>
-    <w:link w:val="870"/>
+    <w:basedOn w:val="1040"/>
+    <w:link w:val="1052"/>
     <w:uiPriority w:val="99"/>
     <w:unhideWhenUsed/>
     <w:pPr>
@@ -48284,10 +50677,10 @@
       <w:lang w:val="es-CL" w:eastAsia="en-US"/>
     </w:rPr>
   </w:style>
-  <w:style w:type="character" w:styleId="870" w:customStyle="1">
+  <w:style w:type="character" w:styleId="1052" w:customStyle="1">
     <w:name w:val="Texto comentario Car"/>
-    <w:basedOn w:val="859"/>
-    <w:link w:val="869"/>
+    <w:basedOn w:val="1041"/>
+    <w:link w:val="1051"/>
     <w:uiPriority w:val="99"/>
     <w:pPr>
       <w:pBdr/>
@@ -48299,10 +50692,10 @@
       <w:szCs w:val="20"/>
     </w:rPr>
   </w:style>
-  <w:style w:type="paragraph" w:styleId="871">
+  <w:style w:type="paragraph" w:styleId="1053">
     <w:name w:val="Plain Text"/>
-    <w:basedOn w:val="858"/>
-    <w:link w:val="872"/>
+    <w:basedOn w:val="1040"/>
+    <w:link w:val="1054"/>
     <w:pPr>
       <w:pBdr/>
       <w:spacing/>
@@ -48313,10 +50706,10 @@
       <w:lang w:val="es-CL"/>
     </w:rPr>
   </w:style>
-  <w:style w:type="character" w:styleId="872" w:customStyle="1">
+  <w:style w:type="character" w:styleId="1054" w:customStyle="1">
     <w:name w:val="Texto sin formato Car"/>
-    <w:basedOn w:val="859"/>
-    <w:link w:val="871"/>
+    <w:basedOn w:val="1041"/>
+    <w:link w:val="1053"/>
     <w:pPr>
       <w:pBdr/>
       <w:spacing/>
@@ -48329,9 +50722,9 @@
       <w:lang w:eastAsia="es-ES"/>
     </w:rPr>
   </w:style>
-  <w:style w:type="table" w:styleId="873">
+  <w:style w:type="table" w:styleId="1055">
     <w:name w:val="Table Grid"/>
-    <w:basedOn w:val="860"/>
+    <w:basedOn w:val="1042"/>
     <w:uiPriority w:val="39"/>
     <w:pPr>
       <w:pBdr/>
@@ -48527,10 +50920,10 @@
       </w:tcPr>
     </w:tblStylePr>
   </w:style>
-  <w:style w:type="paragraph" w:styleId="874">
+  <w:style w:type="paragraph" w:styleId="1056">
     <w:name w:val="footnote text"/>
-    <w:basedOn w:val="858"/>
-    <w:link w:val="875"/>
+    <w:basedOn w:val="1040"/>
+    <w:link w:val="1057"/>
     <w:uiPriority w:val="99"/>
     <w:semiHidden/>
     <w:unhideWhenUsed/>
@@ -48544,10 +50937,10 @@
       <w:lang w:val="es-CL" w:eastAsia="en-US"/>
     </w:rPr>
   </w:style>
-  <w:style w:type="character" w:styleId="875" w:customStyle="1">
+  <w:style w:type="character" w:styleId="1057" w:customStyle="1">
     <w:name w:val="Texto nota pie Car"/>
-    <w:basedOn w:val="859"/>
-    <w:link w:val="874"/>
+    <w:basedOn w:val="1041"/>
+    <w:link w:val="1056"/>
     <w:uiPriority w:val="99"/>
     <w:semiHidden/>
     <w:pPr>
@@ -48560,9 +50953,9 @@
       <w:szCs w:val="20"/>
     </w:rPr>
   </w:style>
-  <w:style w:type="character" w:styleId="876">
+  <w:style w:type="character" w:styleId="1058">
     <w:name w:val="footnote reference"/>
-    <w:basedOn w:val="859"/>
+    <w:basedOn w:val="1041"/>
     <w:uiPriority w:val="99"/>
     <w:semiHidden/>
     <w:unhideWhenUsed/>
@@ -48575,10 +50968,10 @@
       <w:vertAlign w:val="superscript"/>
     </w:rPr>
   </w:style>
-  <w:style w:type="paragraph" w:styleId="877">
+  <w:style w:type="paragraph" w:styleId="1059">
     <w:name w:val="List Paragraph"/>
-    <w:basedOn w:val="858"/>
-    <w:link w:val="878"/>
+    <w:basedOn w:val="1040"/>
+    <w:link w:val="1060"/>
     <w:uiPriority w:val="34"/>
     <w:unhideWhenUsed/>
     <w:qFormat/>
@@ -48594,9 +50987,9 @@
       <w:lang w:val="en-US" w:eastAsia="ja-JP"/>
     </w:rPr>
   </w:style>
-  <w:style w:type="character" w:styleId="878" w:customStyle="1">
+  <w:style w:type="character" w:styleId="1060" w:customStyle="1">
     <w:name w:val="Párrafo de lista Car"/>
-    <w:link w:val="877"/>
+    <w:link w:val="1059"/>
     <w:uiPriority w:val="34"/>
     <w:pPr>
       <w:pBdr/>
@@ -48610,7 +51003,7 @@
       <w:lang w:val="en-US" w:eastAsia="ja-JP"/>
     </w:rPr>
   </w:style>
-  <w:style w:type="paragraph" w:styleId="879" w:customStyle="1">
+  <w:style w:type="paragraph" w:styleId="1061" w:customStyle="1">
     <w:name w:val="Default"/>
     <w:pPr>
       <w:pBdr/>
@@ -48625,11 +51018,11 @@
       <w:lang w:val="es-ES" w:eastAsia="es-ES"/>
     </w:rPr>
   </w:style>
-  <w:style w:type="paragraph" w:styleId="880">
+  <w:style w:type="paragraph" w:styleId="1062">
     <w:name w:val="annotation subject"/>
-    <w:basedOn w:val="869"/>
-    <w:next w:val="869"/>
-    <w:link w:val="881"/>
+    <w:basedOn w:val="1051"/>
+    <w:next w:val="1051"/>
+    <w:link w:val="1063"/>
     <w:uiPriority w:val="99"/>
     <w:semiHidden/>
     <w:unhideWhenUsed/>
@@ -48645,10 +51038,10 @@
       <w:lang w:val="es-ES" w:eastAsia="es-ES"/>
     </w:rPr>
   </w:style>
-  <w:style w:type="character" w:styleId="881" w:customStyle="1">
+  <w:style w:type="character" w:styleId="1063" w:customStyle="1">
     <w:name w:val="Asunto del comentario Car"/>
-    <w:basedOn w:val="870"/>
-    <w:link w:val="880"/>
+    <w:basedOn w:val="1052"/>
+    <w:link w:val="1062"/>
     <w:uiPriority w:val="99"/>
     <w:semiHidden/>
     <w:pPr>
@@ -48665,7 +51058,7 @@
       <w:lang w:val="es-ES" w:eastAsia="es-ES"/>
     </w:rPr>
   </w:style>
-  <w:style w:type="paragraph" w:styleId="882">
+  <w:style w:type="paragraph" w:styleId="1064">
     <w:name w:val="Revision"/>
     <w:hidden/>
     <w:uiPriority w:val="99"/>
@@ -48682,9 +51075,9 @@
       <w:lang w:val="es-ES" w:eastAsia="es-ES"/>
     </w:rPr>
   </w:style>
-  <w:style w:type="table" w:styleId="883">
+  <w:style w:type="table" w:styleId="1065">
     <w:name w:val="Grid Table Light"/>
-    <w:basedOn w:val="860"/>
+    <w:basedOn w:val="1042"/>
     <w:uiPriority w:val="99"/>
     <w:pPr>
       <w:pBdr/>
@@ -48878,9 +51271,9 @@
       </w:tcPr>
     </w:tblStylePr>
   </w:style>
-  <w:style w:type="table" w:styleId="884">
+  <w:style w:type="table" w:styleId="1066">
     <w:name w:val="Plain Table 1"/>
-    <w:basedOn w:val="860"/>
+    <w:basedOn w:val="1042"/>
     <w:uiPriority w:val="41"/>
     <w:pPr>
       <w:pBdr/>
@@ -49092,27 +51485,27 @@
       </w:tcPr>
     </w:tblStylePr>
   </w:style>
-  <w:style w:type="character" w:styleId="885" w:customStyle="1">
+  <w:style w:type="character" w:styleId="1067" w:customStyle="1">
     <w:name w:val="normaltextrun"/>
-    <w:basedOn w:val="859"/>
+    <w:basedOn w:val="1041"/>
     <w:pPr>
       <w:pBdr/>
       <w:spacing/>
       <w:ind/>
     </w:pPr>
   </w:style>
-  <w:style w:type="character" w:styleId="886" w:customStyle="1">
+  <w:style w:type="character" w:styleId="1068" w:customStyle="1">
     <w:name w:val="eop"/>
-    <w:basedOn w:val="859"/>
+    <w:basedOn w:val="1041"/>
     <w:pPr>
       <w:pBdr/>
       <w:spacing/>
       <w:ind/>
     </w:pPr>
   </w:style>
-  <w:style w:type="character" w:styleId="887">
+  <w:style w:type="character" w:styleId="1069">
     <w:name w:val="Hyperlink"/>
-    <w:basedOn w:val="859"/>
+    <w:basedOn w:val="1041"/>
     <w:uiPriority w:val="99"/>
     <w:semiHidden/>
     <w:unhideWhenUsed/>
@@ -49126,11 +51519,11 @@
       <w:u w:val="single"/>
     </w:rPr>
   </w:style>
-  <w:style w:type="paragraph" w:styleId="888">
+  <w:style w:type="paragraph" w:styleId="1070">
     <w:name w:val="Title"/>
-    <w:basedOn w:val="858"/>
-    <w:next w:val="858"/>
-    <w:link w:val="889"/>
+    <w:basedOn w:val="1040"/>
+    <w:next w:val="1040"/>
+    <w:link w:val="1071"/>
     <w:uiPriority w:val="10"/>
     <w:qFormat/>
     <w:pPr>
@@ -49147,10 +51540,10 @@
       <w:lang w:val="es-CL" w:eastAsia="en-US"/>
     </w:rPr>
   </w:style>
-  <w:style w:type="character" w:styleId="889" w:customStyle="1">
+  <w:style w:type="character" w:styleId="1071" w:customStyle="1">
     <w:name w:val="Título Car"/>
-    <w:basedOn w:val="859"/>
-    <w:link w:val="888"/>
+    <w:basedOn w:val="1041"/>
+    <w:link w:val="1070"/>
     <w:uiPriority w:val="10"/>
     <w:pPr>
       <w:pBdr/>
@@ -49164,9 +51557,9 @@
       <w:szCs w:val="56"/>
     </w:rPr>
   </w:style>
-  <w:style w:type="paragraph" w:styleId="890">
+  <w:style w:type="paragraph" w:styleId="1072">
     <w:name w:val="Normal (Web)"/>
-    <w:basedOn w:val="858"/>
+    <w:basedOn w:val="1040"/>
     <w:uiPriority w:val="99"/>
     <w:semiHidden/>
     <w:unhideWhenUsed/>
@@ -49181,9 +51574,9 @@
       <w:lang w:val="es-CL" w:eastAsia="es-CL"/>
     </w:rPr>
   </w:style>
-  <w:style w:type="character" w:styleId="891">
+  <w:style w:type="character" w:styleId="1073">
     <w:name w:val="Strong"/>
-    <w:basedOn w:val="859"/>
+    <w:basedOn w:val="1041"/>
     <w:uiPriority w:val="22"/>
     <w:qFormat/>
     <w:pPr>
